--- a/tools/myCustomBlockly/iMi/ESP32Goods/ESP32Goods規劃.docx
+++ b/tools/myCustomBlockly/iMi/ESP32Goods/ESP32Goods規劃.docx
@@ -1,6 +1,6 @@
 
 <file path=word/document.xml><?xml version="1.0" encoding="utf-8"?>
-<w:document xmlns:wpc="http://schemas.microsoft.com/office/word/2010/wordprocessingCanvas" xmlns:cx="http://schemas.microsoft.com/office/drawing/2014/chartex" xmlns:mc="http://schemas.openxmlformats.org/markup-compatibility/2006" xmlns:o="urn:schemas-microsoft-com:office:office" xmlns:r="http://schemas.openxmlformats.org/officeDocument/2006/relationships" xmlns:m="http://schemas.openxmlformats.org/officeDocument/2006/math" xmlns:v="urn:schemas-microsoft-com:vml" xmlns:wp14="http://schemas.microsoft.com/office/word/2010/wordprocessingDrawing" xmlns:wp="http://schemas.openxmlformats.org/drawingml/2006/wordprocessingDrawing" xmlns:w10="urn:schemas-microsoft-com:office:word" xmlns:w="http://schemas.openxmlformats.org/wordprocessingml/2006/main" xmlns:w14="http://schemas.microsoft.com/office/word/2010/wordml" xmlns:w15="http://schemas.microsoft.com/office/word/2012/wordml" xmlns:w16se="http://schemas.microsoft.com/office/word/2015/wordml/symex" xmlns:wpg="http://schemas.microsoft.com/office/word/2010/wordprocessingGroup" xmlns:wpi="http://schemas.microsoft.com/office/word/2010/wordprocessingInk" xmlns:wne="http://schemas.microsoft.com/office/word/2006/wordml" xmlns:wps="http://schemas.microsoft.com/office/word/2010/wordprocessingShape" mc:Ignorable="w14 w15 w16se wp14">
+<w:document xmlns:wpc="http://schemas.microsoft.com/office/word/2010/wordprocessingCanvas" xmlns:cx="http://schemas.microsoft.com/office/drawing/2014/chartex" xmlns:cx1="http://schemas.microsoft.com/office/drawing/2015/9/8/chartex" xmlns:cx2="http://schemas.microsoft.com/office/drawing/2015/10/21/chartex" xmlns:cx3="http://schemas.microsoft.com/office/drawing/2016/5/9/chartex" xmlns:cx4="http://schemas.microsoft.com/office/drawing/2016/5/10/chartex" xmlns:cx5="http://schemas.microsoft.com/office/drawing/2016/5/11/chartex" xmlns:cx6="http://schemas.microsoft.com/office/drawing/2016/5/12/chartex" xmlns:cx7="http://schemas.microsoft.com/office/drawing/2016/5/13/chartex" xmlns:cx8="http://schemas.microsoft.com/office/drawing/2016/5/14/chartex" xmlns:mc="http://schemas.openxmlformats.org/markup-compatibility/2006" xmlns:aink="http://schemas.microsoft.com/office/drawing/2016/ink" xmlns:am3d="http://schemas.microsoft.com/office/drawing/2017/model3d" xmlns:o="urn:schemas-microsoft-com:office:office" xmlns:r="http://schemas.openxmlformats.org/officeDocument/2006/relationships" xmlns:m="http://schemas.openxmlformats.org/officeDocument/2006/math" xmlns:v="urn:schemas-microsoft-com:vml" xmlns:wp14="http://schemas.microsoft.com/office/word/2010/wordprocessingDrawing" xmlns:wp="http://schemas.openxmlformats.org/drawingml/2006/wordprocessingDrawing" xmlns:w10="urn:schemas-microsoft-com:office:word" xmlns:w="http://schemas.openxmlformats.org/wordprocessingml/2006/main" xmlns:w14="http://schemas.microsoft.com/office/word/2010/wordml" xmlns:w15="http://schemas.microsoft.com/office/word/2012/wordml" xmlns:w16cex="http://schemas.microsoft.com/office/word/2018/wordml/cex" xmlns:w16cid="http://schemas.microsoft.com/office/word/2016/wordml/cid" xmlns:w16="http://schemas.microsoft.com/office/word/2018/wordml" xmlns:w16sdtdh="http://schemas.microsoft.com/office/word/2020/wordml/sdtdatahash" xmlns:w16se="http://schemas.microsoft.com/office/word/2015/wordml/symex" xmlns:wpg="http://schemas.microsoft.com/office/word/2010/wordprocessingGroup" xmlns:wpi="http://schemas.microsoft.com/office/word/2010/wordprocessingInk" xmlns:wne="http://schemas.microsoft.com/office/word/2006/wordml" xmlns:wps="http://schemas.microsoft.com/office/word/2010/wordprocessingShape" mc:Ignorable="w14 w15 w16se w16cid w16 w16cex w16sdtdh wp14">
   <w:body>
     <w:p>
       <w:pPr>
@@ -21,7 +21,14 @@
           <w:rFonts w:hint="eastAsia"/>
           <w:color w:val="FF0000"/>
         </w:rPr>
-        <w:t>、有</w:t>
+        <w:t>。</w:t>
+      </w:r>
+      <w:r>
+        <w:rPr>
+          <w:rFonts w:hint="eastAsia"/>
+          <w:color w:val="FF0000"/>
+        </w:rPr>
+        <w:t>有</w:t>
       </w:r>
       <w:r>
         <w:rPr>
@@ -111,7 +118,7 @@
           <w:rFonts w:hint="eastAsia"/>
           <w:color w:val="FF0000"/>
         </w:rPr>
-        <w:t>、</w:t>
+        <w:t>。</w:t>
       </w:r>
       <w:r>
         <w:rPr>
@@ -123,6 +130,11 @@
       </w:r>
     </w:p>
     <w:p>
+      <w:pPr>
+        <w:rPr>
+          <w:color w:val="FF0000"/>
+        </w:rPr>
+      </w:pPr>
       <w:r>
         <w:rPr>
           <w:rFonts w:hint="eastAsia"/>
@@ -171,21 +183,57 @@
         </w:rPr>
         <w:t>去掉</w:t>
       </w:r>
+      <w:r>
+        <w:rPr>
+          <w:rFonts w:hint="eastAsia"/>
+          <w:color w:val="FF0000"/>
+        </w:rPr>
+        <w:t>。</w:t>
+      </w:r>
+    </w:p>
+    <w:p>
+      <w:pPr>
+        <w:rPr>
+          <w:rFonts w:hint="eastAsia"/>
+        </w:rPr>
+      </w:pPr>
+      <w:r>
+        <w:rPr>
+          <w:rFonts w:hint="eastAsia"/>
+          <w:color w:val="FF0000"/>
+        </w:rPr>
+        <w:t>若積木只有單行程式碼</w:t>
+      </w:r>
+      <w:r>
+        <w:rPr>
+          <w:rFonts w:hint="eastAsia"/>
+          <w:color w:val="FF0000"/>
+        </w:rPr>
+        <w:t>,</w:t>
+      </w:r>
+      <w:r>
+        <w:rPr>
+          <w:rFonts w:hint="eastAsia"/>
+          <w:color w:val="FF0000"/>
+        </w:rPr>
+        <w:t>換行依據：尾部有沒有；分號</w:t>
+      </w:r>
     </w:p>
     <w:tbl>
       <w:tblPr>
         <w:tblStyle w:val="a3"/>
         <w:tblW w:w="0" w:type="auto"/>
+        <w:tblLayout w:type="fixed"/>
         <w:tblLook w:val="04A0" w:firstRow="1" w:lastRow="0" w:firstColumn="1" w:lastColumn="0" w:noHBand="0" w:noVBand="1"/>
       </w:tblPr>
       <w:tblGrid>
-        <w:gridCol w:w="3602"/>
-        <w:gridCol w:w="7726"/>
+        <w:gridCol w:w="4957"/>
+        <w:gridCol w:w="6371"/>
       </w:tblGrid>
       <w:tr>
         <w:tc>
           <w:tcPr>
-            <w:tcW w:w="5466" w:type="dxa"/>
+            <w:tcW w:w="4957" w:type="dxa"/>
             <w:shd w:val="clear" w:color="auto" w:fill="auto"/>
           </w:tcPr>
           <w:p>
@@ -201,6 +249,7 @@
             <w:r>
               <w:rPr>
                 <w:rFonts w:ascii="Arial Unicode MS" w:hAnsi="Arial Unicode MS"/>
+                <w:noProof/>
                 <w:color w:val="008800"/>
                 <w:sz w:val="20"/>
                 <w:szCs w:val="20"/>
@@ -314,9 +363,6 @@
             <w:pPr>
               <w:adjustRightInd w:val="0"/>
               <w:snapToGrid w:val="0"/>
-              <w:rPr>
-                <w:rFonts w:hint="eastAsia"/>
-              </w:rPr>
             </w:pPr>
             <w:r>
               <w:rPr>
@@ -1160,7 +1206,16 @@
                 <w:sz w:val="20"/>
                 <w:szCs w:val="20"/>
               </w:rPr>
-              <w:t>_</w:t>
+              <w:t>_02imi_</w:t>
+            </w:r>
+            <w:r>
+              <w:rPr>
+                <w:rFonts w:ascii="Arial Unicode MS" w:hAnsi="Arial Unicode MS" w:hint="eastAsia"/>
+                <w:color w:val="008800"/>
+                <w:sz w:val="20"/>
+                <w:szCs w:val="20"/>
+              </w:rPr>
+              <w:t>e</w:t>
             </w:r>
             <w:r>
               <w:rPr>
@@ -1169,43 +1224,7 @@
                 <w:sz w:val="20"/>
                 <w:szCs w:val="20"/>
               </w:rPr>
-              <w:t>02</w:t>
-            </w:r>
-            <w:r>
-              <w:rPr>
-                <w:rFonts w:ascii="Arial Unicode MS" w:hAnsi="Arial Unicode MS"/>
-                <w:color w:val="008800"/>
-                <w:sz w:val="20"/>
-                <w:szCs w:val="20"/>
-              </w:rPr>
-              <w:t>imi_</w:t>
-            </w:r>
-            <w:r>
-              <w:rPr>
-                <w:rFonts w:ascii="Arial Unicode MS" w:hAnsi="Arial Unicode MS" w:hint="eastAsia"/>
-                <w:color w:val="008800"/>
-                <w:sz w:val="20"/>
-                <w:szCs w:val="20"/>
-              </w:rPr>
-              <w:t>e</w:t>
-            </w:r>
-            <w:r>
-              <w:rPr>
-                <w:rFonts w:ascii="Arial Unicode MS" w:hAnsi="Arial Unicode MS"/>
-                <w:color w:val="008800"/>
-                <w:sz w:val="20"/>
-                <w:szCs w:val="20"/>
-              </w:rPr>
-              <w:t>spgoods_</w:t>
-            </w:r>
-            <w:r>
-              <w:rPr>
-                <w:rFonts w:ascii="Arial Unicode MS" w:hAnsi="Arial Unicode MS"/>
-                <w:color w:val="008800"/>
-                <w:sz w:val="20"/>
-                <w:szCs w:val="20"/>
-              </w:rPr>
-              <w:t>wifi</w:t>
+              <w:t>spgoods_wifi</w:t>
             </w:r>
           </w:p>
           <w:p>
@@ -2039,23 +2058,112 @@
                 <w:sz w:val="20"/>
                 <w:szCs w:val="20"/>
               </w:rPr>
+              <w:t xml:space="preserve"> </w:t>
+            </w:r>
+            <w:r>
+              <w:rPr>
+                <w:color w:val="538135" w:themeColor="accent6" w:themeShade="BF"/>
+              </w:rPr>
+              <w:t>'</w:t>
+            </w:r>
+            <w:r>
+              <w:rPr>
+                <w:sz w:val="20"/>
+                <w:szCs w:val="20"/>
+              </w:rPr>
               <w:t>//WiFi</w:t>
             </w:r>
-          </w:p>
-          <w:p>
-            <w:pPr>
-              <w:spacing w:line="200" w:lineRule="exact"/>
-              <w:rPr>
-                <w:sz w:val="20"/>
-                <w:szCs w:val="20"/>
-              </w:rPr>
-            </w:pPr>
-            <w:r>
-              <w:rPr>
-                <w:sz w:val="20"/>
-                <w:szCs w:val="20"/>
-              </w:rPr>
-              <w:t>char _lwifi_ssid[] = "xxxxxxxxxx";</w:t>
+            <w:r>
+              <w:rPr>
+                <w:color w:val="538135" w:themeColor="accent6" w:themeShade="BF"/>
+              </w:rPr>
+              <w:t>'</w:t>
+            </w:r>
+          </w:p>
+          <w:p>
+            <w:pPr>
+              <w:spacing w:line="200" w:lineRule="exact"/>
+              <w:rPr>
+                <w:sz w:val="20"/>
+                <w:szCs w:val="20"/>
+              </w:rPr>
+            </w:pPr>
+            <w:r>
+              <w:rPr>
+                <w:sz w:val="20"/>
+                <w:szCs w:val="20"/>
+              </w:rPr>
+              <w:t xml:space="preserve"> </w:t>
+            </w:r>
+            <w:r>
+              <w:rPr>
+                <w:color w:val="538135" w:themeColor="accent6" w:themeShade="BF"/>
+              </w:rPr>
+              <w:t>'</w:t>
+            </w:r>
+            <w:r>
+              <w:rPr>
+                <w:sz w:val="20"/>
+                <w:szCs w:val="20"/>
+              </w:rPr>
+              <w:t xml:space="preserve">char _lwifi_ssid[] = </w:t>
+            </w:r>
+            <w:r>
+              <w:rPr>
+                <w:color w:val="538135" w:themeColor="accent6" w:themeShade="BF"/>
+              </w:rPr>
+              <w:t>'</w:t>
+            </w:r>
+            <w:r>
+              <w:rPr>
+                <w:rFonts w:hint="eastAsia"/>
+                <w:sz w:val="18"/>
+                <w:szCs w:val="16"/>
+              </w:rPr>
+              <w:t>+</w:t>
+            </w:r>
+            <w:r>
+              <w:rPr>
+                <w:color w:val="FF0000"/>
+                <w:sz w:val="18"/>
+                <w:szCs w:val="16"/>
+              </w:rPr>
+              <w:t>value_</w:t>
+            </w:r>
+            <w:r>
+              <w:rPr>
+                <w:color w:val="FF0000"/>
+                <w:sz w:val="18"/>
+                <w:szCs w:val="16"/>
+              </w:rPr>
+              <w:t>ssid</w:t>
+            </w:r>
+            <w:r>
+              <w:rPr>
+                <w:rFonts w:hint="eastAsia"/>
+                <w:sz w:val="18"/>
+                <w:szCs w:val="16"/>
+              </w:rPr>
+              <w:t>+</w:t>
+            </w:r>
+            <w:r>
+              <w:rPr>
+                <w:color w:val="538135" w:themeColor="accent6" w:themeShade="BF"/>
+              </w:rPr>
+              <w:t>'</w:t>
+            </w:r>
+            <w:r>
+              <w:rPr>
+                <w:sz w:val="20"/>
+                <w:szCs w:val="20"/>
+              </w:rPr>
+              <w:t>;</w:t>
+            </w:r>
+            <w:r>
+              <w:rPr>
+                <w:color w:val="538135" w:themeColor="accent6" w:themeShade="BF"/>
+              </w:rPr>
+              <w:t>'</w:t>
             </w:r>
           </w:p>
           <w:p>
@@ -2068,7 +2176,77 @@
                 <w:sz w:val="20"/>
                 <w:szCs w:val="20"/>
               </w:rPr>
-              <w:t>char _lwifi_pass[] = "xxxxxxxxxx";</w:t>
+              <w:t xml:space="preserve"> </w:t>
+            </w:r>
+            <w:r>
+              <w:rPr>
+                <w:color w:val="538135" w:themeColor="accent6" w:themeShade="BF"/>
+              </w:rPr>
+              <w:t>'</w:t>
+            </w:r>
+            <w:r>
+              <w:rPr>
+                <w:sz w:val="20"/>
+                <w:szCs w:val="20"/>
+              </w:rPr>
+              <w:t xml:space="preserve">char _lwifi_pass[] = </w:t>
+            </w:r>
+            <w:r>
+              <w:rPr>
+                <w:color w:val="538135" w:themeColor="accent6" w:themeShade="BF"/>
+              </w:rPr>
+              <w:t>'</w:t>
+            </w:r>
+            <w:r>
+              <w:rPr>
+                <w:rFonts w:hint="eastAsia"/>
+                <w:sz w:val="18"/>
+                <w:szCs w:val="16"/>
+              </w:rPr>
+              <w:t>+</w:t>
+            </w:r>
+            <w:r>
+              <w:rPr>
+                <w:color w:val="FF0000"/>
+                <w:sz w:val="18"/>
+                <w:szCs w:val="16"/>
+              </w:rPr>
+              <w:t>value_</w:t>
+            </w:r>
+            <w:r>
+              <w:rPr>
+                <w:color w:val="FF0000"/>
+                <w:sz w:val="18"/>
+                <w:szCs w:val="16"/>
+              </w:rPr>
+              <w:t>wifipwd</w:t>
+            </w:r>
+            <w:r>
+              <w:rPr>
+                <w:rFonts w:hint="eastAsia"/>
+                <w:sz w:val="18"/>
+                <w:szCs w:val="16"/>
+              </w:rPr>
+              <w:t>+</w:t>
+            </w:r>
+            <w:r>
+              <w:rPr>
+                <w:color w:val="538135" w:themeColor="accent6" w:themeShade="BF"/>
+              </w:rPr>
+              <w:t>'</w:t>
+            </w:r>
+            <w:r>
+              <w:rPr>
+                <w:sz w:val="20"/>
+                <w:szCs w:val="20"/>
+              </w:rPr>
+              <w:t>;</w:t>
+            </w:r>
+            <w:r>
+              <w:rPr>
+                <w:color w:val="538135" w:themeColor="accent6" w:themeShade="BF"/>
+              </w:rPr>
+              <w:t>'</w:t>
             </w:r>
           </w:p>
           <w:p>
@@ -2081,9 +2259,6 @@
             <w:pPr>
               <w:adjustRightInd w:val="0"/>
               <w:snapToGrid w:val="0"/>
-              <w:rPr>
-                <w:rFonts w:hint="eastAsia"/>
-              </w:rPr>
             </w:pPr>
           </w:p>
           <w:p>
@@ -2098,7 +2273,16 @@
                 <w:sz w:val="20"/>
                 <w:szCs w:val="20"/>
               </w:rPr>
-              <w:t>_0</w:t>
+              <w:t>_03imi_</w:t>
+            </w:r>
+            <w:r>
+              <w:rPr>
+                <w:rFonts w:ascii="Arial Unicode MS" w:hAnsi="Arial Unicode MS" w:hint="eastAsia"/>
+                <w:color w:val="008800"/>
+                <w:sz w:val="20"/>
+                <w:szCs w:val="20"/>
+              </w:rPr>
+              <w:t>e</w:t>
             </w:r>
             <w:r>
               <w:rPr>
@@ -2107,43 +2291,7 @@
                 <w:sz w:val="20"/>
                 <w:szCs w:val="20"/>
               </w:rPr>
-              <w:t>3</w:t>
-            </w:r>
-            <w:r>
-              <w:rPr>
-                <w:rFonts w:ascii="Arial Unicode MS" w:hAnsi="Arial Unicode MS"/>
-                <w:color w:val="008800"/>
-                <w:sz w:val="20"/>
-                <w:szCs w:val="20"/>
-              </w:rPr>
-              <w:t>imi_</w:t>
-            </w:r>
-            <w:r>
-              <w:rPr>
-                <w:rFonts w:ascii="Arial Unicode MS" w:hAnsi="Arial Unicode MS" w:hint="eastAsia"/>
-                <w:color w:val="008800"/>
-                <w:sz w:val="20"/>
-                <w:szCs w:val="20"/>
-              </w:rPr>
-              <w:t>e</w:t>
-            </w:r>
-            <w:r>
-              <w:rPr>
-                <w:rFonts w:ascii="Arial Unicode MS" w:hAnsi="Arial Unicode MS"/>
-                <w:color w:val="008800"/>
-                <w:sz w:val="20"/>
-                <w:szCs w:val="20"/>
-              </w:rPr>
-              <w:t>spgoods_</w:t>
-            </w:r>
-            <w:r>
-              <w:rPr>
-                <w:rFonts w:ascii="Arial Unicode MS" w:hAnsi="Arial Unicode MS"/>
-                <w:color w:val="008800"/>
-                <w:sz w:val="20"/>
-                <w:szCs w:val="20"/>
-              </w:rPr>
-              <w:t>mqtt</w:t>
+              <w:t>spgoods_mqtt</w:t>
             </w:r>
           </w:p>
           <w:p>
@@ -3203,7 +3351,7 @@
                 </mc:Choice>
                 <mc:Fallback>
                   <w:pict>
-                    <v:group w14:anchorId="06331115" id="群組 49" o:spid="_x0000_s1031" style="width:217.4pt;height:20.75pt;mso-position-horizontal-relative:char;mso-position-vertical-relative:line" coordsize="27607,2635" o:gfxdata="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">
+                    <v:group w14:anchorId="06331115" id="群組 49" o:spid="_x0000_s1031" style="width:217.4pt;height:20.75pt;mso-position-horizontal-relative:char;mso-position-vertical-relative:line" coordsize="27607,2635" o:gfxdata="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">
                       <v:shape id="圓角矩形 48" o:spid="_x0000_s1032" style="position:absolute;width:27607;height:2635;visibility:visible;mso-wrap-style:square;v-text-anchor:middle" coordsize="4625868,375557" o:spt="100" o:gfxdata="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" adj="-11796480,,5400" path="m119183,127411c119183,92841,147207,,181777,l4563274,v34570,,62594,28024,62594,62594l4625868,312963v,34570,-28024,62594,-62594,62594l181777,375557v-34570,,-54974,-100467,-54974,-135037l10319,315726,,77770r119183,49641xe" fillcolor="#ffc000 [3207]" strokecolor="#7f5f00 [1607]" strokeweight="1pt">
                         <v:stroke joinstyle="miter"/>
                         <v:formulas/>
@@ -3390,90 +3538,446 @@
             <w:pPr>
               <w:spacing w:line="200" w:lineRule="exact"/>
               <w:rPr>
+                <w:sz w:val="18"/>
+                <w:szCs w:val="18"/>
+              </w:rPr>
+            </w:pPr>
+            <w:r>
+              <w:rPr>
+                <w:sz w:val="20"/>
+                <w:szCs w:val="20"/>
+              </w:rPr>
+              <w:t xml:space="preserve"> </w:t>
+            </w:r>
+            <w:r>
+              <w:rPr>
+                <w:color w:val="538135" w:themeColor="accent6" w:themeShade="BF"/>
+              </w:rPr>
+              <w:t>'</w:t>
+            </w:r>
+            <w:r>
+              <w:rPr>
                 <w:rFonts w:hint="eastAsia"/>
-                <w:sz w:val="20"/>
-                <w:szCs w:val="20"/>
-              </w:rPr>
-            </w:pPr>
+                <w:sz w:val="18"/>
+                <w:szCs w:val="18"/>
+              </w:rPr>
+              <w:t>//HiveMQ</w:t>
+            </w:r>
             <w:r>
               <w:rPr>
                 <w:rFonts w:hint="eastAsia"/>
-                <w:sz w:val="20"/>
-                <w:szCs w:val="20"/>
-              </w:rPr>
-              <w:t>//HiveMQ</w:t>
+                <w:sz w:val="18"/>
+                <w:szCs w:val="18"/>
+              </w:rPr>
+              <w:t>設定</w:t>
+            </w:r>
+            <w:r>
+              <w:rPr>
+                <w:color w:val="538135" w:themeColor="accent6" w:themeShade="BF"/>
+              </w:rPr>
+              <w:t>'</w:t>
+            </w:r>
+          </w:p>
+          <w:p>
+            <w:pPr>
+              <w:spacing w:line="200" w:lineRule="exact"/>
+              <w:rPr>
+                <w:sz w:val="18"/>
+                <w:szCs w:val="18"/>
+              </w:rPr>
+            </w:pPr>
+            <w:r>
+              <w:rPr>
+                <w:sz w:val="20"/>
+                <w:szCs w:val="20"/>
+              </w:rPr>
+              <w:t xml:space="preserve"> </w:t>
+            </w:r>
+            <w:r>
+              <w:rPr>
+                <w:color w:val="538135" w:themeColor="accent6" w:themeShade="BF"/>
+              </w:rPr>
+              <w:t>'</w:t>
+            </w:r>
+            <w:r>
+              <w:rPr>
+                <w:sz w:val="18"/>
+                <w:szCs w:val="18"/>
+              </w:rPr>
+              <w:t>const char* mqtt_server =</w:t>
+            </w:r>
+            <w:r>
+              <w:rPr>
+                <w:color w:val="538135" w:themeColor="accent6" w:themeShade="BF"/>
+              </w:rPr>
+              <w:t>'</w:t>
+            </w:r>
+            <w:r>
+              <w:rPr>
+                <w:sz w:val="18"/>
+                <w:szCs w:val="18"/>
+              </w:rPr>
+              <w:t xml:space="preserve"> </w:t>
             </w:r>
             <w:r>
               <w:rPr>
                 <w:rFonts w:hint="eastAsia"/>
-                <w:sz w:val="20"/>
-                <w:szCs w:val="20"/>
-              </w:rPr>
-              <w:t>設定</w:t>
-            </w:r>
-          </w:p>
-          <w:p>
-            <w:pPr>
-              <w:spacing w:line="200" w:lineRule="exact"/>
-              <w:rPr>
-                <w:sz w:val="20"/>
-                <w:szCs w:val="20"/>
-              </w:rPr>
-            </w:pPr>
-            <w:r>
-              <w:rPr>
-                <w:sz w:val="20"/>
-                <w:szCs w:val="20"/>
-              </w:rPr>
-              <w:t>const char* mqtt_server = "xxxxxxxx";</w:t>
-            </w:r>
-          </w:p>
-          <w:p>
-            <w:pPr>
-              <w:spacing w:line="200" w:lineRule="exact"/>
-              <w:rPr>
-                <w:sz w:val="20"/>
-                <w:szCs w:val="20"/>
-              </w:rPr>
-            </w:pPr>
-            <w:r>
-              <w:rPr>
-                <w:sz w:val="20"/>
-                <w:szCs w:val="20"/>
-              </w:rPr>
-              <w:t xml:space="preserve">const char* mqtt_username = "xxxxxxxx";                                        </w:t>
-            </w:r>
-          </w:p>
-          <w:p>
-            <w:pPr>
-              <w:spacing w:line="200" w:lineRule="exact"/>
-              <w:rPr>
-                <w:sz w:val="20"/>
-                <w:szCs w:val="20"/>
-              </w:rPr>
-            </w:pPr>
-            <w:r>
-              <w:rPr>
-                <w:sz w:val="20"/>
-                <w:szCs w:val="20"/>
-              </w:rPr>
-              <w:t xml:space="preserve">const char* mqtt_password = "xxxxxxxx";                                    </w:t>
-            </w:r>
-          </w:p>
-          <w:p>
-            <w:pPr>
-              <w:spacing w:line="200" w:lineRule="exact"/>
-              <w:rPr>
-                <w:sz w:val="20"/>
-                <w:szCs w:val="20"/>
-              </w:rPr>
-            </w:pPr>
-            <w:r>
-              <w:rPr>
-                <w:sz w:val="20"/>
-                <w:szCs w:val="20"/>
-              </w:rPr>
-              <w:t>const int mqtt_port = 8883;</w:t>
+                <w:sz w:val="18"/>
+                <w:szCs w:val="16"/>
+              </w:rPr>
+              <w:t>+</w:t>
+            </w:r>
+            <w:r>
+              <w:rPr>
+                <w:color w:val="FF0000"/>
+                <w:sz w:val="16"/>
+                <w:szCs w:val="14"/>
+              </w:rPr>
+              <w:t>value_mqtt_server</w:t>
+            </w:r>
+            <w:r>
+              <w:rPr>
+                <w:rFonts w:hint="eastAsia"/>
+                <w:sz w:val="18"/>
+                <w:szCs w:val="16"/>
+              </w:rPr>
+              <w:t>+</w:t>
+            </w:r>
+            <w:r>
+              <w:rPr>
+                <w:color w:val="538135" w:themeColor="accent6" w:themeShade="BF"/>
+              </w:rPr>
+              <w:t>'</w:t>
+            </w:r>
+            <w:r>
+              <w:rPr>
+                <w:sz w:val="18"/>
+                <w:szCs w:val="18"/>
+              </w:rPr>
+              <w:t>;</w:t>
+            </w:r>
+            <w:r>
+              <w:rPr>
+                <w:color w:val="538135" w:themeColor="accent6" w:themeShade="BF"/>
+              </w:rPr>
+              <w:t>'</w:t>
+            </w:r>
+          </w:p>
+          <w:p>
+            <w:pPr>
+              <w:spacing w:line="200" w:lineRule="exact"/>
+              <w:rPr>
+                <w:sz w:val="18"/>
+                <w:szCs w:val="18"/>
+              </w:rPr>
+            </w:pPr>
+            <w:r>
+              <w:rPr>
+                <w:sz w:val="20"/>
+                <w:szCs w:val="20"/>
+              </w:rPr>
+              <w:t xml:space="preserve"> </w:t>
+            </w:r>
+            <w:r>
+              <w:rPr>
+                <w:color w:val="538135" w:themeColor="accent6" w:themeShade="BF"/>
+              </w:rPr>
+              <w:t>'</w:t>
+            </w:r>
+            <w:r>
+              <w:rPr>
+                <w:sz w:val="18"/>
+                <w:szCs w:val="18"/>
+              </w:rPr>
+              <w:t>const char* mqtt_username =</w:t>
+            </w:r>
+            <w:r>
+              <w:rPr>
+                <w:color w:val="538135" w:themeColor="accent6" w:themeShade="BF"/>
+              </w:rPr>
+              <w:t>'</w:t>
+            </w:r>
+            <w:r>
+              <w:rPr>
+                <w:sz w:val="18"/>
+                <w:szCs w:val="18"/>
+              </w:rPr>
+              <w:t xml:space="preserve"> </w:t>
+            </w:r>
+            <w:r>
+              <w:rPr>
+                <w:rFonts w:hint="eastAsia"/>
+                <w:sz w:val="18"/>
+                <w:szCs w:val="16"/>
+              </w:rPr>
+              <w:t>+</w:t>
+            </w:r>
+            <w:r>
+              <w:rPr>
+                <w:color w:val="FF0000"/>
+                <w:sz w:val="18"/>
+                <w:szCs w:val="16"/>
+              </w:rPr>
+              <w:t>value_mqtt</w:t>
+            </w:r>
+            <w:r>
+              <w:rPr>
+                <w:color w:val="FF0000"/>
+                <w:sz w:val="18"/>
+                <w:szCs w:val="16"/>
+              </w:rPr>
+              <w:t>_u</w:t>
+            </w:r>
+            <w:r>
+              <w:rPr>
+                <w:color w:val="FF0000"/>
+                <w:sz w:val="18"/>
+                <w:szCs w:val="16"/>
+              </w:rPr>
+              <w:t>ser</w:t>
+            </w:r>
+            <w:r>
+              <w:rPr>
+                <w:rFonts w:hint="eastAsia"/>
+                <w:sz w:val="18"/>
+                <w:szCs w:val="16"/>
+              </w:rPr>
+              <w:t>+</w:t>
+            </w:r>
+            <w:r>
+              <w:rPr>
+                <w:color w:val="538135" w:themeColor="accent6" w:themeShade="BF"/>
+              </w:rPr>
+              <w:t>'</w:t>
+            </w:r>
+            <w:r>
+              <w:rPr>
+                <w:sz w:val="18"/>
+                <w:szCs w:val="18"/>
+              </w:rPr>
+              <w:t>;</w:t>
+            </w:r>
+            <w:r>
+              <w:rPr>
+                <w:color w:val="538135" w:themeColor="accent6" w:themeShade="BF"/>
+              </w:rPr>
+              <w:t>'</w:t>
+            </w:r>
+            <w:r>
+              <w:rPr>
+                <w:sz w:val="18"/>
+                <w:szCs w:val="18"/>
+              </w:rPr>
+              <w:t xml:space="preserve">                                        </w:t>
+            </w:r>
+          </w:p>
+          <w:p>
+            <w:pPr>
+              <w:spacing w:line="200" w:lineRule="exact"/>
+              <w:rPr>
+                <w:sz w:val="18"/>
+                <w:szCs w:val="18"/>
+              </w:rPr>
+            </w:pPr>
+            <w:r>
+              <w:rPr>
+                <w:sz w:val="20"/>
+                <w:szCs w:val="20"/>
+              </w:rPr>
+              <w:t xml:space="preserve"> </w:t>
+            </w:r>
+            <w:r>
+              <w:rPr>
+                <w:color w:val="538135" w:themeColor="accent6" w:themeShade="BF"/>
+              </w:rPr>
+              <w:t>'</w:t>
+            </w:r>
+            <w:r>
+              <w:rPr>
+                <w:sz w:val="18"/>
+                <w:szCs w:val="18"/>
+              </w:rPr>
+              <w:t>const char* mqtt_password =</w:t>
+            </w:r>
+            <w:r>
+              <w:rPr>
+                <w:color w:val="538135" w:themeColor="accent6" w:themeShade="BF"/>
+              </w:rPr>
+              <w:t>'</w:t>
+            </w:r>
+            <w:r>
+              <w:rPr>
+                <w:sz w:val="18"/>
+                <w:szCs w:val="18"/>
+              </w:rPr>
+              <w:t xml:space="preserve"> </w:t>
+            </w:r>
+            <w:r>
+              <w:rPr>
+                <w:rFonts w:hint="eastAsia"/>
+                <w:sz w:val="18"/>
+                <w:szCs w:val="16"/>
+              </w:rPr>
+              <w:t>+</w:t>
+            </w:r>
+            <w:r>
+              <w:rPr>
+                <w:color w:val="FF0000"/>
+                <w:sz w:val="18"/>
+                <w:szCs w:val="16"/>
+              </w:rPr>
+              <w:t>value_mqtt</w:t>
+            </w:r>
+            <w:r>
+              <w:rPr>
+                <w:color w:val="FF0000"/>
+                <w:sz w:val="18"/>
+                <w:szCs w:val="16"/>
+              </w:rPr>
+              <w:t>_p</w:t>
+            </w:r>
+            <w:r>
+              <w:rPr>
+                <w:color w:val="FF0000"/>
+                <w:sz w:val="18"/>
+                <w:szCs w:val="16"/>
+              </w:rPr>
+              <w:t>wd</w:t>
+            </w:r>
+            <w:r>
+              <w:rPr>
+                <w:rFonts w:hint="eastAsia"/>
+                <w:sz w:val="18"/>
+                <w:szCs w:val="16"/>
+              </w:rPr>
+              <w:t>+</w:t>
+            </w:r>
+            <w:r>
+              <w:rPr>
+                <w:color w:val="538135" w:themeColor="accent6" w:themeShade="BF"/>
+              </w:rPr>
+              <w:t>'</w:t>
+            </w:r>
+            <w:r>
+              <w:rPr>
+                <w:sz w:val="18"/>
+                <w:szCs w:val="18"/>
+              </w:rPr>
+              <w:t>;</w:t>
+            </w:r>
+            <w:r>
+              <w:rPr>
+                <w:color w:val="538135" w:themeColor="accent6" w:themeShade="BF"/>
+              </w:rPr>
+              <w:t>'</w:t>
+            </w:r>
+            <w:r>
+              <w:rPr>
+                <w:sz w:val="18"/>
+                <w:szCs w:val="18"/>
+              </w:rPr>
+              <w:t xml:space="preserve">                                    </w:t>
+            </w:r>
+          </w:p>
+          <w:p>
+            <w:pPr>
+              <w:spacing w:line="200" w:lineRule="exact"/>
+              <w:rPr>
+                <w:sz w:val="20"/>
+                <w:szCs w:val="20"/>
+              </w:rPr>
+            </w:pPr>
+            <w:r>
+              <w:rPr>
+                <w:sz w:val="20"/>
+                <w:szCs w:val="20"/>
+              </w:rPr>
+              <w:t xml:space="preserve"> </w:t>
+            </w:r>
+            <w:r>
+              <w:rPr>
+                <w:color w:val="538135" w:themeColor="accent6" w:themeShade="BF"/>
+              </w:rPr>
+              <w:t>'</w:t>
+            </w:r>
+            <w:r>
+              <w:rPr>
+                <w:sz w:val="18"/>
+                <w:szCs w:val="18"/>
+              </w:rPr>
+              <w:t>const int mqtt_port =</w:t>
+            </w:r>
+            <w:r>
+              <w:rPr>
+                <w:color w:val="538135" w:themeColor="accent6" w:themeShade="BF"/>
+              </w:rPr>
+              <w:t>'</w:t>
+            </w:r>
+            <w:r>
+              <w:rPr>
+                <w:sz w:val="18"/>
+                <w:szCs w:val="18"/>
+              </w:rPr>
+              <w:t xml:space="preserve"> </w:t>
+            </w:r>
+            <w:r>
+              <w:rPr>
+                <w:rFonts w:hint="eastAsia"/>
+                <w:sz w:val="18"/>
+                <w:szCs w:val="16"/>
+              </w:rPr>
+              <w:t>+</w:t>
+            </w:r>
+            <w:r>
+              <w:rPr>
+                <w:color w:val="FF0000"/>
+                <w:sz w:val="18"/>
+                <w:szCs w:val="16"/>
+              </w:rPr>
+              <w:t>value_mqtt</w:t>
+            </w:r>
+            <w:r>
+              <w:rPr>
+                <w:color w:val="FF0000"/>
+                <w:sz w:val="18"/>
+                <w:szCs w:val="16"/>
+              </w:rPr>
+              <w:t>_p</w:t>
+            </w:r>
+            <w:r>
+              <w:rPr>
+                <w:color w:val="FF0000"/>
+                <w:sz w:val="18"/>
+                <w:szCs w:val="16"/>
+              </w:rPr>
+              <w:t>ort</w:t>
+            </w:r>
+            <w:r>
+              <w:rPr>
+                <w:rFonts w:hint="eastAsia"/>
+                <w:sz w:val="18"/>
+                <w:szCs w:val="16"/>
+              </w:rPr>
+              <w:t>+</w:t>
+            </w:r>
+            <w:r>
+              <w:rPr>
+                <w:color w:val="538135" w:themeColor="accent6" w:themeShade="BF"/>
+              </w:rPr>
+              <w:t>'</w:t>
+            </w:r>
+            <w:r>
+              <w:rPr>
+                <w:sz w:val="18"/>
+                <w:szCs w:val="18"/>
+              </w:rPr>
+              <w:t>;</w:t>
+            </w:r>
+            <w:r>
+              <w:rPr>
+                <w:color w:val="538135" w:themeColor="accent6" w:themeShade="BF"/>
+              </w:rPr>
+              <w:t>'</w:t>
             </w:r>
           </w:p>
           <w:p>
@@ -3492,9 +3996,6 @@
             <w:pPr>
               <w:adjustRightInd w:val="0"/>
               <w:snapToGrid w:val="0"/>
-              <w:rPr>
-                <w:rFonts w:hint="eastAsia"/>
-              </w:rPr>
             </w:pPr>
           </w:p>
           <w:p>
@@ -3509,7 +4010,16 @@
                 <w:sz w:val="20"/>
                 <w:szCs w:val="20"/>
               </w:rPr>
-              <w:t>_0</w:t>
+              <w:t>_04imi_</w:t>
+            </w:r>
+            <w:r>
+              <w:rPr>
+                <w:rFonts w:ascii="Arial Unicode MS" w:hAnsi="Arial Unicode MS" w:hint="eastAsia"/>
+                <w:color w:val="008800"/>
+                <w:sz w:val="20"/>
+                <w:szCs w:val="20"/>
+              </w:rPr>
+              <w:t>e</w:t>
             </w:r>
             <w:r>
               <w:rPr>
@@ -3518,52 +4028,13 @@
                 <w:sz w:val="20"/>
                 <w:szCs w:val="20"/>
               </w:rPr>
-              <w:t>4</w:t>
-            </w:r>
-            <w:r>
-              <w:rPr>
-                <w:rFonts w:ascii="Arial Unicode MS" w:hAnsi="Arial Unicode MS"/>
-                <w:color w:val="008800"/>
-                <w:sz w:val="20"/>
-                <w:szCs w:val="20"/>
-              </w:rPr>
-              <w:t>imi_</w:t>
-            </w:r>
-            <w:r>
-              <w:rPr>
-                <w:rFonts w:ascii="Arial Unicode MS" w:hAnsi="Arial Unicode MS" w:hint="eastAsia"/>
-                <w:color w:val="008800"/>
-                <w:sz w:val="20"/>
-                <w:szCs w:val="20"/>
-              </w:rPr>
-              <w:t>e</w:t>
-            </w:r>
-            <w:r>
-              <w:rPr>
-                <w:rFonts w:ascii="Arial Unicode MS" w:hAnsi="Arial Unicode MS"/>
-                <w:color w:val="008800"/>
-                <w:sz w:val="20"/>
-                <w:szCs w:val="20"/>
-              </w:rPr>
-              <w:t>spgoods_</w:t>
-            </w:r>
-            <w:r>
-              <w:rPr>
-                <w:rFonts w:ascii="Arial Unicode MS" w:hAnsi="Arial Unicode MS"/>
-                <w:color w:val="008800"/>
-                <w:sz w:val="20"/>
-                <w:szCs w:val="20"/>
-              </w:rPr>
-              <w:t>uart</w:t>
+              <w:t>spgoods_uart</w:t>
             </w:r>
           </w:p>
           <w:p>
             <w:pPr>
               <w:adjustRightInd w:val="0"/>
               <w:snapToGrid w:val="0"/>
-              <w:rPr>
-                <w:rFonts w:hint="eastAsia"/>
-              </w:rPr>
             </w:pPr>
             <w:r>
               <w:rPr>
@@ -4302,26 +4773,44 @@
             <w:pPr>
               <w:spacing w:line="200" w:lineRule="exact"/>
               <w:rPr>
+                <w:sz w:val="20"/>
+                <w:szCs w:val="20"/>
+              </w:rPr>
+            </w:pPr>
+            <w:r>
+              <w:rPr>
+                <w:sz w:val="20"/>
+                <w:szCs w:val="20"/>
+              </w:rPr>
+              <w:t xml:space="preserve"> </w:t>
+            </w:r>
+            <w:r>
+              <w:rPr>
+                <w:color w:val="538135" w:themeColor="accent6" w:themeShade="BF"/>
+              </w:rPr>
+              <w:t>'</w:t>
+            </w:r>
+            <w:r>
+              <w:rPr>
                 <w:rFonts w:hint="eastAsia"/>
                 <w:sz w:val="20"/>
                 <w:szCs w:val="20"/>
               </w:rPr>
-            </w:pPr>
+              <w:t>//UART</w:t>
+            </w:r>
             <w:r>
               <w:rPr>
                 <w:rFonts w:hint="eastAsia"/>
                 <w:sz w:val="20"/>
                 <w:szCs w:val="20"/>
               </w:rPr>
-              <w:t>//UART</w:t>
-            </w:r>
-            <w:r>
-              <w:rPr>
-                <w:rFonts w:hint="eastAsia"/>
-                <w:sz w:val="20"/>
-                <w:szCs w:val="20"/>
-              </w:rPr>
               <w:t>通訊</w:t>
+            </w:r>
+            <w:r>
+              <w:rPr>
+                <w:color w:val="538135" w:themeColor="accent6" w:themeShade="BF"/>
+              </w:rPr>
+              <w:t>'</w:t>
             </w:r>
           </w:p>
           <w:p>
@@ -4334,7 +4823,141 @@
                 <w:sz w:val="20"/>
                 <w:szCs w:val="20"/>
               </w:rPr>
-              <w:t>SoftwareSerial ArduinoSerial(16,17);</w:t>
+              <w:t xml:space="preserve"> </w:t>
+            </w:r>
+            <w:r>
+              <w:rPr>
+                <w:color w:val="538135" w:themeColor="accent6" w:themeShade="BF"/>
+              </w:rPr>
+              <w:t>'</w:t>
+            </w:r>
+            <w:r>
+              <w:rPr>
+                <w:sz w:val="20"/>
+                <w:szCs w:val="20"/>
+              </w:rPr>
+              <w:t>SoftwareSerial</w:t>
+            </w:r>
+            <w:r>
+              <w:rPr>
+                <w:color w:val="538135" w:themeColor="accent6" w:themeShade="BF"/>
+              </w:rPr>
+              <w:t xml:space="preserve"> </w:t>
+            </w:r>
+            <w:r>
+              <w:rPr>
+                <w:sz w:val="20"/>
+                <w:szCs w:val="20"/>
+              </w:rPr>
+              <w:t>ArduinoSerial(</w:t>
+            </w:r>
+            <w:r>
+              <w:rPr>
+                <w:color w:val="538135" w:themeColor="accent6" w:themeShade="BF"/>
+              </w:rPr>
+              <w:t>'</w:t>
+            </w:r>
+            <w:r>
+              <w:rPr>
+                <w:rFonts w:hint="eastAsia"/>
+                <w:sz w:val="18"/>
+                <w:szCs w:val="16"/>
+              </w:rPr>
+              <w:t>+</w:t>
+            </w:r>
+            <w:r>
+              <w:rPr>
+                <w:color w:val="FF0000"/>
+                <w:sz w:val="18"/>
+                <w:szCs w:val="16"/>
+              </w:rPr>
+              <w:t>value_</w:t>
+            </w:r>
+            <w:r>
+              <w:rPr>
+                <w:color w:val="FF0000"/>
+                <w:sz w:val="18"/>
+                <w:szCs w:val="16"/>
+              </w:rPr>
+              <w:t>rx</w:t>
+            </w:r>
+            <w:r>
+              <w:rPr>
+                <w:rFonts w:hint="eastAsia"/>
+                <w:sz w:val="18"/>
+                <w:szCs w:val="16"/>
+              </w:rPr>
+              <w:t>+</w:t>
+            </w:r>
+            <w:r>
+              <w:rPr>
+                <w:color w:val="538135" w:themeColor="accent6" w:themeShade="BF"/>
+              </w:rPr>
+              <w:t>'</w:t>
+            </w:r>
+            <w:r>
+              <w:rPr>
+                <w:sz w:val="20"/>
+                <w:szCs w:val="20"/>
+              </w:rPr>
+              <w:t>,</w:t>
+            </w:r>
+            <w:r>
+              <w:rPr>
+                <w:color w:val="538135" w:themeColor="accent6" w:themeShade="BF"/>
+              </w:rPr>
+              <w:t>'</w:t>
+            </w:r>
+            <w:r>
+              <w:rPr>
+                <w:rFonts w:hint="eastAsia"/>
+                <w:sz w:val="18"/>
+                <w:szCs w:val="16"/>
+              </w:rPr>
+              <w:t>+</w:t>
+            </w:r>
+            <w:r>
+              <w:rPr>
+                <w:color w:val="FF0000"/>
+                <w:sz w:val="18"/>
+                <w:szCs w:val="16"/>
+              </w:rPr>
+              <w:t>value_</w:t>
+            </w:r>
+            <w:r>
+              <w:rPr>
+                <w:color w:val="FF0000"/>
+                <w:sz w:val="18"/>
+                <w:szCs w:val="16"/>
+              </w:rPr>
+              <w:t>tx</w:t>
+            </w:r>
+            <w:r>
+              <w:rPr>
+                <w:rFonts w:hint="eastAsia"/>
+                <w:sz w:val="18"/>
+                <w:szCs w:val="16"/>
+              </w:rPr>
+              <w:t>+</w:t>
+            </w:r>
+            <w:r>
+              <w:rPr>
+                <w:color w:val="538135" w:themeColor="accent6" w:themeShade="BF"/>
+              </w:rPr>
+              <w:t>'</w:t>
+            </w:r>
+            <w:r>
+              <w:rPr>
+                <w:sz w:val="20"/>
+                <w:szCs w:val="20"/>
+              </w:rPr>
+              <w:t>);</w:t>
+            </w:r>
+            <w:r>
+              <w:rPr>
+                <w:color w:val="538135" w:themeColor="accent6" w:themeShade="BF"/>
+              </w:rPr>
+              <w:t>'</w:t>
             </w:r>
           </w:p>
           <w:p>
@@ -4347,18 +4970,12 @@
             <w:pPr>
               <w:adjustRightInd w:val="0"/>
               <w:snapToGrid w:val="0"/>
-              <w:rPr>
-                <w:rFonts w:hint="eastAsia"/>
-              </w:rPr>
             </w:pPr>
           </w:p>
           <w:p>
             <w:pPr>
               <w:adjustRightInd w:val="0"/>
               <w:snapToGrid w:val="0"/>
-              <w:rPr>
-                <w:rFonts w:hint="eastAsia"/>
-              </w:rPr>
             </w:pPr>
             <w:r>
               <w:rPr>
@@ -4367,7 +4984,16 @@
                 <w:sz w:val="20"/>
                 <w:szCs w:val="20"/>
               </w:rPr>
-              <w:t>_0</w:t>
+              <w:t>_05imi_</w:t>
+            </w:r>
+            <w:r>
+              <w:rPr>
+                <w:rFonts w:ascii="Arial Unicode MS" w:hAnsi="Arial Unicode MS" w:hint="eastAsia"/>
+                <w:color w:val="008800"/>
+                <w:sz w:val="20"/>
+                <w:szCs w:val="20"/>
+              </w:rPr>
+              <w:t>e</w:t>
             </w:r>
             <w:r>
               <w:rPr>
@@ -4376,43 +5002,7 @@
                 <w:sz w:val="20"/>
                 <w:szCs w:val="20"/>
               </w:rPr>
-              <w:t>5</w:t>
-            </w:r>
-            <w:r>
-              <w:rPr>
-                <w:rFonts w:ascii="Arial Unicode MS" w:hAnsi="Arial Unicode MS"/>
-                <w:color w:val="008800"/>
-                <w:sz w:val="20"/>
-                <w:szCs w:val="20"/>
-              </w:rPr>
-              <w:t>imi_</w:t>
-            </w:r>
-            <w:r>
-              <w:rPr>
-                <w:rFonts w:ascii="Arial Unicode MS" w:hAnsi="Arial Unicode MS" w:hint="eastAsia"/>
-                <w:color w:val="008800"/>
-                <w:sz w:val="20"/>
-                <w:szCs w:val="20"/>
-              </w:rPr>
-              <w:t>e</w:t>
-            </w:r>
-            <w:r>
-              <w:rPr>
-                <w:rFonts w:ascii="Arial Unicode MS" w:hAnsi="Arial Unicode MS"/>
-                <w:color w:val="008800"/>
-                <w:sz w:val="20"/>
-                <w:szCs w:val="20"/>
-              </w:rPr>
-              <w:t>spgoods_</w:t>
-            </w:r>
-            <w:r>
-              <w:rPr>
-                <w:rFonts w:ascii="Arial Unicode MS" w:hAnsi="Arial Unicode MS"/>
-                <w:color w:val="008800"/>
-                <w:sz w:val="20"/>
-                <w:szCs w:val="20"/>
-              </w:rPr>
-              <w:t>sheet</w:t>
+              <w:t>spgoods_sheet</w:t>
             </w:r>
           </w:p>
           <w:p>
@@ -4441,7 +5031,7 @@
                               </a:xfrm>
                             </wpg:grpSpPr>
                             <wps:wsp>
-                              <wps:cNvPr id="2" name="圓角矩形 48"/>
+                              <wps:cNvPr id="3" name="圓角矩形 48"/>
                               <wps:cNvSpPr/>
                               <wps:spPr>
                                 <a:xfrm>
@@ -4844,7 +5434,7 @@
                               </wps:bodyPr>
                             </wps:wsp>
                             <wps:wsp>
-                              <wps:cNvPr id="3" name="手繪多邊形: 圖案 10"/>
+                              <wps:cNvPr id="4" name="手繪多邊形: 圖案 10"/>
                               <wps:cNvSpPr/>
                               <wps:spPr>
                                 <a:xfrm>
@@ -4985,7 +5575,7 @@
                               </wps:bodyPr>
                             </wps:wsp>
                             <wps:wsp>
-                              <wps:cNvPr id="4" name="手繪多邊形: 圖案 10"/>
+                              <wps:cNvPr id="5" name="手繪多邊形: 圖案 10"/>
                               <wps:cNvSpPr/>
                               <wps:spPr>
                                 <a:xfrm>
@@ -5133,8 +5723,8 @@
                 </mc:Choice>
                 <mc:Fallback>
                   <w:pict>
-                    <v:group w14:anchorId="61B796EA" id="群組 75" o:spid="_x0000_s1045" style="width:159.4pt;height:20.75pt;mso-position-horizontal-relative:char;mso-position-vertical-relative:line" coordsize="20251,2635" o:gfxdata="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">
-                      <v:shape id="圓角矩形 48" o:spid="_x0000_s1046" style="position:absolute;width:20251;height:2635;visibility:visible;mso-wrap-style:square;v-text-anchor:middle" coordsize="4625868,375557" o:spt="100" o:gfxdata="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" adj="-11796480,,5400" path="m119183,127411c119183,92841,147207,,181777,l4563274,v34570,,62594,28024,62594,62594l4625868,312963v,34570,-28024,62594,-62594,62594l181777,375557v-34570,,-54974,-100467,-54974,-135037l10319,315726,,77770r119183,49641xe" fillcolor="#ffc000 [3207]" strokecolor="#7f5f00 [1607]" strokeweight="1pt">
+                    <v:group w14:anchorId="61B796EA" id="群組 75" o:spid="_x0000_s1045" style="width:159.4pt;height:20.75pt;mso-position-horizontal-relative:char;mso-position-vertical-relative:line" coordsize="20251,2635" o:gfxdata="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">
+                      <v:shape id="圓角矩形 48" o:spid="_x0000_s1046" style="position:absolute;width:20251;height:2635;visibility:visible;mso-wrap-style:square;v-text-anchor:middle" coordsize="4625868,375557" o:spt="100" o:gfxdata="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" adj="-11796480,,5400" path="m119183,127411c119183,92841,147207,,181777,l4563274,v34570,,62594,28024,62594,62594l4625868,312963v,34570,-28024,62594,-62594,62594l181777,375557v-34570,,-54974,-100467,-54974,-135037l10319,315726,,77770r119183,49641xe" fillcolor="#ffc000 [3207]" strokecolor="#7f5f00 [1607]" strokeweight="1pt">
                         <v:stroke joinstyle="miter"/>
                         <v:formulas/>
                         <v:path arrowok="t" o:connecttype="custom" o:connectlocs="52176,89403;79579,0;1997730,0;2025133,43922;2025133,219603;1997730,263525;79579,263525;55512,168771;4517,221542;0,54571;52176,89403" o:connectangles="0,0,0,0,0,0,0,0,0,0,0" textboxrect="0,0,4625868,375557"/>
@@ -5166,7 +5756,7 @@
                           </w:txbxContent>
                         </v:textbox>
                       </v:shape>
-                      <v:shape id="手繪多邊形: 圖案 10" o:spid="_x0000_s1047" style="position:absolute;left:2454;top:231;width:3972;height:2047;visibility:visible;mso-wrap-style:square;v-text-anchor:middle" coordsize="453390,263525" o:spt="100" o:gfxdata="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" adj="-11796480,,5400" path="m84890,l453390,r,263525l84890,263525v-16145,,-25673,-70497,-25673,-94754l4819,221542,,54571,55658,89403c55658,65146,68745,,84890,xe" fillcolor="#70ad47 [3209]" strokecolor="#375623 [1609]" strokeweight="1pt">
+                      <v:shape id="手繪多邊形: 圖案 10" o:spid="_x0000_s1047" style="position:absolute;left:2454;top:231;width:3972;height:2047;visibility:visible;mso-wrap-style:square;v-text-anchor:middle" coordsize="453390,263525" o:spt="100" o:gfxdata="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" adj="-11796480,,5400" path="m84890,l453390,r,263525l84890,263525v-16145,,-25673,-70497,-25673,-94754l4819,221542,,54571,55658,89403c55658,65146,68745,,84890,xe" fillcolor="#70ad47 [3209]" strokecolor="#375623 [1609]" strokeweight="1pt">
                         <v:stroke joinstyle="miter"/>
                         <v:formulas/>
                         <v:path arrowok="t" o:connecttype="custom" o:connectlocs="74371,0;397207,0;397207,204716;74371,204716;51879,131108;4222,172102;0,42393;48761,69452;74371,0" o:connectangles="0,0,0,0,0,0,0,0,0" textboxrect="0,0,453390,263525"/>
@@ -5190,7 +5780,7 @@
                           </w:txbxContent>
                         </v:textbox>
                       </v:shape>
-                      <v:shape id="手繪多邊形: 圖案 10" o:spid="_x0000_s1048" style="position:absolute;left:15202;top:267;width:3973;height:2047;visibility:visible;mso-wrap-style:square;v-text-anchor:middle" coordsize="453390,263525" o:spt="100" o:gfxdata="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" adj="-11796480,,5400" path="m84890,l453390,r,263525l84890,263525v-16145,,-25673,-70497,-25673,-94754l4819,221542,,54571,55658,89403c55658,65146,68745,,84890,xe" fillcolor="#70ad47 [3209]" strokecolor="#375623 [1609]" strokeweight="1pt">
+                      <v:shape id="手繪多邊形: 圖案 10" o:spid="_x0000_s1048" style="position:absolute;left:15202;top:267;width:3973;height:2047;visibility:visible;mso-wrap-style:square;v-text-anchor:middle" coordsize="453390,263525" o:spt="100" o:gfxdata="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" adj="-11796480,,5400" path="m84890,l453390,r,263525l84890,263525v-16145,,-25673,-70497,-25673,-94754l4819,221542,,54571,55658,89403c55658,65146,68745,,84890,xe" fillcolor="#70ad47 [3209]" strokecolor="#375623 [1609]" strokeweight="1pt">
                         <v:stroke joinstyle="miter"/>
                         <v:formulas/>
                         <v:path arrowok="t" o:connecttype="custom" o:connectlocs="74371,0;397207,0;397207,204716;74371,204716;51879,131108;4222,172102;0,42393;48761,69452;74371,0" o:connectangles="0,0,0,0,0,0,0,0,0" textboxrect="0,0,453390,263525"/>
@@ -5225,18 +5815,66 @@
             <w:pPr>
               <w:spacing w:line="200" w:lineRule="exact"/>
               <w:rPr>
+                <w:sz w:val="20"/>
+                <w:szCs w:val="20"/>
+              </w:rPr>
+            </w:pPr>
+            <w:r>
+              <w:rPr>
+                <w:sz w:val="20"/>
+                <w:szCs w:val="20"/>
+              </w:rPr>
+              <w:t xml:space="preserve"> </w:t>
+            </w:r>
+            <w:r>
+              <w:rPr>
+                <w:color w:val="538135" w:themeColor="accent6" w:themeShade="BF"/>
+              </w:rPr>
+              <w:t>'</w:t>
+            </w:r>
+            <w:r>
+              <w:rPr>
                 <w:rFonts w:hint="eastAsia"/>
                 <w:sz w:val="20"/>
                 <w:szCs w:val="20"/>
               </w:rPr>
-            </w:pPr>
+              <w:t xml:space="preserve">//google </w:t>
+            </w:r>
             <w:r>
               <w:rPr>
                 <w:rFonts w:hint="eastAsia"/>
                 <w:sz w:val="20"/>
                 <w:szCs w:val="20"/>
               </w:rPr>
-              <w:t xml:space="preserve">//google </w:t>
+              <w:t>試算表</w:t>
+            </w:r>
+            <w:r>
+              <w:rPr>
+                <w:color w:val="538135" w:themeColor="accent6" w:themeShade="BF"/>
+              </w:rPr>
+              <w:t>'</w:t>
+            </w:r>
+          </w:p>
+          <w:p>
+            <w:pPr>
+              <w:spacing w:line="200" w:lineRule="exact"/>
+              <w:rPr>
+                <w:sz w:val="20"/>
+                <w:szCs w:val="20"/>
+              </w:rPr>
+            </w:pPr>
+            <w:r>
+              <w:rPr>
+                <w:sz w:val="20"/>
+                <w:szCs w:val="20"/>
+              </w:rPr>
+              <w:t xml:space="preserve"> </w:t>
+            </w:r>
+            <w:r>
+              <w:rPr>
+                <w:color w:val="538135" w:themeColor="accent6" w:themeShade="BF"/>
+              </w:rPr>
+              <w:t>'</w:t>
             </w:r>
             <w:r>
               <w:rPr>
@@ -5244,82 +5882,186 @@
                 <w:sz w:val="20"/>
                 <w:szCs w:val="20"/>
               </w:rPr>
+              <w:t>String sheetId=</w:t>
+            </w:r>
+            <w:r>
+              <w:rPr>
+                <w:color w:val="538135" w:themeColor="accent6" w:themeShade="BF"/>
+              </w:rPr>
+              <w:t>'</w:t>
+            </w:r>
+            <w:r>
+              <w:rPr>
+                <w:rFonts w:hint="eastAsia"/>
+                <w:sz w:val="18"/>
+                <w:szCs w:val="16"/>
+              </w:rPr>
+              <w:t>+</w:t>
+            </w:r>
+            <w:r>
+              <w:rPr>
+                <w:color w:val="FF0000"/>
+                <w:sz w:val="18"/>
+                <w:szCs w:val="16"/>
+              </w:rPr>
+              <w:t>value_</w:t>
+            </w:r>
+            <w:r>
+              <w:rPr>
+                <w:color w:val="FF0000"/>
+                <w:sz w:val="18"/>
+                <w:szCs w:val="16"/>
+              </w:rPr>
+              <w:t>sheetid</w:t>
+            </w:r>
+            <w:r>
+              <w:rPr>
+                <w:rFonts w:hint="eastAsia"/>
+                <w:sz w:val="18"/>
+                <w:szCs w:val="16"/>
+              </w:rPr>
+              <w:t>+</w:t>
+            </w:r>
+            <w:r>
+              <w:rPr>
+                <w:color w:val="538135" w:themeColor="accent6" w:themeShade="BF"/>
+              </w:rPr>
+              <w:t>'</w:t>
+            </w:r>
+            <w:r>
+              <w:rPr>
+                <w:rFonts w:hint="eastAsia"/>
+                <w:sz w:val="20"/>
+                <w:szCs w:val="20"/>
+              </w:rPr>
+              <w:t>;//</w:t>
+            </w:r>
+            <w:r>
+              <w:rPr>
+                <w:rFonts w:hint="eastAsia"/>
+                <w:sz w:val="20"/>
+                <w:szCs w:val="20"/>
+              </w:rPr>
               <w:t>試算表</w:t>
             </w:r>
-          </w:p>
-          <w:p>
-            <w:pPr>
-              <w:spacing w:line="200" w:lineRule="exact"/>
+            <w:r>
               <w:rPr>
                 <w:rFonts w:hint="eastAsia"/>
                 <w:sz w:val="20"/>
                 <w:szCs w:val="20"/>
               </w:rPr>
-            </w:pPr>
+              <w:t>id</w:t>
+            </w:r>
+            <w:r>
+              <w:rPr>
+                <w:color w:val="538135" w:themeColor="accent6" w:themeShade="BF"/>
+              </w:rPr>
+              <w:t>'</w:t>
+            </w:r>
+          </w:p>
+          <w:p>
+            <w:pPr>
+              <w:spacing w:line="200" w:lineRule="exact"/>
+              <w:rPr>
+                <w:sz w:val="20"/>
+                <w:szCs w:val="20"/>
+              </w:rPr>
+            </w:pPr>
+            <w:r>
+              <w:rPr>
+                <w:sz w:val="20"/>
+                <w:szCs w:val="20"/>
+              </w:rPr>
+              <w:t xml:space="preserve"> </w:t>
+            </w:r>
+            <w:r>
+              <w:rPr>
+                <w:color w:val="538135" w:themeColor="accent6" w:themeShade="BF"/>
+              </w:rPr>
+              <w:t>'</w:t>
+            </w:r>
             <w:r>
               <w:rPr>
                 <w:rFonts w:hint="eastAsia"/>
                 <w:sz w:val="20"/>
                 <w:szCs w:val="20"/>
               </w:rPr>
-              <w:t>String sheetId="xxxxxxxxxxxxxxxx";//</w:t>
+              <w:t xml:space="preserve">const char* sTag = </w:t>
+            </w:r>
+            <w:r>
+              <w:rPr>
+                <w:color w:val="538135" w:themeColor="accent6" w:themeShade="BF"/>
+              </w:rPr>
+              <w:t>'</w:t>
             </w:r>
             <w:r>
               <w:rPr>
                 <w:rFonts w:hint="eastAsia"/>
-                <w:sz w:val="20"/>
-                <w:szCs w:val="20"/>
-              </w:rPr>
-              <w:t>試算表</w:t>
+                <w:sz w:val="18"/>
+                <w:szCs w:val="16"/>
+              </w:rPr>
+              <w:t>+</w:t>
+            </w:r>
+            <w:r>
+              <w:rPr>
+                <w:color w:val="FF0000"/>
+                <w:sz w:val="18"/>
+                <w:szCs w:val="16"/>
+              </w:rPr>
+              <w:t>value_</w:t>
+            </w:r>
+            <w:r>
+              <w:rPr>
+                <w:color w:val="FF0000"/>
+                <w:sz w:val="18"/>
+                <w:szCs w:val="16"/>
+              </w:rPr>
+              <w:t>stag</w:t>
             </w:r>
             <w:r>
               <w:rPr>
                 <w:rFonts w:hint="eastAsia"/>
-                <w:sz w:val="20"/>
-                <w:szCs w:val="20"/>
-              </w:rPr>
-              <w:t>id</w:t>
-            </w:r>
-          </w:p>
-          <w:p>
-            <w:pPr>
-              <w:spacing w:line="200" w:lineRule="exact"/>
+                <w:sz w:val="18"/>
+                <w:szCs w:val="16"/>
+              </w:rPr>
+              <w:t>+</w:t>
+            </w:r>
+            <w:r>
+              <w:rPr>
+                <w:color w:val="538135" w:themeColor="accent6" w:themeShade="BF"/>
+              </w:rPr>
+              <w:t>'</w:t>
+            </w:r>
+            <w:r>
               <w:rPr>
                 <w:rFonts w:hint="eastAsia"/>
                 <w:sz w:val="20"/>
                 <w:szCs w:val="20"/>
               </w:rPr>
-            </w:pPr>
+              <w:t>;//</w:t>
+            </w:r>
             <w:r>
               <w:rPr>
                 <w:rFonts w:hint="eastAsia"/>
                 <w:sz w:val="20"/>
                 <w:szCs w:val="20"/>
               </w:rPr>
-              <w:t>const char* sTag = "xxxxxxxxxxxxxxxx";//</w:t>
-            </w:r>
-            <w:r>
-              <w:rPr>
-                <w:rFonts w:hint="eastAsia"/>
-                <w:sz w:val="20"/>
-                <w:szCs w:val="20"/>
-              </w:rPr>
               <w:t>工作表名稱</w:t>
+            </w:r>
+            <w:r>
+              <w:rPr>
+                <w:color w:val="538135" w:themeColor="accent6" w:themeShade="BF"/>
+              </w:rPr>
+              <w:t>'</w:t>
             </w:r>
           </w:p>
           <w:p/>
           <w:p/>
-          <w:p>
-            <w:pPr>
-              <w:rPr>
-                <w:rFonts w:hint="eastAsia"/>
-              </w:rPr>
-            </w:pPr>
-          </w:p>
+          <w:p/>
         </w:tc>
         <w:tc>
           <w:tcPr>
-            <w:tcW w:w="5862" w:type="dxa"/>
+            <w:tcW w:w="6371" w:type="dxa"/>
             <w:shd w:val="clear" w:color="auto" w:fill="auto"/>
           </w:tcPr>
           <w:p>
@@ -5422,17 +6164,15 @@
             <w:pPr>
               <w:spacing w:line="200" w:lineRule="exact"/>
               <w:rPr>
-                <w:rFonts w:hint="eastAsia"/>
-                <w:sz w:val="20"/>
-                <w:szCs w:val="20"/>
-              </w:rPr>
-            </w:pPr>
-          </w:p>
-          <w:p>
-            <w:pPr>
-              <w:spacing w:line="200" w:lineRule="exact"/>
-              <w:rPr>
-                <w:rFonts w:hint="eastAsia"/>
+                <w:sz w:val="20"/>
+                <w:szCs w:val="20"/>
+              </w:rPr>
+            </w:pPr>
+          </w:p>
+          <w:p>
+            <w:pPr>
+              <w:spacing w:line="200" w:lineRule="exact"/>
+              <w:rPr>
                 <w:sz w:val="20"/>
                 <w:szCs w:val="20"/>
               </w:rPr>
@@ -5861,18 +6601,25 @@
             <w:pPr>
               <w:spacing w:line="200" w:lineRule="exact"/>
               <w:rPr>
+                <w:sz w:val="20"/>
+                <w:szCs w:val="20"/>
+              </w:rPr>
+            </w:pPr>
+            <w:r>
+              <w:rPr>
                 <w:rFonts w:hint="eastAsia"/>
                 <w:sz w:val="20"/>
                 <w:szCs w:val="20"/>
               </w:rPr>
-            </w:pPr>
+              <w:t>//===</w:t>
+            </w:r>
             <w:r>
               <w:rPr>
                 <w:rFonts w:hint="eastAsia"/>
                 <w:sz w:val="20"/>
                 <w:szCs w:val="20"/>
               </w:rPr>
-              <w:t>//===</w:t>
+              <w:t>設定變數</w:t>
             </w:r>
             <w:r>
               <w:rPr>
@@ -5880,50 +6627,107 @@
                 <w:sz w:val="20"/>
                 <w:szCs w:val="20"/>
               </w:rPr>
-              <w:t>設定變數</w:t>
-            </w:r>
+              <w:t xml:space="preserve"> End===</w:t>
+            </w:r>
+          </w:p>
+          <w:p>
+            <w:pPr>
+              <w:spacing w:line="200" w:lineRule="exact"/>
+              <w:rPr>
+                <w:sz w:val="20"/>
+                <w:szCs w:val="20"/>
+              </w:rPr>
+            </w:pPr>
+          </w:p>
+          <w:p>
+            <w:pPr>
+              <w:spacing w:line="200" w:lineRule="exact"/>
+              <w:rPr>
+                <w:sz w:val="20"/>
+                <w:szCs w:val="20"/>
+              </w:rPr>
+            </w:pPr>
+            <w:r>
+              <w:rPr>
+                <w:sz w:val="20"/>
+                <w:szCs w:val="20"/>
+              </w:rPr>
+              <w:t>String sheetTag="";</w:t>
+            </w:r>
+          </w:p>
+          <w:p>
+            <w:pPr>
+              <w:spacing w:line="200" w:lineRule="exact"/>
+              <w:rPr>
+                <w:sz w:val="20"/>
+                <w:szCs w:val="20"/>
+              </w:rPr>
+            </w:pPr>
             <w:r>
               <w:rPr>
                 <w:rFonts w:hint="eastAsia"/>
                 <w:sz w:val="20"/>
                 <w:szCs w:val="20"/>
               </w:rPr>
-              <w:t xml:space="preserve"> End===</w:t>
-            </w:r>
-          </w:p>
-          <w:p>
-            <w:pPr>
-              <w:spacing w:line="200" w:lineRule="exact"/>
-              <w:rPr>
-                <w:sz w:val="20"/>
-                <w:szCs w:val="20"/>
-              </w:rPr>
-            </w:pPr>
-          </w:p>
-          <w:p>
-            <w:pPr>
-              <w:spacing w:line="200" w:lineRule="exact"/>
-              <w:rPr>
-                <w:sz w:val="20"/>
-                <w:szCs w:val="20"/>
-              </w:rPr>
-            </w:pPr>
-            <w:r>
-              <w:rPr>
-                <w:sz w:val="20"/>
-                <w:szCs w:val="20"/>
-              </w:rPr>
-              <w:t>String sheetTag="";</w:t>
-            </w:r>
-          </w:p>
-          <w:p>
-            <w:pPr>
-              <w:spacing w:line="200" w:lineRule="exact"/>
+              <w:t>//asId</w:t>
+            </w:r>
+            <w:r>
               <w:rPr>
                 <w:rFonts w:hint="eastAsia"/>
                 <w:sz w:val="20"/>
                 <w:szCs w:val="20"/>
               </w:rPr>
+              <w:t>不要變更</w:t>
+            </w:r>
+          </w:p>
+          <w:p>
+            <w:pPr>
+              <w:spacing w:line="200" w:lineRule="exact"/>
+              <w:rPr>
+                <w:sz w:val="20"/>
+                <w:szCs w:val="20"/>
+              </w:rPr>
+            </w:pPr>
+            <w:r>
+              <w:rPr>
+                <w:sz w:val="20"/>
+                <w:szCs w:val="20"/>
+              </w:rPr>
+              <w:t>const char* asId="AKfycbyR-Yp-uu4nIvnjvnkILaQ5AX8yFxp-UpBO-Sqs0su3ai1N_BvQsz_Q";</w:t>
+            </w:r>
+          </w:p>
+          <w:p>
+            <w:pPr>
+              <w:spacing w:line="200" w:lineRule="exact"/>
+              <w:rPr>
+                <w:sz w:val="20"/>
+                <w:szCs w:val="20"/>
+              </w:rPr>
+            </w:pPr>
+            <w:r>
+              <w:rPr>
+                <w:sz w:val="20"/>
+                <w:szCs w:val="20"/>
+              </w:rPr>
+              <w:t>DynamicJsonDocument docSheet(2048);</w:t>
+            </w:r>
+          </w:p>
+          <w:p>
+            <w:pPr>
+              <w:spacing w:line="200" w:lineRule="exact"/>
+              <w:rPr>
+                <w:sz w:val="20"/>
+                <w:szCs w:val="20"/>
+              </w:rPr>
+            </w:pPr>
+          </w:p>
+          <w:p>
+            <w:pPr>
+              <w:spacing w:line="200" w:lineRule="exact"/>
+              <w:rPr>
+                <w:sz w:val="20"/>
+                <w:szCs w:val="20"/>
+              </w:rPr>
             </w:pPr>
             <w:r>
               <w:rPr>
@@ -5931,7 +6735,7 @@
                 <w:sz w:val="20"/>
                 <w:szCs w:val="20"/>
               </w:rPr>
-              <w:t>//asId</w:t>
+              <w:t>//</w:t>
             </w:r>
             <w:r>
               <w:rPr>
@@ -5939,65 +6743,339 @@
                 <w:sz w:val="20"/>
                 <w:szCs w:val="20"/>
               </w:rPr>
-              <w:t>不要變更</w:t>
-            </w:r>
-          </w:p>
-          <w:p>
-            <w:pPr>
-              <w:spacing w:line="200" w:lineRule="exact"/>
-              <w:rPr>
-                <w:sz w:val="20"/>
-                <w:szCs w:val="20"/>
-              </w:rPr>
-            </w:pPr>
-            <w:r>
-              <w:rPr>
-                <w:sz w:val="20"/>
-                <w:szCs w:val="20"/>
-              </w:rPr>
-              <w:t>const char* asId="AKfycbyR-Yp-uu4nIvnjvnkILaQ5AX8yFxp-UpBO-Sqs0su3ai1N_BvQsz_Q";</w:t>
-            </w:r>
-          </w:p>
-          <w:p>
-            <w:pPr>
-              <w:spacing w:line="200" w:lineRule="exact"/>
-              <w:rPr>
-                <w:sz w:val="20"/>
-                <w:szCs w:val="20"/>
-              </w:rPr>
-            </w:pPr>
-            <w:r>
-              <w:rPr>
-                <w:sz w:val="20"/>
-                <w:szCs w:val="20"/>
-              </w:rPr>
-              <w:t>DynamicJsonDocument docSheet(2048);</w:t>
-            </w:r>
-          </w:p>
-          <w:p>
-            <w:pPr>
-              <w:spacing w:line="200" w:lineRule="exact"/>
-              <w:rPr>
-                <w:sz w:val="20"/>
-                <w:szCs w:val="20"/>
-              </w:rPr>
-            </w:pPr>
-          </w:p>
-          <w:p>
-            <w:pPr>
-              <w:spacing w:line="200" w:lineRule="exact"/>
+              <w:t>收件人資料</w:t>
+            </w:r>
+            <w:r>
               <w:rPr>
                 <w:rFonts w:hint="eastAsia"/>
                 <w:sz w:val="20"/>
                 <w:szCs w:val="20"/>
               </w:rPr>
-            </w:pPr>
+              <w:t>(</w:t>
+            </w:r>
             <w:r>
               <w:rPr>
                 <w:rFonts w:hint="eastAsia"/>
                 <w:sz w:val="20"/>
                 <w:szCs w:val="20"/>
               </w:rPr>
+              <w:t>格式</w:t>
+            </w:r>
+            <w:r>
+              <w:rPr>
+                <w:rFonts w:hint="eastAsia"/>
+                <w:sz w:val="20"/>
+                <w:szCs w:val="20"/>
+              </w:rPr>
+              <w:t>:</w:t>
+            </w:r>
+            <w:r>
+              <w:rPr>
+                <w:rFonts w:hint="eastAsia"/>
+                <w:sz w:val="20"/>
+                <w:szCs w:val="20"/>
+              </w:rPr>
+              <w:t>姓名</w:t>
+            </w:r>
+            <w:r>
+              <w:rPr>
+                <w:rFonts w:hint="eastAsia"/>
+                <w:sz w:val="20"/>
+                <w:szCs w:val="20"/>
+              </w:rPr>
+              <w:t>,</w:t>
+            </w:r>
+            <w:r>
+              <w:rPr>
+                <w:rFonts w:hint="eastAsia"/>
+                <w:sz w:val="20"/>
+                <w:szCs w:val="20"/>
+              </w:rPr>
+              <w:t>商品</w:t>
+            </w:r>
+            <w:r>
+              <w:rPr>
+                <w:rFonts w:hint="eastAsia"/>
+                <w:sz w:val="20"/>
+                <w:szCs w:val="20"/>
+              </w:rPr>
+              <w:t>,</w:t>
+            </w:r>
+            <w:r>
+              <w:rPr>
+                <w:rFonts w:hint="eastAsia"/>
+                <w:sz w:val="20"/>
+                <w:szCs w:val="20"/>
+              </w:rPr>
+              <w:t>倉庫</w:t>
+            </w:r>
+            <w:r>
+              <w:rPr>
+                <w:rFonts w:hint="eastAsia"/>
+                <w:sz w:val="20"/>
+                <w:szCs w:val="20"/>
+              </w:rPr>
+              <w:t>X,</w:t>
+            </w:r>
+            <w:r>
+              <w:rPr>
+                <w:rFonts w:hint="eastAsia"/>
+                <w:sz w:val="20"/>
+                <w:szCs w:val="20"/>
+              </w:rPr>
+              <w:t>倉庫</w:t>
+            </w:r>
+            <w:r>
+              <w:rPr>
+                <w:rFonts w:hint="eastAsia"/>
+                <w:sz w:val="20"/>
+                <w:szCs w:val="20"/>
+              </w:rPr>
+              <w:t>Y,</w:t>
+            </w:r>
+            <w:r>
+              <w:rPr>
+                <w:rFonts w:hint="eastAsia"/>
+                <w:sz w:val="20"/>
+                <w:szCs w:val="20"/>
+              </w:rPr>
+              <w:t>收件人</w:t>
+            </w:r>
+            <w:r>
+              <w:rPr>
+                <w:rFonts w:hint="eastAsia"/>
+                <w:sz w:val="20"/>
+                <w:szCs w:val="20"/>
+              </w:rPr>
+              <w:t>X,</w:t>
+            </w:r>
+            <w:r>
+              <w:rPr>
+                <w:rFonts w:hint="eastAsia"/>
+                <w:sz w:val="20"/>
+                <w:szCs w:val="20"/>
+              </w:rPr>
+              <w:t>收件人</w:t>
+            </w:r>
+            <w:r>
+              <w:rPr>
+                <w:rFonts w:hint="eastAsia"/>
+                <w:sz w:val="20"/>
+                <w:szCs w:val="20"/>
+              </w:rPr>
+              <w:t>Y)</w:t>
+            </w:r>
+          </w:p>
+          <w:p>
+            <w:pPr>
+              <w:spacing w:line="200" w:lineRule="exact"/>
+              <w:rPr>
+                <w:sz w:val="20"/>
+                <w:szCs w:val="20"/>
+              </w:rPr>
+            </w:pPr>
+            <w:r>
+              <w:rPr>
+                <w:sz w:val="20"/>
+                <w:szCs w:val="20"/>
+              </w:rPr>
+              <w:t>String recipient[6];</w:t>
+            </w:r>
+          </w:p>
+          <w:p>
+            <w:pPr>
+              <w:spacing w:line="200" w:lineRule="exact"/>
+              <w:rPr>
+                <w:sz w:val="20"/>
+                <w:szCs w:val="20"/>
+              </w:rPr>
+            </w:pPr>
+            <w:r>
+              <w:rPr>
+                <w:sz w:val="20"/>
+                <w:szCs w:val="20"/>
+              </w:rPr>
+              <w:t>String strRecipient="";</w:t>
+            </w:r>
+          </w:p>
+          <w:p>
+            <w:pPr>
+              <w:spacing w:line="200" w:lineRule="exact"/>
+              <w:rPr>
+                <w:sz w:val="20"/>
+                <w:szCs w:val="20"/>
+              </w:rPr>
+            </w:pPr>
+          </w:p>
+          <w:p>
+            <w:pPr>
+              <w:spacing w:line="200" w:lineRule="exact"/>
+              <w:rPr>
+                <w:sz w:val="20"/>
+                <w:szCs w:val="20"/>
+              </w:rPr>
+            </w:pPr>
+            <w:r>
+              <w:rPr>
+                <w:rFonts w:hint="eastAsia"/>
+                <w:sz w:val="20"/>
+                <w:szCs w:val="20"/>
+              </w:rPr>
+              <w:t>//Topic</w:t>
+            </w:r>
+            <w:r>
+              <w:rPr>
+                <w:rFonts w:hint="eastAsia"/>
+                <w:sz w:val="20"/>
+                <w:szCs w:val="20"/>
+              </w:rPr>
+              <w:t>主題</w:t>
+            </w:r>
+          </w:p>
+          <w:p>
+            <w:pPr>
+              <w:spacing w:line="200" w:lineRule="exact"/>
+              <w:rPr>
+                <w:sz w:val="20"/>
+                <w:szCs w:val="20"/>
+              </w:rPr>
+            </w:pPr>
+            <w:r>
+              <w:rPr>
+                <w:sz w:val="20"/>
+                <w:szCs w:val="20"/>
+              </w:rPr>
+              <w:t>const char* TOPIC_MAP_SET = "imiRobot/map/set";</w:t>
+            </w:r>
+          </w:p>
+          <w:p>
+            <w:pPr>
+              <w:spacing w:line="200" w:lineRule="exact"/>
+              <w:rPr>
+                <w:sz w:val="20"/>
+                <w:szCs w:val="20"/>
+              </w:rPr>
+            </w:pPr>
+            <w:r>
+              <w:rPr>
+                <w:sz w:val="20"/>
+                <w:szCs w:val="20"/>
+              </w:rPr>
+              <w:t>const char* TOPIC_CAR_STANDBY = "imiRobot/car/standby";</w:t>
+            </w:r>
+          </w:p>
+          <w:p>
+            <w:pPr>
+              <w:spacing w:line="200" w:lineRule="exact"/>
+              <w:rPr>
+                <w:sz w:val="20"/>
+                <w:szCs w:val="20"/>
+              </w:rPr>
+            </w:pPr>
+            <w:r>
+              <w:rPr>
+                <w:sz w:val="20"/>
+                <w:szCs w:val="20"/>
+              </w:rPr>
+              <w:t>const char* TOPIC_CAR_GPS = "imiRobot/car/gps";</w:t>
+            </w:r>
+          </w:p>
+          <w:p>
+            <w:pPr>
+              <w:spacing w:line="200" w:lineRule="exact"/>
+              <w:rPr>
+                <w:sz w:val="20"/>
+                <w:szCs w:val="20"/>
+              </w:rPr>
+            </w:pPr>
+            <w:r>
+              <w:rPr>
+                <w:sz w:val="20"/>
+                <w:szCs w:val="20"/>
+              </w:rPr>
+              <w:t>const char* TOPIC_GOODS_LOAD = "imiRobot/goods/load";</w:t>
+            </w:r>
+          </w:p>
+          <w:p>
+            <w:pPr>
+              <w:spacing w:line="200" w:lineRule="exact"/>
+              <w:rPr>
+                <w:sz w:val="20"/>
+                <w:szCs w:val="20"/>
+              </w:rPr>
+            </w:pPr>
+            <w:r>
+              <w:rPr>
+                <w:sz w:val="20"/>
+                <w:szCs w:val="20"/>
+              </w:rPr>
+              <w:t>const char* TOPIC_CAR_LOWPOWER = "imiRobot/car/lowPower";</w:t>
+            </w:r>
+          </w:p>
+          <w:p>
+            <w:pPr>
+              <w:spacing w:line="200" w:lineRule="exact"/>
+              <w:rPr>
+                <w:sz w:val="20"/>
+                <w:szCs w:val="20"/>
+              </w:rPr>
+            </w:pPr>
+          </w:p>
+          <w:p>
+            <w:pPr>
+              <w:spacing w:line="200" w:lineRule="exact"/>
+              <w:rPr>
+                <w:sz w:val="20"/>
+                <w:szCs w:val="20"/>
+              </w:rPr>
+            </w:pPr>
+            <w:r>
+              <w:rPr>
+                <w:sz w:val="20"/>
+                <w:szCs w:val="20"/>
+              </w:rPr>
+              <w:t>//UART</w:t>
+            </w:r>
+          </w:p>
+          <w:p>
+            <w:pPr>
+              <w:spacing w:line="200" w:lineRule="exact"/>
+              <w:rPr>
+                <w:sz w:val="20"/>
+                <w:szCs w:val="20"/>
+              </w:rPr>
+            </w:pPr>
+            <w:r>
+              <w:rPr>
+                <w:sz w:val="20"/>
+                <w:szCs w:val="20"/>
+              </w:rPr>
+              <w:t>const char* GOODS_LOAD = "goodsLoad";</w:t>
+            </w:r>
+          </w:p>
+          <w:p>
+            <w:pPr>
+              <w:spacing w:line="200" w:lineRule="exact"/>
+              <w:rPr>
+                <w:sz w:val="20"/>
+                <w:szCs w:val="20"/>
+              </w:rPr>
+            </w:pPr>
+          </w:p>
+          <w:p>
+            <w:pPr>
+              <w:spacing w:line="200" w:lineRule="exact"/>
+              <w:rPr>
+                <w:sz w:val="20"/>
+                <w:szCs w:val="20"/>
+              </w:rPr>
+            </w:pPr>
+            <w:r>
+              <w:rPr>
+                <w:rFonts w:hint="eastAsia"/>
+                <w:sz w:val="20"/>
+                <w:szCs w:val="20"/>
+              </w:rPr>
               <w:t>//</w:t>
             </w:r>
             <w:r>
@@ -6006,7 +7084,7 @@
                 <w:sz w:val="20"/>
                 <w:szCs w:val="20"/>
               </w:rPr>
-              <w:t>收件人資料</w:t>
+              <w:t>發佈者</w:t>
             </w:r>
             <w:r>
               <w:rPr>
@@ -6014,7 +7092,7 @@
                 <w:sz w:val="20"/>
                 <w:szCs w:val="20"/>
               </w:rPr>
-              <w:t>(</w:t>
+              <w:t xml:space="preserve"> </w:t>
             </w:r>
             <w:r>
               <w:rPr>
@@ -6022,15 +7100,40 @@
                 <w:sz w:val="20"/>
                 <w:szCs w:val="20"/>
               </w:rPr>
-              <w:t>格式</w:t>
-            </w:r>
+              <w:t>傳送的消息內容</w:t>
+            </w:r>
+          </w:p>
+          <w:p>
+            <w:pPr>
+              <w:spacing w:line="200" w:lineRule="exact"/>
+              <w:rPr>
+                <w:sz w:val="20"/>
+                <w:szCs w:val="20"/>
+              </w:rPr>
+            </w:pPr>
+            <w:r>
+              <w:rPr>
+                <w:sz w:val="20"/>
+                <w:szCs w:val="20"/>
+              </w:rPr>
+              <w:t>char* mqttSendMsg = "";</w:t>
+            </w:r>
+          </w:p>
+          <w:p>
+            <w:pPr>
+              <w:spacing w:line="200" w:lineRule="exact"/>
+              <w:rPr>
+                <w:sz w:val="20"/>
+                <w:szCs w:val="20"/>
+              </w:rPr>
+            </w:pPr>
             <w:r>
               <w:rPr>
                 <w:rFonts w:hint="eastAsia"/>
                 <w:sz w:val="20"/>
                 <w:szCs w:val="20"/>
               </w:rPr>
-              <w:t>:</w:t>
+              <w:t>//</w:t>
             </w:r>
             <w:r>
               <w:rPr>
@@ -6038,7 +7141,7 @@
                 <w:sz w:val="20"/>
                 <w:szCs w:val="20"/>
               </w:rPr>
-              <w:t>姓名</w:t>
+              <w:t>訂閱者</w:t>
             </w:r>
             <w:r>
               <w:rPr>
@@ -6046,7 +7149,7 @@
                 <w:sz w:val="20"/>
                 <w:szCs w:val="20"/>
               </w:rPr>
-              <w:t>,</w:t>
+              <w:t xml:space="preserve"> </w:t>
             </w:r>
             <w:r>
               <w:rPr>
@@ -6054,1031 +7157,1548 @@
                 <w:sz w:val="20"/>
                 <w:szCs w:val="20"/>
               </w:rPr>
-              <w:t>商品</w:t>
-            </w:r>
+              <w:t>接收的消息內容</w:t>
+            </w:r>
+          </w:p>
+          <w:p>
+            <w:pPr>
+              <w:spacing w:line="200" w:lineRule="exact"/>
+              <w:rPr>
+                <w:sz w:val="20"/>
+                <w:szCs w:val="20"/>
+              </w:rPr>
+            </w:pPr>
+            <w:r>
+              <w:rPr>
+                <w:sz w:val="20"/>
+                <w:szCs w:val="20"/>
+              </w:rPr>
+              <w:t>String mqttGetMsg = "";</w:t>
+            </w:r>
+          </w:p>
+          <w:p>
+            <w:pPr>
+              <w:spacing w:line="200" w:lineRule="exact"/>
+              <w:rPr>
+                <w:sz w:val="20"/>
+                <w:szCs w:val="20"/>
+              </w:rPr>
+            </w:pPr>
+          </w:p>
+          <w:p>
+            <w:pPr>
+              <w:spacing w:line="200" w:lineRule="exact"/>
+              <w:rPr>
+                <w:sz w:val="20"/>
+                <w:szCs w:val="20"/>
+              </w:rPr>
+            </w:pPr>
+            <w:r>
+              <w:rPr>
+                <w:sz w:val="20"/>
+                <w:szCs w:val="20"/>
+              </w:rPr>
+              <w:t>WiFiClientSecure espClient;</w:t>
+            </w:r>
+          </w:p>
+          <w:p>
+            <w:pPr>
+              <w:spacing w:line="200" w:lineRule="exact"/>
+              <w:rPr>
+                <w:sz w:val="20"/>
+                <w:szCs w:val="20"/>
+              </w:rPr>
+            </w:pPr>
+            <w:r>
+              <w:rPr>
+                <w:sz w:val="20"/>
+                <w:szCs w:val="20"/>
+              </w:rPr>
+              <w:t>PubSubClient client(espClient);</w:t>
+            </w:r>
+          </w:p>
+          <w:p>
+            <w:pPr>
+              <w:spacing w:line="200" w:lineRule="exact"/>
+              <w:rPr>
+                <w:sz w:val="20"/>
+                <w:szCs w:val="20"/>
+              </w:rPr>
+            </w:pPr>
+          </w:p>
+          <w:p>
+            <w:pPr>
+              <w:spacing w:line="200" w:lineRule="exact"/>
+              <w:rPr>
+                <w:sz w:val="20"/>
+                <w:szCs w:val="20"/>
+              </w:rPr>
+            </w:pPr>
+            <w:r>
+              <w:rPr>
+                <w:sz w:val="20"/>
+                <w:szCs w:val="20"/>
+              </w:rPr>
+              <w:t>// HiveMQ Cloud</w:t>
+            </w:r>
+          </w:p>
+          <w:p>
+            <w:pPr>
+              <w:spacing w:line="200" w:lineRule="exact"/>
+              <w:rPr>
+                <w:sz w:val="20"/>
+                <w:szCs w:val="20"/>
+              </w:rPr>
+            </w:pPr>
+            <w:r>
+              <w:rPr>
+                <w:sz w:val="20"/>
+                <w:szCs w:val="20"/>
+              </w:rPr>
+              <w:t>static const char* root_ca PROGMEM = R"EOF(</w:t>
+            </w:r>
+          </w:p>
+          <w:p>
+            <w:pPr>
+              <w:spacing w:line="200" w:lineRule="exact"/>
+              <w:rPr>
+                <w:sz w:val="20"/>
+                <w:szCs w:val="20"/>
+              </w:rPr>
+            </w:pPr>
+            <w:r>
+              <w:rPr>
+                <w:sz w:val="20"/>
+                <w:szCs w:val="20"/>
+              </w:rPr>
+              <w:t>-----BEGIN CERTIFICATE-----</w:t>
+            </w:r>
+          </w:p>
+          <w:p>
+            <w:pPr>
+              <w:spacing w:line="200" w:lineRule="exact"/>
+              <w:rPr>
+                <w:sz w:val="20"/>
+                <w:szCs w:val="20"/>
+              </w:rPr>
+            </w:pPr>
+            <w:r>
+              <w:rPr>
+                <w:sz w:val="20"/>
+                <w:szCs w:val="20"/>
+              </w:rPr>
+              <w:t>MIIFazCCA1OgAwIBAgIRAIIQz7DSQONZRGPgu2OCiwAwDQYJKoZIhvcNAQELBQAw</w:t>
+            </w:r>
+          </w:p>
+          <w:p>
+            <w:pPr>
+              <w:spacing w:line="200" w:lineRule="exact"/>
+              <w:rPr>
+                <w:sz w:val="20"/>
+                <w:szCs w:val="20"/>
+              </w:rPr>
+            </w:pPr>
+            <w:r>
+              <w:rPr>
+                <w:sz w:val="20"/>
+                <w:szCs w:val="20"/>
+              </w:rPr>
+              <w:t>TzELMAkGA1UEBhMCVVMxKTAnBgNVBAoTIEludGVybmV0IFNlY3VyaXR5IFJlc2Vh</w:t>
+            </w:r>
+          </w:p>
+          <w:p>
+            <w:pPr>
+              <w:spacing w:line="200" w:lineRule="exact"/>
+              <w:rPr>
+                <w:sz w:val="20"/>
+                <w:szCs w:val="20"/>
+              </w:rPr>
+            </w:pPr>
+            <w:r>
+              <w:rPr>
+                <w:sz w:val="20"/>
+                <w:szCs w:val="20"/>
+              </w:rPr>
+              <w:t>cmNoIEdyb3VwMRUwEwYDVQQDEwxJU1JHIFJvb3QgWDEwHhcNMTUwNjA0MTEwNDM4</w:t>
+            </w:r>
+          </w:p>
+          <w:p>
+            <w:pPr>
+              <w:spacing w:line="200" w:lineRule="exact"/>
+              <w:rPr>
+                <w:sz w:val="20"/>
+                <w:szCs w:val="20"/>
+              </w:rPr>
+            </w:pPr>
+            <w:r>
+              <w:rPr>
+                <w:sz w:val="20"/>
+                <w:szCs w:val="20"/>
+              </w:rPr>
+              <w:t>WhcNMzUwNjA0MTEwNDM4WjBPMQswCQYDVQQGEwJVUzEpMCcGA1UEChMgSW50ZXJu</w:t>
+            </w:r>
+          </w:p>
+          <w:p>
+            <w:pPr>
+              <w:spacing w:line="200" w:lineRule="exact"/>
+              <w:rPr>
+                <w:sz w:val="20"/>
+                <w:szCs w:val="20"/>
+              </w:rPr>
+            </w:pPr>
+            <w:r>
+              <w:rPr>
+                <w:sz w:val="20"/>
+                <w:szCs w:val="20"/>
+              </w:rPr>
+              <w:t>ZXQgU2VjdXJpdHkgUmVzZWFyY2ggR3JvdXAxFTATBgNVBAMTDElTUkcgUm9vdCBY</w:t>
+            </w:r>
+          </w:p>
+          <w:p>
+            <w:pPr>
+              <w:spacing w:line="200" w:lineRule="exact"/>
+              <w:rPr>
+                <w:sz w:val="20"/>
+                <w:szCs w:val="20"/>
+              </w:rPr>
+            </w:pPr>
+            <w:r>
+              <w:rPr>
+                <w:sz w:val="20"/>
+                <w:szCs w:val="20"/>
+              </w:rPr>
+              <w:t>MTCCAiIwDQYJKoZIhvcNAQEBBQADggIPADCCAgoCggIBAK3oJHP0FDfzm54rVygc</w:t>
+            </w:r>
+          </w:p>
+          <w:p>
+            <w:pPr>
+              <w:spacing w:line="200" w:lineRule="exact"/>
+              <w:rPr>
+                <w:sz w:val="20"/>
+                <w:szCs w:val="20"/>
+              </w:rPr>
+            </w:pPr>
+            <w:r>
+              <w:rPr>
+                <w:sz w:val="20"/>
+                <w:szCs w:val="20"/>
+              </w:rPr>
+              <w:t>h77ct984kIxuPOZXoHj3dcKi/vVqbvYATyjb3miGbESTtrFj/RQSa78f0uoxmyF+</w:t>
+            </w:r>
+          </w:p>
+          <w:p>
+            <w:pPr>
+              <w:spacing w:line="200" w:lineRule="exact"/>
+              <w:rPr>
+                <w:sz w:val="20"/>
+                <w:szCs w:val="20"/>
+              </w:rPr>
+            </w:pPr>
+            <w:r>
+              <w:rPr>
+                <w:sz w:val="20"/>
+                <w:szCs w:val="20"/>
+              </w:rPr>
+              <w:t>0TM8ukj13Xnfs7j/EvEhmkvBioZxaUpmZmyPfjxwv60pIgbz5MDmgK7iS4+3mX6U</w:t>
+            </w:r>
+          </w:p>
+          <w:p>
+            <w:pPr>
+              <w:spacing w:line="200" w:lineRule="exact"/>
+              <w:rPr>
+                <w:sz w:val="20"/>
+                <w:szCs w:val="20"/>
+              </w:rPr>
+            </w:pPr>
+            <w:r>
+              <w:rPr>
+                <w:sz w:val="20"/>
+                <w:szCs w:val="20"/>
+              </w:rPr>
+              <w:t>A5/TR5d8mUgjU+g4rk8Kb4Mu0UlXjIB0ttov0DiNewNwIRt18jA8+o+u3dpjq+sW</w:t>
+            </w:r>
+          </w:p>
+          <w:p>
+            <w:pPr>
+              <w:spacing w:line="200" w:lineRule="exact"/>
+              <w:rPr>
+                <w:sz w:val="20"/>
+                <w:szCs w:val="20"/>
+              </w:rPr>
+            </w:pPr>
+            <w:r>
+              <w:rPr>
+                <w:sz w:val="20"/>
+                <w:szCs w:val="20"/>
+              </w:rPr>
+              <w:t>T8KOEUt+zwvo/7V3LvSye0rgTBIlDHCNAymg4VMk7BPZ7hm/ELNKjD+Jo2FR3qyH</w:t>
+            </w:r>
+          </w:p>
+          <w:p>
+            <w:pPr>
+              <w:spacing w:line="200" w:lineRule="exact"/>
+              <w:rPr>
+                <w:sz w:val="20"/>
+                <w:szCs w:val="20"/>
+              </w:rPr>
+            </w:pPr>
+            <w:r>
+              <w:rPr>
+                <w:sz w:val="20"/>
+                <w:szCs w:val="20"/>
+              </w:rPr>
+              <w:t>B5T0Y3HsLuJvW5iB4YlcNHlsdu87kGJ55tukmi8mxdAQ4Q7e2RCOFvu396j3x+UC</w:t>
+            </w:r>
+          </w:p>
+          <w:p>
+            <w:pPr>
+              <w:spacing w:line="200" w:lineRule="exact"/>
+              <w:rPr>
+                <w:sz w:val="20"/>
+                <w:szCs w:val="20"/>
+              </w:rPr>
+            </w:pPr>
+            <w:r>
+              <w:rPr>
+                <w:sz w:val="20"/>
+                <w:szCs w:val="20"/>
+              </w:rPr>
+              <w:t>B5iPNgiV5+I3lg02dZ77DnKxHZu8A/lJBdiB3QW0KtZB6awBdpUKD9jf1b0SHzUv</w:t>
+            </w:r>
+          </w:p>
+          <w:p>
+            <w:pPr>
+              <w:spacing w:line="200" w:lineRule="exact"/>
+              <w:rPr>
+                <w:sz w:val="20"/>
+                <w:szCs w:val="20"/>
+              </w:rPr>
+            </w:pPr>
+            <w:r>
+              <w:rPr>
+                <w:sz w:val="20"/>
+                <w:szCs w:val="20"/>
+              </w:rPr>
+              <w:t>KBds0pjBqAlkd25HN7rOrFleaJ1/ctaJxQZBKT5ZPt0m9STJEadao0xAH0ahmbWn</w:t>
+            </w:r>
+          </w:p>
+          <w:p>
+            <w:pPr>
+              <w:spacing w:line="200" w:lineRule="exact"/>
+              <w:rPr>
+                <w:sz w:val="20"/>
+                <w:szCs w:val="20"/>
+              </w:rPr>
+            </w:pPr>
+            <w:r>
+              <w:rPr>
+                <w:sz w:val="20"/>
+                <w:szCs w:val="20"/>
+              </w:rPr>
+              <w:t>OlFuhjuefXKnEgV4We0+UXgVCwOPjdAvBbI+e0ocS3MFEvzG6uBQE3xDk3SzynTn</w:t>
+            </w:r>
+          </w:p>
+          <w:p>
+            <w:pPr>
+              <w:spacing w:line="200" w:lineRule="exact"/>
+              <w:rPr>
+                <w:sz w:val="20"/>
+                <w:szCs w:val="20"/>
+              </w:rPr>
+            </w:pPr>
+            <w:r>
+              <w:rPr>
+                <w:sz w:val="20"/>
+                <w:szCs w:val="20"/>
+              </w:rPr>
+              <w:t>jh8BCNAw1FtxNrQHusEwMFxIt4I7mKZ9YIqioymCzLq9gwQbooMDQaHWBfEbwrbw</w:t>
+            </w:r>
+          </w:p>
+          <w:p>
+            <w:pPr>
+              <w:spacing w:line="200" w:lineRule="exact"/>
+              <w:rPr>
+                <w:sz w:val="20"/>
+                <w:szCs w:val="20"/>
+              </w:rPr>
+            </w:pPr>
+            <w:r>
+              <w:rPr>
+                <w:sz w:val="20"/>
+                <w:szCs w:val="20"/>
+              </w:rPr>
+              <w:t>qHyGO0aoSCqI3Haadr8faqU9GY/rOPNk3sgrDQoo//fb4hVC1CLQJ13hef4Y53CI</w:t>
+            </w:r>
+          </w:p>
+          <w:p>
+            <w:pPr>
+              <w:spacing w:line="200" w:lineRule="exact"/>
+              <w:rPr>
+                <w:sz w:val="20"/>
+                <w:szCs w:val="20"/>
+              </w:rPr>
+            </w:pPr>
+            <w:r>
+              <w:rPr>
+                <w:sz w:val="20"/>
+                <w:szCs w:val="20"/>
+              </w:rPr>
+              <w:lastRenderedPageBreak/>
+              <w:t>rU7m2Ys6xt0nUW7/vGT1M0NPAgMBAAGjQjBAMA4GA1UdDwEB/wQEAwIBBjAPBgNV</w:t>
+            </w:r>
+          </w:p>
+          <w:p>
+            <w:pPr>
+              <w:spacing w:line="200" w:lineRule="exact"/>
+              <w:rPr>
+                <w:sz w:val="20"/>
+                <w:szCs w:val="20"/>
+              </w:rPr>
+            </w:pPr>
+            <w:r>
+              <w:rPr>
+                <w:sz w:val="20"/>
+                <w:szCs w:val="20"/>
+              </w:rPr>
+              <w:t>HRMBAf8EBTADAQH/MB0GA1UdDgQWBBR5tFnme7bl5AFzgAiIyBpY9umbbjANBgkq</w:t>
+            </w:r>
+          </w:p>
+          <w:p>
+            <w:pPr>
+              <w:spacing w:line="200" w:lineRule="exact"/>
+              <w:rPr>
+                <w:sz w:val="20"/>
+                <w:szCs w:val="20"/>
+              </w:rPr>
+            </w:pPr>
+            <w:r>
+              <w:rPr>
+                <w:sz w:val="20"/>
+                <w:szCs w:val="20"/>
+              </w:rPr>
+              <w:t>hkiG9w0BAQsFAAOCAgEAVR9YqbyyqFDQDLHYGmkgJykIrGF1XIpu+ILlaS/V9lZL</w:t>
+            </w:r>
+          </w:p>
+          <w:p>
+            <w:pPr>
+              <w:spacing w:line="200" w:lineRule="exact"/>
+              <w:rPr>
+                <w:sz w:val="20"/>
+                <w:szCs w:val="20"/>
+              </w:rPr>
+            </w:pPr>
+            <w:r>
+              <w:rPr>
+                <w:sz w:val="20"/>
+                <w:szCs w:val="20"/>
+              </w:rPr>
+              <w:t>ubhzEFnTIZd+50xx+7LSYK05qAvqFyFWhfFQDlnrzuBZ6brJFe+GnY+EgPbk6ZGQ</w:t>
+            </w:r>
+          </w:p>
+          <w:p>
+            <w:pPr>
+              <w:spacing w:line="200" w:lineRule="exact"/>
+              <w:rPr>
+                <w:sz w:val="20"/>
+                <w:szCs w:val="20"/>
+              </w:rPr>
+            </w:pPr>
+            <w:r>
+              <w:rPr>
+                <w:sz w:val="20"/>
+                <w:szCs w:val="20"/>
+              </w:rPr>
+              <w:t>3BebYhtF8GaV0nxvwuo77x/Py9auJ/GpsMiu/X1+mvoiBOv/2X/qkSsisRcOj/KK</w:t>
+            </w:r>
+          </w:p>
+          <w:p>
+            <w:pPr>
+              <w:spacing w:line="200" w:lineRule="exact"/>
+              <w:rPr>
+                <w:sz w:val="20"/>
+                <w:szCs w:val="20"/>
+              </w:rPr>
+            </w:pPr>
+            <w:r>
+              <w:rPr>
+                <w:sz w:val="20"/>
+                <w:szCs w:val="20"/>
+              </w:rPr>
+              <w:t>NFtY2PwByVS5uCbMiogziUwthDyC3+6WVwW6LLv3xLfHTjuCvjHIInNzktHCgKQ5</w:t>
+            </w:r>
+          </w:p>
+          <w:p>
+            <w:pPr>
+              <w:spacing w:line="200" w:lineRule="exact"/>
+              <w:rPr>
+                <w:sz w:val="20"/>
+                <w:szCs w:val="20"/>
+              </w:rPr>
+            </w:pPr>
+            <w:r>
+              <w:rPr>
+                <w:sz w:val="20"/>
+                <w:szCs w:val="20"/>
+              </w:rPr>
+              <w:t>ORAzI4JMPJ+GslWYHb4phowim57iaztXOoJwTdwJx4nLCgdNbOhdjsnvzqvHu7Ur</w:t>
+            </w:r>
+          </w:p>
+          <w:p>
+            <w:pPr>
+              <w:spacing w:line="200" w:lineRule="exact"/>
+              <w:rPr>
+                <w:sz w:val="20"/>
+                <w:szCs w:val="20"/>
+              </w:rPr>
+            </w:pPr>
+            <w:r>
+              <w:rPr>
+                <w:sz w:val="20"/>
+                <w:szCs w:val="20"/>
+              </w:rPr>
+              <w:t>TkXWStAmzOVyyghqpZXjFaH3pO3JLF+l+/+sKAIuvtd7u+Nxe5AW0wdeRlN8NwdC</w:t>
+            </w:r>
+          </w:p>
+          <w:p>
+            <w:pPr>
+              <w:spacing w:line="200" w:lineRule="exact"/>
+              <w:rPr>
+                <w:sz w:val="20"/>
+                <w:szCs w:val="20"/>
+              </w:rPr>
+            </w:pPr>
+            <w:r>
+              <w:rPr>
+                <w:sz w:val="20"/>
+                <w:szCs w:val="20"/>
+              </w:rPr>
+              <w:t>jNPElpzVmbUq4JUagEiuTDkHzsxHpFKVK7q4+63SM1N95R1NbdWhscdCb+ZAJzVc</w:t>
+            </w:r>
+          </w:p>
+          <w:p>
+            <w:pPr>
+              <w:spacing w:line="200" w:lineRule="exact"/>
+              <w:rPr>
+                <w:sz w:val="20"/>
+                <w:szCs w:val="20"/>
+              </w:rPr>
+            </w:pPr>
+            <w:r>
+              <w:rPr>
+                <w:sz w:val="20"/>
+                <w:szCs w:val="20"/>
+              </w:rPr>
+              <w:t>oyi3B43njTOQ5yOf+1CceWxG1bQVs5ZufpsMljq4Ui0/1lvh+wjChP4kqKOJ2qxq</w:t>
+            </w:r>
+          </w:p>
+          <w:p>
+            <w:pPr>
+              <w:spacing w:line="200" w:lineRule="exact"/>
+              <w:rPr>
+                <w:sz w:val="20"/>
+                <w:szCs w:val="20"/>
+              </w:rPr>
+            </w:pPr>
+            <w:r>
+              <w:rPr>
+                <w:sz w:val="20"/>
+                <w:szCs w:val="20"/>
+              </w:rPr>
+              <w:t>4RgqsahDYVvTH9w7jXbyLeiNdd8XM2w9U/t7y0Ff/9yi0GE44Za4rF2LN9d11TPA</w:t>
+            </w:r>
+          </w:p>
+          <w:p>
+            <w:pPr>
+              <w:spacing w:line="200" w:lineRule="exact"/>
+              <w:rPr>
+                <w:sz w:val="20"/>
+                <w:szCs w:val="20"/>
+              </w:rPr>
+            </w:pPr>
+            <w:r>
+              <w:rPr>
+                <w:sz w:val="20"/>
+                <w:szCs w:val="20"/>
+              </w:rPr>
+              <w:t>mRGunUHBcnWEvgJBQl9nJEiU0Zsnvgc/ubhPgXRR4Xq37Z0j4r7g1SgEEzwxA57d</w:t>
+            </w:r>
+          </w:p>
+          <w:p>
+            <w:pPr>
+              <w:spacing w:line="200" w:lineRule="exact"/>
+              <w:rPr>
+                <w:sz w:val="20"/>
+                <w:szCs w:val="20"/>
+              </w:rPr>
+            </w:pPr>
+            <w:r>
+              <w:rPr>
+                <w:sz w:val="20"/>
+                <w:szCs w:val="20"/>
+              </w:rPr>
+              <w:t>emyPxgcYxn/eR44/KJ4EBs+lVDR3veyJm+kXQ99b21/+jh5Xos1AnX5iItreGCc=</w:t>
+            </w:r>
+          </w:p>
+          <w:p>
+            <w:pPr>
+              <w:spacing w:line="200" w:lineRule="exact"/>
+              <w:rPr>
+                <w:sz w:val="20"/>
+                <w:szCs w:val="20"/>
+              </w:rPr>
+            </w:pPr>
+            <w:r>
+              <w:rPr>
+                <w:sz w:val="20"/>
+                <w:szCs w:val="20"/>
+              </w:rPr>
+              <w:t>-----END CERTIFICATE-----</w:t>
+            </w:r>
+          </w:p>
+          <w:p>
+            <w:pPr>
+              <w:spacing w:line="200" w:lineRule="exact"/>
+              <w:rPr>
+                <w:sz w:val="20"/>
+                <w:szCs w:val="20"/>
+              </w:rPr>
+            </w:pPr>
+            <w:r>
+              <w:rPr>
+                <w:sz w:val="20"/>
+                <w:szCs w:val="20"/>
+              </w:rPr>
+              <w:t>)EOF";</w:t>
+            </w:r>
+          </w:p>
+          <w:p>
+            <w:pPr>
+              <w:spacing w:line="200" w:lineRule="exact"/>
+              <w:rPr>
+                <w:sz w:val="20"/>
+                <w:szCs w:val="20"/>
+              </w:rPr>
+            </w:pPr>
+          </w:p>
+          <w:p>
+            <w:pPr>
+              <w:spacing w:line="200" w:lineRule="exact"/>
+              <w:rPr>
+                <w:color w:val="ED7D31" w:themeColor="accent2"/>
+                <w:sz w:val="20"/>
+                <w:szCs w:val="20"/>
+              </w:rPr>
+            </w:pPr>
+            <w:r>
+              <w:rPr>
+                <w:color w:val="ED7D31" w:themeColor="accent2"/>
+                <w:sz w:val="20"/>
+                <w:szCs w:val="20"/>
+              </w:rPr>
+              <w:t>void reconnect() {</w:t>
+            </w:r>
+          </w:p>
+          <w:p>
+            <w:pPr>
+              <w:spacing w:line="200" w:lineRule="exact"/>
+              <w:rPr>
+                <w:color w:val="ED7D31" w:themeColor="accent2"/>
+                <w:sz w:val="20"/>
+                <w:szCs w:val="20"/>
+              </w:rPr>
+            </w:pPr>
+            <w:r>
+              <w:rPr>
+                <w:color w:val="ED7D31" w:themeColor="accent2"/>
+                <w:sz w:val="20"/>
+                <w:szCs w:val="20"/>
+              </w:rPr>
+              <w:t xml:space="preserve">  while (!client.connected()) {</w:t>
+            </w:r>
+          </w:p>
+          <w:p>
+            <w:pPr>
+              <w:spacing w:line="200" w:lineRule="exact"/>
+              <w:rPr>
+                <w:color w:val="ED7D31" w:themeColor="accent2"/>
+                <w:sz w:val="20"/>
+                <w:szCs w:val="20"/>
+              </w:rPr>
+            </w:pPr>
+            <w:r>
+              <w:rPr>
+                <w:color w:val="ED7D31" w:themeColor="accent2"/>
+                <w:sz w:val="20"/>
+                <w:szCs w:val="20"/>
+              </w:rPr>
+              <w:t xml:space="preserve">    Serial.print("Attempting MQTT connection… ");</w:t>
+            </w:r>
+          </w:p>
+          <w:p>
+            <w:pPr>
+              <w:spacing w:line="200" w:lineRule="exact"/>
+              <w:rPr>
+                <w:color w:val="ED7D31" w:themeColor="accent2"/>
+                <w:sz w:val="20"/>
+                <w:szCs w:val="20"/>
+              </w:rPr>
+            </w:pPr>
+            <w:r>
+              <w:rPr>
+                <w:color w:val="ED7D31" w:themeColor="accent2"/>
+                <w:sz w:val="20"/>
+                <w:szCs w:val="20"/>
+              </w:rPr>
+              <w:t xml:space="preserve">    String clientId = "ESP32Client";</w:t>
+            </w:r>
+          </w:p>
+          <w:p>
+            <w:pPr>
+              <w:spacing w:line="200" w:lineRule="exact"/>
+              <w:rPr>
+                <w:color w:val="ED7D31" w:themeColor="accent2"/>
+                <w:sz w:val="20"/>
+                <w:szCs w:val="20"/>
+              </w:rPr>
+            </w:pPr>
+            <w:r>
+              <w:rPr>
+                <w:color w:val="ED7D31" w:themeColor="accent2"/>
+                <w:sz w:val="20"/>
+                <w:szCs w:val="20"/>
+              </w:rPr>
+              <w:t xml:space="preserve">    if (client.connect(clientId.c_str(), mqtt_username, mqtt_password)) {</w:t>
+            </w:r>
+          </w:p>
+          <w:p>
+            <w:pPr>
+              <w:spacing w:line="200" w:lineRule="exact"/>
+              <w:rPr>
+                <w:color w:val="ED7D31" w:themeColor="accent2"/>
+                <w:sz w:val="20"/>
+                <w:szCs w:val="20"/>
+              </w:rPr>
+            </w:pPr>
+            <w:r>
+              <w:rPr>
+                <w:color w:val="ED7D31" w:themeColor="accent2"/>
+                <w:sz w:val="20"/>
+                <w:szCs w:val="20"/>
+              </w:rPr>
+              <w:t xml:space="preserve">      Serial.println("connected!");      </w:t>
+            </w:r>
+          </w:p>
+          <w:p>
+            <w:pPr>
+              <w:spacing w:line="200" w:lineRule="exact"/>
+              <w:rPr>
+                <w:color w:val="ED7D31" w:themeColor="accent2"/>
+                <w:sz w:val="20"/>
+                <w:szCs w:val="20"/>
+              </w:rPr>
+            </w:pPr>
+            <w:r>
+              <w:rPr>
+                <w:color w:val="ED7D31" w:themeColor="accent2"/>
+                <w:sz w:val="20"/>
+                <w:szCs w:val="20"/>
+              </w:rPr>
+              <w:t xml:space="preserve">    } else {</w:t>
+            </w:r>
+          </w:p>
+          <w:p>
+            <w:pPr>
+              <w:spacing w:line="200" w:lineRule="exact"/>
+              <w:rPr>
+                <w:color w:val="ED7D31" w:themeColor="accent2"/>
+                <w:sz w:val="20"/>
+                <w:szCs w:val="20"/>
+              </w:rPr>
+            </w:pPr>
+            <w:r>
+              <w:rPr>
+                <w:color w:val="ED7D31" w:themeColor="accent2"/>
+                <w:sz w:val="20"/>
+                <w:szCs w:val="20"/>
+              </w:rPr>
+              <w:t xml:space="preserve">      Serial.print("failed, rc = ");</w:t>
+            </w:r>
+          </w:p>
+          <w:p>
+            <w:pPr>
+              <w:spacing w:line="200" w:lineRule="exact"/>
+              <w:rPr>
+                <w:color w:val="ED7D31" w:themeColor="accent2"/>
+                <w:sz w:val="20"/>
+                <w:szCs w:val="20"/>
+              </w:rPr>
+            </w:pPr>
+            <w:r>
+              <w:rPr>
+                <w:color w:val="ED7D31" w:themeColor="accent2"/>
+                <w:sz w:val="20"/>
+                <w:szCs w:val="20"/>
+              </w:rPr>
+              <w:t xml:space="preserve">      Serial.print(client.state());</w:t>
+            </w:r>
+          </w:p>
+          <w:p>
+            <w:pPr>
+              <w:spacing w:line="200" w:lineRule="exact"/>
+              <w:rPr>
+                <w:color w:val="ED7D31" w:themeColor="accent2"/>
+                <w:sz w:val="20"/>
+                <w:szCs w:val="20"/>
+              </w:rPr>
+            </w:pPr>
+            <w:r>
+              <w:rPr>
+                <w:color w:val="ED7D31" w:themeColor="accent2"/>
+                <w:sz w:val="20"/>
+                <w:szCs w:val="20"/>
+              </w:rPr>
+              <w:t xml:space="preserve">      Serial.println(" try again in 5 seconds");</w:t>
+            </w:r>
+          </w:p>
+          <w:p>
+            <w:pPr>
+              <w:spacing w:line="200" w:lineRule="exact"/>
+              <w:rPr>
+                <w:color w:val="ED7D31" w:themeColor="accent2"/>
+                <w:sz w:val="20"/>
+                <w:szCs w:val="20"/>
+              </w:rPr>
+            </w:pPr>
+            <w:r>
+              <w:rPr>
+                <w:color w:val="ED7D31" w:themeColor="accent2"/>
+                <w:sz w:val="20"/>
+                <w:szCs w:val="20"/>
+              </w:rPr>
+              <w:t xml:space="preserve">      delay(5000);</w:t>
+            </w:r>
+          </w:p>
+          <w:p>
+            <w:pPr>
+              <w:spacing w:line="200" w:lineRule="exact"/>
+              <w:rPr>
+                <w:color w:val="ED7D31" w:themeColor="accent2"/>
+                <w:sz w:val="20"/>
+                <w:szCs w:val="20"/>
+              </w:rPr>
+            </w:pPr>
+            <w:r>
+              <w:rPr>
+                <w:color w:val="ED7D31" w:themeColor="accent2"/>
+                <w:sz w:val="20"/>
+                <w:szCs w:val="20"/>
+              </w:rPr>
+              <w:t xml:space="preserve">    }</w:t>
+            </w:r>
+          </w:p>
+          <w:p>
+            <w:pPr>
+              <w:spacing w:line="200" w:lineRule="exact"/>
+              <w:rPr>
+                <w:color w:val="ED7D31" w:themeColor="accent2"/>
+                <w:sz w:val="20"/>
+                <w:szCs w:val="20"/>
+              </w:rPr>
+            </w:pPr>
+            <w:r>
+              <w:rPr>
+                <w:color w:val="ED7D31" w:themeColor="accent2"/>
+                <w:sz w:val="20"/>
+                <w:szCs w:val="20"/>
+              </w:rPr>
+              <w:t xml:space="preserve">  }</w:t>
+            </w:r>
+          </w:p>
+          <w:p>
+            <w:pPr>
+              <w:spacing w:line="200" w:lineRule="exact"/>
+              <w:rPr>
+                <w:color w:val="ED7D31" w:themeColor="accent2"/>
+                <w:sz w:val="20"/>
+                <w:szCs w:val="20"/>
+              </w:rPr>
+            </w:pPr>
+            <w:r>
+              <w:rPr>
+                <w:color w:val="ED7D31" w:themeColor="accent2"/>
+                <w:sz w:val="20"/>
+                <w:szCs w:val="20"/>
+              </w:rPr>
+              <w:t>}</w:t>
+            </w:r>
+          </w:p>
+          <w:p>
+            <w:pPr>
+              <w:spacing w:line="200" w:lineRule="exact"/>
+              <w:rPr>
+                <w:color w:val="ED7D31" w:themeColor="accent2"/>
+                <w:sz w:val="20"/>
+                <w:szCs w:val="20"/>
+              </w:rPr>
+            </w:pPr>
+          </w:p>
+          <w:p>
+            <w:pPr>
+              <w:spacing w:line="200" w:lineRule="exact"/>
+              <w:rPr>
+                <w:color w:val="ED7D31" w:themeColor="accent2"/>
+                <w:sz w:val="20"/>
+                <w:szCs w:val="20"/>
+              </w:rPr>
+            </w:pPr>
             <w:r>
               <w:rPr>
                 <w:rFonts w:hint="eastAsia"/>
-                <w:sz w:val="20"/>
-                <w:szCs w:val="20"/>
-              </w:rPr>
-              <w:t>,</w:t>
+                <w:color w:val="ED7D31" w:themeColor="accent2"/>
+                <w:sz w:val="20"/>
+                <w:szCs w:val="20"/>
+              </w:rPr>
+              <w:t xml:space="preserve">//======google </w:t>
             </w:r>
             <w:r>
               <w:rPr>
                 <w:rFonts w:hint="eastAsia"/>
-                <w:sz w:val="20"/>
-                <w:szCs w:val="20"/>
-              </w:rPr>
-              <w:t>倉庫</w:t>
+                <w:color w:val="ED7D31" w:themeColor="accent2"/>
+                <w:sz w:val="20"/>
+                <w:szCs w:val="20"/>
+              </w:rPr>
+              <w:t>試算表</w:t>
             </w:r>
             <w:r>
               <w:rPr>
                 <w:rFonts w:hint="eastAsia"/>
-                <w:sz w:val="20"/>
-                <w:szCs w:val="20"/>
-              </w:rPr>
-              <w:t>X,</w:t>
+                <w:color w:val="ED7D31" w:themeColor="accent2"/>
+                <w:sz w:val="20"/>
+                <w:szCs w:val="20"/>
+              </w:rPr>
+              <w:t xml:space="preserve"> </w:t>
             </w:r>
             <w:r>
               <w:rPr>
                 <w:rFonts w:hint="eastAsia"/>
-                <w:sz w:val="20"/>
-                <w:szCs w:val="20"/>
-              </w:rPr>
-              <w:t>倉庫</w:t>
+                <w:color w:val="ED7D31" w:themeColor="accent2"/>
+                <w:sz w:val="20"/>
+                <w:szCs w:val="20"/>
+              </w:rPr>
+              <w:t>函數</w:t>
             </w:r>
             <w:r>
               <w:rPr>
                 <w:rFonts w:hint="eastAsia"/>
-                <w:sz w:val="20"/>
-                <w:szCs w:val="20"/>
-              </w:rPr>
-              <w:t>Y,</w:t>
-            </w:r>
-            <w:r>
-              <w:rPr>
-                <w:rFonts w:hint="eastAsia"/>
-                <w:sz w:val="20"/>
-                <w:szCs w:val="20"/>
-              </w:rPr>
-              <w:t>收件人</w:t>
-            </w:r>
-            <w:r>
-              <w:rPr>
-                <w:rFonts w:hint="eastAsia"/>
-                <w:sz w:val="20"/>
-                <w:szCs w:val="20"/>
-              </w:rPr>
-              <w:t>X,</w:t>
-            </w:r>
-            <w:r>
-              <w:rPr>
-                <w:rFonts w:hint="eastAsia"/>
-                <w:sz w:val="20"/>
-                <w:szCs w:val="20"/>
-              </w:rPr>
-              <w:t>收件人</w:t>
-            </w:r>
-            <w:r>
-              <w:rPr>
-                <w:rFonts w:hint="eastAsia"/>
-                <w:sz w:val="20"/>
-                <w:szCs w:val="20"/>
-              </w:rPr>
-              <w:t>Y)</w:t>
-            </w:r>
-          </w:p>
-          <w:p>
-            <w:pPr>
-              <w:spacing w:line="200" w:lineRule="exact"/>
-              <w:rPr>
-                <w:sz w:val="20"/>
-                <w:szCs w:val="20"/>
-              </w:rPr>
-            </w:pPr>
-            <w:r>
-              <w:rPr>
-                <w:sz w:val="20"/>
-                <w:szCs w:val="20"/>
-              </w:rPr>
-              <w:t>String recipient[6];</w:t>
-            </w:r>
-          </w:p>
-          <w:p>
-            <w:pPr>
-              <w:spacing w:line="200" w:lineRule="exact"/>
-              <w:rPr>
-                <w:sz w:val="20"/>
-                <w:szCs w:val="20"/>
-              </w:rPr>
-            </w:pPr>
-            <w:r>
-              <w:rPr>
-                <w:sz w:val="20"/>
-                <w:szCs w:val="20"/>
-              </w:rPr>
-              <w:t>String strRecipient="";</w:t>
-            </w:r>
-          </w:p>
-          <w:p>
-            <w:pPr>
-              <w:spacing w:line="200" w:lineRule="exact"/>
-              <w:rPr>
-                <w:sz w:val="20"/>
-                <w:szCs w:val="20"/>
-              </w:rPr>
-            </w:pPr>
-          </w:p>
-          <w:p>
-            <w:pPr>
-              <w:spacing w:line="200" w:lineRule="exact"/>
-              <w:rPr>
-                <w:rFonts w:hint="eastAsia"/>
-                <w:sz w:val="20"/>
-                <w:szCs w:val="20"/>
-              </w:rPr>
-            </w:pPr>
-            <w:r>
-              <w:rPr>
-                <w:rFonts w:hint="eastAsia"/>
-                <w:sz w:val="20"/>
-                <w:szCs w:val="20"/>
-              </w:rPr>
-              <w:t>//Topic</w:t>
-            </w:r>
-            <w:r>
-              <w:rPr>
-                <w:rFonts w:hint="eastAsia"/>
-                <w:sz w:val="20"/>
-                <w:szCs w:val="20"/>
-              </w:rPr>
-              <w:t>主題</w:t>
-            </w:r>
-          </w:p>
-          <w:p>
-            <w:pPr>
-              <w:spacing w:line="200" w:lineRule="exact"/>
-              <w:rPr>
-                <w:sz w:val="20"/>
-                <w:szCs w:val="20"/>
-              </w:rPr>
-            </w:pPr>
-            <w:r>
-              <w:rPr>
-                <w:sz w:val="20"/>
-                <w:szCs w:val="20"/>
-              </w:rPr>
-              <w:t>const char* TOPIC_MAP_SET = "imiRobot/map/set";</w:t>
-            </w:r>
-          </w:p>
-          <w:p>
-            <w:pPr>
-              <w:spacing w:line="200" w:lineRule="exact"/>
-              <w:rPr>
-                <w:sz w:val="20"/>
-                <w:szCs w:val="20"/>
-              </w:rPr>
-            </w:pPr>
-            <w:r>
-              <w:rPr>
-                <w:sz w:val="20"/>
-                <w:szCs w:val="20"/>
-              </w:rPr>
-              <w:t>const char* TOPIC_CAR_STANDBY = "imiRobot/car/standby";</w:t>
-            </w:r>
-          </w:p>
-          <w:p>
-            <w:pPr>
-              <w:spacing w:line="200" w:lineRule="exact"/>
-              <w:rPr>
-                <w:sz w:val="20"/>
-                <w:szCs w:val="20"/>
-              </w:rPr>
-            </w:pPr>
-            <w:r>
-              <w:rPr>
-                <w:sz w:val="20"/>
-                <w:szCs w:val="20"/>
-              </w:rPr>
-              <w:t>const char* TOPIC_CAR_GPS = "imiRobot/car/gps";</w:t>
-            </w:r>
-          </w:p>
-          <w:p>
-            <w:pPr>
-              <w:spacing w:line="200" w:lineRule="exact"/>
-              <w:rPr>
-                <w:sz w:val="20"/>
-                <w:szCs w:val="20"/>
-              </w:rPr>
-            </w:pPr>
-            <w:r>
-              <w:rPr>
-                <w:sz w:val="20"/>
-                <w:szCs w:val="20"/>
-              </w:rPr>
-              <w:t>const char* TOPIC_GOODS_LOAD = "imiRobot/goods/load";</w:t>
-            </w:r>
-          </w:p>
-          <w:p>
-            <w:pPr>
-              <w:spacing w:line="200" w:lineRule="exact"/>
-              <w:rPr>
-                <w:sz w:val="20"/>
-                <w:szCs w:val="20"/>
-              </w:rPr>
-            </w:pPr>
-            <w:r>
-              <w:rPr>
-                <w:sz w:val="20"/>
-                <w:szCs w:val="20"/>
-              </w:rPr>
-              <w:t>const char* TOPIC_CAR_LOWPOWER = "imiRobot/car/lowPower";</w:t>
-            </w:r>
-          </w:p>
-          <w:p>
-            <w:pPr>
-              <w:spacing w:line="200" w:lineRule="exact"/>
-              <w:rPr>
-                <w:sz w:val="20"/>
-                <w:szCs w:val="20"/>
-              </w:rPr>
-            </w:pPr>
-          </w:p>
-          <w:p>
-            <w:pPr>
-              <w:spacing w:line="200" w:lineRule="exact"/>
-              <w:rPr>
-                <w:sz w:val="20"/>
-                <w:szCs w:val="20"/>
-              </w:rPr>
-            </w:pPr>
-            <w:r>
-              <w:rPr>
-                <w:sz w:val="20"/>
-                <w:szCs w:val="20"/>
-              </w:rPr>
-              <w:t>//UART</w:t>
-            </w:r>
-          </w:p>
-          <w:p>
-            <w:pPr>
-              <w:spacing w:line="200" w:lineRule="exact"/>
-              <w:rPr>
-                <w:sz w:val="20"/>
-                <w:szCs w:val="20"/>
-              </w:rPr>
-            </w:pPr>
-            <w:r>
-              <w:rPr>
-                <w:sz w:val="20"/>
-                <w:szCs w:val="20"/>
-              </w:rPr>
-              <w:t>const char* GOODS_LOAD = "goodsLoad";</w:t>
-            </w:r>
-          </w:p>
-          <w:p>
-            <w:pPr>
-              <w:spacing w:line="200" w:lineRule="exact"/>
-              <w:rPr>
-                <w:sz w:val="20"/>
-                <w:szCs w:val="20"/>
-              </w:rPr>
-            </w:pPr>
-          </w:p>
-          <w:p>
-            <w:pPr>
-              <w:spacing w:line="200" w:lineRule="exact"/>
-              <w:rPr>
-                <w:rFonts w:hint="eastAsia"/>
-                <w:sz w:val="20"/>
-                <w:szCs w:val="20"/>
-              </w:rPr>
-            </w:pPr>
-            <w:r>
-              <w:rPr>
-                <w:rFonts w:hint="eastAsia"/>
-                <w:sz w:val="20"/>
-                <w:szCs w:val="20"/>
-              </w:rPr>
-              <w:t>//</w:t>
-            </w:r>
-            <w:r>
-              <w:rPr>
-                <w:rFonts w:hint="eastAsia"/>
-                <w:sz w:val="20"/>
-                <w:szCs w:val="20"/>
-              </w:rPr>
-              <w:t>發佈者</w:t>
-            </w:r>
-            <w:r>
-              <w:rPr>
-                <w:rFonts w:hint="eastAsia"/>
-                <w:sz w:val="20"/>
-                <w:szCs w:val="20"/>
-              </w:rPr>
-              <w:t xml:space="preserve"> </w:t>
-            </w:r>
-            <w:r>
-              <w:rPr>
-                <w:rFonts w:hint="eastAsia"/>
-                <w:sz w:val="20"/>
-                <w:szCs w:val="20"/>
-              </w:rPr>
-              <w:t>傳送的消息內容</w:t>
-            </w:r>
-          </w:p>
-          <w:p>
-            <w:pPr>
-              <w:spacing w:line="200" w:lineRule="exact"/>
-              <w:rPr>
-                <w:sz w:val="20"/>
-                <w:szCs w:val="20"/>
-              </w:rPr>
-            </w:pPr>
-            <w:r>
-              <w:rPr>
-                <w:sz w:val="20"/>
-                <w:szCs w:val="20"/>
-              </w:rPr>
-              <w:t>char* mqttSendMsg = "";</w:t>
-            </w:r>
-          </w:p>
-          <w:p>
-            <w:pPr>
-              <w:spacing w:line="200" w:lineRule="exact"/>
-              <w:rPr>
-                <w:rFonts w:hint="eastAsia"/>
-                <w:sz w:val="20"/>
-                <w:szCs w:val="20"/>
-              </w:rPr>
-            </w:pPr>
-            <w:r>
-              <w:rPr>
-                <w:rFonts w:hint="eastAsia"/>
-                <w:sz w:val="20"/>
-                <w:szCs w:val="20"/>
-              </w:rPr>
-              <w:t>//</w:t>
-            </w:r>
-            <w:r>
-              <w:rPr>
-                <w:rFonts w:hint="eastAsia"/>
-                <w:sz w:val="20"/>
-                <w:szCs w:val="20"/>
-              </w:rPr>
-              <w:t>訂閱者</w:t>
-            </w:r>
-            <w:r>
-              <w:rPr>
-                <w:rFonts w:hint="eastAsia"/>
-                <w:sz w:val="20"/>
-                <w:szCs w:val="20"/>
-              </w:rPr>
-              <w:t xml:space="preserve"> </w:t>
-            </w:r>
-            <w:r>
-              <w:rPr>
-                <w:rFonts w:hint="eastAsia"/>
-                <w:sz w:val="20"/>
-                <w:szCs w:val="20"/>
-              </w:rPr>
-              <w:t>接收的消息內容</w:t>
-            </w:r>
-          </w:p>
-          <w:p>
-            <w:pPr>
-              <w:spacing w:line="200" w:lineRule="exact"/>
-              <w:rPr>
-                <w:sz w:val="20"/>
-                <w:szCs w:val="20"/>
-              </w:rPr>
-            </w:pPr>
-            <w:r>
-              <w:rPr>
-                <w:sz w:val="20"/>
-                <w:szCs w:val="20"/>
-              </w:rPr>
-              <w:t>String mqttGetMsg = "";</w:t>
-            </w:r>
-          </w:p>
-          <w:p>
-            <w:pPr>
-              <w:spacing w:line="200" w:lineRule="exact"/>
-              <w:rPr>
-                <w:sz w:val="20"/>
-                <w:szCs w:val="20"/>
-              </w:rPr>
-            </w:pPr>
-          </w:p>
-          <w:p>
-            <w:pPr>
-              <w:spacing w:line="200" w:lineRule="exact"/>
-              <w:rPr>
-                <w:sz w:val="20"/>
-                <w:szCs w:val="20"/>
-              </w:rPr>
-            </w:pPr>
-            <w:r>
-              <w:rPr>
-                <w:sz w:val="20"/>
-                <w:szCs w:val="20"/>
-              </w:rPr>
-              <w:t>WiFiClientSecure espClient;</w:t>
-            </w:r>
-          </w:p>
-          <w:p>
-            <w:pPr>
-              <w:spacing w:line="200" w:lineRule="exact"/>
-              <w:rPr>
-                <w:sz w:val="20"/>
-                <w:szCs w:val="20"/>
-              </w:rPr>
-            </w:pPr>
-            <w:r>
-              <w:rPr>
-                <w:sz w:val="20"/>
-                <w:szCs w:val="20"/>
-              </w:rPr>
-              <w:t>PubSubClient client(espClient);</w:t>
-            </w:r>
-          </w:p>
-          <w:p>
-            <w:pPr>
-              <w:spacing w:line="200" w:lineRule="exact"/>
-              <w:rPr>
-                <w:sz w:val="20"/>
-                <w:szCs w:val="20"/>
-              </w:rPr>
-            </w:pPr>
-          </w:p>
-          <w:p>
-            <w:pPr>
-              <w:spacing w:line="200" w:lineRule="exact"/>
-              <w:rPr>
-                <w:sz w:val="20"/>
-                <w:szCs w:val="20"/>
-              </w:rPr>
-            </w:pPr>
-            <w:r>
-              <w:rPr>
-                <w:sz w:val="20"/>
-                <w:szCs w:val="20"/>
-              </w:rPr>
-              <w:t>// HiveMQ Cloud</w:t>
-            </w:r>
-          </w:p>
-          <w:p>
-            <w:pPr>
-              <w:spacing w:line="200" w:lineRule="exact"/>
-              <w:rPr>
-                <w:sz w:val="20"/>
-                <w:szCs w:val="20"/>
-              </w:rPr>
-            </w:pPr>
-            <w:r>
-              <w:rPr>
-                <w:sz w:val="20"/>
-                <w:szCs w:val="20"/>
-              </w:rPr>
-              <w:t>static const char* root_ca PROGMEM = R"EOF(</w:t>
-            </w:r>
-          </w:p>
-          <w:p>
-            <w:pPr>
-              <w:spacing w:line="200" w:lineRule="exact"/>
-              <w:rPr>
-                <w:sz w:val="20"/>
-                <w:szCs w:val="20"/>
-              </w:rPr>
-            </w:pPr>
-            <w:r>
-              <w:rPr>
-                <w:sz w:val="20"/>
-                <w:szCs w:val="20"/>
-              </w:rPr>
-              <w:t>-----BEGIN CERTIFICATE-----</w:t>
-            </w:r>
-          </w:p>
-          <w:p>
-            <w:pPr>
-              <w:spacing w:line="200" w:lineRule="exact"/>
-              <w:rPr>
-                <w:sz w:val="20"/>
-                <w:szCs w:val="20"/>
-              </w:rPr>
-            </w:pPr>
-            <w:r>
-              <w:rPr>
-                <w:sz w:val="20"/>
-                <w:szCs w:val="20"/>
-              </w:rPr>
-              <w:t>MIIFazCCA1OgAwIBAgIRAIIQz7DSQONZRGPgu2OCiwAwDQYJKoZIhvcNAQELBQAw</w:t>
-            </w:r>
-          </w:p>
-          <w:p>
-            <w:pPr>
-              <w:spacing w:line="200" w:lineRule="exact"/>
-              <w:rPr>
-                <w:sz w:val="20"/>
-                <w:szCs w:val="20"/>
-              </w:rPr>
-            </w:pPr>
-            <w:r>
-              <w:rPr>
-                <w:sz w:val="20"/>
-                <w:szCs w:val="20"/>
-              </w:rPr>
-              <w:t>TzELMAkGA1UEBhMCVVMxKTAnBgNVBAoTIEludGVybmV0IFNlY3VyaXR5IFJlc2Vh</w:t>
-            </w:r>
-          </w:p>
-          <w:p>
-            <w:pPr>
-              <w:spacing w:line="200" w:lineRule="exact"/>
-              <w:rPr>
-                <w:sz w:val="20"/>
-                <w:szCs w:val="20"/>
-              </w:rPr>
-            </w:pPr>
-            <w:r>
-              <w:rPr>
-                <w:sz w:val="20"/>
-                <w:szCs w:val="20"/>
-              </w:rPr>
-              <w:t>cmNoIEdyb3VwMRUwEwYDVQQDEwxJU1JHIFJvb3QgWDEwHhcNMTUwNjA0MTEwNDM4</w:t>
-            </w:r>
-          </w:p>
-          <w:p>
-            <w:pPr>
-              <w:spacing w:line="200" w:lineRule="exact"/>
-              <w:rPr>
-                <w:sz w:val="20"/>
-                <w:szCs w:val="20"/>
-              </w:rPr>
-            </w:pPr>
-            <w:r>
-              <w:rPr>
-                <w:sz w:val="20"/>
-                <w:szCs w:val="20"/>
-              </w:rPr>
-              <w:t>WhcNMzUwNjA0MTEwNDM4WjBPMQswCQYDVQQGEwJVUzEpMCcGA1UEChMgSW50ZXJu</w:t>
-            </w:r>
-          </w:p>
-          <w:p>
-            <w:pPr>
-              <w:spacing w:line="200" w:lineRule="exact"/>
-              <w:rPr>
-                <w:sz w:val="20"/>
-                <w:szCs w:val="20"/>
-              </w:rPr>
-            </w:pPr>
-            <w:r>
-              <w:rPr>
-                <w:sz w:val="20"/>
-                <w:szCs w:val="20"/>
-              </w:rPr>
-              <w:t>ZXQgU2VjdXJpdHkgUmVzZWFyY2ggR3JvdXAxFTATBgNVBAMTDElTUkcgUm9vdCBY</w:t>
-            </w:r>
-          </w:p>
-          <w:p>
-            <w:pPr>
-              <w:spacing w:line="200" w:lineRule="exact"/>
-              <w:rPr>
-                <w:sz w:val="20"/>
-                <w:szCs w:val="20"/>
-              </w:rPr>
-            </w:pPr>
-            <w:r>
-              <w:rPr>
-                <w:sz w:val="20"/>
-                <w:szCs w:val="20"/>
-              </w:rPr>
-              <w:t>MTCCAiIwDQYJKoZIhvcNAQEBBQADggIPADCCAgoCggIBAK3oJHP0FDfzm54rVygc</w:t>
-            </w:r>
-          </w:p>
-          <w:p>
-            <w:pPr>
-              <w:spacing w:line="200" w:lineRule="exact"/>
-              <w:rPr>
-                <w:sz w:val="20"/>
-                <w:szCs w:val="20"/>
-              </w:rPr>
-            </w:pPr>
-            <w:r>
-              <w:rPr>
-                <w:sz w:val="20"/>
-                <w:szCs w:val="20"/>
-              </w:rPr>
-              <w:t>h77ct984kIxuPOZXoHj3dcKi/vVqbvYATyjb3miGbESTtrFj/RQSa78f0uoxmyF+</w:t>
-            </w:r>
-          </w:p>
-          <w:p>
-            <w:pPr>
-              <w:spacing w:line="200" w:lineRule="exact"/>
-              <w:rPr>
-                <w:sz w:val="20"/>
-                <w:szCs w:val="20"/>
-              </w:rPr>
-            </w:pPr>
-            <w:r>
-              <w:rPr>
-                <w:sz w:val="20"/>
-                <w:szCs w:val="20"/>
-              </w:rPr>
-              <w:t>0TM8ukj13Xnfs7j/EvEhmkvBioZxaUpmZmyPfjxwv60pIgbz5MDmgK7iS4+3mX6U</w:t>
-            </w:r>
-          </w:p>
-          <w:p>
-            <w:pPr>
-              <w:spacing w:line="200" w:lineRule="exact"/>
-              <w:rPr>
-                <w:sz w:val="20"/>
-                <w:szCs w:val="20"/>
-              </w:rPr>
-            </w:pPr>
-            <w:r>
-              <w:rPr>
-                <w:sz w:val="20"/>
-                <w:szCs w:val="20"/>
-              </w:rPr>
-              <w:t>A5/TR5d8mUgjU+g4rk8Kb4Mu0UlXjIB0ttov0DiNewNwIRt18jA8+o+u3dpjq+sW</w:t>
-            </w:r>
-          </w:p>
-          <w:p>
-            <w:pPr>
-              <w:spacing w:line="200" w:lineRule="exact"/>
-              <w:rPr>
-                <w:sz w:val="20"/>
-                <w:szCs w:val="20"/>
-              </w:rPr>
-            </w:pPr>
-            <w:r>
-              <w:rPr>
-                <w:sz w:val="20"/>
-                <w:szCs w:val="20"/>
-              </w:rPr>
-              <w:t>T8KOEUt+zwvo/7V3LvSye0rgTBIlDHCNAymg4VMk7BPZ7hm/ELNKjD+Jo2FR3qyH</w:t>
-            </w:r>
-          </w:p>
-          <w:p>
-            <w:pPr>
-              <w:spacing w:line="200" w:lineRule="exact"/>
-              <w:rPr>
-                <w:sz w:val="20"/>
-                <w:szCs w:val="20"/>
-              </w:rPr>
-            </w:pPr>
-            <w:r>
-              <w:rPr>
-                <w:sz w:val="20"/>
-                <w:szCs w:val="20"/>
-              </w:rPr>
-              <w:t>B5T0Y3HsLuJvW5iB4YlcNHlsdu87kGJ55tukmi8mxdAQ4Q7e2RCOFvu396j3x+UC</w:t>
-            </w:r>
-          </w:p>
-          <w:p>
-            <w:pPr>
-              <w:spacing w:line="200" w:lineRule="exact"/>
-              <w:rPr>
-                <w:sz w:val="20"/>
-                <w:szCs w:val="20"/>
-              </w:rPr>
-            </w:pPr>
-            <w:r>
-              <w:rPr>
-                <w:sz w:val="20"/>
-                <w:szCs w:val="20"/>
-              </w:rPr>
-              <w:t>B5iPNgiV5+I3lg02dZ77DnKxHZu8A/lJBdiB3QW0KtZB6awBdpUKD9jf1b0SHzUv</w:t>
-            </w:r>
-          </w:p>
-          <w:p>
-            <w:pPr>
-              <w:spacing w:line="200" w:lineRule="exact"/>
-              <w:rPr>
-                <w:sz w:val="20"/>
-                <w:szCs w:val="20"/>
-              </w:rPr>
-            </w:pPr>
-            <w:r>
-              <w:rPr>
-                <w:sz w:val="20"/>
-                <w:szCs w:val="20"/>
-              </w:rPr>
-              <w:t>KBds0pjBqAlkd25HN7rOrFleaJ1/ctaJxQZBKT5ZPt0m9STJEadao0xAH0ahmbWn</w:t>
-            </w:r>
-          </w:p>
-          <w:p>
-            <w:pPr>
-              <w:spacing w:line="200" w:lineRule="exact"/>
-              <w:rPr>
-                <w:sz w:val="20"/>
-                <w:szCs w:val="20"/>
-              </w:rPr>
-            </w:pPr>
-            <w:r>
-              <w:rPr>
-                <w:sz w:val="20"/>
-                <w:szCs w:val="20"/>
-              </w:rPr>
-              <w:t>OlFuhjuefXKnEgV4We0+UXgVCwOPjdAvBbI+e0ocS3MFEvzG6uBQE3xDk3SzynTn</w:t>
-            </w:r>
-          </w:p>
-          <w:p>
-            <w:pPr>
-              <w:spacing w:line="200" w:lineRule="exact"/>
-              <w:rPr>
-                <w:sz w:val="20"/>
-                <w:szCs w:val="20"/>
-              </w:rPr>
-            </w:pPr>
-            <w:r>
-              <w:rPr>
-                <w:sz w:val="20"/>
-                <w:szCs w:val="20"/>
-              </w:rPr>
-              <w:t>jh8BCNAw1FtxNrQHusEwMFxIt4I7mKZ9YIqioymCzLq9gwQbooMDQaHWBfEbwrbw</w:t>
-            </w:r>
-          </w:p>
-          <w:p>
-            <w:pPr>
-              <w:spacing w:line="200" w:lineRule="exact"/>
-              <w:rPr>
-                <w:sz w:val="20"/>
-                <w:szCs w:val="20"/>
-              </w:rPr>
-            </w:pPr>
-            <w:r>
-              <w:rPr>
-                <w:sz w:val="20"/>
-                <w:szCs w:val="20"/>
-              </w:rPr>
-              <w:t>qHyGO0aoSCqI3Haadr8faqU9GY/rOPNk3sgrDQoo//fb4hVC1CLQJ13hef4Y53CI</w:t>
-            </w:r>
-          </w:p>
-          <w:p>
-            <w:pPr>
-              <w:spacing w:line="200" w:lineRule="exact"/>
-              <w:rPr>
-                <w:sz w:val="20"/>
-                <w:szCs w:val="20"/>
-              </w:rPr>
-            </w:pPr>
-            <w:r>
-              <w:rPr>
-                <w:sz w:val="20"/>
-                <w:szCs w:val="20"/>
-              </w:rPr>
-              <w:t>rU7m2Ys6xt0nUW7/vGT1M0NPAgMBAAGjQjBAMA4GA1UdDwEB/wQEAwIBBjAPBgNV</w:t>
-            </w:r>
-          </w:p>
-          <w:p>
-            <w:pPr>
-              <w:spacing w:line="200" w:lineRule="exact"/>
-              <w:rPr>
-                <w:sz w:val="20"/>
-                <w:szCs w:val="20"/>
-              </w:rPr>
-            </w:pPr>
-            <w:r>
-              <w:rPr>
-                <w:sz w:val="20"/>
-                <w:szCs w:val="20"/>
-              </w:rPr>
-              <w:t>HRMBAf8EBTADAQH/MB0GA1UdDgQWBBR5tFnme7bl5AFzgAiIyBpY9umbbjANBgkq</w:t>
-            </w:r>
-          </w:p>
-          <w:p>
-            <w:pPr>
-              <w:spacing w:line="200" w:lineRule="exact"/>
-              <w:rPr>
-                <w:sz w:val="20"/>
-                <w:szCs w:val="20"/>
-              </w:rPr>
-            </w:pPr>
-            <w:r>
-              <w:rPr>
-                <w:sz w:val="20"/>
-                <w:szCs w:val="20"/>
-              </w:rPr>
-              <w:t>hkiG9w0BAQsFAAOCAgEAVR9YqbyyqFDQDLHYGmkgJykIrGF1XIpu+ILlaS/V9lZL</w:t>
-            </w:r>
-          </w:p>
-          <w:p>
-            <w:pPr>
-              <w:spacing w:line="200" w:lineRule="exact"/>
-              <w:rPr>
-                <w:sz w:val="20"/>
-                <w:szCs w:val="20"/>
-              </w:rPr>
-            </w:pPr>
-            <w:r>
-              <w:rPr>
-                <w:sz w:val="20"/>
-                <w:szCs w:val="20"/>
-              </w:rPr>
-              <w:t>ubhzEFnTIZd+50xx+7LSYK05qAvqFyFWhfFQDlnrzuBZ6brJFe+GnY+EgPbk6ZGQ</w:t>
-            </w:r>
-          </w:p>
-          <w:p>
-            <w:pPr>
-              <w:spacing w:line="200" w:lineRule="exact"/>
-              <w:rPr>
-                <w:sz w:val="20"/>
-                <w:szCs w:val="20"/>
-              </w:rPr>
-            </w:pPr>
-            <w:r>
-              <w:rPr>
-                <w:sz w:val="20"/>
-                <w:szCs w:val="20"/>
-              </w:rPr>
-              <w:t>3BebYhtF8GaV0nxvwuo77x/Py9auJ/GpsMiu/X1+mvoiBOv/2X/qkSsisRcOj/KK</w:t>
-            </w:r>
-          </w:p>
-          <w:p>
-            <w:pPr>
-              <w:spacing w:line="200" w:lineRule="exact"/>
-              <w:rPr>
-                <w:sz w:val="20"/>
-                <w:szCs w:val="20"/>
-              </w:rPr>
-            </w:pPr>
-            <w:r>
-              <w:rPr>
-                <w:sz w:val="20"/>
-                <w:szCs w:val="20"/>
-              </w:rPr>
-              <w:t>NFtY2PwByVS5uCbMiogziUwthDyC3+6WVwW6LLv3xLfHTjuCvjHIInNzktHCgKQ5</w:t>
-            </w:r>
-          </w:p>
-          <w:p>
-            <w:pPr>
-              <w:spacing w:line="200" w:lineRule="exact"/>
-              <w:rPr>
-                <w:sz w:val="20"/>
-                <w:szCs w:val="20"/>
-              </w:rPr>
-            </w:pPr>
-            <w:r>
-              <w:rPr>
-                <w:sz w:val="20"/>
-                <w:szCs w:val="20"/>
-              </w:rPr>
-              <w:t>ORAzI4JMPJ+GslWYHb4phowim57iaztXOoJwTdwJx4nLCgdNbOhdjsnvzqvHu7Ur</w:t>
-            </w:r>
-          </w:p>
-          <w:p>
-            <w:pPr>
-              <w:spacing w:line="200" w:lineRule="exact"/>
-              <w:rPr>
-                <w:sz w:val="20"/>
-                <w:szCs w:val="20"/>
-              </w:rPr>
-            </w:pPr>
-            <w:r>
-              <w:rPr>
-                <w:sz w:val="20"/>
-                <w:szCs w:val="20"/>
-              </w:rPr>
-              <w:t>TkXWStAmzOVyyghqpZXjFaH3pO3JLF+l+/+sKAIuvtd7u+Nxe5AW0wdeRlN8NwdC</w:t>
-            </w:r>
-          </w:p>
-          <w:p>
-            <w:pPr>
-              <w:spacing w:line="200" w:lineRule="exact"/>
-              <w:rPr>
-                <w:sz w:val="20"/>
-                <w:szCs w:val="20"/>
-              </w:rPr>
-            </w:pPr>
-            <w:r>
-              <w:rPr>
-                <w:sz w:val="20"/>
-                <w:szCs w:val="20"/>
-              </w:rPr>
-              <w:t>jNPElpzVmbUq4JUagEiuTDkHzsxHpFKVK7q4+63SM1N95R1NbdWhscdCb+ZAJzVc</w:t>
-            </w:r>
-          </w:p>
-          <w:p>
-            <w:pPr>
-              <w:spacing w:line="200" w:lineRule="exact"/>
-              <w:rPr>
-                <w:sz w:val="20"/>
-                <w:szCs w:val="20"/>
-              </w:rPr>
-            </w:pPr>
-            <w:r>
-              <w:rPr>
-                <w:sz w:val="20"/>
-                <w:szCs w:val="20"/>
-              </w:rPr>
-              <w:t>oyi3B43njTOQ5yOf+1CceWxG1bQVs5ZufpsMljq4Ui0/1lvh+wjChP4kqKOJ2qxq</w:t>
-            </w:r>
-          </w:p>
-          <w:p>
-            <w:pPr>
-              <w:spacing w:line="200" w:lineRule="exact"/>
-              <w:rPr>
-                <w:sz w:val="20"/>
-                <w:szCs w:val="20"/>
-              </w:rPr>
-            </w:pPr>
-            <w:r>
-              <w:rPr>
-                <w:sz w:val="20"/>
-                <w:szCs w:val="20"/>
-              </w:rPr>
-              <w:t>4RgqsahDYVvTH9w7jXbyLeiNdd8XM2w9U/t7y0Ff/9yi0GE44Za4rF2LN9d11TPA</w:t>
-            </w:r>
-          </w:p>
-          <w:p>
-            <w:pPr>
-              <w:spacing w:line="200" w:lineRule="exact"/>
-              <w:rPr>
-                <w:sz w:val="20"/>
-                <w:szCs w:val="20"/>
-              </w:rPr>
-            </w:pPr>
-            <w:r>
-              <w:rPr>
-                <w:sz w:val="20"/>
-                <w:szCs w:val="20"/>
-              </w:rPr>
-              <w:t>mRGunUHBcnWEvgJBQl9nJEiU0Zsnvgc/ubhPgXRR4Xq37Z0j4r7g1SgEEzwxA57d</w:t>
-            </w:r>
-          </w:p>
-          <w:p>
-            <w:pPr>
-              <w:spacing w:line="200" w:lineRule="exact"/>
-              <w:rPr>
-                <w:sz w:val="20"/>
-                <w:szCs w:val="20"/>
-              </w:rPr>
-            </w:pPr>
-            <w:r>
-              <w:rPr>
-                <w:sz w:val="20"/>
-                <w:szCs w:val="20"/>
-              </w:rPr>
-              <w:t>emyPxgcYxn/eR44/KJ4EBs+lVDR3veyJm+kXQ99b21/+jh5Xos1AnX5iItreGCc=</w:t>
-            </w:r>
-          </w:p>
-          <w:p>
-            <w:pPr>
-              <w:spacing w:line="200" w:lineRule="exact"/>
-              <w:rPr>
-                <w:sz w:val="20"/>
-                <w:szCs w:val="20"/>
-              </w:rPr>
-            </w:pPr>
-            <w:r>
-              <w:rPr>
-                <w:sz w:val="20"/>
-                <w:szCs w:val="20"/>
-              </w:rPr>
-              <w:t>-----END CERTIFICATE-----</w:t>
-            </w:r>
-          </w:p>
-          <w:p>
-            <w:pPr>
-              <w:spacing w:line="200" w:lineRule="exact"/>
-              <w:rPr>
-                <w:sz w:val="20"/>
-                <w:szCs w:val="20"/>
-              </w:rPr>
-            </w:pPr>
-            <w:r>
-              <w:rPr>
-                <w:sz w:val="20"/>
-                <w:szCs w:val="20"/>
-              </w:rPr>
-              <w:t>)EOF";</w:t>
-            </w:r>
-          </w:p>
-          <w:p>
-            <w:pPr>
-              <w:spacing w:line="200" w:lineRule="exact"/>
-              <w:rPr>
-                <w:sz w:val="20"/>
-                <w:szCs w:val="20"/>
-              </w:rPr>
-            </w:pPr>
-          </w:p>
-          <w:p>
-            <w:pPr>
-              <w:spacing w:line="200" w:lineRule="exact"/>
-              <w:rPr>
-                <w:color w:val="ED7D31" w:themeColor="accent2"/>
-                <w:sz w:val="20"/>
-                <w:szCs w:val="20"/>
-              </w:rPr>
-            </w:pPr>
-            <w:r>
-              <w:rPr>
-                <w:color w:val="ED7D31" w:themeColor="accent2"/>
-                <w:sz w:val="20"/>
-                <w:szCs w:val="20"/>
-              </w:rPr>
-              <w:t>void reconnect() {</w:t>
-            </w:r>
-          </w:p>
-          <w:p>
-            <w:pPr>
-              <w:spacing w:line="200" w:lineRule="exact"/>
-              <w:rPr>
-                <w:color w:val="ED7D31" w:themeColor="accent2"/>
-                <w:sz w:val="20"/>
-                <w:szCs w:val="20"/>
-              </w:rPr>
-            </w:pPr>
-            <w:r>
-              <w:rPr>
-                <w:color w:val="ED7D31" w:themeColor="accent2"/>
-                <w:sz w:val="20"/>
-                <w:szCs w:val="20"/>
-              </w:rPr>
-              <w:t xml:space="preserve">  while (!client.connected()) {</w:t>
+                <w:color w:val="ED7D31" w:themeColor="accent2"/>
+                <w:sz w:val="20"/>
+                <w:szCs w:val="20"/>
+              </w:rPr>
+              <w:t xml:space="preserve"> Start======</w:t>
+            </w:r>
+          </w:p>
+          <w:p>
+            <w:pPr>
+              <w:spacing w:line="200" w:lineRule="exact"/>
+              <w:rPr>
+                <w:color w:val="ED7D31" w:themeColor="accent2"/>
+                <w:sz w:val="20"/>
+                <w:szCs w:val="20"/>
+              </w:rPr>
+            </w:pPr>
+            <w:r>
+              <w:rPr>
+                <w:color w:val="ED7D31" w:themeColor="accent2"/>
+                <w:sz w:val="20"/>
+                <w:szCs w:val="20"/>
+              </w:rPr>
+              <w:t>String URLEncode(const char* msg)</w:t>
+            </w:r>
+          </w:p>
+          <w:p>
+            <w:pPr>
+              <w:spacing w:line="200" w:lineRule="exact"/>
+              <w:rPr>
+                <w:color w:val="ED7D31" w:themeColor="accent2"/>
+                <w:sz w:val="20"/>
+                <w:szCs w:val="20"/>
+              </w:rPr>
+            </w:pPr>
+            <w:r>
+              <w:rPr>
+                <w:color w:val="ED7D31" w:themeColor="accent2"/>
+                <w:sz w:val="20"/>
+                <w:szCs w:val="20"/>
+              </w:rPr>
+              <w:t>{</w:t>
+            </w:r>
+          </w:p>
+          <w:p>
+            <w:pPr>
+              <w:spacing w:line="200" w:lineRule="exact"/>
+              <w:rPr>
+                <w:color w:val="ED7D31" w:themeColor="accent2"/>
+                <w:sz w:val="20"/>
+                <w:szCs w:val="20"/>
+              </w:rPr>
+            </w:pPr>
+            <w:r>
+              <w:rPr>
+                <w:color w:val="ED7D31" w:themeColor="accent2"/>
+                <w:sz w:val="20"/>
+                <w:szCs w:val="20"/>
+              </w:rPr>
+              <w:t xml:space="preserve">  const char *hex = "0123456789abcdef";</w:t>
+            </w:r>
+          </w:p>
+          <w:p>
+            <w:pPr>
+              <w:spacing w:line="200" w:lineRule="exact"/>
+              <w:rPr>
+                <w:color w:val="ED7D31" w:themeColor="accent2"/>
+                <w:sz w:val="20"/>
+                <w:szCs w:val="20"/>
+              </w:rPr>
+            </w:pPr>
+            <w:r>
+              <w:rPr>
+                <w:color w:val="ED7D31" w:themeColor="accent2"/>
+                <w:sz w:val="20"/>
+                <w:szCs w:val="20"/>
+              </w:rPr>
+              <w:t xml:space="preserve">  String encodedMsg = "";</w:t>
+            </w:r>
+          </w:p>
+          <w:p>
+            <w:pPr>
+              <w:spacing w:line="200" w:lineRule="exact"/>
+              <w:rPr>
+                <w:color w:val="ED7D31" w:themeColor="accent2"/>
+                <w:sz w:val="20"/>
+                <w:szCs w:val="20"/>
+              </w:rPr>
+            </w:pPr>
+            <w:r>
+              <w:rPr>
+                <w:color w:val="ED7D31" w:themeColor="accent2"/>
+                <w:sz w:val="20"/>
+                <w:szCs w:val="20"/>
+              </w:rPr>
+              <w:t xml:space="preserve">  while (*msg!=\'\\0\'){</w:t>
+            </w:r>
+          </w:p>
+          <w:p>
+            <w:pPr>
+              <w:spacing w:line="200" w:lineRule="exact"/>
+              <w:rPr>
+                <w:color w:val="ED7D31" w:themeColor="accent2"/>
+                <w:sz w:val="20"/>
+                <w:szCs w:val="20"/>
+              </w:rPr>
+            </w:pPr>
+            <w:r>
+              <w:rPr>
+                <w:color w:val="ED7D31" w:themeColor="accent2"/>
+                <w:sz w:val="20"/>
+                <w:szCs w:val="20"/>
+              </w:rPr>
+              <w:t xml:space="preserve">      if( (\'a\' &lt;= *msg &amp;&amp; *msg &lt;= \'z\')</w:t>
+            </w:r>
+          </w:p>
+          <w:p>
+            <w:pPr>
+              <w:spacing w:line="200" w:lineRule="exact"/>
+              <w:rPr>
+                <w:color w:val="ED7D31" w:themeColor="accent2"/>
+                <w:sz w:val="20"/>
+                <w:szCs w:val="20"/>
+              </w:rPr>
+            </w:pPr>
+            <w:r>
+              <w:rPr>
+                <w:color w:val="ED7D31" w:themeColor="accent2"/>
+                <w:sz w:val="20"/>
+                <w:szCs w:val="20"/>
+              </w:rPr>
+              <w:t xml:space="preserve">              || (\'A\' &lt;= *msg &amp;&amp; *msg &lt;= \'Z\')</w:t>
+            </w:r>
+          </w:p>
+          <w:p>
+            <w:pPr>
+              <w:spacing w:line="200" w:lineRule="exact"/>
+              <w:rPr>
+                <w:color w:val="ED7D31" w:themeColor="accent2"/>
+                <w:sz w:val="20"/>
+                <w:szCs w:val="20"/>
+              </w:rPr>
+            </w:pPr>
+            <w:r>
+              <w:rPr>
+                <w:color w:val="ED7D31" w:themeColor="accent2"/>
+                <w:sz w:val="20"/>
+                <w:szCs w:val="20"/>
+              </w:rPr>
+              <w:t xml:space="preserve">              || (\'0\' &lt;= *msg &amp;&amp; *msg &lt;= \'9\') ) {</w:t>
+            </w:r>
+          </w:p>
+          <w:p>
+            <w:pPr>
+              <w:spacing w:line="200" w:lineRule="exact"/>
+              <w:rPr>
+                <w:color w:val="ED7D31" w:themeColor="accent2"/>
+                <w:sz w:val="20"/>
+                <w:szCs w:val="20"/>
+              </w:rPr>
+            </w:pPr>
+            <w:r>
+              <w:rPr>
+                <w:color w:val="ED7D31" w:themeColor="accent2"/>
+                <w:sz w:val="20"/>
+                <w:szCs w:val="20"/>
+              </w:rPr>
+              <w:t xml:space="preserve">          encodedMsg += *msg;</w:t>
+            </w:r>
+          </w:p>
+          <w:p>
+            <w:pPr>
+              <w:spacing w:line="200" w:lineRule="exact"/>
+              <w:rPr>
+                <w:color w:val="ED7D31" w:themeColor="accent2"/>
+                <w:sz w:val="20"/>
+                <w:szCs w:val="20"/>
+              </w:rPr>
+            </w:pPr>
+            <w:r>
+              <w:rPr>
+                <w:color w:val="ED7D31" w:themeColor="accent2"/>
+                <w:sz w:val="20"/>
+                <w:szCs w:val="20"/>
+              </w:rPr>
+              <w:t xml:space="preserve">      } else {</w:t>
+            </w:r>
+          </w:p>
+          <w:p>
+            <w:pPr>
+              <w:spacing w:line="200" w:lineRule="exact"/>
+              <w:rPr>
+                <w:color w:val="ED7D31" w:themeColor="accent2"/>
+                <w:sz w:val="20"/>
+                <w:szCs w:val="20"/>
+              </w:rPr>
+            </w:pPr>
+            <w:r>
+              <w:rPr>
+                <w:color w:val="ED7D31" w:themeColor="accent2"/>
+                <w:sz w:val="20"/>
+                <w:szCs w:val="20"/>
+              </w:rPr>
+              <w:t xml:space="preserve">          encodedMsg += \'%\';</w:t>
+            </w:r>
+          </w:p>
+          <w:p>
+            <w:pPr>
+              <w:spacing w:line="200" w:lineRule="exact"/>
+              <w:rPr>
+                <w:color w:val="ED7D31" w:themeColor="accent2"/>
+                <w:sz w:val="20"/>
+                <w:szCs w:val="20"/>
+              </w:rPr>
+            </w:pPr>
+            <w:r>
+              <w:rPr>
+                <w:color w:val="ED7D31" w:themeColor="accent2"/>
+                <w:sz w:val="20"/>
+                <w:szCs w:val="20"/>
+              </w:rPr>
+              <w:t xml:space="preserve">          encodedMsg += hex[*msg &gt;&gt; 4];</w:t>
+            </w:r>
+          </w:p>
+          <w:p>
+            <w:pPr>
+              <w:spacing w:line="200" w:lineRule="exact"/>
+              <w:rPr>
+                <w:color w:val="ED7D31" w:themeColor="accent2"/>
+                <w:sz w:val="20"/>
+                <w:szCs w:val="20"/>
+              </w:rPr>
+            </w:pPr>
+            <w:r>
+              <w:rPr>
+                <w:color w:val="ED7D31" w:themeColor="accent2"/>
+                <w:sz w:val="20"/>
+                <w:szCs w:val="20"/>
+              </w:rPr>
+              <w:t xml:space="preserve">          encodedMsg += hex[*msg &amp; 15];</w:t>
+            </w:r>
+          </w:p>
+          <w:p>
+            <w:pPr>
+              <w:spacing w:line="200" w:lineRule="exact"/>
+              <w:rPr>
+                <w:color w:val="ED7D31" w:themeColor="accent2"/>
+                <w:sz w:val="20"/>
+                <w:szCs w:val="20"/>
+              </w:rPr>
+            </w:pPr>
+            <w:r>
+              <w:rPr>
+                <w:color w:val="ED7D31" w:themeColor="accent2"/>
+                <w:sz w:val="20"/>
+                <w:szCs w:val="20"/>
+              </w:rPr>
+              <w:t xml:space="preserve">      }</w:t>
+            </w:r>
+          </w:p>
+          <w:p>
+            <w:pPr>
+              <w:spacing w:line="200" w:lineRule="exact"/>
+              <w:rPr>
+                <w:color w:val="ED7D31" w:themeColor="accent2"/>
+                <w:sz w:val="20"/>
+                <w:szCs w:val="20"/>
+              </w:rPr>
+            </w:pPr>
+            <w:r>
+              <w:rPr>
+                <w:color w:val="ED7D31" w:themeColor="accent2"/>
+                <w:sz w:val="20"/>
+                <w:szCs w:val="20"/>
+              </w:rPr>
+              <w:t xml:space="preserve">      msg++;</w:t>
+            </w:r>
+          </w:p>
+          <w:p>
+            <w:pPr>
+              <w:spacing w:line="200" w:lineRule="exact"/>
+              <w:rPr>
+                <w:color w:val="ED7D31" w:themeColor="accent2"/>
+                <w:sz w:val="20"/>
+                <w:szCs w:val="20"/>
+              </w:rPr>
+            </w:pPr>
+            <w:r>
+              <w:rPr>
+                <w:color w:val="ED7D31" w:themeColor="accent2"/>
+                <w:sz w:val="20"/>
+                <w:szCs w:val="20"/>
+              </w:rPr>
+              <w:t xml:space="preserve">  }</w:t>
+            </w:r>
+          </w:p>
+          <w:p>
+            <w:pPr>
+              <w:spacing w:line="200" w:lineRule="exact"/>
+              <w:rPr>
+                <w:color w:val="ED7D31" w:themeColor="accent2"/>
+                <w:sz w:val="20"/>
+                <w:szCs w:val="20"/>
+              </w:rPr>
+            </w:pPr>
+            <w:r>
+              <w:rPr>
+                <w:color w:val="ED7D31" w:themeColor="accent2"/>
+                <w:sz w:val="20"/>
+                <w:szCs w:val="20"/>
+              </w:rPr>
+              <w:t xml:space="preserve">  return encodedMsg;</w:t>
+            </w:r>
+          </w:p>
+          <w:p>
+            <w:pPr>
+              <w:spacing w:line="200" w:lineRule="exact"/>
+              <w:rPr>
+                <w:color w:val="ED7D31" w:themeColor="accent2"/>
+                <w:sz w:val="20"/>
+                <w:szCs w:val="20"/>
+              </w:rPr>
+            </w:pPr>
+            <w:r>
+              <w:rPr>
+                <w:color w:val="ED7D31" w:themeColor="accent2"/>
+                <w:sz w:val="20"/>
+                <w:szCs w:val="20"/>
+              </w:rPr>
+              <w:t>}</w:t>
+            </w:r>
+          </w:p>
+          <w:p>
+            <w:pPr>
+              <w:spacing w:line="200" w:lineRule="exact"/>
+              <w:rPr>
+                <w:color w:val="ED7D31" w:themeColor="accent2"/>
+                <w:sz w:val="20"/>
+                <w:szCs w:val="20"/>
+              </w:rPr>
+            </w:pPr>
+          </w:p>
+          <w:p>
+            <w:pPr>
+              <w:spacing w:line="200" w:lineRule="exact"/>
+              <w:rPr>
+                <w:color w:val="ED7D31" w:themeColor="accent2"/>
+                <w:sz w:val="20"/>
+                <w:szCs w:val="20"/>
+              </w:rPr>
+            </w:pPr>
+            <w:r>
+              <w:rPr>
+                <w:color w:val="ED7D31" w:themeColor="accent2"/>
+                <w:sz w:val="20"/>
+                <w:szCs w:val="20"/>
+              </w:rPr>
+              <w:t>void searchSheet(const String&amp; fname, const String&amp; sname){</w:t>
+            </w:r>
+          </w:p>
+          <w:p>
+            <w:pPr>
+              <w:spacing w:line="200" w:lineRule="exact"/>
+              <w:rPr>
+                <w:color w:val="ED7D31" w:themeColor="accent2"/>
+                <w:sz w:val="20"/>
+                <w:szCs w:val="20"/>
+              </w:rPr>
+            </w:pPr>
+            <w:r>
+              <w:rPr>
+                <w:color w:val="ED7D31" w:themeColor="accent2"/>
+                <w:sz w:val="20"/>
+                <w:szCs w:val="20"/>
+              </w:rPr>
+              <w:t xml:space="preserve">  static WiFiClientSecure sheetClient;</w:t>
+            </w:r>
+          </w:p>
+          <w:p>
+            <w:pPr>
+              <w:spacing w:line="200" w:lineRule="exact"/>
+              <w:rPr>
+                <w:color w:val="ED7D31" w:themeColor="accent2"/>
+                <w:sz w:val="20"/>
+                <w:szCs w:val="20"/>
+              </w:rPr>
+            </w:pPr>
+            <w:r>
+              <w:rPr>
+                <w:color w:val="ED7D31" w:themeColor="accent2"/>
+                <w:sz w:val="20"/>
+                <w:szCs w:val="20"/>
+              </w:rPr>
+              <w:t xml:space="preserve">  sheetClient.setInsecure();</w:t>
+            </w:r>
+          </w:p>
+          <w:p>
+            <w:pPr>
+              <w:spacing w:line="200" w:lineRule="exact"/>
+              <w:rPr>
+                <w:color w:val="ED7D31" w:themeColor="accent2"/>
+                <w:sz w:val="20"/>
+                <w:szCs w:val="20"/>
+              </w:rPr>
+            </w:pPr>
+            <w:r>
+              <w:rPr>
+                <w:color w:val="ED7D31" w:themeColor="accent2"/>
+                <w:sz w:val="20"/>
+                <w:szCs w:val="20"/>
+              </w:rPr>
+              <w:t xml:space="preserve">  const char* host="script.google.com";</w:t>
+            </w:r>
+          </w:p>
+          <w:p>
+            <w:pPr>
+              <w:spacing w:line="200" w:lineRule="exact"/>
+              <w:rPr>
+                <w:color w:val="ED7D31" w:themeColor="accent2"/>
+                <w:sz w:val="20"/>
+                <w:szCs w:val="20"/>
+              </w:rPr>
+            </w:pPr>
+            <w:r>
+              <w:rPr>
+                <w:color w:val="ED7D31" w:themeColor="accent2"/>
+                <w:sz w:val="20"/>
+                <w:szCs w:val="20"/>
+              </w:rPr>
+              <w:t xml:space="preserve">  String newUrl="";</w:t>
+            </w:r>
+          </w:p>
+          <w:p>
+            <w:pPr>
+              <w:spacing w:line="200" w:lineRule="exact"/>
+              <w:rPr>
+                <w:color w:val="ED7D31" w:themeColor="accent2"/>
+                <w:sz w:val="20"/>
+                <w:szCs w:val="20"/>
+              </w:rPr>
+            </w:pPr>
+            <w:r>
+              <w:rPr>
+                <w:color w:val="ED7D31" w:themeColor="accent2"/>
+                <w:sz w:val="20"/>
+                <w:szCs w:val="20"/>
+              </w:rPr>
+              <w:t xml:space="preserve">  sheetClient.connect(host, 443);</w:t>
+            </w:r>
+          </w:p>
+          <w:p>
+            <w:pPr>
+              <w:spacing w:line="200" w:lineRule="exact"/>
+              <w:rPr>
+                <w:color w:val="ED7D31" w:themeColor="accent2"/>
+                <w:sz w:val="20"/>
+                <w:szCs w:val="20"/>
+              </w:rPr>
+            </w:pPr>
+            <w:r>
+              <w:rPr>
+                <w:color w:val="ED7D31" w:themeColor="accent2"/>
+                <w:sz w:val="20"/>
+                <w:szCs w:val="20"/>
+              </w:rPr>
+              <w:t xml:space="preserve">  while (!sheetClient.connected());</w:t>
+            </w:r>
+          </w:p>
+          <w:p>
+            <w:pPr>
+              <w:spacing w:line="200" w:lineRule="exact"/>
+              <w:rPr>
+                <w:color w:val="ED7D31" w:themeColor="accent2"/>
+                <w:sz w:val="20"/>
+                <w:szCs w:val="20"/>
+              </w:rPr>
+            </w:pPr>
+            <w:r>
+              <w:rPr>
+                <w:color w:val="ED7D31" w:themeColor="accent2"/>
+                <w:sz w:val="20"/>
+                <w:szCs w:val="20"/>
+              </w:rPr>
+              <w:t xml:space="preserve">  const String url = String() +"https://"+host+"/macros/s/"+asId+"/exec?type=search&amp;sheetId="+sheetId+"&amp;sheetTag="+sheetTag+"&amp;fname="+fname+"&amp;sname="+sname;</w:t>
+            </w:r>
+          </w:p>
+          <w:p>
+            <w:pPr>
+              <w:spacing w:line="200" w:lineRule="exact"/>
+              <w:rPr>
+                <w:color w:val="ED7D31" w:themeColor="accent2"/>
+                <w:sz w:val="20"/>
+                <w:szCs w:val="20"/>
+              </w:rPr>
+            </w:pPr>
+            <w:r>
+              <w:rPr>
+                <w:color w:val="ED7D31" w:themeColor="accent2"/>
+                <w:sz w:val="20"/>
+                <w:szCs w:val="20"/>
+              </w:rPr>
+              <w:t xml:space="preserve">  sheetClient.print("GET " + url + " HTTP/1.1\\\n"+String()+"Host: "+host+"\\\nAccept: */*\\\nConnection: close\\\n\\\n\\\n");</w:t>
+            </w:r>
+          </w:p>
+          <w:p>
+            <w:pPr>
+              <w:spacing w:line="200" w:lineRule="exact"/>
+              <w:rPr>
+                <w:color w:val="ED7D31" w:themeColor="accent2"/>
+                <w:sz w:val="20"/>
+                <w:szCs w:val="20"/>
+              </w:rPr>
+            </w:pPr>
+            <w:r>
+              <w:rPr>
+                <w:color w:val="ED7D31" w:themeColor="accent2"/>
+                <w:sz w:val="20"/>
+                <w:szCs w:val="20"/>
+              </w:rPr>
+              <w:t xml:space="preserve">  while (!newUrl.startsWith("https:")){</w:t>
+            </w:r>
+          </w:p>
+          <w:p>
+            <w:pPr>
+              <w:spacing w:line="200" w:lineRule="exact"/>
+              <w:rPr>
+                <w:color w:val="ED7D31" w:themeColor="accent2"/>
+                <w:sz w:val="20"/>
+                <w:szCs w:val="20"/>
+              </w:rPr>
+            </w:pPr>
+            <w:r>
+              <w:rPr>
+                <w:color w:val="ED7D31" w:themeColor="accent2"/>
+                <w:sz w:val="20"/>
+                <w:szCs w:val="20"/>
+              </w:rPr>
+              <w:t xml:space="preserve">    newUrl = sheetClient.readStringUntil('\\\n');</w:t>
+            </w:r>
+          </w:p>
+          <w:p>
+            <w:pPr>
+              <w:spacing w:line="200" w:lineRule="exact"/>
+              <w:rPr>
+                <w:color w:val="ED7D31" w:themeColor="accent2"/>
+                <w:sz w:val="20"/>
+                <w:szCs w:val="20"/>
+              </w:rPr>
+            </w:pPr>
+            <w:r>
+              <w:rPr>
+                <w:color w:val="ED7D31" w:themeColor="accent2"/>
+                <w:sz w:val="20"/>
+                <w:szCs w:val="20"/>
+              </w:rPr>
+              <w:t xml:space="preserve">    if (newUrl.startsWith("Location: https://")) {</w:t>
+            </w:r>
+          </w:p>
+          <w:p>
+            <w:pPr>
+              <w:spacing w:line="200" w:lineRule="exact"/>
+              <w:rPr>
+                <w:color w:val="ED7D31" w:themeColor="accent2"/>
+                <w:sz w:val="20"/>
+                <w:szCs w:val="20"/>
+              </w:rPr>
+            </w:pPr>
+            <w:r>
+              <w:rPr>
+                <w:color w:val="ED7D31" w:themeColor="accent2"/>
+                <w:sz w:val="20"/>
+                <w:szCs w:val="20"/>
+              </w:rPr>
+              <w:t xml:space="preserve">      newUrl.replace("Location: ","");</w:t>
+            </w:r>
+          </w:p>
+          <w:p>
+            <w:pPr>
+              <w:spacing w:line="200" w:lineRule="exact"/>
+              <w:rPr>
+                <w:color w:val="ED7D31" w:themeColor="accent2"/>
+                <w:sz w:val="20"/>
+                <w:szCs w:val="20"/>
+              </w:rPr>
+            </w:pPr>
+            <w:r>
+              <w:rPr>
+                <w:color w:val="ED7D31" w:themeColor="accent2"/>
+                <w:sz w:val="20"/>
+                <w:szCs w:val="20"/>
+              </w:rPr>
+              <w:t xml:space="preserve">      break;</w:t>
+            </w:r>
+          </w:p>
+          <w:p>
+            <w:pPr>
+              <w:spacing w:line="200" w:lineRule="exact"/>
+              <w:rPr>
+                <w:color w:val="ED7D31" w:themeColor="accent2"/>
+                <w:sz w:val="20"/>
+                <w:szCs w:val="20"/>
+              </w:rPr>
+            </w:pPr>
+            <w:r>
+              <w:rPr>
+                <w:color w:val="ED7D31" w:themeColor="accent2"/>
+                <w:sz w:val="20"/>
+                <w:szCs w:val="20"/>
+              </w:rPr>
+              <w:t xml:space="preserve">    }</w:t>
             </w:r>
           </w:p>
           <w:p>
@@ -7097,151 +8717,187 @@
                 <w:szCs w:val="20"/>
               </w:rPr>
               <w:lastRenderedPageBreak/>
-              <w:t xml:space="preserve">    Serial.print("Attempting MQTT connection… ");</w:t>
-            </w:r>
-          </w:p>
-          <w:p>
-            <w:pPr>
-              <w:spacing w:line="200" w:lineRule="exact"/>
-              <w:rPr>
-                <w:color w:val="ED7D31" w:themeColor="accent2"/>
-                <w:sz w:val="20"/>
-                <w:szCs w:val="20"/>
-              </w:rPr>
-            </w:pPr>
-            <w:r>
-              <w:rPr>
-                <w:color w:val="ED7D31" w:themeColor="accent2"/>
-                <w:sz w:val="20"/>
-                <w:szCs w:val="20"/>
-              </w:rPr>
-              <w:t xml:space="preserve">    String clientId = "ESP32Client";</w:t>
-            </w:r>
-          </w:p>
-          <w:p>
-            <w:pPr>
-              <w:spacing w:line="200" w:lineRule="exact"/>
-              <w:rPr>
-                <w:color w:val="ED7D31" w:themeColor="accent2"/>
-                <w:sz w:val="20"/>
-                <w:szCs w:val="20"/>
-              </w:rPr>
-            </w:pPr>
-            <w:r>
-              <w:rPr>
-                <w:color w:val="ED7D31" w:themeColor="accent2"/>
-                <w:sz w:val="20"/>
-                <w:szCs w:val="20"/>
-              </w:rPr>
-              <w:t xml:space="preserve">    if (client.connect(clientId.c_str(), mqtt_username, mqtt_password)) {</w:t>
-            </w:r>
-          </w:p>
-          <w:p>
-            <w:pPr>
-              <w:spacing w:line="200" w:lineRule="exact"/>
-              <w:rPr>
-                <w:color w:val="ED7D31" w:themeColor="accent2"/>
-                <w:sz w:val="20"/>
-                <w:szCs w:val="20"/>
-              </w:rPr>
-            </w:pPr>
-            <w:r>
-              <w:rPr>
-                <w:color w:val="ED7D31" w:themeColor="accent2"/>
-                <w:sz w:val="20"/>
-                <w:szCs w:val="20"/>
-              </w:rPr>
-              <w:t xml:space="preserve">      Serial.println("connected!");      </w:t>
-            </w:r>
-          </w:p>
-          <w:p>
-            <w:pPr>
-              <w:spacing w:line="200" w:lineRule="exact"/>
-              <w:rPr>
-                <w:color w:val="ED7D31" w:themeColor="accent2"/>
-                <w:sz w:val="20"/>
-                <w:szCs w:val="20"/>
-              </w:rPr>
-            </w:pPr>
-            <w:r>
-              <w:rPr>
-                <w:color w:val="ED7D31" w:themeColor="accent2"/>
-                <w:sz w:val="20"/>
-                <w:szCs w:val="20"/>
-              </w:rPr>
-              <w:t xml:space="preserve">    } else {</w:t>
-            </w:r>
-          </w:p>
-          <w:p>
-            <w:pPr>
-              <w:spacing w:line="200" w:lineRule="exact"/>
-              <w:rPr>
-                <w:color w:val="ED7D31" w:themeColor="accent2"/>
-                <w:sz w:val="20"/>
-                <w:szCs w:val="20"/>
-              </w:rPr>
-            </w:pPr>
-            <w:r>
-              <w:rPr>
-                <w:color w:val="ED7D31" w:themeColor="accent2"/>
-                <w:sz w:val="20"/>
-                <w:szCs w:val="20"/>
-              </w:rPr>
-              <w:t xml:space="preserve">      Serial.print("failed, rc = ");</w:t>
-            </w:r>
-          </w:p>
-          <w:p>
-            <w:pPr>
-              <w:spacing w:line="200" w:lineRule="exact"/>
-              <w:rPr>
-                <w:color w:val="ED7D31" w:themeColor="accent2"/>
-                <w:sz w:val="20"/>
-                <w:szCs w:val="20"/>
-              </w:rPr>
-            </w:pPr>
-            <w:r>
-              <w:rPr>
-                <w:color w:val="ED7D31" w:themeColor="accent2"/>
-                <w:sz w:val="20"/>
-                <w:szCs w:val="20"/>
-              </w:rPr>
-              <w:t xml:space="preserve">      Serial.print(client.state());</w:t>
-            </w:r>
-          </w:p>
-          <w:p>
-            <w:pPr>
-              <w:spacing w:line="200" w:lineRule="exact"/>
-              <w:rPr>
-                <w:color w:val="ED7D31" w:themeColor="accent2"/>
-                <w:sz w:val="20"/>
-                <w:szCs w:val="20"/>
-              </w:rPr>
-            </w:pPr>
-            <w:r>
-              <w:rPr>
-                <w:color w:val="ED7D31" w:themeColor="accent2"/>
-                <w:sz w:val="20"/>
-                <w:szCs w:val="20"/>
-              </w:rPr>
-              <w:t xml:space="preserve">      Serial.println(" try again in 5 seconds");</w:t>
-            </w:r>
-          </w:p>
-          <w:p>
-            <w:pPr>
-              <w:spacing w:line="200" w:lineRule="exact"/>
-              <w:rPr>
-                <w:color w:val="ED7D31" w:themeColor="accent2"/>
-                <w:sz w:val="20"/>
-                <w:szCs w:val="20"/>
-              </w:rPr>
-            </w:pPr>
-            <w:r>
-              <w:rPr>
-                <w:color w:val="ED7D31" w:themeColor="accent2"/>
-                <w:sz w:val="20"/>
-                <w:szCs w:val="20"/>
-              </w:rPr>
-              <w:t xml:space="preserve">      delay(5000);</w:t>
+              <w:t xml:space="preserve">  }</w:t>
+            </w:r>
+          </w:p>
+          <w:p>
+            <w:pPr>
+              <w:spacing w:line="200" w:lineRule="exact"/>
+              <w:rPr>
+                <w:color w:val="ED7D31" w:themeColor="accent2"/>
+                <w:sz w:val="20"/>
+                <w:szCs w:val="20"/>
+              </w:rPr>
+            </w:pPr>
+            <w:r>
+              <w:rPr>
+                <w:color w:val="ED7D31" w:themeColor="accent2"/>
+                <w:sz w:val="20"/>
+                <w:szCs w:val="20"/>
+              </w:rPr>
+              <w:t xml:space="preserve">  sheetClient.stop();</w:t>
+            </w:r>
+          </w:p>
+          <w:p>
+            <w:pPr>
+              <w:spacing w:line="200" w:lineRule="exact"/>
+              <w:rPr>
+                <w:color w:val="ED7D31" w:themeColor="accent2"/>
+                <w:sz w:val="20"/>
+                <w:szCs w:val="20"/>
+              </w:rPr>
+            </w:pPr>
+            <w:r>
+              <w:rPr>
+                <w:color w:val="ED7D31" w:themeColor="accent2"/>
+                <w:sz w:val="20"/>
+                <w:szCs w:val="20"/>
+              </w:rPr>
+              <w:t xml:space="preserve">  String jsonData ="";</w:t>
+            </w:r>
+          </w:p>
+          <w:p>
+            <w:pPr>
+              <w:spacing w:line="200" w:lineRule="exact"/>
+              <w:rPr>
+                <w:color w:val="ED7D31" w:themeColor="accent2"/>
+                <w:sz w:val="20"/>
+                <w:szCs w:val="20"/>
+              </w:rPr>
+            </w:pPr>
+            <w:r>
+              <w:rPr>
+                <w:color w:val="ED7D31" w:themeColor="accent2"/>
+                <w:sz w:val="20"/>
+                <w:szCs w:val="20"/>
+              </w:rPr>
+              <w:t xml:space="preserve">  sheetClient.connect(host, 443);</w:t>
+            </w:r>
+          </w:p>
+          <w:p>
+            <w:pPr>
+              <w:spacing w:line="200" w:lineRule="exact"/>
+              <w:rPr>
+                <w:color w:val="ED7D31" w:themeColor="accent2"/>
+                <w:sz w:val="20"/>
+                <w:szCs w:val="20"/>
+              </w:rPr>
+            </w:pPr>
+            <w:r>
+              <w:rPr>
+                <w:color w:val="ED7D31" w:themeColor="accent2"/>
+                <w:sz w:val="20"/>
+                <w:szCs w:val="20"/>
+              </w:rPr>
+              <w:t xml:space="preserve">  while (!sheetClient.connected());</w:t>
+            </w:r>
+          </w:p>
+          <w:p>
+            <w:pPr>
+              <w:spacing w:line="200" w:lineRule="exact"/>
+              <w:rPr>
+                <w:color w:val="ED7D31" w:themeColor="accent2"/>
+                <w:sz w:val="20"/>
+                <w:szCs w:val="20"/>
+              </w:rPr>
+            </w:pPr>
+            <w:r>
+              <w:rPr>
+                <w:color w:val="ED7D31" w:themeColor="accent2"/>
+                <w:sz w:val="20"/>
+                <w:szCs w:val="20"/>
+              </w:rPr>
+              <w:t xml:space="preserve">  sheetClient.print("GET " + newUrl + " HTTP/1.1\\\n"+String()+"Host: "+host+"\\\nAccept: */*\\\nConnection: close\\\n\\\n\\\n");</w:t>
+            </w:r>
+          </w:p>
+          <w:p>
+            <w:pPr>
+              <w:spacing w:line="200" w:lineRule="exact"/>
+              <w:rPr>
+                <w:color w:val="ED7D31" w:themeColor="accent2"/>
+                <w:sz w:val="20"/>
+                <w:szCs w:val="20"/>
+              </w:rPr>
+            </w:pPr>
+            <w:r>
+              <w:rPr>
+                <w:color w:val="ED7D31" w:themeColor="accent2"/>
+                <w:sz w:val="20"/>
+                <w:szCs w:val="20"/>
+              </w:rPr>
+              <w:t xml:space="preserve">  while(!jsonData.startsWith("{")){</w:t>
+            </w:r>
+          </w:p>
+          <w:p>
+            <w:pPr>
+              <w:spacing w:line="200" w:lineRule="exact"/>
+              <w:rPr>
+                <w:color w:val="ED7D31" w:themeColor="accent2"/>
+                <w:sz w:val="20"/>
+                <w:szCs w:val="20"/>
+              </w:rPr>
+            </w:pPr>
+            <w:r>
+              <w:rPr>
+                <w:color w:val="ED7D31" w:themeColor="accent2"/>
+                <w:sz w:val="20"/>
+                <w:szCs w:val="20"/>
+              </w:rPr>
+              <w:t xml:space="preserve">    jsonData = sheetClient.readStringUntil('\\\n');</w:t>
+            </w:r>
+          </w:p>
+          <w:p>
+            <w:pPr>
+              <w:spacing w:line="200" w:lineRule="exact"/>
+              <w:rPr>
+                <w:color w:val="ED7D31" w:themeColor="accent2"/>
+                <w:sz w:val="20"/>
+                <w:szCs w:val="20"/>
+              </w:rPr>
+            </w:pPr>
+            <w:r>
+              <w:rPr>
+                <w:color w:val="ED7D31" w:themeColor="accent2"/>
+                <w:sz w:val="20"/>
+                <w:szCs w:val="20"/>
+              </w:rPr>
+              <w:t xml:space="preserve">    if (jsonData.startsWith("{")) {</w:t>
+            </w:r>
+          </w:p>
+          <w:p>
+            <w:pPr>
+              <w:spacing w:line="200" w:lineRule="exact"/>
+              <w:rPr>
+                <w:color w:val="ED7D31" w:themeColor="accent2"/>
+                <w:sz w:val="20"/>
+                <w:szCs w:val="20"/>
+              </w:rPr>
+            </w:pPr>
+            <w:r>
+              <w:rPr>
+                <w:color w:val="ED7D31" w:themeColor="accent2"/>
+                <w:sz w:val="20"/>
+                <w:szCs w:val="20"/>
+              </w:rPr>
+              <w:t xml:space="preserve">      DeserializationError error = deserializeJson(docSheet, jsonData);</w:t>
+            </w:r>
+          </w:p>
+          <w:p>
+            <w:pPr>
+              <w:spacing w:line="200" w:lineRule="exact"/>
+              <w:rPr>
+                <w:color w:val="ED7D31" w:themeColor="accent2"/>
+                <w:sz w:val="20"/>
+                <w:szCs w:val="20"/>
+              </w:rPr>
+            </w:pPr>
+            <w:r>
+              <w:rPr>
+                <w:color w:val="ED7D31" w:themeColor="accent2"/>
+                <w:sz w:val="20"/>
+                <w:szCs w:val="20"/>
+              </w:rPr>
+              <w:t xml:space="preserve">      break;</w:t>
             </w:r>
           </w:p>
           <w:p>
@@ -7295,6 +8951,24 @@
                 <w:sz w:val="20"/>
                 <w:szCs w:val="20"/>
               </w:rPr>
+              <w:t xml:space="preserve">  sheetClient.stop();</w:t>
+            </w:r>
+          </w:p>
+          <w:p>
+            <w:pPr>
+              <w:spacing w:line="200" w:lineRule="exact"/>
+              <w:rPr>
+                <w:color w:val="ED7D31" w:themeColor="accent2"/>
+                <w:sz w:val="20"/>
+                <w:szCs w:val="20"/>
+              </w:rPr>
+            </w:pPr>
+            <w:r>
+              <w:rPr>
+                <w:color w:val="ED7D31" w:themeColor="accent2"/>
+                <w:sz w:val="20"/>
+                <w:szCs w:val="20"/>
+              </w:rPr>
               <w:t>}</w:t>
             </w:r>
           </w:p>
@@ -7312,946 +8986,6 @@
             <w:pPr>
               <w:spacing w:line="200" w:lineRule="exact"/>
               <w:rPr>
-                <w:rFonts w:hint="eastAsia"/>
-                <w:color w:val="ED7D31" w:themeColor="accent2"/>
-                <w:sz w:val="20"/>
-                <w:szCs w:val="20"/>
-              </w:rPr>
-            </w:pPr>
-            <w:r>
-              <w:rPr>
-                <w:rFonts w:hint="eastAsia"/>
-                <w:color w:val="ED7D31" w:themeColor="accent2"/>
-                <w:sz w:val="20"/>
-                <w:szCs w:val="20"/>
-              </w:rPr>
-              <w:t xml:space="preserve">//======google </w:t>
-            </w:r>
-            <w:r>
-              <w:rPr>
-                <w:rFonts w:hint="eastAsia"/>
-                <w:color w:val="ED7D31" w:themeColor="accent2"/>
-                <w:sz w:val="20"/>
-                <w:szCs w:val="20"/>
-              </w:rPr>
-              <w:t>試算表</w:t>
-            </w:r>
-            <w:r>
-              <w:rPr>
-                <w:rFonts w:hint="eastAsia"/>
-                <w:color w:val="ED7D31" w:themeColor="accent2"/>
-                <w:sz w:val="20"/>
-                <w:szCs w:val="20"/>
-              </w:rPr>
-              <w:t xml:space="preserve"> </w:t>
-            </w:r>
-            <w:r>
-              <w:rPr>
-                <w:rFonts w:hint="eastAsia"/>
-                <w:color w:val="ED7D31" w:themeColor="accent2"/>
-                <w:sz w:val="20"/>
-                <w:szCs w:val="20"/>
-              </w:rPr>
-              <w:t>函數</w:t>
-            </w:r>
-            <w:r>
-              <w:rPr>
-                <w:rFonts w:hint="eastAsia"/>
-                <w:color w:val="ED7D31" w:themeColor="accent2"/>
-                <w:sz w:val="20"/>
-                <w:szCs w:val="20"/>
-              </w:rPr>
-              <w:t xml:space="preserve"> Start======</w:t>
-            </w:r>
-          </w:p>
-          <w:p>
-            <w:pPr>
-              <w:spacing w:line="200" w:lineRule="exact"/>
-              <w:rPr>
-                <w:color w:val="ED7D31" w:themeColor="accent2"/>
-                <w:sz w:val="20"/>
-                <w:szCs w:val="20"/>
-              </w:rPr>
-            </w:pPr>
-            <w:r>
-              <w:rPr>
-                <w:color w:val="ED7D31" w:themeColor="accent2"/>
-                <w:sz w:val="20"/>
-                <w:szCs w:val="20"/>
-              </w:rPr>
-              <w:t>String URLEncode(const char* msg)</w:t>
-            </w:r>
-          </w:p>
-          <w:p>
-            <w:pPr>
-              <w:spacing w:line="200" w:lineRule="exact"/>
-              <w:rPr>
-                <w:color w:val="ED7D31" w:themeColor="accent2"/>
-                <w:sz w:val="20"/>
-                <w:szCs w:val="20"/>
-              </w:rPr>
-            </w:pPr>
-            <w:r>
-              <w:rPr>
-                <w:color w:val="ED7D31" w:themeColor="accent2"/>
-                <w:sz w:val="20"/>
-                <w:szCs w:val="20"/>
-              </w:rPr>
-              <w:t>{</w:t>
-            </w:r>
-          </w:p>
-          <w:p>
-            <w:pPr>
-              <w:spacing w:line="200" w:lineRule="exact"/>
-              <w:rPr>
-                <w:color w:val="ED7D31" w:themeColor="accent2"/>
-                <w:sz w:val="20"/>
-                <w:szCs w:val="20"/>
-              </w:rPr>
-            </w:pPr>
-            <w:r>
-              <w:rPr>
-                <w:color w:val="ED7D31" w:themeColor="accent2"/>
-                <w:sz w:val="20"/>
-                <w:szCs w:val="20"/>
-              </w:rPr>
-              <w:t xml:space="preserve">  const char *hex = "0123456789abcdef";</w:t>
-            </w:r>
-          </w:p>
-          <w:p>
-            <w:pPr>
-              <w:spacing w:line="200" w:lineRule="exact"/>
-              <w:rPr>
-                <w:color w:val="ED7D31" w:themeColor="accent2"/>
-                <w:sz w:val="20"/>
-                <w:szCs w:val="20"/>
-              </w:rPr>
-            </w:pPr>
-            <w:r>
-              <w:rPr>
-                <w:color w:val="ED7D31" w:themeColor="accent2"/>
-                <w:sz w:val="20"/>
-                <w:szCs w:val="20"/>
-              </w:rPr>
-              <w:t xml:space="preserve">  String encodedMsg = "";</w:t>
-            </w:r>
-          </w:p>
-          <w:p>
-            <w:pPr>
-              <w:spacing w:line="200" w:lineRule="exact"/>
-              <w:rPr>
-                <w:color w:val="ED7D31" w:themeColor="accent2"/>
-                <w:sz w:val="20"/>
-                <w:szCs w:val="20"/>
-              </w:rPr>
-            </w:pPr>
-            <w:r>
-              <w:rPr>
-                <w:color w:val="ED7D31" w:themeColor="accent2"/>
-                <w:sz w:val="20"/>
-                <w:szCs w:val="20"/>
-              </w:rPr>
-              <w:t xml:space="preserve">  while (*msg!=\'\\0\'){</w:t>
-            </w:r>
-          </w:p>
-          <w:p>
-            <w:pPr>
-              <w:spacing w:line="200" w:lineRule="exact"/>
-              <w:rPr>
-                <w:color w:val="ED7D31" w:themeColor="accent2"/>
-                <w:sz w:val="20"/>
-                <w:szCs w:val="20"/>
-              </w:rPr>
-            </w:pPr>
-            <w:r>
-              <w:rPr>
-                <w:color w:val="ED7D31" w:themeColor="accent2"/>
-                <w:sz w:val="20"/>
-                <w:szCs w:val="20"/>
-              </w:rPr>
-              <w:t xml:space="preserve">      if( (\'a\' &lt;= *msg &amp;&amp; *msg &lt;= \'z\')</w:t>
-            </w:r>
-          </w:p>
-          <w:p>
-            <w:pPr>
-              <w:spacing w:line="200" w:lineRule="exact"/>
-              <w:rPr>
-                <w:color w:val="ED7D31" w:themeColor="accent2"/>
-                <w:sz w:val="20"/>
-                <w:szCs w:val="20"/>
-              </w:rPr>
-            </w:pPr>
-            <w:r>
-              <w:rPr>
-                <w:color w:val="ED7D31" w:themeColor="accent2"/>
-                <w:sz w:val="20"/>
-                <w:szCs w:val="20"/>
-              </w:rPr>
-              <w:t xml:space="preserve">              || (\'A\' &lt;= *msg &amp;&amp; *msg &lt;= \'Z\')</w:t>
-            </w:r>
-          </w:p>
-          <w:p>
-            <w:pPr>
-              <w:spacing w:line="200" w:lineRule="exact"/>
-              <w:rPr>
-                <w:color w:val="ED7D31" w:themeColor="accent2"/>
-                <w:sz w:val="20"/>
-                <w:szCs w:val="20"/>
-              </w:rPr>
-            </w:pPr>
-            <w:r>
-              <w:rPr>
-                <w:color w:val="ED7D31" w:themeColor="accent2"/>
-                <w:sz w:val="20"/>
-                <w:szCs w:val="20"/>
-              </w:rPr>
-              <w:t xml:space="preserve">              || (\'0\' &lt;= *msg &amp;&amp; *msg &lt;= \'9\') ) {</w:t>
-            </w:r>
-          </w:p>
-          <w:p>
-            <w:pPr>
-              <w:spacing w:line="200" w:lineRule="exact"/>
-              <w:rPr>
-                <w:color w:val="ED7D31" w:themeColor="accent2"/>
-                <w:sz w:val="20"/>
-                <w:szCs w:val="20"/>
-              </w:rPr>
-            </w:pPr>
-            <w:r>
-              <w:rPr>
-                <w:color w:val="ED7D31" w:themeColor="accent2"/>
-                <w:sz w:val="20"/>
-                <w:szCs w:val="20"/>
-              </w:rPr>
-              <w:t xml:space="preserve">          encodedMsg += *msg;</w:t>
-            </w:r>
-          </w:p>
-          <w:p>
-            <w:pPr>
-              <w:spacing w:line="200" w:lineRule="exact"/>
-              <w:rPr>
-                <w:color w:val="ED7D31" w:themeColor="accent2"/>
-                <w:sz w:val="20"/>
-                <w:szCs w:val="20"/>
-              </w:rPr>
-            </w:pPr>
-            <w:r>
-              <w:rPr>
-                <w:color w:val="ED7D31" w:themeColor="accent2"/>
-                <w:sz w:val="20"/>
-                <w:szCs w:val="20"/>
-              </w:rPr>
-              <w:t xml:space="preserve">      } else {</w:t>
-            </w:r>
-          </w:p>
-          <w:p>
-            <w:pPr>
-              <w:spacing w:line="200" w:lineRule="exact"/>
-              <w:rPr>
-                <w:color w:val="ED7D31" w:themeColor="accent2"/>
-                <w:sz w:val="20"/>
-                <w:szCs w:val="20"/>
-              </w:rPr>
-            </w:pPr>
-            <w:r>
-              <w:rPr>
-                <w:color w:val="ED7D31" w:themeColor="accent2"/>
-                <w:sz w:val="20"/>
-                <w:szCs w:val="20"/>
-              </w:rPr>
-              <w:t xml:space="preserve">          encodedMsg += \'%\';</w:t>
-            </w:r>
-          </w:p>
-          <w:p>
-            <w:pPr>
-              <w:spacing w:line="200" w:lineRule="exact"/>
-              <w:rPr>
-                <w:color w:val="ED7D31" w:themeColor="accent2"/>
-                <w:sz w:val="20"/>
-                <w:szCs w:val="20"/>
-              </w:rPr>
-            </w:pPr>
-            <w:r>
-              <w:rPr>
-                <w:color w:val="ED7D31" w:themeColor="accent2"/>
-                <w:sz w:val="20"/>
-                <w:szCs w:val="20"/>
-              </w:rPr>
-              <w:t xml:space="preserve">          encodedMsg += hex[*msg &gt;&gt; 4];</w:t>
-            </w:r>
-          </w:p>
-          <w:p>
-            <w:pPr>
-              <w:spacing w:line="200" w:lineRule="exact"/>
-              <w:rPr>
-                <w:color w:val="ED7D31" w:themeColor="accent2"/>
-                <w:sz w:val="20"/>
-                <w:szCs w:val="20"/>
-              </w:rPr>
-            </w:pPr>
-            <w:r>
-              <w:rPr>
-                <w:color w:val="ED7D31" w:themeColor="accent2"/>
-                <w:sz w:val="20"/>
-                <w:szCs w:val="20"/>
-              </w:rPr>
-              <w:t xml:space="preserve">          encodedMsg += hex[*msg &amp; 15];</w:t>
-            </w:r>
-          </w:p>
-          <w:p>
-            <w:pPr>
-              <w:spacing w:line="200" w:lineRule="exact"/>
-              <w:rPr>
-                <w:color w:val="ED7D31" w:themeColor="accent2"/>
-                <w:sz w:val="20"/>
-                <w:szCs w:val="20"/>
-              </w:rPr>
-            </w:pPr>
-            <w:r>
-              <w:rPr>
-                <w:color w:val="ED7D31" w:themeColor="accent2"/>
-                <w:sz w:val="20"/>
-                <w:szCs w:val="20"/>
-              </w:rPr>
-              <w:t xml:space="preserve">      }</w:t>
-            </w:r>
-          </w:p>
-          <w:p>
-            <w:pPr>
-              <w:spacing w:line="200" w:lineRule="exact"/>
-              <w:rPr>
-                <w:color w:val="ED7D31" w:themeColor="accent2"/>
-                <w:sz w:val="20"/>
-                <w:szCs w:val="20"/>
-              </w:rPr>
-            </w:pPr>
-            <w:r>
-              <w:rPr>
-                <w:color w:val="ED7D31" w:themeColor="accent2"/>
-                <w:sz w:val="20"/>
-                <w:szCs w:val="20"/>
-              </w:rPr>
-              <w:t xml:space="preserve">      msg++;</w:t>
-            </w:r>
-          </w:p>
-          <w:p>
-            <w:pPr>
-              <w:spacing w:line="200" w:lineRule="exact"/>
-              <w:rPr>
-                <w:color w:val="ED7D31" w:themeColor="accent2"/>
-                <w:sz w:val="20"/>
-                <w:szCs w:val="20"/>
-              </w:rPr>
-            </w:pPr>
-            <w:r>
-              <w:rPr>
-                <w:color w:val="ED7D31" w:themeColor="accent2"/>
-                <w:sz w:val="20"/>
-                <w:szCs w:val="20"/>
-              </w:rPr>
-              <w:t xml:space="preserve">  }</w:t>
-            </w:r>
-          </w:p>
-          <w:p>
-            <w:pPr>
-              <w:spacing w:line="200" w:lineRule="exact"/>
-              <w:rPr>
-                <w:color w:val="ED7D31" w:themeColor="accent2"/>
-                <w:sz w:val="20"/>
-                <w:szCs w:val="20"/>
-              </w:rPr>
-            </w:pPr>
-            <w:r>
-              <w:rPr>
-                <w:color w:val="ED7D31" w:themeColor="accent2"/>
-                <w:sz w:val="20"/>
-                <w:szCs w:val="20"/>
-              </w:rPr>
-              <w:t xml:space="preserve">  return encodedMsg;</w:t>
-            </w:r>
-          </w:p>
-          <w:p>
-            <w:pPr>
-              <w:spacing w:line="200" w:lineRule="exact"/>
-              <w:rPr>
-                <w:color w:val="ED7D31" w:themeColor="accent2"/>
-                <w:sz w:val="20"/>
-                <w:szCs w:val="20"/>
-              </w:rPr>
-            </w:pPr>
-            <w:r>
-              <w:rPr>
-                <w:color w:val="ED7D31" w:themeColor="accent2"/>
-                <w:sz w:val="20"/>
-                <w:szCs w:val="20"/>
-              </w:rPr>
-              <w:t>}</w:t>
-            </w:r>
-          </w:p>
-          <w:p>
-            <w:pPr>
-              <w:spacing w:line="200" w:lineRule="exact"/>
-              <w:rPr>
-                <w:color w:val="ED7D31" w:themeColor="accent2"/>
-                <w:sz w:val="20"/>
-                <w:szCs w:val="20"/>
-              </w:rPr>
-            </w:pPr>
-          </w:p>
-          <w:p>
-            <w:pPr>
-              <w:spacing w:line="200" w:lineRule="exact"/>
-              <w:rPr>
-                <w:color w:val="ED7D31" w:themeColor="accent2"/>
-                <w:sz w:val="20"/>
-                <w:szCs w:val="20"/>
-              </w:rPr>
-            </w:pPr>
-            <w:r>
-              <w:rPr>
-                <w:color w:val="ED7D31" w:themeColor="accent2"/>
-                <w:sz w:val="20"/>
-                <w:szCs w:val="20"/>
-              </w:rPr>
-              <w:t>void searchSheet(const String&amp; fname, const String&amp; sname){</w:t>
-            </w:r>
-          </w:p>
-          <w:p>
-            <w:pPr>
-              <w:spacing w:line="200" w:lineRule="exact"/>
-              <w:rPr>
-                <w:color w:val="ED7D31" w:themeColor="accent2"/>
-                <w:sz w:val="20"/>
-                <w:szCs w:val="20"/>
-              </w:rPr>
-            </w:pPr>
-            <w:r>
-              <w:rPr>
-                <w:color w:val="ED7D31" w:themeColor="accent2"/>
-                <w:sz w:val="20"/>
-                <w:szCs w:val="20"/>
-              </w:rPr>
-              <w:t xml:space="preserve">  static WiFiClientSecure sheetClient;</w:t>
-            </w:r>
-          </w:p>
-          <w:p>
-            <w:pPr>
-              <w:spacing w:line="200" w:lineRule="exact"/>
-              <w:rPr>
-                <w:color w:val="ED7D31" w:themeColor="accent2"/>
-                <w:sz w:val="20"/>
-                <w:szCs w:val="20"/>
-              </w:rPr>
-            </w:pPr>
-            <w:r>
-              <w:rPr>
-                <w:color w:val="ED7D31" w:themeColor="accent2"/>
-                <w:sz w:val="20"/>
-                <w:szCs w:val="20"/>
-              </w:rPr>
-              <w:t xml:space="preserve">  sheetClient.setInsecure();</w:t>
-            </w:r>
-          </w:p>
-          <w:p>
-            <w:pPr>
-              <w:spacing w:line="200" w:lineRule="exact"/>
-              <w:rPr>
-                <w:color w:val="ED7D31" w:themeColor="accent2"/>
-                <w:sz w:val="20"/>
-                <w:szCs w:val="20"/>
-              </w:rPr>
-            </w:pPr>
-            <w:r>
-              <w:rPr>
-                <w:color w:val="ED7D31" w:themeColor="accent2"/>
-                <w:sz w:val="20"/>
-                <w:szCs w:val="20"/>
-              </w:rPr>
-              <w:t xml:space="preserve">  const char* host="script.google.com";</w:t>
-            </w:r>
-          </w:p>
-          <w:p>
-            <w:pPr>
-              <w:spacing w:line="200" w:lineRule="exact"/>
-              <w:rPr>
-                <w:color w:val="ED7D31" w:themeColor="accent2"/>
-                <w:sz w:val="20"/>
-                <w:szCs w:val="20"/>
-              </w:rPr>
-            </w:pPr>
-            <w:r>
-              <w:rPr>
-                <w:color w:val="ED7D31" w:themeColor="accent2"/>
-                <w:sz w:val="20"/>
-                <w:szCs w:val="20"/>
-              </w:rPr>
-              <w:t xml:space="preserve">  String newUrl="";</w:t>
-            </w:r>
-          </w:p>
-          <w:p>
-            <w:pPr>
-              <w:spacing w:line="200" w:lineRule="exact"/>
-              <w:rPr>
-                <w:color w:val="ED7D31" w:themeColor="accent2"/>
-                <w:sz w:val="20"/>
-                <w:szCs w:val="20"/>
-              </w:rPr>
-            </w:pPr>
-            <w:r>
-              <w:rPr>
-                <w:color w:val="ED7D31" w:themeColor="accent2"/>
-                <w:sz w:val="20"/>
-                <w:szCs w:val="20"/>
-              </w:rPr>
-              <w:t xml:space="preserve">  sheetClient.connect(host, 443);</w:t>
-            </w:r>
-          </w:p>
-          <w:p>
-            <w:pPr>
-              <w:spacing w:line="200" w:lineRule="exact"/>
-              <w:rPr>
-                <w:color w:val="ED7D31" w:themeColor="accent2"/>
-                <w:sz w:val="20"/>
-                <w:szCs w:val="20"/>
-              </w:rPr>
-            </w:pPr>
-            <w:r>
-              <w:rPr>
-                <w:color w:val="ED7D31" w:themeColor="accent2"/>
-                <w:sz w:val="20"/>
-                <w:szCs w:val="20"/>
-              </w:rPr>
-              <w:t xml:space="preserve">  while (!sheetClient.connected());</w:t>
-            </w:r>
-          </w:p>
-          <w:p>
-            <w:pPr>
-              <w:spacing w:line="200" w:lineRule="exact"/>
-              <w:rPr>
-                <w:color w:val="ED7D31" w:themeColor="accent2"/>
-                <w:sz w:val="20"/>
-                <w:szCs w:val="20"/>
-              </w:rPr>
-            </w:pPr>
-            <w:r>
-              <w:rPr>
-                <w:color w:val="ED7D31" w:themeColor="accent2"/>
-                <w:sz w:val="20"/>
-                <w:szCs w:val="20"/>
-              </w:rPr>
-              <w:t xml:space="preserve">  const String url = String() +"https://"+host+"/macros/s/"+asId+"/exec?type=search&amp;sheetId="+sheetId+"&amp;sheetTag="+sheetTag+"&amp;fname="+fname+"&amp;sname="+sname;</w:t>
-            </w:r>
-          </w:p>
-          <w:p>
-            <w:pPr>
-              <w:spacing w:line="200" w:lineRule="exact"/>
-              <w:rPr>
-                <w:color w:val="ED7D31" w:themeColor="accent2"/>
-                <w:sz w:val="20"/>
-                <w:szCs w:val="20"/>
-              </w:rPr>
-            </w:pPr>
-            <w:r>
-              <w:rPr>
-                <w:color w:val="ED7D31" w:themeColor="accent2"/>
-                <w:sz w:val="20"/>
-                <w:szCs w:val="20"/>
-              </w:rPr>
-              <w:t xml:space="preserve">  sheetClient.print("GET " + url + " HTTP/1.1\\\n"+String()+"Host: "+host+"\\\nAccept: */*\\\nConnection: close\\\n\\\n\\\n");</w:t>
-            </w:r>
-          </w:p>
-          <w:p>
-            <w:pPr>
-              <w:spacing w:line="200" w:lineRule="exact"/>
-              <w:rPr>
-                <w:color w:val="ED7D31" w:themeColor="accent2"/>
-                <w:sz w:val="20"/>
-                <w:szCs w:val="20"/>
-              </w:rPr>
-            </w:pPr>
-            <w:r>
-              <w:rPr>
-                <w:color w:val="ED7D31" w:themeColor="accent2"/>
-                <w:sz w:val="20"/>
-                <w:szCs w:val="20"/>
-              </w:rPr>
-              <w:t xml:space="preserve">  while (!newUrl.startsWith("https:")){</w:t>
-            </w:r>
-          </w:p>
-          <w:p>
-            <w:pPr>
-              <w:spacing w:line="200" w:lineRule="exact"/>
-              <w:rPr>
-                <w:color w:val="ED7D31" w:themeColor="accent2"/>
-                <w:sz w:val="20"/>
-                <w:szCs w:val="20"/>
-              </w:rPr>
-            </w:pPr>
-            <w:r>
-              <w:rPr>
-                <w:color w:val="ED7D31" w:themeColor="accent2"/>
-                <w:sz w:val="20"/>
-                <w:szCs w:val="20"/>
-              </w:rPr>
-              <w:t xml:space="preserve">    newUrl = sheetClient.readStringUntil('\\\n');</w:t>
-            </w:r>
-          </w:p>
-          <w:p>
-            <w:pPr>
-              <w:spacing w:line="200" w:lineRule="exact"/>
-              <w:rPr>
-                <w:color w:val="ED7D31" w:themeColor="accent2"/>
-                <w:sz w:val="20"/>
-                <w:szCs w:val="20"/>
-              </w:rPr>
-            </w:pPr>
-            <w:r>
-              <w:rPr>
-                <w:color w:val="ED7D31" w:themeColor="accent2"/>
-                <w:sz w:val="20"/>
-                <w:szCs w:val="20"/>
-              </w:rPr>
-              <w:t xml:space="preserve">    if (newUrl.startsWith("Location: https://")) {</w:t>
-            </w:r>
-          </w:p>
-          <w:p>
-            <w:pPr>
-              <w:spacing w:line="200" w:lineRule="exact"/>
-              <w:rPr>
-                <w:color w:val="ED7D31" w:themeColor="accent2"/>
-                <w:sz w:val="20"/>
-                <w:szCs w:val="20"/>
-              </w:rPr>
-            </w:pPr>
-            <w:r>
-              <w:rPr>
-                <w:color w:val="ED7D31" w:themeColor="accent2"/>
-                <w:sz w:val="20"/>
-                <w:szCs w:val="20"/>
-              </w:rPr>
-              <w:t xml:space="preserve">      newUrl.replace("Location: ","");</w:t>
-            </w:r>
-          </w:p>
-          <w:p>
-            <w:pPr>
-              <w:spacing w:line="200" w:lineRule="exact"/>
-              <w:rPr>
-                <w:color w:val="ED7D31" w:themeColor="accent2"/>
-                <w:sz w:val="20"/>
-                <w:szCs w:val="20"/>
-              </w:rPr>
-            </w:pPr>
-            <w:r>
-              <w:rPr>
-                <w:color w:val="ED7D31" w:themeColor="accent2"/>
-                <w:sz w:val="20"/>
-                <w:szCs w:val="20"/>
-              </w:rPr>
-              <w:t xml:space="preserve">      break;</w:t>
-            </w:r>
-          </w:p>
-          <w:p>
-            <w:pPr>
-              <w:spacing w:line="200" w:lineRule="exact"/>
-              <w:rPr>
-                <w:color w:val="ED7D31" w:themeColor="accent2"/>
-                <w:sz w:val="20"/>
-                <w:szCs w:val="20"/>
-              </w:rPr>
-            </w:pPr>
-            <w:r>
-              <w:rPr>
-                <w:color w:val="ED7D31" w:themeColor="accent2"/>
-                <w:sz w:val="20"/>
-                <w:szCs w:val="20"/>
-              </w:rPr>
-              <w:t xml:space="preserve">    }</w:t>
-            </w:r>
-          </w:p>
-          <w:p>
-            <w:pPr>
-              <w:spacing w:line="200" w:lineRule="exact"/>
-              <w:rPr>
-                <w:color w:val="ED7D31" w:themeColor="accent2"/>
-                <w:sz w:val="20"/>
-                <w:szCs w:val="20"/>
-              </w:rPr>
-            </w:pPr>
-            <w:r>
-              <w:rPr>
-                <w:color w:val="ED7D31" w:themeColor="accent2"/>
-                <w:sz w:val="20"/>
-                <w:szCs w:val="20"/>
-              </w:rPr>
-              <w:t xml:space="preserve">  }</w:t>
-            </w:r>
-          </w:p>
-          <w:p>
-            <w:pPr>
-              <w:spacing w:line="200" w:lineRule="exact"/>
-              <w:rPr>
-                <w:color w:val="ED7D31" w:themeColor="accent2"/>
-                <w:sz w:val="20"/>
-                <w:szCs w:val="20"/>
-              </w:rPr>
-            </w:pPr>
-            <w:r>
-              <w:rPr>
-                <w:color w:val="ED7D31" w:themeColor="accent2"/>
-                <w:sz w:val="20"/>
-                <w:szCs w:val="20"/>
-              </w:rPr>
-              <w:t xml:space="preserve">  sheetClient.stop();</w:t>
-            </w:r>
-          </w:p>
-          <w:p>
-            <w:pPr>
-              <w:spacing w:line="200" w:lineRule="exact"/>
-              <w:rPr>
-                <w:color w:val="ED7D31" w:themeColor="accent2"/>
-                <w:sz w:val="20"/>
-                <w:szCs w:val="20"/>
-              </w:rPr>
-            </w:pPr>
-            <w:r>
-              <w:rPr>
-                <w:color w:val="ED7D31" w:themeColor="accent2"/>
-                <w:sz w:val="20"/>
-                <w:szCs w:val="20"/>
-              </w:rPr>
-              <w:t xml:space="preserve">  String jsonData ="";</w:t>
-            </w:r>
-          </w:p>
-          <w:p>
-            <w:pPr>
-              <w:spacing w:line="200" w:lineRule="exact"/>
-              <w:rPr>
-                <w:color w:val="ED7D31" w:themeColor="accent2"/>
-                <w:sz w:val="20"/>
-                <w:szCs w:val="20"/>
-              </w:rPr>
-            </w:pPr>
-            <w:r>
-              <w:rPr>
-                <w:color w:val="ED7D31" w:themeColor="accent2"/>
-                <w:sz w:val="20"/>
-                <w:szCs w:val="20"/>
-              </w:rPr>
-              <w:t xml:space="preserve">  sheetClient.connect(host, 443);</w:t>
-            </w:r>
-          </w:p>
-          <w:p>
-            <w:pPr>
-              <w:spacing w:line="200" w:lineRule="exact"/>
-              <w:rPr>
-                <w:color w:val="ED7D31" w:themeColor="accent2"/>
-                <w:sz w:val="20"/>
-                <w:szCs w:val="20"/>
-              </w:rPr>
-            </w:pPr>
-            <w:r>
-              <w:rPr>
-                <w:color w:val="ED7D31" w:themeColor="accent2"/>
-                <w:sz w:val="20"/>
-                <w:szCs w:val="20"/>
-              </w:rPr>
-              <w:t xml:space="preserve">  while (!sheetClient.connected());</w:t>
-            </w:r>
-          </w:p>
-          <w:p>
-            <w:pPr>
-              <w:spacing w:line="200" w:lineRule="exact"/>
-              <w:rPr>
-                <w:color w:val="ED7D31" w:themeColor="accent2"/>
-                <w:sz w:val="20"/>
-                <w:szCs w:val="20"/>
-              </w:rPr>
-            </w:pPr>
-            <w:r>
-              <w:rPr>
-                <w:color w:val="ED7D31" w:themeColor="accent2"/>
-                <w:sz w:val="20"/>
-                <w:szCs w:val="20"/>
-              </w:rPr>
-              <w:t xml:space="preserve">  sheetClient.print("GET " + newUrl + " HTTP/1.1\\\n"+String()+"Host: "+host+"\\\nAccept: */*\\\nConnection: close\\\n\\\n\\\n");</w:t>
-            </w:r>
-          </w:p>
-          <w:p>
-            <w:pPr>
-              <w:spacing w:line="200" w:lineRule="exact"/>
-              <w:rPr>
-                <w:color w:val="ED7D31" w:themeColor="accent2"/>
-                <w:sz w:val="20"/>
-                <w:szCs w:val="20"/>
-              </w:rPr>
-            </w:pPr>
-            <w:r>
-              <w:rPr>
-                <w:color w:val="ED7D31" w:themeColor="accent2"/>
-                <w:sz w:val="20"/>
-                <w:szCs w:val="20"/>
-              </w:rPr>
-              <w:t xml:space="preserve">  while(!jsonData.startsWith("{")){</w:t>
-            </w:r>
-          </w:p>
-          <w:p>
-            <w:pPr>
-              <w:spacing w:line="200" w:lineRule="exact"/>
-              <w:rPr>
-                <w:color w:val="ED7D31" w:themeColor="accent2"/>
-                <w:sz w:val="20"/>
-                <w:szCs w:val="20"/>
-              </w:rPr>
-            </w:pPr>
-            <w:r>
-              <w:rPr>
-                <w:color w:val="ED7D31" w:themeColor="accent2"/>
-                <w:sz w:val="20"/>
-                <w:szCs w:val="20"/>
-              </w:rPr>
-              <w:t xml:space="preserve">    jsonData = sheetClient.readStringUntil('\\\n');</w:t>
-            </w:r>
-          </w:p>
-          <w:p>
-            <w:pPr>
-              <w:spacing w:line="200" w:lineRule="exact"/>
-              <w:rPr>
-                <w:color w:val="ED7D31" w:themeColor="accent2"/>
-                <w:sz w:val="20"/>
-                <w:szCs w:val="20"/>
-              </w:rPr>
-            </w:pPr>
-            <w:r>
-              <w:rPr>
-                <w:color w:val="ED7D31" w:themeColor="accent2"/>
-                <w:sz w:val="20"/>
-                <w:szCs w:val="20"/>
-              </w:rPr>
-              <w:t xml:space="preserve">    if (jsonData.startsWith("{")) {</w:t>
-            </w:r>
-          </w:p>
-          <w:p>
-            <w:pPr>
-              <w:spacing w:line="200" w:lineRule="exact"/>
-              <w:rPr>
-                <w:color w:val="ED7D31" w:themeColor="accent2"/>
-                <w:sz w:val="20"/>
-                <w:szCs w:val="20"/>
-              </w:rPr>
-            </w:pPr>
-            <w:r>
-              <w:rPr>
-                <w:color w:val="ED7D31" w:themeColor="accent2"/>
-                <w:sz w:val="20"/>
-                <w:szCs w:val="20"/>
-              </w:rPr>
-              <w:t xml:space="preserve">      DeserializationError error = deserializeJson(docSheet, jsonData);</w:t>
-            </w:r>
-          </w:p>
-          <w:p>
-            <w:pPr>
-              <w:spacing w:line="200" w:lineRule="exact"/>
-              <w:rPr>
-                <w:color w:val="ED7D31" w:themeColor="accent2"/>
-                <w:sz w:val="20"/>
-                <w:szCs w:val="20"/>
-              </w:rPr>
-            </w:pPr>
-            <w:r>
-              <w:rPr>
-                <w:color w:val="ED7D31" w:themeColor="accent2"/>
-                <w:sz w:val="20"/>
-                <w:szCs w:val="20"/>
-              </w:rPr>
-              <w:t xml:space="preserve">      break;</w:t>
-            </w:r>
-          </w:p>
-          <w:p>
-            <w:pPr>
-              <w:spacing w:line="200" w:lineRule="exact"/>
-              <w:rPr>
-                <w:color w:val="ED7D31" w:themeColor="accent2"/>
-                <w:sz w:val="20"/>
-                <w:szCs w:val="20"/>
-              </w:rPr>
-            </w:pPr>
-            <w:r>
-              <w:rPr>
-                <w:color w:val="ED7D31" w:themeColor="accent2"/>
-                <w:sz w:val="20"/>
-                <w:szCs w:val="20"/>
-              </w:rPr>
-              <w:t xml:space="preserve">    }</w:t>
-            </w:r>
-          </w:p>
-          <w:p>
-            <w:pPr>
-              <w:spacing w:line="200" w:lineRule="exact"/>
-              <w:rPr>
-                <w:color w:val="ED7D31" w:themeColor="accent2"/>
-                <w:sz w:val="20"/>
-                <w:szCs w:val="20"/>
-              </w:rPr>
-            </w:pPr>
-            <w:r>
-              <w:rPr>
-                <w:color w:val="ED7D31" w:themeColor="accent2"/>
-                <w:sz w:val="20"/>
-                <w:szCs w:val="20"/>
-              </w:rPr>
-              <w:t xml:space="preserve">  }</w:t>
-            </w:r>
-          </w:p>
-          <w:p>
-            <w:pPr>
-              <w:spacing w:line="200" w:lineRule="exact"/>
-              <w:rPr>
-                <w:color w:val="ED7D31" w:themeColor="accent2"/>
-                <w:sz w:val="20"/>
-                <w:szCs w:val="20"/>
-              </w:rPr>
-            </w:pPr>
-            <w:r>
-              <w:rPr>
-                <w:color w:val="ED7D31" w:themeColor="accent2"/>
-                <w:sz w:val="20"/>
-                <w:szCs w:val="20"/>
-              </w:rPr>
-              <w:t xml:space="preserve">  sheetClient.stop();</w:t>
-            </w:r>
-          </w:p>
-          <w:p>
-            <w:pPr>
-              <w:spacing w:line="200" w:lineRule="exact"/>
-              <w:rPr>
-                <w:color w:val="ED7D31" w:themeColor="accent2"/>
-                <w:sz w:val="20"/>
-                <w:szCs w:val="20"/>
-              </w:rPr>
-            </w:pPr>
-            <w:r>
-              <w:rPr>
-                <w:color w:val="ED7D31" w:themeColor="accent2"/>
-                <w:sz w:val="20"/>
-                <w:szCs w:val="20"/>
-              </w:rPr>
-              <w:t>}</w:t>
-            </w:r>
-          </w:p>
-          <w:p>
-            <w:pPr>
-              <w:spacing w:line="200" w:lineRule="exact"/>
-              <w:rPr>
-                <w:color w:val="ED7D31" w:themeColor="accent2"/>
-                <w:sz w:val="20"/>
-                <w:szCs w:val="20"/>
-              </w:rPr>
-            </w:pPr>
-          </w:p>
-          <w:p>
-            <w:pPr>
-              <w:spacing w:line="200" w:lineRule="exact"/>
-              <w:rPr>
                 <w:color w:val="ED7D31" w:themeColor="accent2"/>
                 <w:sz w:val="20"/>
                 <w:szCs w:val="20"/>
@@ -8270,7 +9004,6 @@
             <w:pPr>
               <w:spacing w:line="200" w:lineRule="exact"/>
               <w:rPr>
-                <w:rFonts w:hint="eastAsia"/>
                 <w:color w:val="ED7D31" w:themeColor="accent2"/>
                 <w:sz w:val="20"/>
                 <w:szCs w:val="20"/>
@@ -8318,12 +9051,20 @@
             <w:pPr>
               <w:spacing w:line="200" w:lineRule="exact"/>
               <w:rPr>
+                <w:color w:val="ED7D31" w:themeColor="accent2"/>
+                <w:sz w:val="20"/>
+                <w:szCs w:val="20"/>
+              </w:rPr>
+            </w:pPr>
+            <w:r>
+              <w:rPr>
                 <w:rFonts w:hint="eastAsia"/>
                 <w:color w:val="ED7D31" w:themeColor="accent2"/>
                 <w:sz w:val="20"/>
                 <w:szCs w:val="20"/>
               </w:rPr>
-            </w:pPr>
+              <w:t xml:space="preserve">  sheetTag=URLEncode(sTag);//</w:t>
+            </w:r>
             <w:r>
               <w:rPr>
                 <w:rFonts w:hint="eastAsia"/>
@@ -8331,8 +9072,36 @@
                 <w:sz w:val="20"/>
                 <w:szCs w:val="20"/>
               </w:rPr>
-              <w:t xml:space="preserve">  sheetTag=URLEncode(sTag);//</w:t>
-            </w:r>
+              <w:t>工作表名稱</w:t>
+            </w:r>
+          </w:p>
+          <w:p>
+            <w:pPr>
+              <w:spacing w:line="200" w:lineRule="exact"/>
+              <w:rPr>
+                <w:color w:val="ED7D31" w:themeColor="accent2"/>
+                <w:sz w:val="20"/>
+                <w:szCs w:val="20"/>
+              </w:rPr>
+            </w:pPr>
+            <w:r>
+              <w:rPr>
+                <w:color w:val="ED7D31" w:themeColor="accent2"/>
+                <w:sz w:val="20"/>
+                <w:szCs w:val="20"/>
+              </w:rPr>
+              <w:t xml:space="preserve">  searchSheet(field,URLEncode(String(name).c_str()).c_str());</w:t>
+            </w:r>
+          </w:p>
+          <w:p>
+            <w:pPr>
+              <w:spacing w:line="200" w:lineRule="exact"/>
+              <w:rPr>
+                <w:color w:val="ED7D31" w:themeColor="accent2"/>
+                <w:sz w:val="20"/>
+                <w:szCs w:val="20"/>
+              </w:rPr>
+            </w:pPr>
             <w:r>
               <w:rPr>
                 <w:rFonts w:hint="eastAsia"/>
@@ -8340,36 +9109,26 @@
                 <w:sz w:val="20"/>
                 <w:szCs w:val="20"/>
               </w:rPr>
-              <w:t>工作表名稱</w:t>
-            </w:r>
-          </w:p>
-          <w:p>
-            <w:pPr>
-              <w:spacing w:line="200" w:lineRule="exact"/>
-              <w:rPr>
-                <w:color w:val="ED7D31" w:themeColor="accent2"/>
-                <w:sz w:val="20"/>
-                <w:szCs w:val="20"/>
-              </w:rPr>
-            </w:pPr>
-            <w:r>
-              <w:rPr>
-                <w:color w:val="ED7D31" w:themeColor="accent2"/>
-                <w:sz w:val="20"/>
-                <w:szCs w:val="20"/>
-              </w:rPr>
-              <w:t xml:space="preserve">  searchSheet(field,URLEncode(String(name).c_str()).c_str());</w:t>
-            </w:r>
-          </w:p>
-          <w:p>
-            <w:pPr>
-              <w:spacing w:line="200" w:lineRule="exact"/>
+              <w:t xml:space="preserve">  recipient[0] = String(docSheet["A"].as&lt;String&gt;());//</w:t>
+            </w:r>
+            <w:r>
               <w:rPr>
                 <w:rFonts w:hint="eastAsia"/>
                 <w:color w:val="ED7D31" w:themeColor="accent2"/>
                 <w:sz w:val="20"/>
                 <w:szCs w:val="20"/>
               </w:rPr>
+              <w:t>姓名</w:t>
+            </w:r>
+          </w:p>
+          <w:p>
+            <w:pPr>
+              <w:spacing w:line="200" w:lineRule="exact"/>
+              <w:rPr>
+                <w:color w:val="ED7D31" w:themeColor="accent2"/>
+                <w:sz w:val="20"/>
+                <w:szCs w:val="20"/>
+              </w:rPr>
             </w:pPr>
             <w:r>
               <w:rPr>
@@ -8378,7 +9137,7 @@
                 <w:sz w:val="20"/>
                 <w:szCs w:val="20"/>
               </w:rPr>
-              <w:t xml:space="preserve">  recipient[0] = String(docSheet["A"].as&lt;String&gt;());//</w:t>
+              <w:t xml:space="preserve">  recipient[1] = String(docSheet["B"].as&lt;String&gt;());//</w:t>
             </w:r>
             <w:r>
               <w:rPr>
@@ -8387,19 +9146,27 @@
                 <w:sz w:val="20"/>
                 <w:szCs w:val="20"/>
               </w:rPr>
-              <w:t>姓名</w:t>
-            </w:r>
-          </w:p>
-          <w:p>
-            <w:pPr>
-              <w:spacing w:line="200" w:lineRule="exact"/>
+              <w:t>商品</w:t>
+            </w:r>
+          </w:p>
+          <w:p>
+            <w:pPr>
+              <w:spacing w:line="200" w:lineRule="exact"/>
+              <w:rPr>
+                <w:color w:val="ED7D31" w:themeColor="accent2"/>
+                <w:sz w:val="20"/>
+                <w:szCs w:val="20"/>
+              </w:rPr>
+            </w:pPr>
+            <w:r>
               <w:rPr>
                 <w:rFonts w:hint="eastAsia"/>
                 <w:color w:val="ED7D31" w:themeColor="accent2"/>
                 <w:sz w:val="20"/>
                 <w:szCs w:val="20"/>
               </w:rPr>
-            </w:pPr>
+              <w:t xml:space="preserve">  recipient[2] = String(docSheet["C"].as&lt;String&gt;());//</w:t>
+            </w:r>
             <w:r>
               <w:rPr>
                 <w:rFonts w:hint="eastAsia"/>
@@ -8407,7 +9174,7 @@
                 <w:sz w:val="20"/>
                 <w:szCs w:val="20"/>
               </w:rPr>
-              <w:t xml:space="preserve">  recipient[1] = String(docSheet["B"].as&lt;String&gt;());//</w:t>
+              <w:t>倉庫</w:t>
             </w:r>
             <w:r>
               <w:rPr>
@@ -8416,19 +9183,27 @@
                 <w:sz w:val="20"/>
                 <w:szCs w:val="20"/>
               </w:rPr>
-              <w:t>商品</w:t>
-            </w:r>
-          </w:p>
-          <w:p>
-            <w:pPr>
-              <w:spacing w:line="200" w:lineRule="exact"/>
+              <w:t>X</w:t>
+            </w:r>
+          </w:p>
+          <w:p>
+            <w:pPr>
+              <w:spacing w:line="200" w:lineRule="exact"/>
+              <w:rPr>
+                <w:color w:val="ED7D31" w:themeColor="accent2"/>
+                <w:sz w:val="20"/>
+                <w:szCs w:val="20"/>
+              </w:rPr>
+            </w:pPr>
+            <w:r>
               <w:rPr>
                 <w:rFonts w:hint="eastAsia"/>
                 <w:color w:val="ED7D31" w:themeColor="accent2"/>
                 <w:sz w:val="20"/>
                 <w:szCs w:val="20"/>
               </w:rPr>
-            </w:pPr>
+              <w:t xml:space="preserve">  recipient[3] = String(docSheet["D"].as&lt;String&gt;());//</w:t>
+            </w:r>
             <w:r>
               <w:rPr>
                 <w:rFonts w:hint="eastAsia"/>
@@ -8436,7 +9211,7 @@
                 <w:sz w:val="20"/>
                 <w:szCs w:val="20"/>
               </w:rPr>
-              <w:t xml:space="preserve">  recipient[2] = String(docSheet["C"].as&lt;String&gt;());//</w:t>
+              <w:t>倉庫</w:t>
             </w:r>
             <w:r>
               <w:rPr>
@@ -8445,8 +9220,18 @@
                 <w:sz w:val="20"/>
                 <w:szCs w:val="20"/>
               </w:rPr>
-              <w:t>倉庫</w:t>
-            </w:r>
+              <w:t>Y</w:t>
+            </w:r>
+          </w:p>
+          <w:p>
+            <w:pPr>
+              <w:spacing w:line="200" w:lineRule="exact"/>
+              <w:rPr>
+                <w:color w:val="ED7D31" w:themeColor="accent2"/>
+                <w:sz w:val="20"/>
+                <w:szCs w:val="20"/>
+              </w:rPr>
+            </w:pPr>
             <w:r>
               <w:rPr>
                 <w:rFonts w:hint="eastAsia"/>
@@ -8454,6 +9239,24 @@
                 <w:sz w:val="20"/>
                 <w:szCs w:val="20"/>
               </w:rPr>
+              <w:t xml:space="preserve">  recipient[4] = String(docSheet["E"].as&lt;String&gt;());//</w:t>
+            </w:r>
+            <w:r>
+              <w:rPr>
+                <w:rFonts w:hint="eastAsia"/>
+                <w:color w:val="ED7D31" w:themeColor="accent2"/>
+                <w:sz w:val="20"/>
+                <w:szCs w:val="20"/>
+              </w:rPr>
+              <w:t>收件人</w:t>
+            </w:r>
+            <w:r>
+              <w:rPr>
+                <w:rFonts w:hint="eastAsia"/>
+                <w:color w:val="ED7D31" w:themeColor="accent2"/>
+                <w:sz w:val="20"/>
+                <w:szCs w:val="20"/>
+              </w:rPr>
               <w:t>X</w:t>
             </w:r>
           </w:p>
@@ -8461,12 +9264,20 @@
             <w:pPr>
               <w:spacing w:line="200" w:lineRule="exact"/>
               <w:rPr>
+                <w:color w:val="ED7D31" w:themeColor="accent2"/>
+                <w:sz w:val="20"/>
+                <w:szCs w:val="20"/>
+              </w:rPr>
+            </w:pPr>
+            <w:r>
+              <w:rPr>
                 <w:rFonts w:hint="eastAsia"/>
                 <w:color w:val="ED7D31" w:themeColor="accent2"/>
                 <w:sz w:val="20"/>
                 <w:szCs w:val="20"/>
               </w:rPr>
-            </w:pPr>
+              <w:t xml:space="preserve">  recipient[5] = String(docSheet["F"].as&lt;String&gt;());//</w:t>
+            </w:r>
             <w:r>
               <w:rPr>
                 <w:rFonts w:hint="eastAsia"/>
@@ -8474,7 +9285,7 @@
                 <w:sz w:val="20"/>
                 <w:szCs w:val="20"/>
               </w:rPr>
-              <w:t xml:space="preserve">  recipient[3] = String(docSheet["D"].as&lt;String&gt;());//</w:t>
+              <w:t>收件人</w:t>
             </w:r>
             <w:r>
               <w:rPr>
@@ -8483,15 +9294,6 @@
                 <w:sz w:val="20"/>
                 <w:szCs w:val="20"/>
               </w:rPr>
-              <w:t>倉庫</w:t>
-            </w:r>
-            <w:r>
-              <w:rPr>
-                <w:rFonts w:hint="eastAsia"/>
-                <w:color w:val="ED7D31" w:themeColor="accent2"/>
-                <w:sz w:val="20"/>
-                <w:szCs w:val="20"/>
-              </w:rPr>
               <w:t>Y</w:t>
             </w:r>
           </w:p>
@@ -8499,82 +9301,6 @@
             <w:pPr>
               <w:spacing w:line="200" w:lineRule="exact"/>
               <w:rPr>
-                <w:rFonts w:hint="eastAsia"/>
-                <w:color w:val="ED7D31" w:themeColor="accent2"/>
-                <w:sz w:val="20"/>
-                <w:szCs w:val="20"/>
-              </w:rPr>
-            </w:pPr>
-            <w:r>
-              <w:rPr>
-                <w:rFonts w:hint="eastAsia"/>
-                <w:color w:val="ED7D31" w:themeColor="accent2"/>
-                <w:sz w:val="20"/>
-                <w:szCs w:val="20"/>
-              </w:rPr>
-              <w:t xml:space="preserve">  recipient[4] = String(docSheet["E"].as&lt;String&gt;());//</w:t>
-            </w:r>
-            <w:r>
-              <w:rPr>
-                <w:rFonts w:hint="eastAsia"/>
-                <w:color w:val="ED7D31" w:themeColor="accent2"/>
-                <w:sz w:val="20"/>
-                <w:szCs w:val="20"/>
-              </w:rPr>
-              <w:t>收件人</w:t>
-            </w:r>
-            <w:r>
-              <w:rPr>
-                <w:rFonts w:hint="eastAsia"/>
-                <w:color w:val="ED7D31" w:themeColor="accent2"/>
-                <w:sz w:val="20"/>
-                <w:szCs w:val="20"/>
-              </w:rPr>
-              <w:t>X</w:t>
-            </w:r>
-          </w:p>
-          <w:p>
-            <w:pPr>
-              <w:spacing w:line="200" w:lineRule="exact"/>
-              <w:rPr>
-                <w:rFonts w:hint="eastAsia"/>
-                <w:color w:val="ED7D31" w:themeColor="accent2"/>
-                <w:sz w:val="20"/>
-                <w:szCs w:val="20"/>
-              </w:rPr>
-            </w:pPr>
-            <w:r>
-              <w:rPr>
-                <w:rFonts w:hint="eastAsia"/>
-                <w:color w:val="ED7D31" w:themeColor="accent2"/>
-                <w:sz w:val="20"/>
-                <w:szCs w:val="20"/>
-              </w:rPr>
-              <w:t xml:space="preserve">  recipient[5] = String(docSheet["F"].as&lt;String&gt;());//</w:t>
-            </w:r>
-            <w:r>
-              <w:rPr>
-                <w:rFonts w:hint="eastAsia"/>
-                <w:color w:val="ED7D31" w:themeColor="accent2"/>
-                <w:sz w:val="20"/>
-                <w:szCs w:val="20"/>
-              </w:rPr>
-              <w:t>收件人</w:t>
-            </w:r>
-            <w:r>
-              <w:rPr>
-                <w:rFonts w:hint="eastAsia"/>
-                <w:color w:val="ED7D31" w:themeColor="accent2"/>
-                <w:sz w:val="20"/>
-                <w:szCs w:val="20"/>
-              </w:rPr>
-              <w:t>Y</w:t>
-            </w:r>
-          </w:p>
-          <w:p>
-            <w:pPr>
-              <w:spacing w:line="200" w:lineRule="exact"/>
-              <w:rPr>
                 <w:color w:val="ED7D31" w:themeColor="accent2"/>
                 <w:sz w:val="20"/>
                 <w:szCs w:val="20"/>
@@ -8640,7 +9366,6 @@
                 <w:sz w:val="20"/>
                 <w:szCs w:val="20"/>
               </w:rPr>
-              <w:lastRenderedPageBreak/>
               <w:tab/>
               <w:t>strRecipient += recipient[i] + ",";</w:t>
             </w:r>
@@ -8685,12 +9410,20 @@
             <w:pPr>
               <w:spacing w:line="200" w:lineRule="exact"/>
               <w:rPr>
+                <w:color w:val="ED7D31" w:themeColor="accent2"/>
+                <w:sz w:val="20"/>
+                <w:szCs w:val="20"/>
+              </w:rPr>
+            </w:pPr>
+            <w:r>
+              <w:rPr>
                 <w:rFonts w:hint="eastAsia"/>
                 <w:color w:val="ED7D31" w:themeColor="accent2"/>
                 <w:sz w:val="20"/>
                 <w:szCs w:val="20"/>
               </w:rPr>
-            </w:pPr>
+              <w:t xml:space="preserve">//======google </w:t>
+            </w:r>
             <w:r>
               <w:rPr>
                 <w:rFonts w:hint="eastAsia"/>
@@ -8698,7 +9431,7 @@
                 <w:sz w:val="20"/>
                 <w:szCs w:val="20"/>
               </w:rPr>
-              <w:t xml:space="preserve">//======google </w:t>
+              <w:t>試算表</w:t>
             </w:r>
             <w:r>
               <w:rPr>
@@ -8707,7 +9440,7 @@
                 <w:sz w:val="20"/>
                 <w:szCs w:val="20"/>
               </w:rPr>
-              <w:t>試算表</w:t>
+              <w:t xml:space="preserve"> </w:t>
             </w:r>
             <w:r>
               <w:rPr>
@@ -8716,7 +9449,7 @@
                 <w:sz w:val="20"/>
                 <w:szCs w:val="20"/>
               </w:rPr>
-              <w:t xml:space="preserve"> </w:t>
+              <w:t>函數</w:t>
             </w:r>
             <w:r>
               <w:rPr>
@@ -8725,8 +9458,28 @@
                 <w:sz w:val="20"/>
                 <w:szCs w:val="20"/>
               </w:rPr>
-              <w:t>函數</w:t>
-            </w:r>
+              <w:t xml:space="preserve"> End======</w:t>
+            </w:r>
+          </w:p>
+          <w:p>
+            <w:pPr>
+              <w:spacing w:line="200" w:lineRule="exact"/>
+              <w:rPr>
+                <w:color w:val="ED7D31" w:themeColor="accent2"/>
+                <w:sz w:val="20"/>
+                <w:szCs w:val="20"/>
+              </w:rPr>
+            </w:pPr>
+          </w:p>
+          <w:p>
+            <w:pPr>
+              <w:spacing w:line="200" w:lineRule="exact"/>
+              <w:rPr>
+                <w:color w:val="ED7D31" w:themeColor="accent2"/>
+                <w:sz w:val="20"/>
+                <w:szCs w:val="20"/>
+              </w:rPr>
+            </w:pPr>
             <w:r>
               <w:rPr>
                 <w:rFonts w:hint="eastAsia"/>
@@ -8734,29 +9487,17 @@
                 <w:sz w:val="20"/>
                 <w:szCs w:val="20"/>
               </w:rPr>
-              <w:t xml:space="preserve"> End======</w:t>
-            </w:r>
-          </w:p>
-          <w:p>
-            <w:pPr>
-              <w:spacing w:line="200" w:lineRule="exact"/>
-              <w:rPr>
-                <w:color w:val="ED7D31" w:themeColor="accent2"/>
-                <w:sz w:val="20"/>
-                <w:szCs w:val="20"/>
-              </w:rPr>
-            </w:pPr>
-          </w:p>
-          <w:p>
-            <w:pPr>
-              <w:spacing w:line="200" w:lineRule="exact"/>
+              <w:t>//</w:t>
+            </w:r>
+            <w:r>
               <w:rPr>
                 <w:rFonts w:hint="eastAsia"/>
                 <w:color w:val="ED7D31" w:themeColor="accent2"/>
                 <w:sz w:val="20"/>
                 <w:szCs w:val="20"/>
               </w:rPr>
-            </w:pPr>
+              <w:t>傳送訊息：</w:t>
+            </w:r>
             <w:r>
               <w:rPr>
                 <w:rFonts w:hint="eastAsia"/>
@@ -8764,7 +9505,7 @@
                 <w:sz w:val="20"/>
                 <w:szCs w:val="20"/>
               </w:rPr>
-              <w:t>//</w:t>
+              <w:t>ESP32</w:t>
             </w:r>
             <w:r>
               <w:rPr>
@@ -8773,7 +9514,7 @@
                 <w:sz w:val="20"/>
                 <w:szCs w:val="20"/>
               </w:rPr>
-              <w:t>傳送訊息：</w:t>
+              <w:t>→</w:t>
             </w:r>
             <w:r>
               <w:rPr>
@@ -8782,24 +9523,6 @@
                 <w:sz w:val="20"/>
                 <w:szCs w:val="20"/>
               </w:rPr>
-              <w:t>ESP32</w:t>
-            </w:r>
-            <w:r>
-              <w:rPr>
-                <w:rFonts w:hint="eastAsia"/>
-                <w:color w:val="ED7D31" w:themeColor="accent2"/>
-                <w:sz w:val="20"/>
-                <w:szCs w:val="20"/>
-              </w:rPr>
-              <w:t>→</w:t>
-            </w:r>
-            <w:r>
-              <w:rPr>
-                <w:rFonts w:hint="eastAsia"/>
-                <w:color w:val="ED7D31" w:themeColor="accent2"/>
-                <w:sz w:val="20"/>
-                <w:szCs w:val="20"/>
-              </w:rPr>
               <w:t>Arduino</w:t>
             </w:r>
           </w:p>
@@ -8889,7 +9612,6 @@
             <w:pPr>
               <w:spacing w:line="200" w:lineRule="exact"/>
               <w:rPr>
-                <w:rFonts w:hint="eastAsia"/>
                 <w:color w:val="ED7D31" w:themeColor="accent2"/>
                 <w:sz w:val="20"/>
                 <w:szCs w:val="20"/>
@@ -9056,25 +9778,24 @@
             <w:pPr>
               <w:spacing w:line="200" w:lineRule="exact"/>
               <w:rPr>
+                <w:sz w:val="20"/>
+                <w:szCs w:val="20"/>
+              </w:rPr>
+            </w:pPr>
+            <w:r>
+              <w:rPr>
                 <w:rFonts w:hint="eastAsia"/>
                 <w:sz w:val="20"/>
                 <w:szCs w:val="20"/>
               </w:rPr>
-            </w:pPr>
+              <w:t xml:space="preserve">  //Wifi</w:t>
+            </w:r>
             <w:r>
               <w:rPr>
                 <w:rFonts w:hint="eastAsia"/>
                 <w:sz w:val="20"/>
                 <w:szCs w:val="20"/>
               </w:rPr>
-              <w:t xml:space="preserve">  //Wifi</w:t>
-            </w:r>
-            <w:r>
-              <w:rPr>
-                <w:rFonts w:hint="eastAsia"/>
-                <w:sz w:val="20"/>
-                <w:szCs w:val="20"/>
-              </w:rPr>
               <w:t>初始</w:t>
             </w:r>
           </w:p>
@@ -9194,7 +9915,6 @@
             <w:pPr>
               <w:spacing w:line="200" w:lineRule="exact"/>
               <w:rPr>
-                <w:rFonts w:hint="eastAsia"/>
                 <w:sz w:val="20"/>
                 <w:szCs w:val="20"/>
               </w:rPr>
@@ -9343,7 +10063,7 @@
       <w:tr>
         <w:tc>
           <w:tcPr>
-            <w:tcW w:w="5466" w:type="dxa"/>
+            <w:tcW w:w="4957" w:type="dxa"/>
             <w:shd w:val="clear" w:color="auto" w:fill="auto"/>
           </w:tcPr>
           <w:p>
@@ -9364,7 +10084,16 @@
                 <w:szCs w:val="20"/>
               </w:rPr>
               <w:lastRenderedPageBreak/>
-              <w:t>_0</w:t>
+              <w:t>_06imi_</w:t>
+            </w:r>
+            <w:r>
+              <w:rPr>
+                <w:rFonts w:ascii="Arial Unicode MS" w:hAnsi="Arial Unicode MS" w:hint="eastAsia"/>
+                <w:color w:val="008800"/>
+                <w:sz w:val="20"/>
+                <w:szCs w:val="20"/>
+              </w:rPr>
+              <w:t>e</w:t>
             </w:r>
             <w:r>
               <w:rPr>
@@ -9373,61 +10102,25 @@
                 <w:sz w:val="20"/>
                 <w:szCs w:val="20"/>
               </w:rPr>
-              <w:t>6</w:t>
-            </w:r>
-            <w:r>
+              <w:t>spgoods_loop</w:t>
+            </w:r>
+          </w:p>
+          <w:p>
+            <w:pPr>
+              <w:widowControl/>
               <w:rPr>
                 <w:rFonts w:ascii="Arial Unicode MS" w:hAnsi="Arial Unicode MS"/>
                 <w:color w:val="008800"/>
                 <w:sz w:val="20"/>
                 <w:szCs w:val="20"/>
               </w:rPr>
-              <w:t>imi_</w:t>
-            </w:r>
-            <w:r>
-              <w:rPr>
-                <w:rFonts w:ascii="Arial Unicode MS" w:hAnsi="Arial Unicode MS" w:hint="eastAsia"/>
-                <w:color w:val="008800"/>
-                <w:sz w:val="20"/>
-                <w:szCs w:val="20"/>
-              </w:rPr>
-              <w:t>e</w:t>
-            </w:r>
-            <w:r>
+            </w:pPr>
+          </w:p>
+          <w:p>
+            <w:pPr>
+              <w:widowControl/>
               <w:rPr>
                 <w:rFonts w:ascii="Arial Unicode MS" w:hAnsi="Arial Unicode MS"/>
-                <w:color w:val="008800"/>
-                <w:sz w:val="20"/>
-                <w:szCs w:val="20"/>
-              </w:rPr>
-              <w:t>spgoods_</w:t>
-            </w:r>
-            <w:r>
-              <w:rPr>
-                <w:rFonts w:ascii="Arial Unicode MS" w:hAnsi="Arial Unicode MS"/>
-                <w:color w:val="008800"/>
-                <w:sz w:val="20"/>
-                <w:szCs w:val="20"/>
-              </w:rPr>
-              <w:t>loop</w:t>
-            </w:r>
-          </w:p>
-          <w:p>
-            <w:pPr>
-              <w:widowControl/>
-              <w:rPr>
-                <w:rFonts w:ascii="Arial Unicode MS" w:hAnsi="Arial Unicode MS"/>
-                <w:color w:val="008800"/>
-                <w:sz w:val="20"/>
-                <w:szCs w:val="20"/>
-              </w:rPr>
-            </w:pPr>
-          </w:p>
-          <w:p>
-            <w:pPr>
-              <w:widowControl/>
-              <w:rPr>
-                <w:rFonts w:ascii="Arial Unicode MS" w:hAnsi="Arial Unicode MS" w:hint="eastAsia"/>
                 <w:color w:val="008800"/>
                 <w:sz w:val="20"/>
                 <w:szCs w:val="20"/>
@@ -9864,32 +10557,31 @@
         </w:tc>
         <w:tc>
           <w:tcPr>
-            <w:tcW w:w="5862" w:type="dxa"/>
+            <w:tcW w:w="6371" w:type="dxa"/>
             <w:shd w:val="clear" w:color="auto" w:fill="auto"/>
           </w:tcPr>
           <w:p>
             <w:pPr>
               <w:spacing w:line="200" w:lineRule="exact"/>
               <w:rPr>
+                <w:sz w:val="20"/>
+                <w:szCs w:val="20"/>
+              </w:rPr>
+            </w:pPr>
+            <w:r>
+              <w:rPr>
                 <w:rFonts w:hint="eastAsia"/>
                 <w:sz w:val="20"/>
                 <w:szCs w:val="20"/>
               </w:rPr>
-            </w:pPr>
+              <w:t>//MQTT</w:t>
+            </w:r>
             <w:r>
               <w:rPr>
                 <w:rFonts w:hint="eastAsia"/>
                 <w:sz w:val="20"/>
                 <w:szCs w:val="20"/>
               </w:rPr>
-              <w:t>//MQTT</w:t>
-            </w:r>
-            <w:r>
-              <w:rPr>
-                <w:rFonts w:hint="eastAsia"/>
-                <w:sz w:val="20"/>
-                <w:szCs w:val="20"/>
-              </w:rPr>
               <w:t>啟動</w:t>
             </w:r>
           </w:p>
@@ -9936,7 +10628,6 @@
             <w:pPr>
               <w:spacing w:line="200" w:lineRule="exact"/>
               <w:rPr>
-                <w:rFonts w:hint="eastAsia"/>
                 <w:sz w:val="20"/>
                 <w:szCs w:val="20"/>
               </w:rPr>
@@ -10017,7 +10708,7 @@
       <w:tr>
         <w:tc>
           <w:tcPr>
-            <w:tcW w:w="5466" w:type="dxa"/>
+            <w:tcW w:w="4957" w:type="dxa"/>
             <w:shd w:val="clear" w:color="auto" w:fill="auto"/>
           </w:tcPr>
           <w:p>
@@ -10028,7 +10719,16 @@
                 <w:sz w:val="20"/>
                 <w:szCs w:val="20"/>
               </w:rPr>
-              <w:t>_0</w:t>
+              <w:t>_07imi_</w:t>
+            </w:r>
+            <w:r>
+              <w:rPr>
+                <w:rFonts w:ascii="Arial Unicode MS" w:hAnsi="Arial Unicode MS" w:hint="eastAsia"/>
+                <w:color w:val="008800"/>
+                <w:sz w:val="20"/>
+                <w:szCs w:val="20"/>
+              </w:rPr>
+              <w:t>e</w:t>
             </w:r>
             <w:r>
               <w:rPr>
@@ -10037,63 +10737,29 @@
                 <w:sz w:val="20"/>
                 <w:szCs w:val="20"/>
               </w:rPr>
-              <w:t>7</w:t>
-            </w:r>
-            <w:r>
+              <w:t>spgoods_submqtt</w:t>
+            </w:r>
+          </w:p>
+          <w:p>
+            <w:r>
+              <w:rPr>
+                <w:rFonts w:hint="eastAsia"/>
+              </w:rPr>
+              <w:t>s</w:t>
+            </w:r>
+            <w:r>
+              <w:t>etup()</w:t>
+            </w:r>
+          </w:p>
+          <w:p>
+            <w:pPr>
               <w:rPr>
                 <w:rFonts w:ascii="Arial Unicode MS" w:hAnsi="Arial Unicode MS"/>
                 <w:color w:val="008800"/>
                 <w:sz w:val="20"/>
                 <w:szCs w:val="20"/>
               </w:rPr>
-              <w:t>imi_</w:t>
-            </w:r>
-            <w:r>
-              <w:rPr>
-                <w:rFonts w:ascii="Arial Unicode MS" w:hAnsi="Arial Unicode MS" w:hint="eastAsia"/>
-                <w:color w:val="008800"/>
-                <w:sz w:val="20"/>
-                <w:szCs w:val="20"/>
-              </w:rPr>
-              <w:t>e</w:t>
-            </w:r>
-            <w:r>
-              <w:rPr>
-                <w:rFonts w:ascii="Arial Unicode MS" w:hAnsi="Arial Unicode MS"/>
-                <w:color w:val="008800"/>
-                <w:sz w:val="20"/>
-                <w:szCs w:val="20"/>
-              </w:rPr>
-              <w:t>spgoods_</w:t>
-            </w:r>
-            <w:r>
-              <w:rPr>
-                <w:rFonts w:ascii="Arial Unicode MS" w:hAnsi="Arial Unicode MS"/>
-                <w:color w:val="008800"/>
-                <w:sz w:val="20"/>
-                <w:szCs w:val="20"/>
-              </w:rPr>
-              <w:t>submqtt</w:t>
-            </w:r>
-          </w:p>
-          <w:p>
-            <w:pPr>
-              <w:rPr>
-                <w:rFonts w:ascii="Arial Unicode MS" w:hAnsi="Arial Unicode MS" w:hint="eastAsia"/>
-                <w:color w:val="008800"/>
-                <w:sz w:val="20"/>
-                <w:szCs w:val="20"/>
-              </w:rPr>
-            </w:pPr>
-            <w:r>
-              <w:rPr>
-                <w:rFonts w:hint="eastAsia"/>
-              </w:rPr>
-              <w:t>s</w:t>
-            </w:r>
-            <w:r>
-              <w:t>etup()</w:t>
-            </w:r>
+            </w:pPr>
             <w:r>
               <w:rPr>
                 <w:noProof/>
@@ -10101,17 +10767,9 @@
               <mc:AlternateContent>
                 <mc:Choice Requires="wpg">
                   <w:drawing>
-                    <wp:anchor distT="0" distB="0" distL="114300" distR="114300" simplePos="0" relativeHeight="251659264" behindDoc="0" locked="0" layoutInCell="1" allowOverlap="1" wp14:anchorId="5F70B2AE" wp14:editId="0183B0AE">
-                      <wp:simplePos x="0" y="0"/>
-                      <wp:positionH relativeFrom="column">
-                        <wp:posOffset>0</wp:posOffset>
-                      </wp:positionH>
-                      <wp:positionV relativeFrom="paragraph">
-                        <wp:posOffset>288925</wp:posOffset>
-                      </wp:positionV>
+                    <wp:inline distT="0" distB="0" distL="0" distR="0" wp14:anchorId="5F70B2AE" wp14:editId="0507E894">
                       <wp:extent cx="1860550" cy="421640"/>
                       <wp:effectExtent l="0" t="0" r="25400" b="16510"/>
-                      <wp:wrapSquare wrapText="bothSides"/>
                       <wp:docPr id="67" name="群組 67"/>
                       <wp:cNvGraphicFramePr/>
                       <a:graphic xmlns:a="http://schemas.openxmlformats.org/drawingml/2006/main">
@@ -10535,12 +11193,12 @@
                           </wpg:wgp>
                         </a:graphicData>
                       </a:graphic>
-                    </wp:anchor>
+                    </wp:inline>
                   </w:drawing>
                 </mc:Choice>
                 <mc:Fallback>
                   <w:pict>
-                    <v:group w14:anchorId="5F70B2AE" id="群組 67" o:spid="_x0000_s1051" style="position:absolute;margin-left:0;margin-top:22.75pt;width:146.5pt;height:33.2pt;z-index:251659264;mso-position-horizontal-relative:text;mso-position-vertical-relative:text" coordsize="18605,4216" o:gfxdata="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">
+                    <v:group w14:anchorId="5F70B2AE" id="群組 67" o:spid="_x0000_s1051" style="width:146.5pt;height:33.2pt;mso-position-horizontal-relative:char;mso-position-vertical-relative:line" coordsize="18605,4216" o:gfxdata="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">
                       <v:shape id="_x0000_s1052" style="position:absolute;width:18605;height:4216;visibility:visible;mso-wrap-style:square;v-text-anchor:middle" coordsize="4424680,421640" o:spt="100" o:gfxdata="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" adj="-11796480,,5400" path="m,60115c,26914,26914,,60115,v96802,,147883,121920,290405,l4364565,v33201,,60115,26914,60115,60115l4424680,300565v,33201,-26914,60115,-60115,60115l330200,360680v-191628,137160,-180057,,-270085,c26914,360680,,333766,,300565l,60115xe" fillcolor="#4472c4 [3204]" strokecolor="#1f3763 [1604]" strokeweight="1pt">
                         <v:stroke joinstyle="miter"/>
                         <v:formulas/>
@@ -10594,59 +11252,166 @@
                         </v:roundrect>
                         <v:shape id="等腰三角形 71" o:spid="_x0000_s1055" type="#_x0000_t5" style="position:absolute;left:246491;top:71562;width:174928;height:143123;rotation:180;visibility:visible;mso-wrap-style:square;v-text-anchor:middle" o:gfxdata="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" fillcolor="#ffc000 [3207]" strokecolor="white [3201]" strokeweight="1.5pt"/>
                       </v:group>
-                      <w10:wrap type="square"/>
+                      <w10:anchorlock/>
                     </v:group>
                   </w:pict>
                 </mc:Fallback>
               </mc:AlternateContent>
             </w:r>
           </w:p>
+          <w:p>
+            <w:pPr>
+              <w:rPr>
+                <w:rFonts w:ascii="Arial Unicode MS" w:hAnsi="Arial Unicode MS" w:hint="eastAsia"/>
+                <w:color w:val="008800"/>
+                <w:sz w:val="20"/>
+                <w:szCs w:val="20"/>
+              </w:rPr>
+            </w:pPr>
+          </w:p>
         </w:tc>
         <w:tc>
           <w:tcPr>
-            <w:tcW w:w="5862" w:type="dxa"/>
+            <w:tcW w:w="6371" w:type="dxa"/>
             <w:shd w:val="clear" w:color="auto" w:fill="auto"/>
           </w:tcPr>
           <w:p>
             <w:pPr>
               <w:spacing w:line="200" w:lineRule="exact"/>
               <w:rPr>
+                <w:sz w:val="20"/>
+                <w:szCs w:val="20"/>
+              </w:rPr>
+            </w:pPr>
+            <w:r>
+              <w:rPr>
+                <w:sz w:val="20"/>
+                <w:szCs w:val="20"/>
+              </w:rPr>
+              <w:lastRenderedPageBreak/>
+              <w:t xml:space="preserve"> </w:t>
+            </w:r>
+            <w:r>
+              <w:rPr>
+                <w:color w:val="538135" w:themeColor="accent6" w:themeShade="BF"/>
+              </w:rPr>
+              <w:t>'</w:t>
+            </w:r>
+            <w:r>
+              <w:rPr>
                 <w:rFonts w:hint="eastAsia"/>
                 <w:sz w:val="20"/>
                 <w:szCs w:val="20"/>
               </w:rPr>
-            </w:pPr>
+              <w:t>//MQTT Topic</w:t>
+            </w:r>
             <w:r>
               <w:rPr>
                 <w:rFonts w:hint="eastAsia"/>
                 <w:sz w:val="20"/>
                 <w:szCs w:val="20"/>
               </w:rPr>
-              <w:t>//MQTT Topic</w:t>
+              <w:t>訂閱</w:t>
+            </w:r>
+            <w:r>
+              <w:rPr>
+                <w:color w:val="538135" w:themeColor="accent6" w:themeShade="BF"/>
+              </w:rPr>
+              <w:t>'</w:t>
+            </w:r>
+          </w:p>
+          <w:p>
+            <w:pPr>
+              <w:spacing w:line="200" w:lineRule="exact"/>
+              <w:rPr>
+                <w:sz w:val="20"/>
+                <w:szCs w:val="20"/>
+              </w:rPr>
+            </w:pPr>
+            <w:r>
+              <w:rPr>
+                <w:sz w:val="20"/>
+                <w:szCs w:val="20"/>
+              </w:rPr>
+              <w:t xml:space="preserve"> </w:t>
+            </w:r>
+            <w:r>
+              <w:rPr>
+                <w:color w:val="538135" w:themeColor="accent6" w:themeShade="BF"/>
+              </w:rPr>
+              <w:t>'</w:t>
+            </w:r>
+            <w:r>
+              <w:rPr>
+                <w:sz w:val="18"/>
+                <w:szCs w:val="16"/>
+              </w:rPr>
+              <w:t>client.subscribe(</w:t>
+            </w:r>
+            <w:r>
+              <w:rPr>
+                <w:color w:val="538135" w:themeColor="accent6" w:themeShade="BF"/>
+              </w:rPr>
+              <w:t>'</w:t>
             </w:r>
             <w:r>
               <w:rPr>
                 <w:rFonts w:hint="eastAsia"/>
-                <w:sz w:val="20"/>
-                <w:szCs w:val="20"/>
-              </w:rPr>
-              <w:t>訂閱</w:t>
-            </w:r>
-          </w:p>
-          <w:p>
-            <w:pPr>
-              <w:spacing w:line="200" w:lineRule="exact"/>
-              <w:rPr>
-                <w:sz w:val="20"/>
-                <w:szCs w:val="20"/>
-              </w:rPr>
-            </w:pPr>
-            <w:r>
-              <w:rPr>
-                <w:sz w:val="20"/>
-                <w:szCs w:val="20"/>
-              </w:rPr>
-              <w:t xml:space="preserve">  client.subscribe(TOPIC_GOODS_LOAD);</w:t>
+                <w:sz w:val="18"/>
+                <w:szCs w:val="16"/>
+              </w:rPr>
+              <w:t>+</w:t>
+            </w:r>
+            <w:r>
+              <w:rPr>
+                <w:color w:val="FF0000"/>
+                <w:sz w:val="18"/>
+                <w:szCs w:val="16"/>
+              </w:rPr>
+              <w:t>dropdown_mqtt_</w:t>
+            </w:r>
+            <w:r>
+              <w:rPr>
+                <w:color w:val="FF0000"/>
+                <w:sz w:val="18"/>
+                <w:szCs w:val="16"/>
+              </w:rPr>
+              <w:t>t</w:t>
+            </w:r>
+            <w:r>
+              <w:rPr>
+                <w:color w:val="FF0000"/>
+                <w:sz w:val="18"/>
+                <w:szCs w:val="16"/>
+              </w:rPr>
+              <w:t>opic</w:t>
+            </w:r>
+            <w:r>
+              <w:rPr>
+                <w:rFonts w:hint="eastAsia"/>
+                <w:sz w:val="18"/>
+                <w:szCs w:val="16"/>
+              </w:rPr>
+              <w:t>+</w:t>
+            </w:r>
+            <w:r>
+              <w:rPr>
+                <w:color w:val="538135" w:themeColor="accent6" w:themeShade="BF"/>
+              </w:rPr>
+              <w:t>'</w:t>
+            </w:r>
+            <w:r>
+              <w:rPr>
+                <w:sz w:val="18"/>
+                <w:szCs w:val="16"/>
+              </w:rPr>
+              <w:t>);</w:t>
+            </w:r>
+            <w:r>
+              <w:rPr>
+                <w:color w:val="538135" w:themeColor="accent6" w:themeShade="BF"/>
+              </w:rPr>
+              <w:t>'</w:t>
             </w:r>
           </w:p>
         </w:tc>
@@ -10654,7 +11419,7 @@
       <w:tr>
         <w:tc>
           <w:tcPr>
-            <w:tcW w:w="5466" w:type="dxa"/>
+            <w:tcW w:w="4957" w:type="dxa"/>
             <w:shd w:val="clear" w:color="auto" w:fill="auto"/>
           </w:tcPr>
           <w:p>
@@ -10665,25 +11430,7 @@
                 <w:sz w:val="20"/>
                 <w:szCs w:val="20"/>
               </w:rPr>
-              <w:t>_0</w:t>
-            </w:r>
-            <w:r>
-              <w:rPr>
-                <w:rFonts w:ascii="Arial Unicode MS" w:hAnsi="Arial Unicode MS"/>
-                <w:color w:val="008800"/>
-                <w:sz w:val="20"/>
-                <w:szCs w:val="20"/>
-              </w:rPr>
-              <w:t>8</w:t>
-            </w:r>
-            <w:r>
-              <w:rPr>
-                <w:rFonts w:ascii="Arial Unicode MS" w:hAnsi="Arial Unicode MS"/>
-                <w:color w:val="008800"/>
-                <w:sz w:val="20"/>
-                <w:szCs w:val="20"/>
-              </w:rPr>
-              <w:t>imi_</w:t>
+              <w:t>_08imi_</w:t>
             </w:r>
             <w:r>
               <w:rPr>
@@ -11044,14 +11791,13 @@
         </w:tc>
         <w:tc>
           <w:tcPr>
-            <w:tcW w:w="5862" w:type="dxa"/>
+            <w:tcW w:w="6371" w:type="dxa"/>
             <w:shd w:val="clear" w:color="auto" w:fill="auto"/>
           </w:tcPr>
           <w:p>
             <w:pPr>
               <w:spacing w:line="200" w:lineRule="exact"/>
               <w:rPr>
-                <w:rFonts w:hint="eastAsia"/>
                 <w:color w:val="ED7D31" w:themeColor="accent2"/>
                 <w:sz w:val="20"/>
                 <w:szCs w:val="20"/>
@@ -11732,7 +12478,7 @@
       <w:tr>
         <w:tc>
           <w:tcPr>
-            <w:tcW w:w="5466" w:type="dxa"/>
+            <w:tcW w:w="4957" w:type="dxa"/>
             <w:shd w:val="clear" w:color="auto" w:fill="auto"/>
           </w:tcPr>
           <w:p>
@@ -12398,7 +13144,7 @@
         </w:tc>
         <w:tc>
           <w:tcPr>
-            <w:tcW w:w="5862" w:type="dxa"/>
+            <w:tcW w:w="6371" w:type="dxa"/>
             <w:shd w:val="clear" w:color="auto" w:fill="auto"/>
           </w:tcPr>
           <w:p>
@@ -12412,11 +13158,61 @@
             </w:pPr>
             <w:r>
               <w:rPr>
-                <w:color w:val="ED7D31" w:themeColor="accent2"/>
-                <w:sz w:val="20"/>
-                <w:szCs w:val="20"/>
-              </w:rPr>
-              <w:t>String(topic) == TOPIC_CAR_STANDBY</w:t>
+                <w:color w:val="538135" w:themeColor="accent6" w:themeShade="BF"/>
+              </w:rPr>
+              <w:t>'</w:t>
+            </w:r>
+            <w:r>
+              <w:rPr>
+                <w:sz w:val="18"/>
+                <w:szCs w:val="16"/>
+              </w:rPr>
+              <w:t>String(topic) ==</w:t>
+            </w:r>
+            <w:r>
+              <w:rPr>
+                <w:color w:val="538135" w:themeColor="accent6" w:themeShade="BF"/>
+              </w:rPr>
+              <w:t>'</w:t>
+            </w:r>
+            <w:r>
+              <w:rPr>
+                <w:sz w:val="18"/>
+                <w:szCs w:val="16"/>
+              </w:rPr>
+              <w:t xml:space="preserve"> </w:t>
+            </w:r>
+            <w:r>
+              <w:rPr>
+                <w:rFonts w:hint="eastAsia"/>
+                <w:sz w:val="18"/>
+                <w:szCs w:val="16"/>
+              </w:rPr>
+              <w:t>+</w:t>
+            </w:r>
+            <w:r>
+              <w:rPr>
+                <w:color w:val="FF0000"/>
+                <w:sz w:val="18"/>
+                <w:szCs w:val="16"/>
+              </w:rPr>
+              <w:t>dropdown_mqtt</w:t>
+            </w:r>
+            <w:r>
+              <w:rPr>
+                <w:color w:val="FF0000"/>
+                <w:sz w:val="18"/>
+                <w:szCs w:val="16"/>
+              </w:rPr>
+              <w:t>_t</w:t>
+            </w:r>
+            <w:r>
+              <w:rPr>
+                <w:color w:val="FF0000"/>
+                <w:sz w:val="18"/>
+                <w:szCs w:val="16"/>
+              </w:rPr>
+              <w:t>opic</w:t>
             </w:r>
           </w:p>
         </w:tc>
@@ -12424,7 +13220,7 @@
       <w:tr>
         <w:tc>
           <w:tcPr>
-            <w:tcW w:w="5466" w:type="dxa"/>
+            <w:tcW w:w="4957" w:type="dxa"/>
             <w:shd w:val="clear" w:color="auto" w:fill="auto"/>
           </w:tcPr>
           <w:p>
@@ -12435,7 +13231,16 @@
                 <w:sz w:val="20"/>
                 <w:szCs w:val="20"/>
               </w:rPr>
-              <w:t>_</w:t>
+              <w:t>_10imi_</w:t>
+            </w:r>
+            <w:r>
+              <w:rPr>
+                <w:rFonts w:ascii="Arial Unicode MS" w:hAnsi="Arial Unicode MS" w:hint="eastAsia"/>
+                <w:color w:val="008800"/>
+                <w:sz w:val="20"/>
+                <w:szCs w:val="20"/>
+              </w:rPr>
+              <w:t>e</w:t>
             </w:r>
             <w:r>
               <w:rPr>
@@ -12444,52 +13249,11 @@
                 <w:sz w:val="20"/>
                 <w:szCs w:val="20"/>
               </w:rPr>
-              <w:t>10</w:t>
-            </w:r>
-            <w:r>
-              <w:rPr>
-                <w:rFonts w:ascii="Arial Unicode MS" w:hAnsi="Arial Unicode MS"/>
-                <w:color w:val="008800"/>
-                <w:sz w:val="20"/>
-                <w:szCs w:val="20"/>
-              </w:rPr>
-              <w:t>imi_</w:t>
-            </w:r>
-            <w:r>
-              <w:rPr>
-                <w:rFonts w:ascii="Arial Unicode MS" w:hAnsi="Arial Unicode MS" w:hint="eastAsia"/>
-                <w:color w:val="008800"/>
-                <w:sz w:val="20"/>
-                <w:szCs w:val="20"/>
-              </w:rPr>
-              <w:t>e</w:t>
-            </w:r>
-            <w:r>
-              <w:rPr>
-                <w:rFonts w:ascii="Arial Unicode MS" w:hAnsi="Arial Unicode MS"/>
-                <w:color w:val="008800"/>
-                <w:sz w:val="20"/>
-                <w:szCs w:val="20"/>
-              </w:rPr>
-              <w:t>spgoods_</w:t>
-            </w:r>
-            <w:r>
-              <w:rPr>
-                <w:rFonts w:ascii="Arial Unicode MS" w:hAnsi="Arial Unicode MS"/>
-                <w:color w:val="008800"/>
-                <w:sz w:val="20"/>
-                <w:szCs w:val="20"/>
-              </w:rPr>
-              <w:t>readsheet</w:t>
+              <w:t>spgoods_readsheet</w:t>
             </w:r>
           </w:p>
           <w:p/>
           <w:p>
-            <w:pPr>
-              <w:rPr>
-                <w:rFonts w:hint="eastAsia"/>
-              </w:rPr>
-            </w:pPr>
             <w:r>
               <w:rPr>
                 <w:noProof/>
@@ -13346,19 +14110,33 @@
         </w:tc>
         <w:tc>
           <w:tcPr>
-            <w:tcW w:w="5862" w:type="dxa"/>
+            <w:tcW w:w="6371" w:type="dxa"/>
             <w:shd w:val="clear" w:color="auto" w:fill="auto"/>
           </w:tcPr>
           <w:p>
             <w:pPr>
               <w:spacing w:line="200" w:lineRule="exact"/>
               <w:rPr>
+                <w:color w:val="ED7D31" w:themeColor="accent2"/>
+                <w:sz w:val="20"/>
+                <w:szCs w:val="20"/>
+              </w:rPr>
+            </w:pPr>
+            <w:r>
+              <w:rPr>
                 <w:rFonts w:hint="eastAsia"/>
                 <w:color w:val="ED7D31" w:themeColor="accent2"/>
                 <w:sz w:val="20"/>
                 <w:szCs w:val="20"/>
               </w:rPr>
-            </w:pPr>
+              <w:t xml:space="preserve"> </w:t>
+            </w:r>
+            <w:r>
+              <w:rPr>
+                <w:color w:val="538135" w:themeColor="accent6" w:themeShade="BF"/>
+              </w:rPr>
+              <w:t>'</w:t>
+            </w:r>
             <w:r>
               <w:rPr>
                 <w:rFonts w:hint="eastAsia"/>
@@ -13366,7 +14144,7 @@
                 <w:sz w:val="20"/>
                 <w:szCs w:val="20"/>
               </w:rPr>
-              <w:t xml:space="preserve"> //google</w:t>
+              <w:t>//google</w:t>
             </w:r>
             <w:r>
               <w:rPr>
@@ -13377,6 +14155,12 @@
               </w:rPr>
               <w:t>表單查詢收貨人</w:t>
             </w:r>
+            <w:r>
+              <w:rPr>
+                <w:color w:val="538135" w:themeColor="accent6" w:themeShade="BF"/>
+              </w:rPr>
+              <w:t>'</w:t>
+            </w:r>
           </w:p>
           <w:p>
             <w:pPr>
@@ -13394,30 +14178,146 @@
             </w:r>
             <w:r>
               <w:rPr>
+                <w:color w:val="538135" w:themeColor="accent6" w:themeShade="BF"/>
+              </w:rPr>
+              <w:t>'</w:t>
+            </w:r>
+            <w:r>
+              <w:rPr>
                 <w:rFonts w:hint="eastAsia"/>
                 <w:color w:val="ED7D31" w:themeColor="accent2"/>
                 <w:sz w:val="20"/>
                 <w:szCs w:val="20"/>
               </w:rPr>
-              <w:t>readGoogleSheet("A","</w:t>
+              <w:t>readGoogleSheet(</w:t>
+            </w:r>
+            <w:r>
+              <w:rPr>
+                <w:color w:val="538135" w:themeColor="accent6" w:themeShade="BF"/>
+              </w:rPr>
+              <w:t>'</w:t>
             </w:r>
             <w:r>
               <w:rPr>
                 <w:rFonts w:hint="eastAsia"/>
-                <w:color w:val="ED7D31" w:themeColor="accent2"/>
-                <w:sz w:val="20"/>
-                <w:szCs w:val="20"/>
-              </w:rPr>
-              <w:t>陳大春</w:t>
+                <w:sz w:val="18"/>
+                <w:szCs w:val="16"/>
+              </w:rPr>
+              <w:t>+</w:t>
+            </w:r>
+            <w:r>
+              <w:rPr>
+                <w:color w:val="FF0000"/>
+                <w:sz w:val="18"/>
+                <w:szCs w:val="16"/>
+              </w:rPr>
+              <w:t>value</w:t>
+            </w:r>
+            <w:r>
+              <w:rPr>
+                <w:color w:val="FF0000"/>
+                <w:sz w:val="18"/>
+                <w:szCs w:val="16"/>
+              </w:rPr>
+              <w:t>_</w:t>
+            </w:r>
+            <w:r>
+              <w:rPr>
+                <w:color w:val="FF0000"/>
+                <w:sz w:val="18"/>
+                <w:szCs w:val="16"/>
+              </w:rPr>
+              <w:t>field</w:t>
             </w:r>
             <w:r>
               <w:rPr>
                 <w:rFonts w:hint="eastAsia"/>
-                <w:color w:val="ED7D31" w:themeColor="accent2"/>
-                <w:sz w:val="20"/>
-                <w:szCs w:val="20"/>
-              </w:rPr>
-              <w:t>");</w:t>
+                <w:sz w:val="18"/>
+                <w:szCs w:val="16"/>
+              </w:rPr>
+              <w:t>+</w:t>
+            </w:r>
+            <w:r>
+              <w:rPr>
+                <w:color w:val="538135" w:themeColor="accent6" w:themeShade="BF"/>
+              </w:rPr>
+              <w:t>'</w:t>
+            </w:r>
+            <w:r>
+              <w:rPr>
+                <w:rFonts w:hint="eastAsia"/>
+                <w:color w:val="ED7D31" w:themeColor="accent2"/>
+                <w:sz w:val="20"/>
+                <w:szCs w:val="20"/>
+              </w:rPr>
+              <w:t>,</w:t>
+            </w:r>
+            <w:r>
+              <w:rPr>
+                <w:color w:val="538135" w:themeColor="accent6" w:themeShade="BF"/>
+              </w:rPr>
+              <w:t>'</w:t>
+            </w:r>
+            <w:r>
+              <w:rPr>
+                <w:rFonts w:hint="eastAsia"/>
+                <w:sz w:val="18"/>
+                <w:szCs w:val="16"/>
+              </w:rPr>
+              <w:t>+</w:t>
+            </w:r>
+            <w:r>
+              <w:rPr>
+                <w:color w:val="FF0000"/>
+                <w:sz w:val="18"/>
+                <w:szCs w:val="16"/>
+              </w:rPr>
+              <w:t>value</w:t>
+            </w:r>
+            <w:r>
+              <w:rPr>
+                <w:color w:val="FF0000"/>
+                <w:sz w:val="18"/>
+                <w:szCs w:val="16"/>
+              </w:rPr>
+              <w:t>_</w:t>
+            </w:r>
+            <w:r>
+              <w:rPr>
+                <w:color w:val="FF0000"/>
+                <w:sz w:val="18"/>
+                <w:szCs w:val="16"/>
+              </w:rPr>
+              <w:t>name</w:t>
+            </w:r>
+            <w:r>
+              <w:rPr>
+                <w:rFonts w:hint="eastAsia"/>
+                <w:sz w:val="18"/>
+                <w:szCs w:val="16"/>
+              </w:rPr>
+              <w:t>+</w:t>
+            </w:r>
+            <w:r>
+              <w:rPr>
+                <w:color w:val="538135" w:themeColor="accent6" w:themeShade="BF"/>
+              </w:rPr>
+              <w:t>'</w:t>
+            </w:r>
+            <w:r>
+              <w:rPr>
+                <w:rFonts w:hint="eastAsia"/>
+                <w:color w:val="ED7D31" w:themeColor="accent2"/>
+                <w:sz w:val="20"/>
+                <w:szCs w:val="20"/>
+              </w:rPr>
+              <w:t>);</w:t>
+            </w:r>
+            <w:r>
+              <w:rPr>
+                <w:color w:val="538135" w:themeColor="accent6" w:themeShade="BF"/>
+              </w:rPr>
+              <w:t>'</w:t>
             </w:r>
           </w:p>
         </w:tc>
@@ -13425,7 +14325,7 @@
       <w:tr>
         <w:tc>
           <w:tcPr>
-            <w:tcW w:w="5466" w:type="dxa"/>
+            <w:tcW w:w="4957" w:type="dxa"/>
             <w:shd w:val="clear" w:color="auto" w:fill="auto"/>
           </w:tcPr>
           <w:p>
@@ -13436,7 +14336,16 @@
                 <w:sz w:val="20"/>
                 <w:szCs w:val="20"/>
               </w:rPr>
-              <w:t>_</w:t>
+              <w:t>_11imi_</w:t>
+            </w:r>
+            <w:r>
+              <w:rPr>
+                <w:rFonts w:ascii="Arial Unicode MS" w:hAnsi="Arial Unicode MS" w:hint="eastAsia"/>
+                <w:color w:val="008800"/>
+                <w:sz w:val="20"/>
+                <w:szCs w:val="20"/>
+              </w:rPr>
+              <w:t>e</w:t>
             </w:r>
             <w:r>
               <w:rPr>
@@ -13445,52 +14354,11 @@
                 <w:sz w:val="20"/>
                 <w:szCs w:val="20"/>
               </w:rPr>
-              <w:t>11</w:t>
-            </w:r>
-            <w:r>
-              <w:rPr>
-                <w:rFonts w:ascii="Arial Unicode MS" w:hAnsi="Arial Unicode MS"/>
-                <w:color w:val="008800"/>
-                <w:sz w:val="20"/>
-                <w:szCs w:val="20"/>
-              </w:rPr>
-              <w:t>imi_</w:t>
-            </w:r>
-            <w:r>
-              <w:rPr>
-                <w:rFonts w:ascii="Arial Unicode MS" w:hAnsi="Arial Unicode MS" w:hint="eastAsia"/>
-                <w:color w:val="008800"/>
-                <w:sz w:val="20"/>
-                <w:szCs w:val="20"/>
-              </w:rPr>
-              <w:t>e</w:t>
-            </w:r>
-            <w:r>
-              <w:rPr>
-                <w:rFonts w:ascii="Arial Unicode MS" w:hAnsi="Arial Unicode MS"/>
-                <w:color w:val="008800"/>
-                <w:sz w:val="20"/>
-                <w:szCs w:val="20"/>
-              </w:rPr>
-              <w:t>spgoods_</w:t>
-            </w:r>
-            <w:r>
-              <w:rPr>
-                <w:rFonts w:ascii="Arial Unicode MS" w:hAnsi="Arial Unicode MS"/>
-                <w:color w:val="008800"/>
-                <w:sz w:val="20"/>
-                <w:szCs w:val="20"/>
-              </w:rPr>
-              <w:t>sendarduino_pick</w:t>
+              <w:t>spgoods_sendarduino_pick</w:t>
             </w:r>
           </w:p>
           <w:p/>
           <w:p>
-            <w:pPr>
-              <w:rPr>
-                <w:rFonts w:hint="eastAsia"/>
-              </w:rPr>
-            </w:pPr>
             <w:r>
               <w:rPr>
                 <w:noProof/>
@@ -14051,19 +14919,27 @@
         </w:tc>
         <w:tc>
           <w:tcPr>
-            <w:tcW w:w="5862" w:type="dxa"/>
+            <w:tcW w:w="6371" w:type="dxa"/>
             <w:shd w:val="clear" w:color="auto" w:fill="auto"/>
           </w:tcPr>
           <w:p>
             <w:pPr>
               <w:spacing w:line="200" w:lineRule="exact"/>
               <w:rPr>
+                <w:color w:val="ED7D31" w:themeColor="accent2"/>
+                <w:sz w:val="20"/>
+                <w:szCs w:val="20"/>
+              </w:rPr>
+            </w:pPr>
+            <w:r>
+              <w:rPr>
                 <w:rFonts w:hint="eastAsia"/>
                 <w:color w:val="ED7D31" w:themeColor="accent2"/>
                 <w:sz w:val="20"/>
                 <w:szCs w:val="20"/>
               </w:rPr>
-            </w:pPr>
+              <w:t>//</w:t>
+            </w:r>
             <w:r>
               <w:rPr>
                 <w:rFonts w:hint="eastAsia"/>
@@ -14071,8 +14947,7 @@
                 <w:sz w:val="20"/>
                 <w:szCs w:val="20"/>
               </w:rPr>
-              <w:lastRenderedPageBreak/>
-              <w:t>//</w:t>
+              <w:t>傳送訊息至</w:t>
             </w:r>
             <w:r>
               <w:rPr>
@@ -14081,7 +14956,7 @@
                 <w:sz w:val="20"/>
                 <w:szCs w:val="20"/>
               </w:rPr>
-              <w:t>傳送訊息至</w:t>
+              <w:t>UNO:</w:t>
             </w:r>
             <w:r>
               <w:rPr>
@@ -14090,7 +14965,7 @@
                 <w:sz w:val="20"/>
                 <w:szCs w:val="20"/>
               </w:rPr>
-              <w:t>UNO:</w:t>
+              <w:t>依商品</w:t>
             </w:r>
             <w:r>
               <w:rPr>
@@ -14099,7 +14974,7 @@
                 <w:sz w:val="20"/>
                 <w:szCs w:val="20"/>
               </w:rPr>
-              <w:t>依商品</w:t>
+              <w:t>xy</w:t>
             </w:r>
             <w:r>
               <w:rPr>
@@ -14108,7 +14983,7 @@
                 <w:sz w:val="20"/>
                 <w:szCs w:val="20"/>
               </w:rPr>
-              <w:t>xy</w:t>
+              <w:t>座標</w:t>
             </w:r>
             <w:r>
               <w:rPr>
@@ -14117,7 +14992,7 @@
                 <w:sz w:val="20"/>
                 <w:szCs w:val="20"/>
               </w:rPr>
-              <w:t>座標</w:t>
+              <w:t xml:space="preserve"> </w:t>
             </w:r>
             <w:r>
               <w:rPr>
@@ -14126,15 +15001,6 @@
                 <w:sz w:val="20"/>
                 <w:szCs w:val="20"/>
               </w:rPr>
-              <w:t xml:space="preserve"> </w:t>
-            </w:r>
-            <w:r>
-              <w:rPr>
-                <w:rFonts w:hint="eastAsia"/>
-                <w:color w:val="ED7D31" w:themeColor="accent2"/>
-                <w:sz w:val="20"/>
-                <w:szCs w:val="20"/>
-              </w:rPr>
               <w:t>自動撿貨</w:t>
             </w:r>
           </w:p>
@@ -14151,7 +15017,6 @@
                 <w:sz w:val="20"/>
                 <w:szCs w:val="20"/>
               </w:rPr>
-              <w:lastRenderedPageBreak/>
               <w:t xml:space="preserve">pickGoods(recipient[4],recipient[5]);  </w:t>
             </w:r>
           </w:p>
@@ -14160,7 +15025,7 @@
       <w:tr>
         <w:tc>
           <w:tcPr>
-            <w:tcW w:w="5466" w:type="dxa"/>
+            <w:tcW w:w="4957" w:type="dxa"/>
             <w:shd w:val="clear" w:color="auto" w:fill="auto"/>
           </w:tcPr>
           <w:p>
@@ -14171,8 +15036,16 @@
                 <w:sz w:val="20"/>
                 <w:szCs w:val="20"/>
               </w:rPr>
-              <w:lastRenderedPageBreak/>
-              <w:t>_</w:t>
+              <w:t>_12imi_</w:t>
+            </w:r>
+            <w:r>
+              <w:rPr>
+                <w:rFonts w:ascii="Arial Unicode MS" w:hAnsi="Arial Unicode MS" w:hint="eastAsia"/>
+                <w:color w:val="008800"/>
+                <w:sz w:val="20"/>
+                <w:szCs w:val="20"/>
+              </w:rPr>
+              <w:t>e</w:t>
             </w:r>
             <w:r>
               <w:rPr>
@@ -14181,43 +15054,7 @@
                 <w:sz w:val="20"/>
                 <w:szCs w:val="20"/>
               </w:rPr>
-              <w:t>12</w:t>
-            </w:r>
-            <w:r>
-              <w:rPr>
-                <w:rFonts w:ascii="Arial Unicode MS" w:hAnsi="Arial Unicode MS"/>
-                <w:color w:val="008800"/>
-                <w:sz w:val="20"/>
-                <w:szCs w:val="20"/>
-              </w:rPr>
-              <w:t>imi_</w:t>
-            </w:r>
-            <w:r>
-              <w:rPr>
-                <w:rFonts w:ascii="Arial Unicode MS" w:hAnsi="Arial Unicode MS" w:hint="eastAsia"/>
-                <w:color w:val="008800"/>
-                <w:sz w:val="20"/>
-                <w:szCs w:val="20"/>
-              </w:rPr>
-              <w:t>e</w:t>
-            </w:r>
-            <w:r>
-              <w:rPr>
-                <w:rFonts w:ascii="Arial Unicode MS" w:hAnsi="Arial Unicode MS"/>
-                <w:color w:val="008800"/>
-                <w:sz w:val="20"/>
-                <w:szCs w:val="20"/>
-              </w:rPr>
-              <w:t>spgoods_</w:t>
-            </w:r>
-            <w:r>
-              <w:rPr>
-                <w:rFonts w:ascii="Arial Unicode MS" w:hAnsi="Arial Unicode MS"/>
-                <w:color w:val="008800"/>
-                <w:sz w:val="20"/>
-                <w:szCs w:val="20"/>
-              </w:rPr>
-              <w:t>getarduino_func</w:t>
+              <w:t>spgoods_getarduino_func</w:t>
             </w:r>
           </w:p>
           <w:p/>
@@ -14561,24 +15398,17 @@
               </mc:AlternateContent>
             </w:r>
           </w:p>
-          <w:p>
-            <w:pPr>
-              <w:rPr>
-                <w:rFonts w:hint="eastAsia"/>
-              </w:rPr>
-            </w:pPr>
-          </w:p>
+          <w:p/>
         </w:tc>
         <w:tc>
           <w:tcPr>
-            <w:tcW w:w="5862" w:type="dxa"/>
+            <w:tcW w:w="6371" w:type="dxa"/>
             <w:shd w:val="clear" w:color="auto" w:fill="auto"/>
           </w:tcPr>
           <w:p>
             <w:pPr>
               <w:spacing w:line="200" w:lineRule="exact"/>
               <w:rPr>
-                <w:rFonts w:hint="eastAsia"/>
                 <w:color w:val="ED7D31" w:themeColor="accent2"/>
                 <w:sz w:val="20"/>
                 <w:szCs w:val="20"/>
@@ -15159,7 +15989,7 @@
       <w:tr>
         <w:tc>
           <w:tcPr>
-            <w:tcW w:w="5466" w:type="dxa"/>
+            <w:tcW w:w="4957" w:type="dxa"/>
             <w:shd w:val="clear" w:color="auto" w:fill="auto"/>
           </w:tcPr>
           <w:p>
@@ -15176,7 +16006,16 @@
                 <w:sz w:val="20"/>
                 <w:szCs w:val="20"/>
               </w:rPr>
-              <w:t>_</w:t>
+              <w:t>_13imi_</w:t>
+            </w:r>
+            <w:r>
+              <w:rPr>
+                <w:rFonts w:ascii="Arial Unicode MS" w:hAnsi="Arial Unicode MS" w:hint="eastAsia"/>
+                <w:color w:val="008800"/>
+                <w:sz w:val="20"/>
+                <w:szCs w:val="20"/>
+              </w:rPr>
+              <w:t>e</w:t>
             </w:r>
             <w:r>
               <w:rPr>
@@ -15185,43 +16024,7 @@
                 <w:sz w:val="20"/>
                 <w:szCs w:val="20"/>
               </w:rPr>
-              <w:t>13</w:t>
-            </w:r>
-            <w:r>
-              <w:rPr>
-                <w:rFonts w:ascii="Arial Unicode MS" w:hAnsi="Arial Unicode MS"/>
-                <w:color w:val="008800"/>
-                <w:sz w:val="20"/>
-                <w:szCs w:val="20"/>
-              </w:rPr>
-              <w:t>imi_</w:t>
-            </w:r>
-            <w:r>
-              <w:rPr>
-                <w:rFonts w:ascii="Arial Unicode MS" w:hAnsi="Arial Unicode MS" w:hint="eastAsia"/>
-                <w:color w:val="008800"/>
-                <w:sz w:val="20"/>
-                <w:szCs w:val="20"/>
-              </w:rPr>
-              <w:t>e</w:t>
-            </w:r>
-            <w:r>
-              <w:rPr>
-                <w:rFonts w:ascii="Arial Unicode MS" w:hAnsi="Arial Unicode MS"/>
-                <w:color w:val="008800"/>
-                <w:sz w:val="20"/>
-                <w:szCs w:val="20"/>
-              </w:rPr>
-              <w:t>spgoods_</w:t>
-            </w:r>
-            <w:r>
-              <w:rPr>
-                <w:rFonts w:ascii="Arial Unicode MS" w:hAnsi="Arial Unicode MS"/>
-                <w:color w:val="008800"/>
-                <w:sz w:val="20"/>
-                <w:szCs w:val="20"/>
-              </w:rPr>
-              <w:t>isarduinomsg</w:t>
+              <w:t>spgoods_isarduinomsg</w:t>
             </w:r>
           </w:p>
           <w:p>
@@ -15244,14 +16047,7 @@
                 <w:sz w:val="18"/>
                 <w:szCs w:val="16"/>
               </w:rPr>
-              <w:t>GOODS_LOAD</w:t>
-            </w:r>
-            <w:r>
-              <w:rPr>
-                <w:sz w:val="18"/>
-                <w:szCs w:val="16"/>
-              </w:rPr>
-              <w:t xml:space="preserve"> </w:t>
+              <w:t xml:space="preserve">GOODS_LOAD </w:t>
             </w:r>
             <w:r>
               <w:rPr>
@@ -15836,7 +16632,7 @@
         </w:tc>
         <w:tc>
           <w:tcPr>
-            <w:tcW w:w="5862" w:type="dxa"/>
+            <w:tcW w:w="6371" w:type="dxa"/>
             <w:shd w:val="clear" w:color="auto" w:fill="auto"/>
           </w:tcPr>
           <w:p>
@@ -15853,7 +16649,51 @@
                 <w:sz w:val="20"/>
                 <w:szCs w:val="20"/>
               </w:rPr>
-              <w:t>val==GOODS_LOAD</w:t>
+              <w:t xml:space="preserve"> </w:t>
+            </w:r>
+            <w:r>
+              <w:rPr>
+                <w:color w:val="538135" w:themeColor="accent6" w:themeShade="BF"/>
+              </w:rPr>
+              <w:t>'</w:t>
+            </w:r>
+            <w:r>
+              <w:rPr>
+                <w:color w:val="ED7D31" w:themeColor="accent2"/>
+                <w:sz w:val="20"/>
+                <w:szCs w:val="20"/>
+              </w:rPr>
+              <w:t>val==</w:t>
+            </w:r>
+            <w:r>
+              <w:rPr>
+                <w:color w:val="538135" w:themeColor="accent6" w:themeShade="BF"/>
+              </w:rPr>
+              <w:t>'</w:t>
+            </w:r>
+            <w:r>
+              <w:rPr>
+                <w:rFonts w:hint="eastAsia"/>
+                <w:sz w:val="18"/>
+                <w:szCs w:val="16"/>
+              </w:rPr>
+              <w:t>+</w:t>
+            </w:r>
+            <w:r>
+              <w:rPr>
+                <w:color w:val="FF0000"/>
+                <w:sz w:val="18"/>
+                <w:szCs w:val="16"/>
+              </w:rPr>
+              <w:t>dropdown_</w:t>
+            </w:r>
+            <w:r>
+              <w:rPr>
+                <w:color w:val="FF0000"/>
+                <w:sz w:val="18"/>
+                <w:szCs w:val="16"/>
+              </w:rPr>
+              <w:t>msg</w:t>
             </w:r>
           </w:p>
         </w:tc>
@@ -15861,7 +16701,7 @@
       <w:tr>
         <w:tc>
           <w:tcPr>
-            <w:tcW w:w="5466" w:type="dxa"/>
+            <w:tcW w:w="4957" w:type="dxa"/>
             <w:shd w:val="clear" w:color="auto" w:fill="auto"/>
           </w:tcPr>
           <w:p>
@@ -15872,7 +16712,16 @@
                 <w:sz w:val="20"/>
                 <w:szCs w:val="20"/>
               </w:rPr>
-              <w:t>_</w:t>
+              <w:t>_14imi_</w:t>
+            </w:r>
+            <w:r>
+              <w:rPr>
+                <w:rFonts w:ascii="Arial Unicode MS" w:hAnsi="Arial Unicode MS" w:hint="eastAsia"/>
+                <w:color w:val="008800"/>
+                <w:sz w:val="20"/>
+                <w:szCs w:val="20"/>
+              </w:rPr>
+              <w:t>e</w:t>
             </w:r>
             <w:r>
               <w:rPr>
@@ -15881,52 +16730,11 @@
                 <w:sz w:val="20"/>
                 <w:szCs w:val="20"/>
               </w:rPr>
-              <w:t>14</w:t>
-            </w:r>
-            <w:r>
-              <w:rPr>
-                <w:rFonts w:ascii="Arial Unicode MS" w:hAnsi="Arial Unicode MS"/>
-                <w:color w:val="008800"/>
-                <w:sz w:val="20"/>
-                <w:szCs w:val="20"/>
-              </w:rPr>
-              <w:t>imi_</w:t>
-            </w:r>
-            <w:r>
-              <w:rPr>
-                <w:rFonts w:ascii="Arial Unicode MS" w:hAnsi="Arial Unicode MS" w:hint="eastAsia"/>
-                <w:color w:val="008800"/>
-                <w:sz w:val="20"/>
-                <w:szCs w:val="20"/>
-              </w:rPr>
-              <w:t>e</w:t>
-            </w:r>
-            <w:r>
-              <w:rPr>
-                <w:rFonts w:ascii="Arial Unicode MS" w:hAnsi="Arial Unicode MS"/>
-                <w:color w:val="008800"/>
-                <w:sz w:val="20"/>
-                <w:szCs w:val="20"/>
-              </w:rPr>
-              <w:t>spgoods_</w:t>
-            </w:r>
-            <w:r>
-              <w:rPr>
-                <w:rFonts w:ascii="Arial Unicode MS" w:hAnsi="Arial Unicode MS"/>
-                <w:color w:val="008800"/>
-                <w:sz w:val="20"/>
-                <w:szCs w:val="20"/>
-              </w:rPr>
-              <w:t>pubmqtt_goods</w:t>
+              <w:t>spgoods_pubmqtt_goods</w:t>
             </w:r>
           </w:p>
           <w:p/>
           <w:p>
-            <w:pPr>
-              <w:rPr>
-                <w:rFonts w:hint="eastAsia"/>
-              </w:rPr>
-            </w:pPr>
             <w:r>
               <w:rPr>
                 <w:rFonts w:hint="eastAsia"/>
@@ -16328,7 +17136,7 @@
         </w:tc>
         <w:tc>
           <w:tcPr>
-            <w:tcW w:w="5862" w:type="dxa"/>
+            <w:tcW w:w="6371" w:type="dxa"/>
             <w:shd w:val="clear" w:color="auto" w:fill="auto"/>
           </w:tcPr>
           <w:p>
@@ -16413,8 +17221,6 @@
                 <w:szCs w:val="20"/>
               </w:rPr>
             </w:pPr>
-            <w:bookmarkStart w:id="0" w:name="_GoBack"/>
-            <w:bookmarkEnd w:id="0"/>
             <w:r>
               <w:rPr>
                 <w:color w:val="ED7D31" w:themeColor="accent2"/>
@@ -16463,14 +17269,14 @@
       <w:tr>
         <w:tc>
           <w:tcPr>
-            <w:tcW w:w="5466" w:type="dxa"/>
+            <w:tcW w:w="4957" w:type="dxa"/>
             <w:shd w:val="clear" w:color="auto" w:fill="auto"/>
           </w:tcPr>
           <w:p/>
         </w:tc>
         <w:tc>
           <w:tcPr>
-            <w:tcW w:w="5862" w:type="dxa"/>
+            <w:tcW w:w="6371" w:type="dxa"/>
             <w:shd w:val="clear" w:color="auto" w:fill="auto"/>
           </w:tcPr>
           <w:p>
@@ -16488,7 +17294,7 @@
       <w:tr>
         <w:tc>
           <w:tcPr>
-            <w:tcW w:w="5466" w:type="dxa"/>
+            <w:tcW w:w="4957" w:type="dxa"/>
             <w:shd w:val="clear" w:color="auto" w:fill="auto"/>
           </w:tcPr>
           <w:p>
@@ -16504,7 +17310,7 @@
         </w:tc>
         <w:tc>
           <w:tcPr>
-            <w:tcW w:w="5862" w:type="dxa"/>
+            <w:tcW w:w="6371" w:type="dxa"/>
             <w:shd w:val="clear" w:color="auto" w:fill="auto"/>
           </w:tcPr>
           <w:p>
@@ -16522,7 +17328,7 @@
       <w:tr>
         <w:tc>
           <w:tcPr>
-            <w:tcW w:w="5466" w:type="dxa"/>
+            <w:tcW w:w="4957" w:type="dxa"/>
             <w:shd w:val="clear" w:color="auto" w:fill="auto"/>
           </w:tcPr>
           <w:p>
@@ -16538,7 +17344,7 @@
         </w:tc>
         <w:tc>
           <w:tcPr>
-            <w:tcW w:w="5862" w:type="dxa"/>
+            <w:tcW w:w="6371" w:type="dxa"/>
             <w:shd w:val="clear" w:color="auto" w:fill="auto"/>
           </w:tcPr>
           <w:p>
@@ -16556,7 +17362,7 @@
       <w:tr>
         <w:tc>
           <w:tcPr>
-            <w:tcW w:w="5466" w:type="dxa"/>
+            <w:tcW w:w="4957" w:type="dxa"/>
             <w:shd w:val="clear" w:color="auto" w:fill="auto"/>
           </w:tcPr>
           <w:p>
@@ -16572,7 +17378,7 @@
         </w:tc>
         <w:tc>
           <w:tcPr>
-            <w:tcW w:w="5862" w:type="dxa"/>
+            <w:tcW w:w="6371" w:type="dxa"/>
             <w:shd w:val="clear" w:color="auto" w:fill="auto"/>
           </w:tcPr>
           <w:p>
@@ -16590,7 +17396,7 @@
       <w:tr>
         <w:tc>
           <w:tcPr>
-            <w:tcW w:w="5466" w:type="dxa"/>
+            <w:tcW w:w="4957" w:type="dxa"/>
             <w:shd w:val="clear" w:color="auto" w:fill="auto"/>
           </w:tcPr>
           <w:p>
@@ -16606,7 +17412,7 @@
         </w:tc>
         <w:tc>
           <w:tcPr>
-            <w:tcW w:w="5862" w:type="dxa"/>
+            <w:tcW w:w="6371" w:type="dxa"/>
             <w:shd w:val="clear" w:color="auto" w:fill="auto"/>
           </w:tcPr>
           <w:p>
@@ -16624,7 +17430,7 @@
       <w:tr>
         <w:tc>
           <w:tcPr>
-            <w:tcW w:w="5466" w:type="dxa"/>
+            <w:tcW w:w="4957" w:type="dxa"/>
             <w:shd w:val="clear" w:color="auto" w:fill="auto"/>
           </w:tcPr>
           <w:p>
@@ -16639,7 +17445,7 @@
         </w:tc>
         <w:tc>
           <w:tcPr>
-            <w:tcW w:w="5862" w:type="dxa"/>
+            <w:tcW w:w="6371" w:type="dxa"/>
             <w:shd w:val="clear" w:color="auto" w:fill="auto"/>
           </w:tcPr>
           <w:p>
@@ -16657,7 +17463,7 @@
       <w:tr>
         <w:tc>
           <w:tcPr>
-            <w:tcW w:w="5466" w:type="dxa"/>
+            <w:tcW w:w="4957" w:type="dxa"/>
             <w:shd w:val="clear" w:color="auto" w:fill="auto"/>
           </w:tcPr>
           <w:p>
@@ -16673,7 +17479,7 @@
         </w:tc>
         <w:tc>
           <w:tcPr>
-            <w:tcW w:w="5862" w:type="dxa"/>
+            <w:tcW w:w="6371" w:type="dxa"/>
             <w:shd w:val="clear" w:color="auto" w:fill="auto"/>
           </w:tcPr>
           <w:p>
@@ -16691,14 +17497,14 @@
       <w:tr>
         <w:tc>
           <w:tcPr>
-            <w:tcW w:w="5466" w:type="dxa"/>
+            <w:tcW w:w="4957" w:type="dxa"/>
             <w:shd w:val="clear" w:color="auto" w:fill="auto"/>
           </w:tcPr>
           <w:p/>
         </w:tc>
         <w:tc>
           <w:tcPr>
-            <w:tcW w:w="5862" w:type="dxa"/>
+            <w:tcW w:w="6371" w:type="dxa"/>
             <w:shd w:val="clear" w:color="auto" w:fill="auto"/>
           </w:tcPr>
           <w:p>
@@ -16715,14 +17521,14 @@
       <w:tr>
         <w:tc>
           <w:tcPr>
-            <w:tcW w:w="5466" w:type="dxa"/>
+            <w:tcW w:w="4957" w:type="dxa"/>
             <w:shd w:val="clear" w:color="auto" w:fill="auto"/>
           </w:tcPr>
           <w:p/>
         </w:tc>
         <w:tc>
           <w:tcPr>
-            <w:tcW w:w="5862" w:type="dxa"/>
+            <w:tcW w:w="6371" w:type="dxa"/>
             <w:shd w:val="clear" w:color="auto" w:fill="auto"/>
           </w:tcPr>
           <w:p>
@@ -16739,14 +17545,14 @@
       <w:tr>
         <w:tc>
           <w:tcPr>
-            <w:tcW w:w="5466" w:type="dxa"/>
+            <w:tcW w:w="4957" w:type="dxa"/>
             <w:shd w:val="clear" w:color="auto" w:fill="auto"/>
           </w:tcPr>
           <w:p/>
         </w:tc>
         <w:tc>
           <w:tcPr>
-            <w:tcW w:w="5862" w:type="dxa"/>
+            <w:tcW w:w="6371" w:type="dxa"/>
             <w:shd w:val="clear" w:color="auto" w:fill="auto"/>
           </w:tcPr>
           <w:p>
@@ -16764,7 +17570,7 @@
       <w:tr>
         <w:tc>
           <w:tcPr>
-            <w:tcW w:w="5466" w:type="dxa"/>
+            <w:tcW w:w="4957" w:type="dxa"/>
             <w:shd w:val="clear" w:color="auto" w:fill="auto"/>
           </w:tcPr>
           <w:p>
@@ -16780,7 +17586,7 @@
         </w:tc>
         <w:tc>
           <w:tcPr>
-            <w:tcW w:w="5862" w:type="dxa"/>
+            <w:tcW w:w="6371" w:type="dxa"/>
             <w:shd w:val="clear" w:color="auto" w:fill="auto"/>
           </w:tcPr>
           <w:p>
@@ -16797,14 +17603,14 @@
       <w:tr>
         <w:tc>
           <w:tcPr>
-            <w:tcW w:w="5466" w:type="dxa"/>
+            <w:tcW w:w="4957" w:type="dxa"/>
             <w:shd w:val="clear" w:color="auto" w:fill="auto"/>
           </w:tcPr>
           <w:p/>
         </w:tc>
         <w:tc>
           <w:tcPr>
-            <w:tcW w:w="5862" w:type="dxa"/>
+            <w:tcW w:w="6371" w:type="dxa"/>
             <w:shd w:val="clear" w:color="auto" w:fill="auto"/>
           </w:tcPr>
           <w:p>
@@ -16821,14 +17627,14 @@
       <w:tr>
         <w:tc>
           <w:tcPr>
-            <w:tcW w:w="5466" w:type="dxa"/>
+            <w:tcW w:w="4957" w:type="dxa"/>
             <w:shd w:val="clear" w:color="auto" w:fill="auto"/>
           </w:tcPr>
           <w:p/>
         </w:tc>
         <w:tc>
           <w:tcPr>
-            <w:tcW w:w="5862" w:type="dxa"/>
+            <w:tcW w:w="6371" w:type="dxa"/>
             <w:shd w:val="clear" w:color="auto" w:fill="auto"/>
           </w:tcPr>
           <w:p>
@@ -16845,7 +17651,7 @@
       <w:tr>
         <w:tc>
           <w:tcPr>
-            <w:tcW w:w="5466" w:type="dxa"/>
+            <w:tcW w:w="4957" w:type="dxa"/>
             <w:shd w:val="clear" w:color="auto" w:fill="auto"/>
           </w:tcPr>
           <w:p>
@@ -16861,7 +17667,7 @@
         </w:tc>
         <w:tc>
           <w:tcPr>
-            <w:tcW w:w="5862" w:type="dxa"/>
+            <w:tcW w:w="6371" w:type="dxa"/>
             <w:shd w:val="clear" w:color="auto" w:fill="auto"/>
           </w:tcPr>
           <w:p>
@@ -16878,7 +17684,7 @@
       <w:tr>
         <w:tc>
           <w:tcPr>
-            <w:tcW w:w="5466" w:type="dxa"/>
+            <w:tcW w:w="4957" w:type="dxa"/>
             <w:shd w:val="clear" w:color="auto" w:fill="auto"/>
           </w:tcPr>
           <w:p>
@@ -16894,7 +17700,7 @@
         </w:tc>
         <w:tc>
           <w:tcPr>
-            <w:tcW w:w="5862" w:type="dxa"/>
+            <w:tcW w:w="6371" w:type="dxa"/>
             <w:shd w:val="clear" w:color="auto" w:fill="auto"/>
           </w:tcPr>
           <w:p>
@@ -16928,7 +17734,7 @@
 </file>
 
 <file path=word/endnotes.xml><?xml version="1.0" encoding="utf-8"?>
-<w:endnotes xmlns:wpc="http://schemas.microsoft.com/office/word/2010/wordprocessingCanvas" xmlns:cx="http://schemas.microsoft.com/office/drawing/2014/chartex" xmlns:mc="http://schemas.openxmlformats.org/markup-compatibility/2006" xmlns:o="urn:schemas-microsoft-com:office:office" xmlns:r="http://schemas.openxmlformats.org/officeDocument/2006/relationships" xmlns:m="http://schemas.openxmlformats.org/officeDocument/2006/math" xmlns:v="urn:schemas-microsoft-com:vml" xmlns:wp14="http://schemas.microsoft.com/office/word/2010/wordprocessingDrawing" xmlns:wp="http://schemas.openxmlformats.org/drawingml/2006/wordprocessingDrawing" xmlns:w10="urn:schemas-microsoft-com:office:word" xmlns:w="http://schemas.openxmlformats.org/wordprocessingml/2006/main" xmlns:w14="http://schemas.microsoft.com/office/word/2010/wordml" xmlns:w15="http://schemas.microsoft.com/office/word/2012/wordml" xmlns:w16se="http://schemas.microsoft.com/office/word/2015/wordml/symex" xmlns:wpg="http://schemas.microsoft.com/office/word/2010/wordprocessingGroup" xmlns:wpi="http://schemas.microsoft.com/office/word/2010/wordprocessingInk" xmlns:wne="http://schemas.microsoft.com/office/word/2006/wordml" xmlns:wps="http://schemas.microsoft.com/office/word/2010/wordprocessingShape" mc:Ignorable="w14 w15 w16se wp14">
+<w:endnotes xmlns:wpc="http://schemas.microsoft.com/office/word/2010/wordprocessingCanvas" xmlns:cx="http://schemas.microsoft.com/office/drawing/2014/chartex" xmlns:cx1="http://schemas.microsoft.com/office/drawing/2015/9/8/chartex" xmlns:cx2="http://schemas.microsoft.com/office/drawing/2015/10/21/chartex" xmlns:cx3="http://schemas.microsoft.com/office/drawing/2016/5/9/chartex" xmlns:cx4="http://schemas.microsoft.com/office/drawing/2016/5/10/chartex" xmlns:cx5="http://schemas.microsoft.com/office/drawing/2016/5/11/chartex" xmlns:cx6="http://schemas.microsoft.com/office/drawing/2016/5/12/chartex" xmlns:cx7="http://schemas.microsoft.com/office/drawing/2016/5/13/chartex" xmlns:cx8="http://schemas.microsoft.com/office/drawing/2016/5/14/chartex" xmlns:mc="http://schemas.openxmlformats.org/markup-compatibility/2006" xmlns:aink="http://schemas.microsoft.com/office/drawing/2016/ink" xmlns:am3d="http://schemas.microsoft.com/office/drawing/2017/model3d" xmlns:o="urn:schemas-microsoft-com:office:office" xmlns:r="http://schemas.openxmlformats.org/officeDocument/2006/relationships" xmlns:m="http://schemas.openxmlformats.org/officeDocument/2006/math" xmlns:v="urn:schemas-microsoft-com:vml" xmlns:wp14="http://schemas.microsoft.com/office/word/2010/wordprocessingDrawing" xmlns:wp="http://schemas.openxmlformats.org/drawingml/2006/wordprocessingDrawing" xmlns:w10="urn:schemas-microsoft-com:office:word" xmlns:w="http://schemas.openxmlformats.org/wordprocessingml/2006/main" xmlns:w14="http://schemas.microsoft.com/office/word/2010/wordml" xmlns:w15="http://schemas.microsoft.com/office/word/2012/wordml" xmlns:w16cex="http://schemas.microsoft.com/office/word/2018/wordml/cex" xmlns:w16cid="http://schemas.microsoft.com/office/word/2016/wordml/cid" xmlns:w16="http://schemas.microsoft.com/office/word/2018/wordml" xmlns:w16sdtdh="http://schemas.microsoft.com/office/word/2020/wordml/sdtdatahash" xmlns:w16se="http://schemas.microsoft.com/office/word/2015/wordml/symex" xmlns:wpg="http://schemas.microsoft.com/office/word/2010/wordprocessingGroup" xmlns:wpi="http://schemas.microsoft.com/office/word/2010/wordprocessingInk" xmlns:wne="http://schemas.microsoft.com/office/word/2006/wordml" xmlns:wps="http://schemas.microsoft.com/office/word/2010/wordprocessingShape" mc:Ignorable="w14 w15 w16se w16cid w16 w16cex w16sdtdh wp14">
   <w:endnote w:type="separator" w:id="-1">
     <w:p>
       <w:r>
@@ -16947,7 +17753,7 @@
 </file>
 
 <file path=word/footnotes.xml><?xml version="1.0" encoding="utf-8"?>
-<w:footnotes xmlns:wpc="http://schemas.microsoft.com/office/word/2010/wordprocessingCanvas" xmlns:cx="http://schemas.microsoft.com/office/drawing/2014/chartex" xmlns:mc="http://schemas.openxmlformats.org/markup-compatibility/2006" xmlns:o="urn:schemas-microsoft-com:office:office" xmlns:r="http://schemas.openxmlformats.org/officeDocument/2006/relationships" xmlns:m="http://schemas.openxmlformats.org/officeDocument/2006/math" xmlns:v="urn:schemas-microsoft-com:vml" xmlns:wp14="http://schemas.microsoft.com/office/word/2010/wordprocessingDrawing" xmlns:wp="http://schemas.openxmlformats.org/drawingml/2006/wordprocessingDrawing" xmlns:w10="urn:schemas-microsoft-com:office:word" xmlns:w="http://schemas.openxmlformats.org/wordprocessingml/2006/main" xmlns:w14="http://schemas.microsoft.com/office/word/2010/wordml" xmlns:w15="http://schemas.microsoft.com/office/word/2012/wordml" xmlns:w16se="http://schemas.microsoft.com/office/word/2015/wordml/symex" xmlns:wpg="http://schemas.microsoft.com/office/word/2010/wordprocessingGroup" xmlns:wpi="http://schemas.microsoft.com/office/word/2010/wordprocessingInk" xmlns:wne="http://schemas.microsoft.com/office/word/2006/wordml" xmlns:wps="http://schemas.microsoft.com/office/word/2010/wordprocessingShape" mc:Ignorable="w14 w15 w16se wp14">
+<w:footnotes xmlns:wpc="http://schemas.microsoft.com/office/word/2010/wordprocessingCanvas" xmlns:cx="http://schemas.microsoft.com/office/drawing/2014/chartex" xmlns:cx1="http://schemas.microsoft.com/office/drawing/2015/9/8/chartex" xmlns:cx2="http://schemas.microsoft.com/office/drawing/2015/10/21/chartex" xmlns:cx3="http://schemas.microsoft.com/office/drawing/2016/5/9/chartex" xmlns:cx4="http://schemas.microsoft.com/office/drawing/2016/5/10/chartex" xmlns:cx5="http://schemas.microsoft.com/office/drawing/2016/5/11/chartex" xmlns:cx6="http://schemas.microsoft.com/office/drawing/2016/5/12/chartex" xmlns:cx7="http://schemas.microsoft.com/office/drawing/2016/5/13/chartex" xmlns:cx8="http://schemas.microsoft.com/office/drawing/2016/5/14/chartex" xmlns:mc="http://schemas.openxmlformats.org/markup-compatibility/2006" xmlns:aink="http://schemas.microsoft.com/office/drawing/2016/ink" xmlns:am3d="http://schemas.microsoft.com/office/drawing/2017/model3d" xmlns:o="urn:schemas-microsoft-com:office:office" xmlns:r="http://schemas.openxmlformats.org/officeDocument/2006/relationships" xmlns:m="http://schemas.openxmlformats.org/officeDocument/2006/math" xmlns:v="urn:schemas-microsoft-com:vml" xmlns:wp14="http://schemas.microsoft.com/office/word/2010/wordprocessingDrawing" xmlns:wp="http://schemas.openxmlformats.org/drawingml/2006/wordprocessingDrawing" xmlns:w10="urn:schemas-microsoft-com:office:word" xmlns:w="http://schemas.openxmlformats.org/wordprocessingml/2006/main" xmlns:w14="http://schemas.microsoft.com/office/word/2010/wordml" xmlns:w15="http://schemas.microsoft.com/office/word/2012/wordml" xmlns:w16cex="http://schemas.microsoft.com/office/word/2018/wordml/cex" xmlns:w16cid="http://schemas.microsoft.com/office/word/2016/wordml/cid" xmlns:w16="http://schemas.microsoft.com/office/word/2018/wordml" xmlns:w16sdtdh="http://schemas.microsoft.com/office/word/2020/wordml/sdtdatahash" xmlns:w16se="http://schemas.microsoft.com/office/word/2015/wordml/symex" xmlns:wpg="http://schemas.microsoft.com/office/word/2010/wordprocessingGroup" xmlns:wpi="http://schemas.microsoft.com/office/word/2010/wordprocessingInk" xmlns:wne="http://schemas.microsoft.com/office/word/2006/wordml" xmlns:wps="http://schemas.microsoft.com/office/word/2010/wordprocessingShape" mc:Ignorable="w14 w15 w16se w16cid w16 w16cex w16sdtdh wp14">
   <w:footnote w:type="separator" w:id="-1">
     <w:p>
       <w:r>
@@ -16966,7 +17772,7 @@
 </file>
 
 <file path=word/styles.xml><?xml version="1.0" encoding="utf-8"?>
-<w:styles xmlns:mc="http://schemas.openxmlformats.org/markup-compatibility/2006" xmlns:r="http://schemas.openxmlformats.org/officeDocument/2006/relationships" xmlns:w="http://schemas.openxmlformats.org/wordprocessingml/2006/main" xmlns:w14="http://schemas.microsoft.com/office/word/2010/wordml" xmlns:w15="http://schemas.microsoft.com/office/word/2012/wordml" xmlns:w16se="http://schemas.microsoft.com/office/word/2015/wordml/symex" mc:Ignorable="w14 w15 w16se">
+<w:styles xmlns:mc="http://schemas.openxmlformats.org/markup-compatibility/2006" xmlns:r="http://schemas.openxmlformats.org/officeDocument/2006/relationships" xmlns:w="http://schemas.openxmlformats.org/wordprocessingml/2006/main" xmlns:w14="http://schemas.microsoft.com/office/word/2010/wordml" xmlns:w15="http://schemas.microsoft.com/office/word/2012/wordml" xmlns:w16cex="http://schemas.microsoft.com/office/word/2018/wordml/cex" xmlns:w16cid="http://schemas.microsoft.com/office/word/2016/wordml/cid" xmlns:w16="http://schemas.microsoft.com/office/word/2018/wordml" xmlns:w16sdtdh="http://schemas.microsoft.com/office/word/2020/wordml/sdtdatahash" xmlns:w16se="http://schemas.microsoft.com/office/word/2015/wordml/symex" mc:Ignorable="w14 w15 w16se w16cid w16 w16cex w16sdtdh">
   <w:docDefaults>
     <w:rPrDefault>
       <w:rPr>
@@ -16979,7 +17785,7 @@
     </w:rPrDefault>
     <w:pPrDefault/>
   </w:docDefaults>
-  <w:latentStyles w:defLockedState="0" w:defUIPriority="99" w:defSemiHidden="0" w:defUnhideWhenUsed="0" w:defQFormat="0" w:count="371">
+  <w:latentStyles w:defLockedState="0" w:defUIPriority="99" w:defSemiHidden="0" w:defUnhideWhenUsed="0" w:defQFormat="0" w:count="376">
     <w:lsdException w:name="Normal" w:uiPriority="0" w:qFormat="1"/>
     <w:lsdException w:name="heading 1" w:uiPriority="9" w:qFormat="1"/>
     <w:lsdException w:name="heading 2" w:semiHidden="1" w:uiPriority="9" w:unhideWhenUsed="1" w:qFormat="1"/>
@@ -17085,7 +17891,6 @@
     <w:lsdException w:name="HTML Sample" w:semiHidden="1" w:unhideWhenUsed="1"/>
     <w:lsdException w:name="HTML Typewriter" w:semiHidden="1" w:unhideWhenUsed="1"/>
     <w:lsdException w:name="HTML Variable" w:semiHidden="1" w:unhideWhenUsed="1"/>
-    <w:lsdException w:name="Normal Table" w:semiHidden="1" w:unhideWhenUsed="1"/>
     <w:lsdException w:name="annotation subject" w:semiHidden="1" w:unhideWhenUsed="1"/>
     <w:lsdException w:name="No List" w:semiHidden="1" w:unhideWhenUsed="1"/>
     <w:lsdException w:name="Outline List 1" w:semiHidden="1" w:unhideWhenUsed="1"/>
@@ -17128,11 +17933,8 @@
     <w:lsdException w:name="Table Contemporary" w:semiHidden="1" w:unhideWhenUsed="1"/>
     <w:lsdException w:name="Table Elegant" w:semiHidden="1" w:unhideWhenUsed="1"/>
     <w:lsdException w:name="Table Professional" w:semiHidden="1" w:unhideWhenUsed="1"/>
-    <w:lsdException w:name="Table Subtle 1" w:semiHidden="1" w:unhideWhenUsed="1"/>
     <w:lsdException w:name="Table Subtle 2" w:semiHidden="1" w:unhideWhenUsed="1"/>
     <w:lsdException w:name="Table Web 1" w:semiHidden="1" w:unhideWhenUsed="1"/>
-    <w:lsdException w:name="Table Web 2" w:semiHidden="1" w:unhideWhenUsed="1"/>
-    <w:lsdException w:name="Table Web 3" w:semiHidden="1" w:unhideWhenUsed="1"/>
     <w:lsdException w:name="Balloon Text" w:semiHidden="1" w:unhideWhenUsed="1"/>
     <w:lsdException w:name="Table Grid" w:uiPriority="39"/>
     <w:lsdException w:name="Table Theme" w:semiHidden="1" w:unhideWhenUsed="1"/>
@@ -17351,6 +18153,11 @@
     <w:lsdException w:name="List Table 5 Dark Accent 6" w:uiPriority="50"/>
     <w:lsdException w:name="List Table 6 Colorful Accent 6" w:uiPriority="51"/>
     <w:lsdException w:name="List Table 7 Colorful Accent 6" w:uiPriority="52"/>
+    <w:lsdException w:name="Mention" w:semiHidden="1" w:unhideWhenUsed="1"/>
+    <w:lsdException w:name="Smart Hyperlink" w:semiHidden="1" w:unhideWhenUsed="1"/>
+    <w:lsdException w:name="Hashtag" w:semiHidden="1" w:unhideWhenUsed="1"/>
+    <w:lsdException w:name="Unresolved Mention" w:semiHidden="1" w:unhideWhenUsed="1"/>
+    <w:lsdException w:name="Smart Link" w:semiHidden="1" w:unhideWhenUsed="1"/>
   </w:latentStyles>
   <w:style w:type="paragraph" w:default="1" w:styleId="a">
     <w:name w:val="Normal"/>

--- a/tools/myCustomBlockly/iMi/ESP32Goods/ESP32Goods規劃.docx
+++ b/tools/myCustomBlockly/iMi/ESP32Goods/ESP32Goods規劃.docx
@@ -192,11 +192,6 @@
       </w:r>
     </w:p>
     <w:p>
-      <w:pPr>
-        <w:rPr>
-          <w:rFonts w:hint="eastAsia"/>
-        </w:rPr>
-      </w:pPr>
       <w:r>
         <w:rPr>
           <w:rFonts w:hint="eastAsia"/>
@@ -9016,376 +9011,684 @@
                 <w:sz w:val="20"/>
                 <w:szCs w:val="20"/>
               </w:rPr>
+              <w:t xml:space="preserve">  </w:t>
+            </w:r>
+            <w:r>
+              <w:rPr>
+                <w:rFonts w:hint="eastAsia"/>
+                <w:color w:val="ED7D31" w:themeColor="accent2"/>
+                <w:sz w:val="20"/>
+                <w:szCs w:val="20"/>
+              </w:rPr>
+              <w:t>//</w:t>
+            </w:r>
+            <w:r>
+              <w:rPr>
+                <w:rFonts w:hint="eastAsia"/>
+                <w:color w:val="ED7D31" w:themeColor="accent2"/>
+                <w:sz w:val="20"/>
+                <w:szCs w:val="20"/>
+              </w:rPr>
+              <w:t>讀取</w:t>
+            </w:r>
+            <w:r>
+              <w:rPr>
+                <w:rFonts w:hint="eastAsia"/>
+                <w:color w:val="ED7D31" w:themeColor="accent2"/>
+                <w:sz w:val="20"/>
+                <w:szCs w:val="20"/>
+              </w:rPr>
+              <w:t>Google</w:t>
+            </w:r>
+            <w:r>
+              <w:rPr>
+                <w:rFonts w:hint="eastAsia"/>
+                <w:color w:val="ED7D31" w:themeColor="accent2"/>
+                <w:sz w:val="20"/>
+                <w:szCs w:val="20"/>
+              </w:rPr>
+              <w:t>試算表</w:t>
+            </w:r>
+          </w:p>
+          <w:p>
+            <w:pPr>
+              <w:spacing w:line="200" w:lineRule="exact"/>
+              <w:rPr>
+                <w:color w:val="ED7D31" w:themeColor="accent2"/>
+                <w:sz w:val="20"/>
+                <w:szCs w:val="20"/>
+              </w:rPr>
+            </w:pPr>
+            <w:r>
+              <w:rPr>
+                <w:rFonts w:hint="eastAsia"/>
+                <w:color w:val="ED7D31" w:themeColor="accent2"/>
+                <w:sz w:val="20"/>
+                <w:szCs w:val="20"/>
+              </w:rPr>
+              <w:t xml:space="preserve">  sheetTag=URLEncode(sTag);//</w:t>
+            </w:r>
+            <w:r>
+              <w:rPr>
+                <w:rFonts w:hint="eastAsia"/>
+                <w:color w:val="ED7D31" w:themeColor="accent2"/>
+                <w:sz w:val="20"/>
+                <w:szCs w:val="20"/>
+              </w:rPr>
+              <w:t>工作表名稱</w:t>
+            </w:r>
+          </w:p>
+          <w:p>
+            <w:pPr>
+              <w:spacing w:line="200" w:lineRule="exact"/>
+              <w:rPr>
+                <w:color w:val="ED7D31" w:themeColor="accent2"/>
+                <w:sz w:val="20"/>
+                <w:szCs w:val="20"/>
+              </w:rPr>
+            </w:pPr>
+            <w:r>
+              <w:rPr>
+                <w:color w:val="ED7D31" w:themeColor="accent2"/>
+                <w:sz w:val="20"/>
+                <w:szCs w:val="20"/>
+              </w:rPr>
+              <w:t xml:space="preserve">  searchSheet(field,URLEncode(String(name).c_str()).c_str());</w:t>
+            </w:r>
+          </w:p>
+          <w:p>
+            <w:pPr>
+              <w:spacing w:line="200" w:lineRule="exact"/>
+              <w:rPr>
+                <w:color w:val="ED7D31" w:themeColor="accent2"/>
+                <w:sz w:val="20"/>
+                <w:szCs w:val="20"/>
+              </w:rPr>
+            </w:pPr>
+            <w:r>
+              <w:rPr>
+                <w:rFonts w:hint="eastAsia"/>
+                <w:color w:val="ED7D31" w:themeColor="accent2"/>
+                <w:sz w:val="20"/>
+                <w:szCs w:val="20"/>
+              </w:rPr>
+              <w:t xml:space="preserve">  recipient[0] = String(docSheet["A"].as&lt;String&gt;());//</w:t>
+            </w:r>
+            <w:r>
+              <w:rPr>
+                <w:rFonts w:hint="eastAsia"/>
+                <w:color w:val="ED7D31" w:themeColor="accent2"/>
+                <w:sz w:val="20"/>
+                <w:szCs w:val="20"/>
+              </w:rPr>
+              <w:t>姓名</w:t>
+            </w:r>
+          </w:p>
+          <w:p>
+            <w:pPr>
+              <w:spacing w:line="200" w:lineRule="exact"/>
+              <w:rPr>
+                <w:color w:val="ED7D31" w:themeColor="accent2"/>
+                <w:sz w:val="20"/>
+                <w:szCs w:val="20"/>
+              </w:rPr>
+            </w:pPr>
+            <w:r>
+              <w:rPr>
+                <w:rFonts w:hint="eastAsia"/>
+                <w:color w:val="ED7D31" w:themeColor="accent2"/>
+                <w:sz w:val="20"/>
+                <w:szCs w:val="20"/>
+              </w:rPr>
+              <w:t xml:space="preserve">  recipient[1] = String(docSheet["B"].as&lt;String&gt;());//</w:t>
+            </w:r>
+            <w:r>
+              <w:rPr>
+                <w:rFonts w:hint="eastAsia"/>
+                <w:color w:val="ED7D31" w:themeColor="accent2"/>
+                <w:sz w:val="20"/>
+                <w:szCs w:val="20"/>
+              </w:rPr>
+              <w:t>商品</w:t>
+            </w:r>
+          </w:p>
+          <w:p>
+            <w:pPr>
+              <w:spacing w:line="200" w:lineRule="exact"/>
+              <w:rPr>
+                <w:color w:val="ED7D31" w:themeColor="accent2"/>
+                <w:sz w:val="20"/>
+                <w:szCs w:val="20"/>
+              </w:rPr>
+            </w:pPr>
+            <w:r>
+              <w:rPr>
+                <w:rFonts w:hint="eastAsia"/>
+                <w:color w:val="ED7D31" w:themeColor="accent2"/>
+                <w:sz w:val="20"/>
+                <w:szCs w:val="20"/>
+              </w:rPr>
+              <w:t xml:space="preserve">  recipient[2] = String(docSheet["C"].as&lt;String&gt;());//</w:t>
+            </w:r>
+            <w:r>
+              <w:rPr>
+                <w:rFonts w:hint="eastAsia"/>
+                <w:color w:val="ED7D31" w:themeColor="accent2"/>
+                <w:sz w:val="20"/>
+                <w:szCs w:val="20"/>
+              </w:rPr>
+              <w:t>倉庫</w:t>
+            </w:r>
+            <w:r>
+              <w:rPr>
+                <w:rFonts w:hint="eastAsia"/>
+                <w:color w:val="ED7D31" w:themeColor="accent2"/>
+                <w:sz w:val="20"/>
+                <w:szCs w:val="20"/>
+              </w:rPr>
+              <w:t>X</w:t>
+            </w:r>
+          </w:p>
+          <w:p>
+            <w:pPr>
+              <w:spacing w:line="200" w:lineRule="exact"/>
+              <w:rPr>
+                <w:color w:val="ED7D31" w:themeColor="accent2"/>
+                <w:sz w:val="20"/>
+                <w:szCs w:val="20"/>
+              </w:rPr>
+            </w:pPr>
+            <w:r>
+              <w:rPr>
+                <w:rFonts w:hint="eastAsia"/>
+                <w:color w:val="ED7D31" w:themeColor="accent2"/>
+                <w:sz w:val="20"/>
+                <w:szCs w:val="20"/>
+              </w:rPr>
+              <w:t xml:space="preserve">  recipient[3] = String(docSheet["D"].as&lt;String&gt;());//</w:t>
+            </w:r>
+            <w:r>
+              <w:rPr>
+                <w:rFonts w:hint="eastAsia"/>
+                <w:color w:val="ED7D31" w:themeColor="accent2"/>
+                <w:sz w:val="20"/>
+                <w:szCs w:val="20"/>
+              </w:rPr>
+              <w:t>倉庫</w:t>
+            </w:r>
+            <w:r>
+              <w:rPr>
+                <w:rFonts w:hint="eastAsia"/>
+                <w:color w:val="ED7D31" w:themeColor="accent2"/>
+                <w:sz w:val="20"/>
+                <w:szCs w:val="20"/>
+              </w:rPr>
+              <w:t>Y</w:t>
+            </w:r>
+          </w:p>
+          <w:p>
+            <w:pPr>
+              <w:spacing w:line="200" w:lineRule="exact"/>
+              <w:rPr>
+                <w:color w:val="ED7D31" w:themeColor="accent2"/>
+                <w:sz w:val="20"/>
+                <w:szCs w:val="20"/>
+              </w:rPr>
+            </w:pPr>
+            <w:r>
+              <w:rPr>
+                <w:rFonts w:hint="eastAsia"/>
+                <w:color w:val="ED7D31" w:themeColor="accent2"/>
+                <w:sz w:val="20"/>
+                <w:szCs w:val="20"/>
+              </w:rPr>
+              <w:t xml:space="preserve">  recipient[4] = String(docSheet["E"].as&lt;String&gt;());//</w:t>
+            </w:r>
+            <w:r>
+              <w:rPr>
+                <w:rFonts w:hint="eastAsia"/>
+                <w:color w:val="ED7D31" w:themeColor="accent2"/>
+                <w:sz w:val="20"/>
+                <w:szCs w:val="20"/>
+              </w:rPr>
+              <w:t>收件人</w:t>
+            </w:r>
+            <w:r>
+              <w:rPr>
+                <w:rFonts w:hint="eastAsia"/>
+                <w:color w:val="ED7D31" w:themeColor="accent2"/>
+                <w:sz w:val="20"/>
+                <w:szCs w:val="20"/>
+              </w:rPr>
+              <w:t>X</w:t>
+            </w:r>
+          </w:p>
+          <w:p>
+            <w:pPr>
+              <w:spacing w:line="200" w:lineRule="exact"/>
+              <w:rPr>
+                <w:color w:val="ED7D31" w:themeColor="accent2"/>
+                <w:sz w:val="20"/>
+                <w:szCs w:val="20"/>
+              </w:rPr>
+            </w:pPr>
+            <w:r>
+              <w:rPr>
+                <w:rFonts w:hint="eastAsia"/>
+                <w:color w:val="ED7D31" w:themeColor="accent2"/>
+                <w:sz w:val="20"/>
+                <w:szCs w:val="20"/>
+              </w:rPr>
+              <w:t xml:space="preserve">  recipient[5] = String(docSheet["F"].as&lt;String&gt;());//</w:t>
+            </w:r>
+            <w:r>
+              <w:rPr>
+                <w:rFonts w:hint="eastAsia"/>
+                <w:color w:val="ED7D31" w:themeColor="accent2"/>
+                <w:sz w:val="20"/>
+                <w:szCs w:val="20"/>
+              </w:rPr>
+              <w:t>收件人</w:t>
+            </w:r>
+            <w:r>
+              <w:rPr>
+                <w:rFonts w:hint="eastAsia"/>
+                <w:color w:val="ED7D31" w:themeColor="accent2"/>
+                <w:sz w:val="20"/>
+                <w:szCs w:val="20"/>
+              </w:rPr>
+              <w:t>Y</w:t>
+            </w:r>
+          </w:p>
+          <w:p>
+            <w:pPr>
+              <w:spacing w:line="200" w:lineRule="exact"/>
+              <w:rPr>
+                <w:color w:val="ED7D31" w:themeColor="accent2"/>
+                <w:sz w:val="20"/>
+                <w:szCs w:val="20"/>
+              </w:rPr>
+            </w:pPr>
+            <w:r>
+              <w:rPr>
+                <w:color w:val="ED7D31" w:themeColor="accent2"/>
+                <w:sz w:val="20"/>
+                <w:szCs w:val="20"/>
+              </w:rPr>
+              <w:t xml:space="preserve">  </w:t>
+            </w:r>
+          </w:p>
+          <w:p>
+            <w:pPr>
+              <w:spacing w:line="200" w:lineRule="exact"/>
+              <w:rPr>
+                <w:color w:val="ED7D31" w:themeColor="accent2"/>
+                <w:sz w:val="20"/>
+                <w:szCs w:val="20"/>
+              </w:rPr>
+            </w:pPr>
+            <w:r>
+              <w:rPr>
+                <w:color w:val="ED7D31" w:themeColor="accent2"/>
+                <w:sz w:val="20"/>
+                <w:szCs w:val="20"/>
+              </w:rPr>
+              <w:t xml:space="preserve">  strRecipient="";</w:t>
+            </w:r>
+          </w:p>
+          <w:p>
+            <w:pPr>
+              <w:spacing w:line="200" w:lineRule="exact"/>
+              <w:rPr>
+                <w:color w:val="ED7D31" w:themeColor="accent2"/>
+                <w:sz w:val="20"/>
+                <w:szCs w:val="20"/>
+              </w:rPr>
+            </w:pPr>
+            <w:r>
+              <w:rPr>
+                <w:color w:val="ED7D31" w:themeColor="accent2"/>
+                <w:sz w:val="20"/>
+                <w:szCs w:val="20"/>
+              </w:rPr>
+              <w:t xml:space="preserve">  for(int i=0;i&lt;6;i++){</w:t>
+            </w:r>
+          </w:p>
+          <w:p>
+            <w:pPr>
+              <w:spacing w:line="200" w:lineRule="exact"/>
+              <w:rPr>
+                <w:color w:val="ED7D31" w:themeColor="accent2"/>
+                <w:sz w:val="20"/>
+                <w:szCs w:val="20"/>
+              </w:rPr>
+            </w:pPr>
+            <w:r>
+              <w:rPr>
+                <w:rFonts w:hint="eastAsia"/>
+                <w:color w:val="ED7D31" w:themeColor="accent2"/>
+                <w:sz w:val="20"/>
+                <w:szCs w:val="20"/>
+              </w:rPr>
+              <w:t xml:space="preserve">  </w:t>
+            </w:r>
+            <w:r>
+              <w:rPr>
+                <w:color w:val="ED7D31" w:themeColor="accent2"/>
+                <w:sz w:val="20"/>
+                <w:szCs w:val="20"/>
+              </w:rPr>
+              <w:t>strRecipient += recipient[i] + ",";</w:t>
+            </w:r>
+          </w:p>
+          <w:p>
+            <w:pPr>
+              <w:spacing w:line="200" w:lineRule="exact"/>
+              <w:rPr>
+                <w:color w:val="ED7D31" w:themeColor="accent2"/>
+                <w:sz w:val="20"/>
+                <w:szCs w:val="20"/>
+              </w:rPr>
+            </w:pPr>
+            <w:r>
+              <w:rPr>
+                <w:color w:val="ED7D31" w:themeColor="accent2"/>
+                <w:sz w:val="20"/>
+                <w:szCs w:val="20"/>
+              </w:rPr>
+              <w:t xml:space="preserve">  }</w:t>
+            </w:r>
+          </w:p>
+          <w:p>
+            <w:pPr>
+              <w:spacing w:line="200" w:lineRule="exact"/>
+              <w:rPr>
+                <w:color w:val="ED7D31" w:themeColor="accent2"/>
+                <w:sz w:val="20"/>
+                <w:szCs w:val="20"/>
+              </w:rPr>
+            </w:pPr>
+            <w:r>
+              <w:rPr>
+                <w:color w:val="ED7D31" w:themeColor="accent2"/>
+                <w:sz w:val="20"/>
+                <w:szCs w:val="20"/>
+              </w:rPr>
+              <w:t>}</w:t>
+            </w:r>
+          </w:p>
+          <w:p>
+            <w:pPr>
+              <w:spacing w:line="200" w:lineRule="exact"/>
+              <w:rPr>
+                <w:color w:val="ED7D31" w:themeColor="accent2"/>
+                <w:sz w:val="20"/>
+                <w:szCs w:val="20"/>
+              </w:rPr>
+            </w:pPr>
+            <w:r>
+              <w:rPr>
+                <w:rFonts w:hint="eastAsia"/>
+                <w:color w:val="ED7D31" w:themeColor="accent2"/>
+                <w:sz w:val="20"/>
+                <w:szCs w:val="20"/>
+              </w:rPr>
+              <w:t xml:space="preserve">//======google </w:t>
+            </w:r>
+            <w:r>
+              <w:rPr>
+                <w:rFonts w:hint="eastAsia"/>
+                <w:color w:val="ED7D31" w:themeColor="accent2"/>
+                <w:sz w:val="20"/>
+                <w:szCs w:val="20"/>
+              </w:rPr>
+              <w:t>試算表</w:t>
+            </w:r>
+            <w:r>
+              <w:rPr>
+                <w:rFonts w:hint="eastAsia"/>
+                <w:color w:val="ED7D31" w:themeColor="accent2"/>
+                <w:sz w:val="20"/>
+                <w:szCs w:val="20"/>
+              </w:rPr>
+              <w:t xml:space="preserve"> </w:t>
+            </w:r>
+            <w:r>
+              <w:rPr>
+                <w:rFonts w:hint="eastAsia"/>
+                <w:color w:val="ED7D31" w:themeColor="accent2"/>
+                <w:sz w:val="20"/>
+                <w:szCs w:val="20"/>
+              </w:rPr>
+              <w:t>函數</w:t>
+            </w:r>
+            <w:r>
+              <w:rPr>
+                <w:rFonts w:hint="eastAsia"/>
+                <w:color w:val="ED7D31" w:themeColor="accent2"/>
+                <w:sz w:val="20"/>
+                <w:szCs w:val="20"/>
+              </w:rPr>
+              <w:t xml:space="preserve"> End======</w:t>
+            </w:r>
+          </w:p>
+          <w:p>
+            <w:pPr>
+              <w:spacing w:line="200" w:lineRule="exact"/>
+              <w:rPr>
+                <w:color w:val="ED7D31" w:themeColor="accent2"/>
+                <w:sz w:val="20"/>
+                <w:szCs w:val="20"/>
+              </w:rPr>
+            </w:pPr>
+          </w:p>
+          <w:p>
+            <w:pPr>
+              <w:spacing w:line="200" w:lineRule="exact"/>
+              <w:rPr>
+                <w:color w:val="ED7D31" w:themeColor="accent2"/>
+                <w:sz w:val="20"/>
+                <w:szCs w:val="20"/>
+              </w:rPr>
+            </w:pPr>
+            <w:r>
+              <w:rPr>
+                <w:rFonts w:hint="eastAsia"/>
+                <w:color w:val="ED7D31" w:themeColor="accent2"/>
+                <w:sz w:val="20"/>
+                <w:szCs w:val="20"/>
+              </w:rPr>
+              <w:t>//</w:t>
+            </w:r>
+            <w:r>
+              <w:rPr>
+                <w:rFonts w:hint="eastAsia"/>
+                <w:color w:val="ED7D31" w:themeColor="accent2"/>
+                <w:sz w:val="20"/>
+                <w:szCs w:val="20"/>
+              </w:rPr>
+              <w:t>傳送訊息：</w:t>
+            </w:r>
+            <w:r>
+              <w:rPr>
+                <w:rFonts w:hint="eastAsia"/>
+                <w:color w:val="ED7D31" w:themeColor="accent2"/>
+                <w:sz w:val="20"/>
+                <w:szCs w:val="20"/>
+              </w:rPr>
+              <w:t>ESP32</w:t>
+            </w:r>
+            <w:r>
+              <w:rPr>
+                <w:rFonts w:hint="eastAsia"/>
+                <w:color w:val="ED7D31" w:themeColor="accent2"/>
+                <w:sz w:val="20"/>
+                <w:szCs w:val="20"/>
+              </w:rPr>
+              <w:t>→</w:t>
+            </w:r>
+            <w:r>
+              <w:rPr>
+                <w:rFonts w:hint="eastAsia"/>
+                <w:color w:val="ED7D31" w:themeColor="accent2"/>
+                <w:sz w:val="20"/>
+                <w:szCs w:val="20"/>
+              </w:rPr>
+              <w:t>Arduino</w:t>
+            </w:r>
+          </w:p>
+          <w:p>
+            <w:pPr>
+              <w:spacing w:line="200" w:lineRule="exact"/>
+              <w:rPr>
+                <w:color w:val="ED7D31" w:themeColor="accent2"/>
+                <w:sz w:val="20"/>
+                <w:szCs w:val="20"/>
+              </w:rPr>
+            </w:pPr>
+            <w:r>
+              <w:rPr>
+                <w:color w:val="ED7D31" w:themeColor="accent2"/>
+                <w:sz w:val="20"/>
+                <w:szCs w:val="20"/>
+              </w:rPr>
+              <w:t>void UartSentToArduino(String msg){</w:t>
+            </w:r>
+          </w:p>
+          <w:p>
+            <w:pPr>
+              <w:spacing w:line="200" w:lineRule="exact"/>
+              <w:rPr>
+                <w:color w:val="ED7D31" w:themeColor="accent2"/>
+                <w:sz w:val="20"/>
+                <w:szCs w:val="20"/>
+              </w:rPr>
+            </w:pPr>
+            <w:r>
+              <w:rPr>
+                <w:color w:val="ED7D31" w:themeColor="accent2"/>
+                <w:sz w:val="20"/>
+                <w:szCs w:val="20"/>
+              </w:rPr>
+              <w:t xml:space="preserve">  ArduinoSerial.print(msg);</w:t>
+            </w:r>
+          </w:p>
+          <w:p>
+            <w:pPr>
+              <w:spacing w:line="200" w:lineRule="exact"/>
+              <w:rPr>
+                <w:color w:val="ED7D31" w:themeColor="accent2"/>
+                <w:sz w:val="20"/>
+                <w:szCs w:val="20"/>
+              </w:rPr>
+            </w:pPr>
+            <w:r>
+              <w:rPr>
+                <w:color w:val="ED7D31" w:themeColor="accent2"/>
+                <w:sz w:val="20"/>
+                <w:szCs w:val="20"/>
+              </w:rPr>
+              <w:t>}</w:t>
+            </w:r>
+          </w:p>
+          <w:p>
+            <w:pPr>
+              <w:spacing w:line="200" w:lineRule="exact"/>
+              <w:rPr>
+                <w:color w:val="ED7D31" w:themeColor="accent2"/>
+                <w:sz w:val="20"/>
+                <w:szCs w:val="20"/>
+              </w:rPr>
+            </w:pPr>
+          </w:p>
+          <w:p>
+            <w:pPr>
+              <w:spacing w:line="200" w:lineRule="exact"/>
+              <w:rPr>
+                <w:color w:val="ED7D31" w:themeColor="accent2"/>
+                <w:sz w:val="20"/>
+                <w:szCs w:val="20"/>
+              </w:rPr>
+            </w:pPr>
+            <w:r>
+              <w:rPr>
+                <w:color w:val="ED7D31" w:themeColor="accent2"/>
+                <w:sz w:val="20"/>
+                <w:szCs w:val="20"/>
+              </w:rPr>
+              <w:t>void pickGoods(String strX,String strY){</w:t>
+            </w:r>
+          </w:p>
+          <w:p>
+            <w:pPr>
+              <w:spacing w:line="200" w:lineRule="exact"/>
+              <w:rPr>
+                <w:color w:val="ED7D31" w:themeColor="accent2"/>
+                <w:sz w:val="20"/>
+                <w:szCs w:val="20"/>
+              </w:rPr>
+            </w:pPr>
+            <w:r>
+              <w:rPr>
+                <w:color w:val="ED7D31" w:themeColor="accent2"/>
+                <w:sz w:val="20"/>
+                <w:szCs w:val="20"/>
+              </w:rPr>
+              <w:t xml:space="preserve">  </w:t>
+            </w:r>
+            <w:r>
+              <w:rPr>
+                <w:rFonts w:hint="eastAsia"/>
+                <w:color w:val="ED7D31" w:themeColor="accent2"/>
+                <w:sz w:val="20"/>
+                <w:szCs w:val="20"/>
+              </w:rPr>
+              <w:t>UartSentToArduino(strX+strY);//</w:t>
+            </w:r>
+            <w:r>
+              <w:rPr>
+                <w:rFonts w:hint="eastAsia"/>
+                <w:color w:val="ED7D31" w:themeColor="accent2"/>
+                <w:sz w:val="20"/>
+                <w:szCs w:val="20"/>
+              </w:rPr>
+              <w:t>格式</w:t>
+            </w:r>
+            <w:r>
+              <w:rPr>
+                <w:rFonts w:hint="eastAsia"/>
+                <w:color w:val="ED7D31" w:themeColor="accent2"/>
+                <w:sz w:val="20"/>
+                <w:szCs w:val="20"/>
+              </w:rPr>
+              <w:t>xy(</w:t>
+            </w:r>
+            <w:r>
+              <w:rPr>
+                <w:rFonts w:hint="eastAsia"/>
+                <w:color w:val="ED7D31" w:themeColor="accent2"/>
+                <w:sz w:val="20"/>
+                <w:szCs w:val="20"/>
+              </w:rPr>
+              <w:t>例如</w:t>
+            </w:r>
+            <w:r>
+              <w:rPr>
+                <w:rFonts w:hint="eastAsia"/>
+                <w:color w:val="ED7D31" w:themeColor="accent2"/>
+                <w:sz w:val="20"/>
+                <w:szCs w:val="20"/>
+              </w:rPr>
+              <w:t>13)</w:t>
+            </w:r>
+            <w:r>
+              <w:rPr>
+                <w:rFonts w:hint="eastAsia"/>
+                <w:color w:val="ED7D31" w:themeColor="accent2"/>
+                <w:sz w:val="20"/>
+                <w:szCs w:val="20"/>
+              </w:rPr>
               <w:tab/>
-              <w:t>//</w:t>
-            </w:r>
-            <w:r>
-              <w:rPr>
-                <w:rFonts w:hint="eastAsia"/>
-                <w:color w:val="ED7D31" w:themeColor="accent2"/>
-                <w:sz w:val="20"/>
-                <w:szCs w:val="20"/>
-              </w:rPr>
-              <w:t>讀取</w:t>
-            </w:r>
-            <w:r>
-              <w:rPr>
-                <w:rFonts w:hint="eastAsia"/>
-                <w:color w:val="ED7D31" w:themeColor="accent2"/>
-                <w:sz w:val="20"/>
-                <w:szCs w:val="20"/>
-              </w:rPr>
-              <w:t>Google</w:t>
-            </w:r>
-            <w:r>
-              <w:rPr>
-                <w:rFonts w:hint="eastAsia"/>
-                <w:color w:val="ED7D31" w:themeColor="accent2"/>
-                <w:sz w:val="20"/>
-                <w:szCs w:val="20"/>
-              </w:rPr>
-              <w:t>試算表</w:t>
-            </w:r>
-          </w:p>
-          <w:p>
-            <w:pPr>
-              <w:spacing w:line="200" w:lineRule="exact"/>
-              <w:rPr>
-                <w:color w:val="ED7D31" w:themeColor="accent2"/>
-                <w:sz w:val="20"/>
-                <w:szCs w:val="20"/>
-              </w:rPr>
-            </w:pPr>
-            <w:r>
-              <w:rPr>
-                <w:rFonts w:hint="eastAsia"/>
-                <w:color w:val="ED7D31" w:themeColor="accent2"/>
-                <w:sz w:val="20"/>
-                <w:szCs w:val="20"/>
-              </w:rPr>
-              <w:t xml:space="preserve">  sheetTag=URLEncode(sTag);//</w:t>
-            </w:r>
-            <w:r>
-              <w:rPr>
-                <w:rFonts w:hint="eastAsia"/>
-                <w:color w:val="ED7D31" w:themeColor="accent2"/>
-                <w:sz w:val="20"/>
-                <w:szCs w:val="20"/>
-              </w:rPr>
-              <w:t>工作表名稱</w:t>
-            </w:r>
-          </w:p>
-          <w:p>
-            <w:pPr>
-              <w:spacing w:line="200" w:lineRule="exact"/>
-              <w:rPr>
-                <w:color w:val="ED7D31" w:themeColor="accent2"/>
-                <w:sz w:val="20"/>
-                <w:szCs w:val="20"/>
-              </w:rPr>
-            </w:pPr>
-            <w:r>
-              <w:rPr>
-                <w:color w:val="ED7D31" w:themeColor="accent2"/>
-                <w:sz w:val="20"/>
-                <w:szCs w:val="20"/>
-              </w:rPr>
-              <w:t xml:space="preserve">  searchSheet(field,URLEncode(String(name).c_str()).c_str());</w:t>
-            </w:r>
-          </w:p>
-          <w:p>
-            <w:pPr>
-              <w:spacing w:line="200" w:lineRule="exact"/>
-              <w:rPr>
-                <w:color w:val="ED7D31" w:themeColor="accent2"/>
-                <w:sz w:val="20"/>
-                <w:szCs w:val="20"/>
-              </w:rPr>
-            </w:pPr>
-            <w:r>
-              <w:rPr>
-                <w:rFonts w:hint="eastAsia"/>
-                <w:color w:val="ED7D31" w:themeColor="accent2"/>
-                <w:sz w:val="20"/>
-                <w:szCs w:val="20"/>
-              </w:rPr>
-              <w:t xml:space="preserve">  recipient[0] = String(docSheet["A"].as&lt;String&gt;());//</w:t>
-            </w:r>
-            <w:r>
-              <w:rPr>
-                <w:rFonts w:hint="eastAsia"/>
-                <w:color w:val="ED7D31" w:themeColor="accent2"/>
-                <w:sz w:val="20"/>
-                <w:szCs w:val="20"/>
-              </w:rPr>
-              <w:t>姓名</w:t>
-            </w:r>
-          </w:p>
-          <w:p>
-            <w:pPr>
-              <w:spacing w:line="200" w:lineRule="exact"/>
-              <w:rPr>
-                <w:color w:val="ED7D31" w:themeColor="accent2"/>
-                <w:sz w:val="20"/>
-                <w:szCs w:val="20"/>
-              </w:rPr>
-            </w:pPr>
-            <w:r>
-              <w:rPr>
-                <w:rFonts w:hint="eastAsia"/>
-                <w:color w:val="ED7D31" w:themeColor="accent2"/>
-                <w:sz w:val="20"/>
-                <w:szCs w:val="20"/>
-              </w:rPr>
-              <w:t xml:space="preserve">  recipient[1] = String(docSheet["B"].as&lt;String&gt;());//</w:t>
-            </w:r>
-            <w:r>
-              <w:rPr>
-                <w:rFonts w:hint="eastAsia"/>
-                <w:color w:val="ED7D31" w:themeColor="accent2"/>
-                <w:sz w:val="20"/>
-                <w:szCs w:val="20"/>
-              </w:rPr>
-              <w:t>商品</w:t>
-            </w:r>
-          </w:p>
-          <w:p>
-            <w:pPr>
-              <w:spacing w:line="200" w:lineRule="exact"/>
-              <w:rPr>
-                <w:color w:val="ED7D31" w:themeColor="accent2"/>
-                <w:sz w:val="20"/>
-                <w:szCs w:val="20"/>
-              </w:rPr>
-            </w:pPr>
-            <w:r>
-              <w:rPr>
-                <w:rFonts w:hint="eastAsia"/>
-                <w:color w:val="ED7D31" w:themeColor="accent2"/>
-                <w:sz w:val="20"/>
-                <w:szCs w:val="20"/>
-              </w:rPr>
-              <w:t xml:space="preserve">  recipient[2] = String(docSheet["C"].as&lt;String&gt;());//</w:t>
-            </w:r>
-            <w:r>
-              <w:rPr>
-                <w:rFonts w:hint="eastAsia"/>
-                <w:color w:val="ED7D31" w:themeColor="accent2"/>
-                <w:sz w:val="20"/>
-                <w:szCs w:val="20"/>
-              </w:rPr>
-              <w:t>倉庫</w:t>
-            </w:r>
-            <w:r>
-              <w:rPr>
-                <w:rFonts w:hint="eastAsia"/>
-                <w:color w:val="ED7D31" w:themeColor="accent2"/>
-                <w:sz w:val="20"/>
-                <w:szCs w:val="20"/>
-              </w:rPr>
-              <w:t>X</w:t>
-            </w:r>
-          </w:p>
-          <w:p>
-            <w:pPr>
-              <w:spacing w:line="200" w:lineRule="exact"/>
-              <w:rPr>
-                <w:color w:val="ED7D31" w:themeColor="accent2"/>
-                <w:sz w:val="20"/>
-                <w:szCs w:val="20"/>
-              </w:rPr>
-            </w:pPr>
-            <w:r>
-              <w:rPr>
-                <w:rFonts w:hint="eastAsia"/>
-                <w:color w:val="ED7D31" w:themeColor="accent2"/>
-                <w:sz w:val="20"/>
-                <w:szCs w:val="20"/>
-              </w:rPr>
-              <w:t xml:space="preserve">  recipient[3] = String(docSheet["D"].as&lt;String&gt;());//</w:t>
-            </w:r>
-            <w:r>
-              <w:rPr>
-                <w:rFonts w:hint="eastAsia"/>
-                <w:color w:val="ED7D31" w:themeColor="accent2"/>
-                <w:sz w:val="20"/>
-                <w:szCs w:val="20"/>
-              </w:rPr>
-              <w:t>倉庫</w:t>
-            </w:r>
-            <w:r>
-              <w:rPr>
-                <w:rFonts w:hint="eastAsia"/>
-                <w:color w:val="ED7D31" w:themeColor="accent2"/>
-                <w:sz w:val="20"/>
-                <w:szCs w:val="20"/>
-              </w:rPr>
-              <w:t>Y</w:t>
-            </w:r>
-          </w:p>
-          <w:p>
-            <w:pPr>
-              <w:spacing w:line="200" w:lineRule="exact"/>
-              <w:rPr>
-                <w:color w:val="ED7D31" w:themeColor="accent2"/>
-                <w:sz w:val="20"/>
-                <w:szCs w:val="20"/>
-              </w:rPr>
-            </w:pPr>
-            <w:r>
-              <w:rPr>
-                <w:rFonts w:hint="eastAsia"/>
-                <w:color w:val="ED7D31" w:themeColor="accent2"/>
-                <w:sz w:val="20"/>
-                <w:szCs w:val="20"/>
-              </w:rPr>
-              <w:t xml:space="preserve">  recipient[4] = String(docSheet["E"].as&lt;String&gt;());//</w:t>
-            </w:r>
-            <w:r>
-              <w:rPr>
-                <w:rFonts w:hint="eastAsia"/>
-                <w:color w:val="ED7D31" w:themeColor="accent2"/>
-                <w:sz w:val="20"/>
-                <w:szCs w:val="20"/>
-              </w:rPr>
-              <w:t>收件人</w:t>
-            </w:r>
-            <w:r>
-              <w:rPr>
-                <w:rFonts w:hint="eastAsia"/>
-                <w:color w:val="ED7D31" w:themeColor="accent2"/>
-                <w:sz w:val="20"/>
-                <w:szCs w:val="20"/>
-              </w:rPr>
-              <w:t>X</w:t>
-            </w:r>
-          </w:p>
-          <w:p>
-            <w:pPr>
-              <w:spacing w:line="200" w:lineRule="exact"/>
-              <w:rPr>
-                <w:color w:val="ED7D31" w:themeColor="accent2"/>
-                <w:sz w:val="20"/>
-                <w:szCs w:val="20"/>
-              </w:rPr>
-            </w:pPr>
-            <w:r>
-              <w:rPr>
-                <w:rFonts w:hint="eastAsia"/>
-                <w:color w:val="ED7D31" w:themeColor="accent2"/>
-                <w:sz w:val="20"/>
-                <w:szCs w:val="20"/>
-              </w:rPr>
-              <w:t xml:space="preserve">  recipient[5] = String(docSheet["F"].as&lt;String&gt;());//</w:t>
-            </w:r>
-            <w:r>
-              <w:rPr>
-                <w:rFonts w:hint="eastAsia"/>
-                <w:color w:val="ED7D31" w:themeColor="accent2"/>
-                <w:sz w:val="20"/>
-                <w:szCs w:val="20"/>
-              </w:rPr>
-              <w:t>收件人</w:t>
-            </w:r>
-            <w:r>
-              <w:rPr>
-                <w:rFonts w:hint="eastAsia"/>
-                <w:color w:val="ED7D31" w:themeColor="accent2"/>
-                <w:sz w:val="20"/>
-                <w:szCs w:val="20"/>
-              </w:rPr>
-              <w:t>Y</w:t>
-            </w:r>
-          </w:p>
-          <w:p>
-            <w:pPr>
-              <w:spacing w:line="200" w:lineRule="exact"/>
-              <w:rPr>
-                <w:color w:val="ED7D31" w:themeColor="accent2"/>
-                <w:sz w:val="20"/>
-                <w:szCs w:val="20"/>
-              </w:rPr>
-            </w:pPr>
-            <w:r>
-              <w:rPr>
-                <w:color w:val="ED7D31" w:themeColor="accent2"/>
-                <w:sz w:val="20"/>
-                <w:szCs w:val="20"/>
-              </w:rPr>
-              <w:t xml:space="preserve">  </w:t>
-            </w:r>
-          </w:p>
-          <w:p>
-            <w:pPr>
-              <w:spacing w:line="200" w:lineRule="exact"/>
-              <w:rPr>
-                <w:color w:val="ED7D31" w:themeColor="accent2"/>
-                <w:sz w:val="20"/>
-                <w:szCs w:val="20"/>
-              </w:rPr>
-            </w:pPr>
-            <w:r>
-              <w:rPr>
-                <w:color w:val="ED7D31" w:themeColor="accent2"/>
-                <w:sz w:val="20"/>
-                <w:szCs w:val="20"/>
-              </w:rPr>
-              <w:t xml:space="preserve">  strRecipient="";</w:t>
-            </w:r>
-          </w:p>
-          <w:p>
-            <w:pPr>
-              <w:spacing w:line="200" w:lineRule="exact"/>
-              <w:rPr>
-                <w:color w:val="ED7D31" w:themeColor="accent2"/>
-                <w:sz w:val="20"/>
-                <w:szCs w:val="20"/>
-              </w:rPr>
-            </w:pPr>
-            <w:r>
-              <w:rPr>
-                <w:color w:val="ED7D31" w:themeColor="accent2"/>
-                <w:sz w:val="20"/>
-                <w:szCs w:val="20"/>
-              </w:rPr>
-              <w:t xml:space="preserve">  for(int i=0;i&lt;6;i++){</w:t>
-            </w:r>
-          </w:p>
-          <w:p>
-            <w:pPr>
-              <w:spacing w:line="200" w:lineRule="exact"/>
-              <w:rPr>
-                <w:color w:val="ED7D31" w:themeColor="accent2"/>
-                <w:sz w:val="20"/>
-                <w:szCs w:val="20"/>
-              </w:rPr>
-            </w:pPr>
-            <w:r>
-              <w:rPr>
-                <w:color w:val="ED7D31" w:themeColor="accent2"/>
-                <w:sz w:val="20"/>
-                <w:szCs w:val="20"/>
-              </w:rPr>
-              <w:tab/>
-              <w:t>strRecipient += recipient[i] + ",";</w:t>
-            </w:r>
-          </w:p>
-          <w:p>
-            <w:pPr>
-              <w:spacing w:line="200" w:lineRule="exact"/>
-              <w:rPr>
-                <w:color w:val="ED7D31" w:themeColor="accent2"/>
-                <w:sz w:val="20"/>
-                <w:szCs w:val="20"/>
-              </w:rPr>
-            </w:pPr>
-            <w:r>
-              <w:rPr>
-                <w:color w:val="ED7D31" w:themeColor="accent2"/>
-                <w:sz w:val="20"/>
-                <w:szCs w:val="20"/>
-              </w:rPr>
-              <w:t xml:space="preserve">  }</w:t>
             </w:r>
           </w:p>
           <w:p>
@@ -9410,291 +9713,6 @@
             <w:pPr>
               <w:spacing w:line="200" w:lineRule="exact"/>
               <w:rPr>
-                <w:color w:val="ED7D31" w:themeColor="accent2"/>
-                <w:sz w:val="20"/>
-                <w:szCs w:val="20"/>
-              </w:rPr>
-            </w:pPr>
-            <w:r>
-              <w:rPr>
-                <w:rFonts w:hint="eastAsia"/>
-                <w:color w:val="ED7D31" w:themeColor="accent2"/>
-                <w:sz w:val="20"/>
-                <w:szCs w:val="20"/>
-              </w:rPr>
-              <w:t xml:space="preserve">//======google </w:t>
-            </w:r>
-            <w:r>
-              <w:rPr>
-                <w:rFonts w:hint="eastAsia"/>
-                <w:color w:val="ED7D31" w:themeColor="accent2"/>
-                <w:sz w:val="20"/>
-                <w:szCs w:val="20"/>
-              </w:rPr>
-              <w:t>試算表</w:t>
-            </w:r>
-            <w:r>
-              <w:rPr>
-                <w:rFonts w:hint="eastAsia"/>
-                <w:color w:val="ED7D31" w:themeColor="accent2"/>
-                <w:sz w:val="20"/>
-                <w:szCs w:val="20"/>
-              </w:rPr>
-              <w:t xml:space="preserve"> </w:t>
-            </w:r>
-            <w:r>
-              <w:rPr>
-                <w:rFonts w:hint="eastAsia"/>
-                <w:color w:val="ED7D31" w:themeColor="accent2"/>
-                <w:sz w:val="20"/>
-                <w:szCs w:val="20"/>
-              </w:rPr>
-              <w:t>函數</w:t>
-            </w:r>
-            <w:r>
-              <w:rPr>
-                <w:rFonts w:hint="eastAsia"/>
-                <w:color w:val="ED7D31" w:themeColor="accent2"/>
-                <w:sz w:val="20"/>
-                <w:szCs w:val="20"/>
-              </w:rPr>
-              <w:t xml:space="preserve"> End======</w:t>
-            </w:r>
-          </w:p>
-          <w:p>
-            <w:pPr>
-              <w:spacing w:line="200" w:lineRule="exact"/>
-              <w:rPr>
-                <w:color w:val="ED7D31" w:themeColor="accent2"/>
-                <w:sz w:val="20"/>
-                <w:szCs w:val="20"/>
-              </w:rPr>
-            </w:pPr>
-          </w:p>
-          <w:p>
-            <w:pPr>
-              <w:spacing w:line="200" w:lineRule="exact"/>
-              <w:rPr>
-                <w:color w:val="ED7D31" w:themeColor="accent2"/>
-                <w:sz w:val="20"/>
-                <w:szCs w:val="20"/>
-              </w:rPr>
-            </w:pPr>
-            <w:r>
-              <w:rPr>
-                <w:rFonts w:hint="eastAsia"/>
-                <w:color w:val="ED7D31" w:themeColor="accent2"/>
-                <w:sz w:val="20"/>
-                <w:szCs w:val="20"/>
-              </w:rPr>
-              <w:t>//</w:t>
-            </w:r>
-            <w:r>
-              <w:rPr>
-                <w:rFonts w:hint="eastAsia"/>
-                <w:color w:val="ED7D31" w:themeColor="accent2"/>
-                <w:sz w:val="20"/>
-                <w:szCs w:val="20"/>
-              </w:rPr>
-              <w:t>傳送訊息：</w:t>
-            </w:r>
-            <w:r>
-              <w:rPr>
-                <w:rFonts w:hint="eastAsia"/>
-                <w:color w:val="ED7D31" w:themeColor="accent2"/>
-                <w:sz w:val="20"/>
-                <w:szCs w:val="20"/>
-              </w:rPr>
-              <w:t>ESP32</w:t>
-            </w:r>
-            <w:r>
-              <w:rPr>
-                <w:rFonts w:hint="eastAsia"/>
-                <w:color w:val="ED7D31" w:themeColor="accent2"/>
-                <w:sz w:val="20"/>
-                <w:szCs w:val="20"/>
-              </w:rPr>
-              <w:t>→</w:t>
-            </w:r>
-            <w:r>
-              <w:rPr>
-                <w:rFonts w:hint="eastAsia"/>
-                <w:color w:val="ED7D31" w:themeColor="accent2"/>
-                <w:sz w:val="20"/>
-                <w:szCs w:val="20"/>
-              </w:rPr>
-              <w:t>Arduino</w:t>
-            </w:r>
-          </w:p>
-          <w:p>
-            <w:pPr>
-              <w:spacing w:line="200" w:lineRule="exact"/>
-              <w:rPr>
-                <w:color w:val="ED7D31" w:themeColor="accent2"/>
-                <w:sz w:val="20"/>
-                <w:szCs w:val="20"/>
-              </w:rPr>
-            </w:pPr>
-            <w:r>
-              <w:rPr>
-                <w:color w:val="ED7D31" w:themeColor="accent2"/>
-                <w:sz w:val="20"/>
-                <w:szCs w:val="20"/>
-              </w:rPr>
-              <w:t>void UartSentToArduino(String msg){</w:t>
-            </w:r>
-          </w:p>
-          <w:p>
-            <w:pPr>
-              <w:spacing w:line="200" w:lineRule="exact"/>
-              <w:rPr>
-                <w:color w:val="ED7D31" w:themeColor="accent2"/>
-                <w:sz w:val="20"/>
-                <w:szCs w:val="20"/>
-              </w:rPr>
-            </w:pPr>
-            <w:r>
-              <w:rPr>
-                <w:color w:val="ED7D31" w:themeColor="accent2"/>
-                <w:sz w:val="20"/>
-                <w:szCs w:val="20"/>
-              </w:rPr>
-              <w:t xml:space="preserve">  ArduinoSerial.print(msg);</w:t>
-            </w:r>
-          </w:p>
-          <w:p>
-            <w:pPr>
-              <w:spacing w:line="200" w:lineRule="exact"/>
-              <w:rPr>
-                <w:color w:val="ED7D31" w:themeColor="accent2"/>
-                <w:sz w:val="20"/>
-                <w:szCs w:val="20"/>
-              </w:rPr>
-            </w:pPr>
-            <w:r>
-              <w:rPr>
-                <w:color w:val="ED7D31" w:themeColor="accent2"/>
-                <w:sz w:val="20"/>
-                <w:szCs w:val="20"/>
-              </w:rPr>
-              <w:t>}</w:t>
-            </w:r>
-          </w:p>
-          <w:p>
-            <w:pPr>
-              <w:spacing w:line="200" w:lineRule="exact"/>
-              <w:rPr>
-                <w:color w:val="ED7D31" w:themeColor="accent2"/>
-                <w:sz w:val="20"/>
-                <w:szCs w:val="20"/>
-              </w:rPr>
-            </w:pPr>
-          </w:p>
-          <w:p>
-            <w:pPr>
-              <w:spacing w:line="200" w:lineRule="exact"/>
-              <w:rPr>
-                <w:color w:val="ED7D31" w:themeColor="accent2"/>
-                <w:sz w:val="20"/>
-                <w:szCs w:val="20"/>
-              </w:rPr>
-            </w:pPr>
-            <w:r>
-              <w:rPr>
-                <w:color w:val="ED7D31" w:themeColor="accent2"/>
-                <w:sz w:val="20"/>
-                <w:szCs w:val="20"/>
-              </w:rPr>
-              <w:t>void pickGoods(String strX,String strY){</w:t>
-            </w:r>
-          </w:p>
-          <w:p>
-            <w:pPr>
-              <w:spacing w:line="200" w:lineRule="exact"/>
-              <w:rPr>
-                <w:color w:val="ED7D31" w:themeColor="accent2"/>
-                <w:sz w:val="20"/>
-                <w:szCs w:val="20"/>
-              </w:rPr>
-            </w:pPr>
-            <w:r>
-              <w:rPr>
-                <w:rFonts w:hint="eastAsia"/>
-                <w:color w:val="ED7D31" w:themeColor="accent2"/>
-                <w:sz w:val="20"/>
-                <w:szCs w:val="20"/>
-              </w:rPr>
-              <w:tab/>
-              <w:t>UartSentToArduino(strX+strY);//</w:t>
-            </w:r>
-            <w:r>
-              <w:rPr>
-                <w:rFonts w:hint="eastAsia"/>
-                <w:color w:val="ED7D31" w:themeColor="accent2"/>
-                <w:sz w:val="20"/>
-                <w:szCs w:val="20"/>
-              </w:rPr>
-              <w:t>格式</w:t>
-            </w:r>
-            <w:r>
-              <w:rPr>
-                <w:rFonts w:hint="eastAsia"/>
-                <w:color w:val="ED7D31" w:themeColor="accent2"/>
-                <w:sz w:val="20"/>
-                <w:szCs w:val="20"/>
-              </w:rPr>
-              <w:t>xy(</w:t>
-            </w:r>
-            <w:r>
-              <w:rPr>
-                <w:rFonts w:hint="eastAsia"/>
-                <w:color w:val="ED7D31" w:themeColor="accent2"/>
-                <w:sz w:val="20"/>
-                <w:szCs w:val="20"/>
-              </w:rPr>
-              <w:t>例如</w:t>
-            </w:r>
-            <w:r>
-              <w:rPr>
-                <w:rFonts w:hint="eastAsia"/>
-                <w:color w:val="ED7D31" w:themeColor="accent2"/>
-                <w:sz w:val="20"/>
-                <w:szCs w:val="20"/>
-              </w:rPr>
-              <w:t>13)</w:t>
-            </w:r>
-            <w:r>
-              <w:rPr>
-                <w:rFonts w:hint="eastAsia"/>
-                <w:color w:val="ED7D31" w:themeColor="accent2"/>
-                <w:sz w:val="20"/>
-                <w:szCs w:val="20"/>
-              </w:rPr>
-              <w:tab/>
-            </w:r>
-          </w:p>
-          <w:p>
-            <w:pPr>
-              <w:spacing w:line="200" w:lineRule="exact"/>
-              <w:rPr>
-                <w:color w:val="ED7D31" w:themeColor="accent2"/>
-                <w:sz w:val="20"/>
-                <w:szCs w:val="20"/>
-              </w:rPr>
-            </w:pPr>
-            <w:r>
-              <w:rPr>
-                <w:color w:val="ED7D31" w:themeColor="accent2"/>
-                <w:sz w:val="20"/>
-                <w:szCs w:val="20"/>
-              </w:rPr>
-              <w:t>}</w:t>
-            </w:r>
-          </w:p>
-          <w:p>
-            <w:pPr>
-              <w:spacing w:line="200" w:lineRule="exact"/>
-              <w:rPr>
                 <w:sz w:val="20"/>
                 <w:szCs w:val="20"/>
               </w:rPr>
@@ -9716,15 +9734,6 @@
               </w:rPr>
               <w:t>void setup()</w:t>
             </w:r>
-          </w:p>
-          <w:p>
-            <w:pPr>
-              <w:spacing w:line="200" w:lineRule="exact"/>
-              <w:rPr>
-                <w:sz w:val="20"/>
-                <w:szCs w:val="20"/>
-              </w:rPr>
-            </w:pPr>
             <w:r>
               <w:rPr>
                 <w:sz w:val="20"/>
@@ -11262,7 +11271,7 @@
           <w:p>
             <w:pPr>
               <w:rPr>
-                <w:rFonts w:ascii="Arial Unicode MS" w:hAnsi="Arial Unicode MS" w:hint="eastAsia"/>
+                <w:rFonts w:ascii="Arial Unicode MS" w:hAnsi="Arial Unicode MS"/>
                 <w:color w:val="008800"/>
                 <w:sz w:val="20"/>
                 <w:szCs w:val="20"/>
@@ -13156,6 +13165,15 @@
                 <w:szCs w:val="20"/>
               </w:rPr>
             </w:pPr>
+            <w:r>
+              <w:rPr>
+                <w:rFonts w:hint="eastAsia"/>
+                <w:color w:val="ED7D31" w:themeColor="accent2"/>
+                <w:sz w:val="20"/>
+                <w:szCs w:val="20"/>
+              </w:rPr>
+              <w:t xml:space="preserve"> </w:t>
+            </w:r>
             <w:r>
               <w:rPr>
                 <w:color w:val="538135" w:themeColor="accent6" w:themeShade="BF"/>
@@ -14933,6 +14951,19 @@
             </w:pPr>
             <w:r>
               <w:rPr>
+                <w:sz w:val="20"/>
+                <w:szCs w:val="20"/>
+              </w:rPr>
+              <w:t xml:space="preserve"> </w:t>
+            </w:r>
+            <w:r>
+              <w:rPr>
+                <w:color w:val="538135" w:themeColor="accent6" w:themeShade="BF"/>
+              </w:rPr>
+              <w:t>'</w:t>
+            </w:r>
+            <w:r>
+              <w:rPr>
                 <w:rFonts w:hint="eastAsia"/>
                 <w:color w:val="ED7D31" w:themeColor="accent2"/>
                 <w:sz w:val="20"/>
@@ -15003,21 +15034,54 @@
               </w:rPr>
               <w:t>自動撿貨</w:t>
             </w:r>
-          </w:p>
-          <w:p>
-            <w:pPr>
-              <w:rPr>
-                <w:sz w:val="20"/>
-                <w:szCs w:val="20"/>
-              </w:rPr>
-            </w:pPr>
-            <w:r>
-              <w:rPr>
-                <w:color w:val="ED7D31" w:themeColor="accent2"/>
-                <w:sz w:val="20"/>
-                <w:szCs w:val="20"/>
-              </w:rPr>
-              <w:t xml:space="preserve">pickGoods(recipient[4],recipient[5]);  </w:t>
+            <w:r>
+              <w:rPr>
+                <w:color w:val="538135" w:themeColor="accent6" w:themeShade="BF"/>
+              </w:rPr>
+              <w:t>'</w:t>
+            </w:r>
+          </w:p>
+          <w:p>
+            <w:pPr>
+              <w:rPr>
+                <w:sz w:val="20"/>
+                <w:szCs w:val="20"/>
+              </w:rPr>
+            </w:pPr>
+            <w:r>
+              <w:rPr>
+                <w:sz w:val="20"/>
+                <w:szCs w:val="20"/>
+              </w:rPr>
+              <w:t xml:space="preserve"> </w:t>
+            </w:r>
+            <w:r>
+              <w:rPr>
+                <w:color w:val="538135" w:themeColor="accent6" w:themeShade="BF"/>
+              </w:rPr>
+              <w:t>'</w:t>
+            </w:r>
+            <w:r>
+              <w:rPr>
+                <w:color w:val="ED7D31" w:themeColor="accent2"/>
+                <w:sz w:val="20"/>
+                <w:szCs w:val="20"/>
+              </w:rPr>
+              <w:t>pickGoods(recipient[4],recipient[5]);</w:t>
+            </w:r>
+            <w:r>
+              <w:rPr>
+                <w:color w:val="538135" w:themeColor="accent6" w:themeShade="BF"/>
+              </w:rPr>
+              <w:t>'</w:t>
+            </w:r>
+            <w:r>
+              <w:rPr>
+                <w:color w:val="ED7D31" w:themeColor="accent2"/>
+                <w:sz w:val="20"/>
+                <w:szCs w:val="20"/>
+              </w:rPr>
+              <w:t xml:space="preserve">  </w:t>
             </w:r>
           </w:p>
         </w:tc>
@@ -17150,6 +17214,20 @@
             </w:pPr>
             <w:r>
               <w:rPr>
+                <w:color w:val="ED7D31" w:themeColor="accent2"/>
+                <w:sz w:val="20"/>
+                <w:szCs w:val="20"/>
+              </w:rPr>
+              <w:t xml:space="preserve"> </w:t>
+            </w:r>
+            <w:r>
+              <w:rPr>
+                <w:color w:val="538135" w:themeColor="accent6" w:themeShade="BF"/>
+              </w:rPr>
+              <w:t>'</w:t>
+            </w:r>
+            <w:r>
+              <w:rPr>
                 <w:rFonts w:hint="eastAsia"/>
                 <w:color w:val="ED7D31" w:themeColor="accent2"/>
                 <w:sz w:val="20"/>
@@ -17193,16 +17271,36 @@
               </w:rPr>
               <w:t>TOPIC_GOODS_LOAD</w:t>
             </w:r>
-          </w:p>
-          <w:p>
-            <w:pPr>
-              <w:spacing w:line="200" w:lineRule="exact"/>
-              <w:rPr>
-                <w:color w:val="ED7D31" w:themeColor="accent2"/>
-                <w:sz w:val="20"/>
-                <w:szCs w:val="20"/>
-              </w:rPr>
-            </w:pPr>
+            <w:r>
+              <w:rPr>
+                <w:color w:val="538135" w:themeColor="accent6" w:themeShade="BF"/>
+              </w:rPr>
+              <w:t>'</w:t>
+            </w:r>
+          </w:p>
+          <w:p>
+            <w:pPr>
+              <w:spacing w:line="200" w:lineRule="exact"/>
+              <w:rPr>
+                <w:color w:val="ED7D31" w:themeColor="accent2"/>
+                <w:sz w:val="20"/>
+                <w:szCs w:val="20"/>
+              </w:rPr>
+            </w:pPr>
+            <w:r>
+              <w:rPr>
+                <w:color w:val="ED7D31" w:themeColor="accent2"/>
+                <w:sz w:val="20"/>
+                <w:szCs w:val="20"/>
+              </w:rPr>
+              <w:t xml:space="preserve"> </w:t>
+            </w:r>
+            <w:r>
+              <w:rPr>
+                <w:color w:val="538135" w:themeColor="accent6" w:themeShade="BF"/>
+              </w:rPr>
+              <w:t>'</w:t>
+            </w:r>
             <w:r>
               <w:rPr>
                 <w:color w:val="ED7D31" w:themeColor="accent2"/>
@@ -17211,16 +17309,36 @@
               </w:rPr>
               <w:t>const char* msg = strRecipient.c_str();</w:t>
             </w:r>
-          </w:p>
-          <w:p>
-            <w:pPr>
-              <w:spacing w:line="200" w:lineRule="exact"/>
-              <w:rPr>
-                <w:color w:val="ED7D31" w:themeColor="accent2"/>
-                <w:sz w:val="20"/>
-                <w:szCs w:val="20"/>
-              </w:rPr>
-            </w:pPr>
+            <w:r>
+              <w:rPr>
+                <w:color w:val="538135" w:themeColor="accent6" w:themeShade="BF"/>
+              </w:rPr>
+              <w:t>'</w:t>
+            </w:r>
+          </w:p>
+          <w:p>
+            <w:pPr>
+              <w:spacing w:line="200" w:lineRule="exact"/>
+              <w:rPr>
+                <w:color w:val="ED7D31" w:themeColor="accent2"/>
+                <w:sz w:val="20"/>
+                <w:szCs w:val="20"/>
+              </w:rPr>
+            </w:pPr>
+            <w:r>
+              <w:rPr>
+                <w:color w:val="ED7D31" w:themeColor="accent2"/>
+                <w:sz w:val="20"/>
+                <w:szCs w:val="20"/>
+              </w:rPr>
+              <w:t xml:space="preserve"> </w:t>
+            </w:r>
+            <w:r>
+              <w:rPr>
+                <w:color w:val="538135" w:themeColor="accent6" w:themeShade="BF"/>
+              </w:rPr>
+              <w:t>'</w:t>
+            </w:r>
             <w:r>
               <w:rPr>
                 <w:color w:val="ED7D31" w:themeColor="accent2"/>
@@ -17231,19 +17349,9 @@
             </w:r>
             <w:r>
               <w:rPr>
-                <w:color w:val="ED7D31" w:themeColor="accent2"/>
-                <w:sz w:val="20"/>
-                <w:szCs w:val="20"/>
-              </w:rPr>
-              <w:tab/>
-            </w:r>
-            <w:r>
-              <w:rPr>
-                <w:color w:val="ED7D31" w:themeColor="accent2"/>
-                <w:sz w:val="20"/>
-                <w:szCs w:val="20"/>
-              </w:rPr>
-              <w:tab/>
+                <w:color w:val="538135" w:themeColor="accent6" w:themeShade="BF"/>
+              </w:rPr>
+              <w:t>'</w:t>
             </w:r>
           </w:p>
           <w:p>
@@ -17261,7 +17369,27 @@
                 <w:sz w:val="20"/>
                 <w:szCs w:val="20"/>
               </w:rPr>
+              <w:t xml:space="preserve"> </w:t>
+            </w:r>
+            <w:r>
+              <w:rPr>
+                <w:color w:val="538135" w:themeColor="accent6" w:themeShade="BF"/>
+              </w:rPr>
+              <w:t>'</w:t>
+            </w:r>
+            <w:r>
+              <w:rPr>
+                <w:color w:val="ED7D31" w:themeColor="accent2"/>
+                <w:sz w:val="20"/>
+                <w:szCs w:val="20"/>
+              </w:rPr>
               <w:t>client.publish(TOPIC_GOODS_LOAD, mqttSendMsg);</w:t>
+            </w:r>
+            <w:r>
+              <w:rPr>
+                <w:color w:val="538135" w:themeColor="accent6" w:themeShade="BF"/>
+              </w:rPr>
+              <w:t>'</w:t>
             </w:r>
           </w:p>
         </w:tc>
@@ -17891,6 +18019,7 @@
     <w:lsdException w:name="HTML Sample" w:semiHidden="1" w:unhideWhenUsed="1"/>
     <w:lsdException w:name="HTML Typewriter" w:semiHidden="1" w:unhideWhenUsed="1"/>
     <w:lsdException w:name="HTML Variable" w:semiHidden="1" w:unhideWhenUsed="1"/>
+    <w:lsdException w:name="Normal Table" w:semiHidden="1" w:unhideWhenUsed="1"/>
     <w:lsdException w:name="annotation subject" w:semiHidden="1" w:unhideWhenUsed="1"/>
     <w:lsdException w:name="No List" w:semiHidden="1" w:unhideWhenUsed="1"/>
     <w:lsdException w:name="Outline List 1" w:semiHidden="1" w:unhideWhenUsed="1"/>
@@ -17933,8 +18062,11 @@
     <w:lsdException w:name="Table Contemporary" w:semiHidden="1" w:unhideWhenUsed="1"/>
     <w:lsdException w:name="Table Elegant" w:semiHidden="1" w:unhideWhenUsed="1"/>
     <w:lsdException w:name="Table Professional" w:semiHidden="1" w:unhideWhenUsed="1"/>
+    <w:lsdException w:name="Table Subtle 1" w:semiHidden="1" w:unhideWhenUsed="1"/>
     <w:lsdException w:name="Table Subtle 2" w:semiHidden="1" w:unhideWhenUsed="1"/>
     <w:lsdException w:name="Table Web 1" w:semiHidden="1" w:unhideWhenUsed="1"/>
+    <w:lsdException w:name="Table Web 2" w:semiHidden="1" w:unhideWhenUsed="1"/>
+    <w:lsdException w:name="Table Web 3" w:semiHidden="1" w:unhideWhenUsed="1"/>
     <w:lsdException w:name="Balloon Text" w:semiHidden="1" w:unhideWhenUsed="1"/>
     <w:lsdException w:name="Table Grid" w:uiPriority="39"/>
     <w:lsdException w:name="Table Theme" w:semiHidden="1" w:unhideWhenUsed="1"/>

--- a/tools/myCustomBlockly/iMi/ESP32Goods/ESP32Goods規劃.docx
+++ b/tools/myCustomBlockly/iMi/ESP32Goods/ESP32Goods規劃.docx
@@ -1,6 +1,6 @@
 
 <file path=word/document.xml><?xml version="1.0" encoding="utf-8"?>
-<w:document xmlns:wpc="http://schemas.microsoft.com/office/word/2010/wordprocessingCanvas" xmlns:cx="http://schemas.microsoft.com/office/drawing/2014/chartex" xmlns:cx1="http://schemas.microsoft.com/office/drawing/2015/9/8/chartex" xmlns:cx2="http://schemas.microsoft.com/office/drawing/2015/10/21/chartex" xmlns:cx3="http://schemas.microsoft.com/office/drawing/2016/5/9/chartex" xmlns:cx4="http://schemas.microsoft.com/office/drawing/2016/5/10/chartex" xmlns:cx5="http://schemas.microsoft.com/office/drawing/2016/5/11/chartex" xmlns:cx6="http://schemas.microsoft.com/office/drawing/2016/5/12/chartex" xmlns:cx7="http://schemas.microsoft.com/office/drawing/2016/5/13/chartex" xmlns:cx8="http://schemas.microsoft.com/office/drawing/2016/5/14/chartex" xmlns:mc="http://schemas.openxmlformats.org/markup-compatibility/2006" xmlns:aink="http://schemas.microsoft.com/office/drawing/2016/ink" xmlns:am3d="http://schemas.microsoft.com/office/drawing/2017/model3d" xmlns:o="urn:schemas-microsoft-com:office:office" xmlns:r="http://schemas.openxmlformats.org/officeDocument/2006/relationships" xmlns:m="http://schemas.openxmlformats.org/officeDocument/2006/math" xmlns:v="urn:schemas-microsoft-com:vml" xmlns:wp14="http://schemas.microsoft.com/office/word/2010/wordprocessingDrawing" xmlns:wp="http://schemas.openxmlformats.org/drawingml/2006/wordprocessingDrawing" xmlns:w10="urn:schemas-microsoft-com:office:word" xmlns:w="http://schemas.openxmlformats.org/wordprocessingml/2006/main" xmlns:w14="http://schemas.microsoft.com/office/word/2010/wordml" xmlns:w15="http://schemas.microsoft.com/office/word/2012/wordml" xmlns:w16cex="http://schemas.microsoft.com/office/word/2018/wordml/cex" xmlns:w16cid="http://schemas.microsoft.com/office/word/2016/wordml/cid" xmlns:w16="http://schemas.microsoft.com/office/word/2018/wordml" xmlns:w16sdtdh="http://schemas.microsoft.com/office/word/2020/wordml/sdtdatahash" xmlns:w16se="http://schemas.microsoft.com/office/word/2015/wordml/symex" xmlns:wpg="http://schemas.microsoft.com/office/word/2010/wordprocessingGroup" xmlns:wpi="http://schemas.microsoft.com/office/word/2010/wordprocessingInk" xmlns:wne="http://schemas.microsoft.com/office/word/2006/wordml" xmlns:wps="http://schemas.microsoft.com/office/word/2010/wordprocessingShape" mc:Ignorable="w14 w15 w16se w16cid w16 w16cex w16sdtdh wp14">
+<w:document xmlns:wpc="http://schemas.microsoft.com/office/word/2010/wordprocessingCanvas" xmlns:cx="http://schemas.microsoft.com/office/drawing/2014/chartex" xmlns:mc="http://schemas.openxmlformats.org/markup-compatibility/2006" xmlns:o="urn:schemas-microsoft-com:office:office" xmlns:r="http://schemas.openxmlformats.org/officeDocument/2006/relationships" xmlns:m="http://schemas.openxmlformats.org/officeDocument/2006/math" xmlns:v="urn:schemas-microsoft-com:vml" xmlns:wp14="http://schemas.microsoft.com/office/word/2010/wordprocessingDrawing" xmlns:wp="http://schemas.openxmlformats.org/drawingml/2006/wordprocessingDrawing" xmlns:w10="urn:schemas-microsoft-com:office:word" xmlns:w="http://schemas.openxmlformats.org/wordprocessingml/2006/main" xmlns:w14="http://schemas.microsoft.com/office/word/2010/wordml" xmlns:w15="http://schemas.microsoft.com/office/word/2012/wordml" xmlns:w16se="http://schemas.microsoft.com/office/word/2015/wordml/symex" xmlns:wpg="http://schemas.microsoft.com/office/word/2010/wordprocessingGroup" xmlns:wpi="http://schemas.microsoft.com/office/word/2010/wordprocessingInk" xmlns:wne="http://schemas.microsoft.com/office/word/2006/wordml" xmlns:wps="http://schemas.microsoft.com/office/word/2010/wordprocessingShape" mc:Ignorable="w14 w15 w16se wp14">
   <w:body>
     <w:p>
       <w:pPr>
@@ -3346,7 +3346,7 @@
                 </mc:Choice>
                 <mc:Fallback>
                   <w:pict>
-                    <v:group w14:anchorId="06331115" id="群組 49" o:spid="_x0000_s1031" style="width:217.4pt;height:20.75pt;mso-position-horizontal-relative:char;mso-position-vertical-relative:line" coordsize="27607,2635" o:gfxdata="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">
+                    <v:group w14:anchorId="06331115" id="群組 49" o:spid="_x0000_s1031" style="width:217.4pt;height:20.75pt;mso-position-horizontal-relative:char;mso-position-vertical-relative:line" coordsize="27607,2635" o:gfxdata="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">
                       <v:shape id="圓角矩形 48" o:spid="_x0000_s1032" style="position:absolute;width:27607;height:2635;visibility:visible;mso-wrap-style:square;v-text-anchor:middle" coordsize="4625868,375557" o:spt="100" o:gfxdata="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" adj="-11796480,,5400" path="m119183,127411c119183,92841,147207,,181777,l4563274,v34570,,62594,28024,62594,62594l4625868,312963v,34570,-28024,62594,-62594,62594l181777,375557v-34570,,-54974,-100467,-54974,-135037l10319,315726,,77770r119183,49641xe" fillcolor="#ffc000 [3207]" strokecolor="#7f5f00 [1607]" strokeweight="1pt">
                         <v:stroke joinstyle="miter"/>
                         <v:formulas/>
@@ -3929,7 +3929,7 @@
                 <w:sz w:val="18"/>
                 <w:szCs w:val="16"/>
               </w:rPr>
-              <w:t>value_mqtt</w:t>
+              <w:t>value</w:t>
             </w:r>
             <w:r>
               <w:rPr>
@@ -8585,7 +8585,17 @@
                 <w:sz w:val="20"/>
                 <w:szCs w:val="20"/>
               </w:rPr>
-              <w:t xml:space="preserve">  sheetClient.print("GET " + url + " HTTP/1.1\\\n"+String()+"Host: "+host+"\\\nAccept: */*\\\nConnection: close\\\n\\\n\\\n");</w:t>
+              <w:t xml:space="preserve">  sheetClient.print("GET " + url + " HTTP/1.1\\</w:t>
+            </w:r>
+            <w:bookmarkStart w:id="0" w:name="_GoBack"/>
+            <w:bookmarkEnd w:id="0"/>
+            <w:r>
+              <w:rPr>
+                <w:color w:val="ED7D31" w:themeColor="accent2"/>
+                <w:sz w:val="20"/>
+                <w:szCs w:val="20"/>
+              </w:rPr>
+              <w:t>\n"+String()+"Host: "+host+"\\\nAccept: */*\\\nConnection: close\\\n\\\n\\\n");</w:t>
             </w:r>
           </w:p>
           <w:p>
@@ -10579,6 +10589,19 @@
             </w:pPr>
             <w:r>
               <w:rPr>
+                <w:sz w:val="20"/>
+                <w:szCs w:val="20"/>
+              </w:rPr>
+              <w:t xml:space="preserve"> </w:t>
+            </w:r>
+            <w:r>
+              <w:rPr>
+                <w:color w:val="538135" w:themeColor="accent6" w:themeShade="BF"/>
+              </w:rPr>
+              <w:t>'</w:t>
+            </w:r>
+            <w:r>
+              <w:rPr>
                 <w:rFonts w:hint="eastAsia"/>
                 <w:sz w:val="20"/>
                 <w:szCs w:val="20"/>
@@ -10593,15 +10616,34 @@
               </w:rPr>
               <w:t>啟動</w:t>
             </w:r>
-          </w:p>
-          <w:p>
-            <w:pPr>
-              <w:spacing w:line="200" w:lineRule="exact"/>
-              <w:rPr>
-                <w:sz w:val="20"/>
-                <w:szCs w:val="20"/>
-              </w:rPr>
-            </w:pPr>
+            <w:r>
+              <w:rPr>
+                <w:color w:val="538135" w:themeColor="accent6" w:themeShade="BF"/>
+              </w:rPr>
+              <w:t>'</w:t>
+            </w:r>
+          </w:p>
+          <w:p>
+            <w:pPr>
+              <w:spacing w:line="200" w:lineRule="exact"/>
+              <w:rPr>
+                <w:sz w:val="20"/>
+                <w:szCs w:val="20"/>
+              </w:rPr>
+            </w:pPr>
+            <w:r>
+              <w:rPr>
+                <w:sz w:val="20"/>
+                <w:szCs w:val="20"/>
+              </w:rPr>
+              <w:t xml:space="preserve"> </w:t>
+            </w:r>
+            <w:r>
+              <w:rPr>
+                <w:color w:val="538135" w:themeColor="accent6" w:themeShade="BF"/>
+              </w:rPr>
+              <w:t>'</w:t>
+            </w:r>
             <w:r>
               <w:rPr>
                 <w:sz w:val="20"/>
@@ -10616,15 +10658,34 @@
               </w:rPr>
               <w:t>client.loop();</w:t>
             </w:r>
-          </w:p>
-          <w:p>
-            <w:pPr>
-              <w:spacing w:line="200" w:lineRule="exact"/>
-              <w:rPr>
-                <w:sz w:val="20"/>
-                <w:szCs w:val="20"/>
-              </w:rPr>
-            </w:pPr>
+            <w:r>
+              <w:rPr>
+                <w:color w:val="538135" w:themeColor="accent6" w:themeShade="BF"/>
+              </w:rPr>
+              <w:t>'</w:t>
+            </w:r>
+          </w:p>
+          <w:p>
+            <w:pPr>
+              <w:spacing w:line="200" w:lineRule="exact"/>
+              <w:rPr>
+                <w:sz w:val="20"/>
+                <w:szCs w:val="20"/>
+              </w:rPr>
+            </w:pPr>
+            <w:r>
+              <w:rPr>
+                <w:sz w:val="20"/>
+                <w:szCs w:val="20"/>
+              </w:rPr>
+              <w:t xml:space="preserve"> </w:t>
+            </w:r>
+            <w:r>
+              <w:rPr>
+                <w:color w:val="538135" w:themeColor="accent6" w:themeShade="BF"/>
+              </w:rPr>
+              <w:t>'</w:t>
+            </w:r>
             <w:r>
               <w:rPr>
                 <w:sz w:val="20"/>
@@ -10632,15 +10693,34 @@
               </w:rPr>
               <w:t xml:space="preserve">  </w:t>
             </w:r>
-          </w:p>
-          <w:p>
-            <w:pPr>
-              <w:spacing w:line="200" w:lineRule="exact"/>
-              <w:rPr>
-                <w:sz w:val="20"/>
-                <w:szCs w:val="20"/>
-              </w:rPr>
-            </w:pPr>
+            <w:r>
+              <w:rPr>
+                <w:color w:val="538135" w:themeColor="accent6" w:themeShade="BF"/>
+              </w:rPr>
+              <w:t>'</w:t>
+            </w:r>
+          </w:p>
+          <w:p>
+            <w:pPr>
+              <w:spacing w:line="200" w:lineRule="exact"/>
+              <w:rPr>
+                <w:sz w:val="20"/>
+                <w:szCs w:val="20"/>
+              </w:rPr>
+            </w:pPr>
+            <w:r>
+              <w:rPr>
+                <w:sz w:val="20"/>
+                <w:szCs w:val="20"/>
+              </w:rPr>
+              <w:t xml:space="preserve"> </w:t>
+            </w:r>
+            <w:r>
+              <w:rPr>
+                <w:color w:val="538135" w:themeColor="accent6" w:themeShade="BF"/>
+              </w:rPr>
+              <w:t>'</w:t>
+            </w:r>
             <w:r>
               <w:rPr>
                 <w:sz w:val="20"/>
@@ -10688,15 +10768,34 @@
               </w:rPr>
               <w:t>ESP32</w:t>
             </w:r>
-          </w:p>
-          <w:p>
-            <w:pPr>
-              <w:spacing w:line="200" w:lineRule="exact"/>
-              <w:rPr>
-                <w:sz w:val="20"/>
-                <w:szCs w:val="20"/>
-              </w:rPr>
-            </w:pPr>
+            <w:r>
+              <w:rPr>
+                <w:color w:val="538135" w:themeColor="accent6" w:themeShade="BF"/>
+              </w:rPr>
+              <w:t>'</w:t>
+            </w:r>
+          </w:p>
+          <w:p>
+            <w:pPr>
+              <w:spacing w:line="200" w:lineRule="exact"/>
+              <w:rPr>
+                <w:sz w:val="20"/>
+                <w:szCs w:val="20"/>
+              </w:rPr>
+            </w:pPr>
+            <w:r>
+              <w:rPr>
+                <w:sz w:val="20"/>
+                <w:szCs w:val="20"/>
+              </w:rPr>
+              <w:t xml:space="preserve"> </w:t>
+            </w:r>
+            <w:r>
+              <w:rPr>
+                <w:color w:val="538135" w:themeColor="accent6" w:themeShade="BF"/>
+              </w:rPr>
+              <w:t>'</w:t>
+            </w:r>
             <w:r>
               <w:rPr>
                 <w:sz w:val="20"/>
@@ -10710,6 +10809,12 @@
                 <w:szCs w:val="20"/>
               </w:rPr>
               <w:t>UartGetFromArduino();</w:t>
+            </w:r>
+            <w:r>
+              <w:rPr>
+                <w:color w:val="538135" w:themeColor="accent6" w:themeShade="BF"/>
+              </w:rPr>
+              <w:t>'</w:t>
             </w:r>
           </w:p>
         </w:tc>
@@ -11439,6 +11544,7 @@
                 <w:sz w:val="20"/>
                 <w:szCs w:val="20"/>
               </w:rPr>
+              <w:lastRenderedPageBreak/>
               <w:t>_08imi_</w:t>
             </w:r>
             <w:r>
@@ -14724,17 +14830,7 @@
                                       <w:sz w:val="20"/>
                                       <w:szCs w:val="20"/>
                                     </w:rPr>
-                                    <w:t>Arduino</w:t>
-                                  </w:r>
-                                  <w:r>
-                                    <w:rPr>
-                                      <w:rFonts w:asciiTheme="minorHAnsi" w:eastAsiaTheme="minorEastAsia" w:hAnsi="Calibri" w:cs="Times New Roman"/>
-                                      <w:color w:val="FFFFFF" w:themeColor="light1"/>
-                                      <w:kern w:val="2"/>
-                                      <w:sz w:val="20"/>
-                                      <w:szCs w:val="20"/>
-                                    </w:rPr>
-                                    <w:t>:</w:t>
+                                    <w:t>Arduino:</w:t>
                                   </w:r>
                                   <w:r>
                                     <w:rPr>
@@ -14862,17 +14958,7 @@
                                 <w:sz w:val="20"/>
                                 <w:szCs w:val="20"/>
                               </w:rPr>
-                              <w:t>Arduino</w:t>
-                            </w:r>
-                            <w:r>
-                              <w:rPr>
-                                <w:rFonts w:asciiTheme="minorHAnsi" w:eastAsiaTheme="minorEastAsia" w:hAnsi="Calibri" w:cs="Times New Roman"/>
-                                <w:color w:val="FFFFFF" w:themeColor="light1"/>
-                                <w:kern w:val="2"/>
-                                <w:sz w:val="20"/>
-                                <w:szCs w:val="20"/>
-                              </w:rPr>
-                              <w:t>:</w:t>
+                              <w:t>Arduino:</w:t>
                             </w:r>
                             <w:r>
                               <w:rPr>
@@ -17862,7 +17948,7 @@
 </file>
 
 <file path=word/endnotes.xml><?xml version="1.0" encoding="utf-8"?>
-<w:endnotes xmlns:wpc="http://schemas.microsoft.com/office/word/2010/wordprocessingCanvas" xmlns:cx="http://schemas.microsoft.com/office/drawing/2014/chartex" xmlns:cx1="http://schemas.microsoft.com/office/drawing/2015/9/8/chartex" xmlns:cx2="http://schemas.microsoft.com/office/drawing/2015/10/21/chartex" xmlns:cx3="http://schemas.microsoft.com/office/drawing/2016/5/9/chartex" xmlns:cx4="http://schemas.microsoft.com/office/drawing/2016/5/10/chartex" xmlns:cx5="http://schemas.microsoft.com/office/drawing/2016/5/11/chartex" xmlns:cx6="http://schemas.microsoft.com/office/drawing/2016/5/12/chartex" xmlns:cx7="http://schemas.microsoft.com/office/drawing/2016/5/13/chartex" xmlns:cx8="http://schemas.microsoft.com/office/drawing/2016/5/14/chartex" xmlns:mc="http://schemas.openxmlformats.org/markup-compatibility/2006" xmlns:aink="http://schemas.microsoft.com/office/drawing/2016/ink" xmlns:am3d="http://schemas.microsoft.com/office/drawing/2017/model3d" xmlns:o="urn:schemas-microsoft-com:office:office" xmlns:r="http://schemas.openxmlformats.org/officeDocument/2006/relationships" xmlns:m="http://schemas.openxmlformats.org/officeDocument/2006/math" xmlns:v="urn:schemas-microsoft-com:vml" xmlns:wp14="http://schemas.microsoft.com/office/word/2010/wordprocessingDrawing" xmlns:wp="http://schemas.openxmlformats.org/drawingml/2006/wordprocessingDrawing" xmlns:w10="urn:schemas-microsoft-com:office:word" xmlns:w="http://schemas.openxmlformats.org/wordprocessingml/2006/main" xmlns:w14="http://schemas.microsoft.com/office/word/2010/wordml" xmlns:w15="http://schemas.microsoft.com/office/word/2012/wordml" xmlns:w16cex="http://schemas.microsoft.com/office/word/2018/wordml/cex" xmlns:w16cid="http://schemas.microsoft.com/office/word/2016/wordml/cid" xmlns:w16="http://schemas.microsoft.com/office/word/2018/wordml" xmlns:w16sdtdh="http://schemas.microsoft.com/office/word/2020/wordml/sdtdatahash" xmlns:w16se="http://schemas.microsoft.com/office/word/2015/wordml/symex" xmlns:wpg="http://schemas.microsoft.com/office/word/2010/wordprocessingGroup" xmlns:wpi="http://schemas.microsoft.com/office/word/2010/wordprocessingInk" xmlns:wne="http://schemas.microsoft.com/office/word/2006/wordml" xmlns:wps="http://schemas.microsoft.com/office/word/2010/wordprocessingShape" mc:Ignorable="w14 w15 w16se w16cid w16 w16cex w16sdtdh wp14">
+<w:endnotes xmlns:wpc="http://schemas.microsoft.com/office/word/2010/wordprocessingCanvas" xmlns:cx="http://schemas.microsoft.com/office/drawing/2014/chartex" xmlns:mc="http://schemas.openxmlformats.org/markup-compatibility/2006" xmlns:o="urn:schemas-microsoft-com:office:office" xmlns:r="http://schemas.openxmlformats.org/officeDocument/2006/relationships" xmlns:m="http://schemas.openxmlformats.org/officeDocument/2006/math" xmlns:v="urn:schemas-microsoft-com:vml" xmlns:wp14="http://schemas.microsoft.com/office/word/2010/wordprocessingDrawing" xmlns:wp="http://schemas.openxmlformats.org/drawingml/2006/wordprocessingDrawing" xmlns:w10="urn:schemas-microsoft-com:office:word" xmlns:w="http://schemas.openxmlformats.org/wordprocessingml/2006/main" xmlns:w14="http://schemas.microsoft.com/office/word/2010/wordml" xmlns:w15="http://schemas.microsoft.com/office/word/2012/wordml" xmlns:w16se="http://schemas.microsoft.com/office/word/2015/wordml/symex" xmlns:wpg="http://schemas.microsoft.com/office/word/2010/wordprocessingGroup" xmlns:wpi="http://schemas.microsoft.com/office/word/2010/wordprocessingInk" xmlns:wne="http://schemas.microsoft.com/office/word/2006/wordml" xmlns:wps="http://schemas.microsoft.com/office/word/2010/wordprocessingShape" mc:Ignorable="w14 w15 w16se wp14">
   <w:endnote w:type="separator" w:id="-1">
     <w:p>
       <w:r>
@@ -17881,7 +17967,7 @@
 </file>
 
 <file path=word/footnotes.xml><?xml version="1.0" encoding="utf-8"?>
-<w:footnotes xmlns:wpc="http://schemas.microsoft.com/office/word/2010/wordprocessingCanvas" xmlns:cx="http://schemas.microsoft.com/office/drawing/2014/chartex" xmlns:cx1="http://schemas.microsoft.com/office/drawing/2015/9/8/chartex" xmlns:cx2="http://schemas.microsoft.com/office/drawing/2015/10/21/chartex" xmlns:cx3="http://schemas.microsoft.com/office/drawing/2016/5/9/chartex" xmlns:cx4="http://schemas.microsoft.com/office/drawing/2016/5/10/chartex" xmlns:cx5="http://schemas.microsoft.com/office/drawing/2016/5/11/chartex" xmlns:cx6="http://schemas.microsoft.com/office/drawing/2016/5/12/chartex" xmlns:cx7="http://schemas.microsoft.com/office/drawing/2016/5/13/chartex" xmlns:cx8="http://schemas.microsoft.com/office/drawing/2016/5/14/chartex" xmlns:mc="http://schemas.openxmlformats.org/markup-compatibility/2006" xmlns:aink="http://schemas.microsoft.com/office/drawing/2016/ink" xmlns:am3d="http://schemas.microsoft.com/office/drawing/2017/model3d" xmlns:o="urn:schemas-microsoft-com:office:office" xmlns:r="http://schemas.openxmlformats.org/officeDocument/2006/relationships" xmlns:m="http://schemas.openxmlformats.org/officeDocument/2006/math" xmlns:v="urn:schemas-microsoft-com:vml" xmlns:wp14="http://schemas.microsoft.com/office/word/2010/wordprocessingDrawing" xmlns:wp="http://schemas.openxmlformats.org/drawingml/2006/wordprocessingDrawing" xmlns:w10="urn:schemas-microsoft-com:office:word" xmlns:w="http://schemas.openxmlformats.org/wordprocessingml/2006/main" xmlns:w14="http://schemas.microsoft.com/office/word/2010/wordml" xmlns:w15="http://schemas.microsoft.com/office/word/2012/wordml" xmlns:w16cex="http://schemas.microsoft.com/office/word/2018/wordml/cex" xmlns:w16cid="http://schemas.microsoft.com/office/word/2016/wordml/cid" xmlns:w16="http://schemas.microsoft.com/office/word/2018/wordml" xmlns:w16sdtdh="http://schemas.microsoft.com/office/word/2020/wordml/sdtdatahash" xmlns:w16se="http://schemas.microsoft.com/office/word/2015/wordml/symex" xmlns:wpg="http://schemas.microsoft.com/office/word/2010/wordprocessingGroup" xmlns:wpi="http://schemas.microsoft.com/office/word/2010/wordprocessingInk" xmlns:wne="http://schemas.microsoft.com/office/word/2006/wordml" xmlns:wps="http://schemas.microsoft.com/office/word/2010/wordprocessingShape" mc:Ignorable="w14 w15 w16se w16cid w16 w16cex w16sdtdh wp14">
+<w:footnotes xmlns:wpc="http://schemas.microsoft.com/office/word/2010/wordprocessingCanvas" xmlns:cx="http://schemas.microsoft.com/office/drawing/2014/chartex" xmlns:mc="http://schemas.openxmlformats.org/markup-compatibility/2006" xmlns:o="urn:schemas-microsoft-com:office:office" xmlns:r="http://schemas.openxmlformats.org/officeDocument/2006/relationships" xmlns:m="http://schemas.openxmlformats.org/officeDocument/2006/math" xmlns:v="urn:schemas-microsoft-com:vml" xmlns:wp14="http://schemas.microsoft.com/office/word/2010/wordprocessingDrawing" xmlns:wp="http://schemas.openxmlformats.org/drawingml/2006/wordprocessingDrawing" xmlns:w10="urn:schemas-microsoft-com:office:word" xmlns:w="http://schemas.openxmlformats.org/wordprocessingml/2006/main" xmlns:w14="http://schemas.microsoft.com/office/word/2010/wordml" xmlns:w15="http://schemas.microsoft.com/office/word/2012/wordml" xmlns:w16se="http://schemas.microsoft.com/office/word/2015/wordml/symex" xmlns:wpg="http://schemas.microsoft.com/office/word/2010/wordprocessingGroup" xmlns:wpi="http://schemas.microsoft.com/office/word/2010/wordprocessingInk" xmlns:wne="http://schemas.microsoft.com/office/word/2006/wordml" xmlns:wps="http://schemas.microsoft.com/office/word/2010/wordprocessingShape" mc:Ignorable="w14 w15 w16se wp14">
   <w:footnote w:type="separator" w:id="-1">
     <w:p>
       <w:r>
@@ -17900,7 +17986,7 @@
 </file>
 
 <file path=word/styles.xml><?xml version="1.0" encoding="utf-8"?>
-<w:styles xmlns:mc="http://schemas.openxmlformats.org/markup-compatibility/2006" xmlns:r="http://schemas.openxmlformats.org/officeDocument/2006/relationships" xmlns:w="http://schemas.openxmlformats.org/wordprocessingml/2006/main" xmlns:w14="http://schemas.microsoft.com/office/word/2010/wordml" xmlns:w15="http://schemas.microsoft.com/office/word/2012/wordml" xmlns:w16cex="http://schemas.microsoft.com/office/word/2018/wordml/cex" xmlns:w16cid="http://schemas.microsoft.com/office/word/2016/wordml/cid" xmlns:w16="http://schemas.microsoft.com/office/word/2018/wordml" xmlns:w16sdtdh="http://schemas.microsoft.com/office/word/2020/wordml/sdtdatahash" xmlns:w16se="http://schemas.microsoft.com/office/word/2015/wordml/symex" mc:Ignorable="w14 w15 w16se w16cid w16 w16cex w16sdtdh">
+<w:styles xmlns:mc="http://schemas.openxmlformats.org/markup-compatibility/2006" xmlns:r="http://schemas.openxmlformats.org/officeDocument/2006/relationships" xmlns:w="http://schemas.openxmlformats.org/wordprocessingml/2006/main" xmlns:w14="http://schemas.microsoft.com/office/word/2010/wordml" xmlns:w15="http://schemas.microsoft.com/office/word/2012/wordml" xmlns:w16se="http://schemas.microsoft.com/office/word/2015/wordml/symex" mc:Ignorable="w14 w15 w16se">
   <w:docDefaults>
     <w:rPrDefault>
       <w:rPr>
@@ -17913,7 +17999,7 @@
     </w:rPrDefault>
     <w:pPrDefault/>
   </w:docDefaults>
-  <w:latentStyles w:defLockedState="0" w:defUIPriority="99" w:defSemiHidden="0" w:defUnhideWhenUsed="0" w:defQFormat="0" w:count="376">
+  <w:latentStyles w:defLockedState="0" w:defUIPriority="99" w:defSemiHidden="0" w:defUnhideWhenUsed="0" w:defQFormat="0" w:count="371">
     <w:lsdException w:name="Normal" w:uiPriority="0" w:qFormat="1"/>
     <w:lsdException w:name="heading 1" w:uiPriority="9" w:qFormat="1"/>
     <w:lsdException w:name="heading 2" w:semiHidden="1" w:uiPriority="9" w:unhideWhenUsed="1" w:qFormat="1"/>
@@ -18285,11 +18371,6 @@
     <w:lsdException w:name="List Table 5 Dark Accent 6" w:uiPriority="50"/>
     <w:lsdException w:name="List Table 6 Colorful Accent 6" w:uiPriority="51"/>
     <w:lsdException w:name="List Table 7 Colorful Accent 6" w:uiPriority="52"/>
-    <w:lsdException w:name="Mention" w:semiHidden="1" w:unhideWhenUsed="1"/>
-    <w:lsdException w:name="Smart Hyperlink" w:semiHidden="1" w:unhideWhenUsed="1"/>
-    <w:lsdException w:name="Hashtag" w:semiHidden="1" w:unhideWhenUsed="1"/>
-    <w:lsdException w:name="Unresolved Mention" w:semiHidden="1" w:unhideWhenUsed="1"/>
-    <w:lsdException w:name="Smart Link" w:semiHidden="1" w:unhideWhenUsed="1"/>
   </w:latentStyles>
   <w:style w:type="paragraph" w:default="1" w:styleId="a">
     <w:name w:val="Normal"/>
@@ -18744,7 +18825,7 @@
 </file>
 
 <file path=customXml/itemProps1.xml><?xml version="1.0" encoding="utf-8"?>
-<ds:datastoreItem xmlns:ds="http://schemas.openxmlformats.org/officeDocument/2006/customXml" ds:itemID="{35D1EEFD-712C-412A-B6CD-895159C46CEB}">
+<ds:datastoreItem xmlns:ds="http://schemas.openxmlformats.org/officeDocument/2006/customXml" ds:itemID="{EEB7A35A-0071-48BB-AB6E-BA19D3CE50FC}">
   <ds:schemaRefs>
     <ds:schemaRef ds:uri="http://schemas.openxmlformats.org/officeDocument/2006/bibliography"/>
   </ds:schemaRefs>
